--- a/Complete Python Developer Zero to Mastery.docx
+++ b/Complete Python Developer Zero to Mastery.docx
@@ -364,7 +364,6 @@
         </w:rPr>
       </w:pPr>
       <w:hyperlink r:id="rId7" w:history="1">
-        <w:proofErr w:type="spellStart"/>
         <w:r>
           <w:rPr>
             <w:rStyle w:val="Hyperlink"/>
@@ -374,19 +373,7 @@
             <w:sz w:val="24"/>
             <w:szCs w:val="24"/>
           </w:rPr>
-          <w:t>ZeroToMastery</w:t>
-        </w:r>
-        <w:proofErr w:type="spellEnd"/>
-        <w:r>
-          <w:rPr>
-            <w:rStyle w:val="Hyperlink"/>
-            <w:rFonts w:ascii="Times New Roman" w:hAnsi="Times New Roman" w:cs="Times New Roman"/>
-            <w:i/>
-            <w:iCs/>
-            <w:sz w:val="24"/>
-            <w:szCs w:val="24"/>
-          </w:rPr>
-          <w:t xml:space="preserve"> (discord.com)</w:t>
+          <w:t>ZeroToMastery (discord.com)</w:t>
         </w:r>
       </w:hyperlink>
     </w:p>
@@ -913,25 +900,14 @@
       <w:r>
         <w:br/>
       </w:r>
-      <w:proofErr w:type="spellStart"/>
-      <w:r>
-        <w:rPr>
-          <w:rFonts w:ascii="Times New Roman" w:hAnsi="Times New Roman" w:cs="Times New Roman"/>
-          <w:sz w:val="24"/>
-          <w:szCs w:val="24"/>
-          <w:lang w:val="en-US"/>
-        </w:rPr>
-        <w:t>Jython</w:t>
-      </w:r>
-      <w:proofErr w:type="spellEnd"/>
-      <w:r>
-        <w:rPr>
-          <w:rFonts w:ascii="Times New Roman" w:hAnsi="Times New Roman" w:cs="Times New Roman"/>
-          <w:sz w:val="24"/>
-          <w:szCs w:val="24"/>
-          <w:lang w:val="en-US"/>
-        </w:rPr>
-        <w:t xml:space="preserve"> (Java), </w:t>
+      <w:r>
+        <w:rPr>
+          <w:rFonts w:ascii="Times New Roman" w:hAnsi="Times New Roman" w:cs="Times New Roman"/>
+          <w:sz w:val="24"/>
+          <w:szCs w:val="24"/>
+          <w:lang w:val="en-US"/>
+        </w:rPr>
+        <w:t xml:space="preserve">Jython (Java), </w:t>
       </w:r>
       <w:proofErr w:type="spellStart"/>
       <w:r>
@@ -5601,7 +5577,27 @@
           <w:szCs w:val="24"/>
           <w:lang w:val="en-US"/>
         </w:rPr>
-        <w:t xml:space="preserve"> = ‘Nitesh’</w:t>
+        <w:t xml:space="preserve"> = ‘</w:t>
+      </w:r>
+      <w:proofErr w:type="spellStart"/>
+      <w:r>
+        <w:rPr>
+          <w:rFonts w:ascii="Courier New" w:hAnsi="Courier New" w:cs="Courier New"/>
+          <w:sz w:val="24"/>
+          <w:szCs w:val="24"/>
+          <w:lang w:val="en-US"/>
+        </w:rPr>
+        <w:t>Nitesh</w:t>
+      </w:r>
+      <w:proofErr w:type="spellEnd"/>
+      <w:r>
+        <w:rPr>
+          <w:rFonts w:ascii="Courier New" w:hAnsi="Courier New" w:cs="Courier New"/>
+          <w:sz w:val="24"/>
+          <w:szCs w:val="24"/>
+          <w:lang w:val="en-US"/>
+        </w:rPr>
+        <w:t>’</w:t>
       </w:r>
       <w:r>
         <w:rPr>
@@ -7198,47 +7194,7 @@
           <w:szCs w:val="24"/>
           <w:lang w:val="en-US"/>
         </w:rPr>
-        <w:t>print(</w:t>
-      </w:r>
-      <w:proofErr w:type="spellStart"/>
-      <w:r>
-        <w:rPr>
-          <w:rFonts w:ascii="Courier New" w:hAnsi="Courier New" w:cs="Courier New"/>
-          <w:sz w:val="24"/>
-          <w:szCs w:val="24"/>
-          <w:lang w:val="en-US"/>
-        </w:rPr>
-        <w:t>len</w:t>
-      </w:r>
-      <w:proofErr w:type="spellEnd"/>
-      <w:r>
-        <w:rPr>
-          <w:rFonts w:ascii="Courier New" w:hAnsi="Courier New" w:cs="Courier New"/>
-          <w:sz w:val="24"/>
-          <w:szCs w:val="24"/>
-          <w:lang w:val="en-US"/>
-        </w:rPr>
-        <w:t>(‘</w:t>
-      </w:r>
-      <w:proofErr w:type="spellStart"/>
-      <w:r>
-        <w:rPr>
-          <w:rFonts w:ascii="Courier New" w:hAnsi="Courier New" w:cs="Courier New"/>
-          <w:sz w:val="24"/>
-          <w:szCs w:val="24"/>
-          <w:lang w:val="en-US"/>
-        </w:rPr>
-        <w:t>helllooooo</w:t>
-      </w:r>
-      <w:proofErr w:type="spellEnd"/>
-      <w:r>
-        <w:rPr>
-          <w:rFonts w:ascii="Courier New" w:hAnsi="Courier New" w:cs="Courier New"/>
-          <w:sz w:val="24"/>
-          <w:szCs w:val="24"/>
-          <w:lang w:val="en-US"/>
-        </w:rPr>
-        <w:t>’))</w:t>
+        <w:t>print(len(‘helllooooo’))</w:t>
       </w:r>
       <w:r>
         <w:rPr>
@@ -10615,25 +10571,14 @@
         </w:rPr>
         <w:br/>
       </w:r>
-      <w:proofErr w:type="spellStart"/>
-      <w:r>
-        <w:rPr>
-          <w:rFonts w:ascii="Courier New" w:hAnsi="Courier New" w:cs="Courier New"/>
-          <w:sz w:val="24"/>
-          <w:szCs w:val="24"/>
-          <w:lang w:val="en-US"/>
-        </w:rPr>
-        <w:t>basket.sort</w:t>
-      </w:r>
-      <w:proofErr w:type="spellEnd"/>
-      <w:r>
-        <w:rPr>
-          <w:rFonts w:ascii="Courier New" w:hAnsi="Courier New" w:cs="Courier New"/>
-          <w:sz w:val="24"/>
-          <w:szCs w:val="24"/>
-          <w:lang w:val="en-US"/>
-        </w:rPr>
-        <w:t>(reverse=True)</w:t>
+      <w:r>
+        <w:rPr>
+          <w:rFonts w:ascii="Courier New" w:hAnsi="Courier New" w:cs="Courier New"/>
+          <w:sz w:val="24"/>
+          <w:szCs w:val="24"/>
+          <w:lang w:val="en-US"/>
+        </w:rPr>
+        <w:t>basket.sort(reverse=True)</w:t>
       </w:r>
       <w:r>
         <w:rPr>
@@ -13227,25 +13172,14 @@
         </w:rPr>
         <w:br/>
       </w:r>
-      <w:proofErr w:type="spellStart"/>
-      <w:r>
-        <w:rPr>
-          <w:rFonts w:ascii="Courier New" w:hAnsi="Courier New" w:cs="Courier New"/>
-          <w:sz w:val="24"/>
-          <w:szCs w:val="24"/>
-          <w:lang w:val="en-US"/>
-        </w:rPr>
-        <w:t>my_tuple</w:t>
-      </w:r>
-      <w:proofErr w:type="spellEnd"/>
-      <w:r>
-        <w:rPr>
-          <w:rFonts w:ascii="Courier New" w:hAnsi="Courier New" w:cs="Courier New"/>
-          <w:sz w:val="24"/>
-          <w:szCs w:val="24"/>
-          <w:lang w:val="en-US"/>
-        </w:rPr>
-        <w:t xml:space="preserve"> = (1,2,3,4,5)</w:t>
+      <w:r>
+        <w:rPr>
+          <w:rFonts w:ascii="Courier New" w:hAnsi="Courier New" w:cs="Courier New"/>
+          <w:sz w:val="24"/>
+          <w:szCs w:val="24"/>
+          <w:lang w:val="en-US"/>
+        </w:rPr>
+        <w:t>my_tuple = (1,2,3,4,5)</w:t>
       </w:r>
       <w:r>
         <w:rPr>
@@ -13421,25 +13355,14 @@
         </w:rPr>
         <w:br/>
       </w:r>
-      <w:proofErr w:type="spellStart"/>
-      <w:r>
-        <w:rPr>
-          <w:rFonts w:ascii="Courier New" w:hAnsi="Courier New" w:cs="Courier New"/>
-          <w:sz w:val="24"/>
-          <w:szCs w:val="24"/>
-          <w:lang w:val="en-US"/>
-        </w:rPr>
-        <w:t>my_tuple</w:t>
-      </w:r>
-      <w:proofErr w:type="spellEnd"/>
-      <w:r>
-        <w:rPr>
-          <w:rFonts w:ascii="Courier New" w:hAnsi="Courier New" w:cs="Courier New"/>
-          <w:sz w:val="24"/>
-          <w:szCs w:val="24"/>
-          <w:lang w:val="en-US"/>
-        </w:rPr>
-        <w:t xml:space="preserve"> = (1,2,3,4,5)</w:t>
+      <w:r>
+        <w:rPr>
+          <w:rFonts w:ascii="Courier New" w:hAnsi="Courier New" w:cs="Courier New"/>
+          <w:sz w:val="24"/>
+          <w:szCs w:val="24"/>
+          <w:lang w:val="en-US"/>
+        </w:rPr>
+        <w:t>my_tuple = (1,2,3,4,5)</w:t>
       </w:r>
     </w:p>
     <w:p>
@@ -14528,8 +14451,5728 @@
         </w:r>
         <w:proofErr w:type="spellEnd"/>
       </w:hyperlink>
+      <w:r>
+        <w:rPr>
+          <w:rFonts w:ascii="Times New Roman" w:hAnsi="Times New Roman" w:cs="Times New Roman"/>
+          <w:b/>
+          <w:sz w:val="24"/>
+          <w:szCs w:val="24"/>
+          <w:lang w:val="en-US"/>
+        </w:rPr>
+        <w:br w:type="page"/>
+      </w:r>
+    </w:p>
+    <w:p>
+      <w:pPr>
+        <w:spacing w:line="360" w:lineRule="auto"/>
+        <w:jc w:val="center"/>
+        <w:rPr>
+          <w:rFonts w:ascii="Times New Roman" w:hAnsi="Times New Roman" w:cs="Times New Roman"/>
+          <w:b/>
+          <w:sz w:val="28"/>
+          <w:szCs w:val="24"/>
+          <w:lang w:val="en-US"/>
+        </w:rPr>
+      </w:pPr>
+      <w:r>
+        <w:rPr>
+          <w:rFonts w:ascii="Times New Roman" w:hAnsi="Times New Roman" w:cs="Times New Roman"/>
+          <w:b/>
+          <w:sz w:val="28"/>
+          <w:szCs w:val="24"/>
+          <w:lang w:val="en-US"/>
+        </w:rPr>
+        <w:lastRenderedPageBreak/>
+        <w:t>Python Basics II</w:t>
+      </w:r>
+    </w:p>
+    <w:p>
+      <w:pPr>
+        <w:spacing w:line="360" w:lineRule="auto"/>
+        <w:jc w:val="center"/>
+        <w:rPr>
+          <w:rFonts w:ascii="Times New Roman" w:hAnsi="Times New Roman" w:cs="Times New Roman"/>
+          <w:b/>
+          <w:sz w:val="28"/>
+          <w:szCs w:val="24"/>
+          <w:lang w:val="en-US"/>
+        </w:rPr>
+      </w:pPr>
+    </w:p>
+    <w:p>
+      <w:pPr>
+        <w:pStyle w:val="ListParagraph"/>
+        <w:numPr>
+          <w:ilvl w:val="0"/>
+          <w:numId w:val="7"/>
+        </w:numPr>
+        <w:spacing w:line="360" w:lineRule="auto"/>
+        <w:rPr>
+          <w:rFonts w:ascii="Times New Roman" w:hAnsi="Times New Roman" w:cs="Times New Roman"/>
+          <w:b/>
+          <w:sz w:val="24"/>
+          <w:szCs w:val="24"/>
+          <w:lang w:val="en-US"/>
+        </w:rPr>
+      </w:pPr>
+      <w:r>
+        <w:rPr>
+          <w:rFonts w:ascii="Times New Roman" w:hAnsi="Times New Roman" w:cs="Times New Roman"/>
+          <w:b/>
+          <w:sz w:val="24"/>
+          <w:szCs w:val="24"/>
+          <w:lang w:val="en-US"/>
+        </w:rPr>
+        <w:t xml:space="preserve">Breaking </w:t>
+      </w:r>
+      <w:r>
+        <w:rPr>
+          <w:rFonts w:ascii="Times New Roman" w:hAnsi="Times New Roman" w:cs="Times New Roman"/>
+          <w:b/>
+          <w:sz w:val="24"/>
+          <w:szCs w:val="24"/>
+          <w:lang w:val="en-US"/>
+        </w:rPr>
+        <w:t>the</w:t>
+      </w:r>
+      <w:r>
+        <w:rPr>
+          <w:rFonts w:ascii="Times New Roman" w:hAnsi="Times New Roman" w:cs="Times New Roman"/>
+          <w:b/>
+          <w:sz w:val="24"/>
+          <w:szCs w:val="24"/>
+          <w:lang w:val="en-US"/>
+        </w:rPr>
+        <w:t xml:space="preserve"> Flow</w:t>
+      </w:r>
+      <w:r>
+        <w:rPr>
+          <w:rFonts w:ascii="Times New Roman" w:hAnsi="Times New Roman" w:cs="Times New Roman"/>
+          <w:b/>
+          <w:sz w:val="24"/>
+          <w:szCs w:val="24"/>
+          <w:lang w:val="en-US"/>
+        </w:rPr>
+        <w:br/>
+      </w:r>
+      <w:r>
+        <w:rPr>
+          <w:rFonts w:ascii="Times New Roman" w:hAnsi="Times New Roman" w:cs="Times New Roman"/>
+          <w:b/>
+          <w:sz w:val="24"/>
+          <w:szCs w:val="24"/>
+          <w:lang w:val="en-US"/>
+        </w:rPr>
+        <w:br/>
+      </w:r>
+      <w:r>
+        <w:rPr>
+          <w:rFonts w:ascii="Times New Roman" w:hAnsi="Times New Roman" w:cs="Times New Roman"/>
+          <w:sz w:val="24"/>
+          <w:szCs w:val="24"/>
+          <w:lang w:val="en-US"/>
+        </w:rPr>
+        <w:t>Conditions, conditional logics, loops, looping.</w:t>
+      </w:r>
+      <w:r>
+        <w:rPr>
+          <w:rFonts w:ascii="Times New Roman" w:hAnsi="Times New Roman" w:cs="Times New Roman"/>
+          <w:sz w:val="24"/>
+          <w:szCs w:val="24"/>
+          <w:lang w:val="en-US"/>
+        </w:rPr>
+        <w:br/>
+      </w:r>
+      <w:r>
+        <w:rPr>
+          <w:rFonts w:ascii="Times New Roman" w:hAnsi="Times New Roman" w:cs="Times New Roman"/>
+          <w:sz w:val="24"/>
+          <w:szCs w:val="24"/>
+          <w:lang w:val="en-US"/>
+        </w:rPr>
+        <w:br/>
+      </w:r>
+    </w:p>
+    <w:p>
+      <w:pPr>
+        <w:pStyle w:val="ListParagraph"/>
+        <w:numPr>
+          <w:ilvl w:val="0"/>
+          <w:numId w:val="7"/>
+        </w:numPr>
+        <w:spacing w:line="360" w:lineRule="auto"/>
+        <w:rPr>
+          <w:rFonts w:ascii="Courier New" w:hAnsi="Courier New" w:cs="Courier New"/>
+          <w:b/>
+          <w:sz w:val="24"/>
+          <w:szCs w:val="24"/>
+          <w:lang w:val="en-US"/>
+        </w:rPr>
+      </w:pPr>
+      <w:r>
+        <w:rPr>
+          <w:rFonts w:ascii="Times New Roman" w:hAnsi="Times New Roman" w:cs="Times New Roman"/>
+          <w:b/>
+          <w:sz w:val="24"/>
+          <w:szCs w:val="24"/>
+          <w:lang w:val="en-US"/>
+        </w:rPr>
+        <w:t>Conditional Logic</w:t>
+      </w:r>
+      <w:r>
+        <w:rPr>
+          <w:rFonts w:ascii="Times New Roman" w:hAnsi="Times New Roman" w:cs="Times New Roman"/>
+          <w:b/>
+          <w:sz w:val="24"/>
+          <w:szCs w:val="24"/>
+          <w:lang w:val="en-US"/>
+        </w:rPr>
+        <w:br/>
+      </w:r>
+      <w:r>
+        <w:rPr>
+          <w:rFonts w:ascii="Times New Roman" w:hAnsi="Times New Roman" w:cs="Times New Roman"/>
+          <w:b/>
+          <w:sz w:val="24"/>
+          <w:szCs w:val="24"/>
+          <w:lang w:val="en-US"/>
+        </w:rPr>
+        <w:br/>
+      </w:r>
+      <w:r>
+        <w:rPr>
+          <w:rFonts w:ascii="Courier New" w:hAnsi="Courier New" w:cs="Courier New"/>
+          <w:sz w:val="24"/>
+          <w:szCs w:val="24"/>
+          <w:lang w:val="en-US"/>
+        </w:rPr>
+        <w:t>if condition:</w:t>
+      </w:r>
+      <w:r>
+        <w:rPr>
+          <w:rFonts w:ascii="Courier New" w:hAnsi="Courier New" w:cs="Courier New"/>
+          <w:sz w:val="24"/>
+          <w:szCs w:val="24"/>
+          <w:lang w:val="en-US"/>
+        </w:rPr>
+        <w:br/>
+      </w:r>
+      <w:r>
+        <w:rPr>
+          <w:rFonts w:ascii="Courier New" w:hAnsi="Courier New" w:cs="Courier New"/>
+          <w:b/>
+          <w:sz w:val="24"/>
+          <w:szCs w:val="24"/>
+          <w:lang w:val="en-US"/>
+        </w:rPr>
+        <w:t xml:space="preserve">    </w:t>
+      </w:r>
+      <w:r>
+        <w:rPr>
+          <w:rFonts w:ascii="Courier New" w:hAnsi="Courier New" w:cs="Courier New"/>
+          <w:sz w:val="24"/>
+          <w:szCs w:val="24"/>
+          <w:lang w:val="en-US"/>
+        </w:rPr>
+        <w:t>statement</w:t>
+      </w:r>
+      <w:r>
+        <w:rPr>
+          <w:rFonts w:ascii="Courier New" w:hAnsi="Courier New" w:cs="Courier New"/>
+          <w:sz w:val="24"/>
+          <w:szCs w:val="24"/>
+          <w:lang w:val="en-US"/>
+        </w:rPr>
+        <w:br/>
+      </w:r>
+      <w:proofErr w:type="spellStart"/>
+      <w:r>
+        <w:rPr>
+          <w:rFonts w:ascii="Courier New" w:hAnsi="Courier New" w:cs="Courier New"/>
+          <w:sz w:val="24"/>
+          <w:szCs w:val="24"/>
+          <w:lang w:val="en-US"/>
+        </w:rPr>
+        <w:t>elif</w:t>
+      </w:r>
+      <w:proofErr w:type="spellEnd"/>
+      <w:r>
+        <w:rPr>
+          <w:rFonts w:ascii="Courier New" w:hAnsi="Courier New" w:cs="Courier New"/>
+          <w:sz w:val="24"/>
+          <w:szCs w:val="24"/>
+          <w:lang w:val="en-US"/>
+        </w:rPr>
+        <w:t>:</w:t>
+      </w:r>
+      <w:r>
+        <w:rPr>
+          <w:rFonts w:ascii="Courier New" w:hAnsi="Courier New" w:cs="Courier New"/>
+          <w:sz w:val="24"/>
+          <w:szCs w:val="24"/>
+          <w:lang w:val="en-US"/>
+        </w:rPr>
+        <w:br/>
+        <w:t xml:space="preserve">    statement</w:t>
+      </w:r>
+      <w:r>
+        <w:rPr>
+          <w:rFonts w:ascii="Courier New" w:hAnsi="Courier New" w:cs="Courier New"/>
+          <w:sz w:val="24"/>
+          <w:szCs w:val="24"/>
+          <w:lang w:val="en-US"/>
+        </w:rPr>
+        <w:br/>
+      </w:r>
+      <w:r>
+        <w:rPr>
+          <w:rFonts w:ascii="Courier New" w:hAnsi="Courier New" w:cs="Courier New"/>
+          <w:sz w:val="24"/>
+          <w:szCs w:val="24"/>
+          <w:lang w:val="en-US"/>
+        </w:rPr>
+        <w:t>else:</w:t>
+      </w:r>
+      <w:r>
+        <w:rPr>
+          <w:rFonts w:ascii="Courier New" w:hAnsi="Courier New" w:cs="Courier New"/>
+          <w:sz w:val="24"/>
+          <w:szCs w:val="24"/>
+          <w:lang w:val="en-US"/>
+        </w:rPr>
+        <w:br/>
+        <w:t xml:space="preserve">    statement</w:t>
+      </w:r>
+      <w:r>
+        <w:rPr>
+          <w:rFonts w:ascii="Courier New" w:hAnsi="Courier New" w:cs="Courier New"/>
+          <w:sz w:val="24"/>
+          <w:szCs w:val="24"/>
+          <w:lang w:val="en-US"/>
+        </w:rPr>
+        <w:br/>
+      </w:r>
+      <w:r>
+        <w:rPr>
+          <w:rFonts w:ascii="Courier New" w:hAnsi="Courier New" w:cs="Courier New"/>
+          <w:sz w:val="24"/>
+          <w:szCs w:val="24"/>
+          <w:lang w:val="en-US"/>
+        </w:rPr>
+        <w:br/>
+      </w:r>
+      <w:r>
+        <w:rPr>
+          <w:rFonts w:ascii="Times New Roman" w:hAnsi="Times New Roman" w:cs="Times New Roman"/>
+          <w:sz w:val="24"/>
+          <w:szCs w:val="24"/>
+          <w:lang w:val="en-US"/>
+        </w:rPr>
+        <w:t>else block runs only when if condition evaluates to false.</w:t>
+      </w:r>
+      <w:r>
+        <w:rPr>
+          <w:rFonts w:ascii="Times New Roman" w:hAnsi="Times New Roman" w:cs="Times New Roman"/>
+          <w:sz w:val="24"/>
+          <w:szCs w:val="24"/>
+          <w:lang w:val="en-US"/>
+        </w:rPr>
+        <w:br/>
+      </w:r>
+      <w:r>
+        <w:rPr>
+          <w:rFonts w:ascii="Times New Roman" w:hAnsi="Times New Roman" w:cs="Times New Roman"/>
+          <w:sz w:val="24"/>
+          <w:szCs w:val="24"/>
+          <w:lang w:val="en-US"/>
+        </w:rPr>
+        <w:br/>
+      </w:r>
+      <w:proofErr w:type="spellStart"/>
+      <w:r>
+        <w:rPr>
+          <w:rFonts w:ascii="Courier New" w:hAnsi="Courier New" w:cs="Courier New"/>
+          <w:sz w:val="24"/>
+          <w:szCs w:val="24"/>
+          <w:lang w:val="en-US"/>
+        </w:rPr>
+        <w:t>is_old</w:t>
+      </w:r>
+      <w:proofErr w:type="spellEnd"/>
+      <w:r>
+        <w:rPr>
+          <w:rFonts w:ascii="Courier New" w:hAnsi="Courier New" w:cs="Courier New"/>
+          <w:sz w:val="24"/>
+          <w:szCs w:val="24"/>
+          <w:lang w:val="en-US"/>
+        </w:rPr>
+        <w:t xml:space="preserve"> = True</w:t>
+      </w:r>
+      <w:r>
+        <w:rPr>
+          <w:rFonts w:ascii="Courier New" w:hAnsi="Courier New" w:cs="Courier New"/>
+          <w:sz w:val="24"/>
+          <w:szCs w:val="24"/>
+          <w:lang w:val="en-US"/>
+        </w:rPr>
+        <w:br/>
+      </w:r>
+      <w:proofErr w:type="spellStart"/>
+      <w:r>
+        <w:rPr>
+          <w:rFonts w:ascii="Courier New" w:hAnsi="Courier New" w:cs="Courier New"/>
+          <w:sz w:val="24"/>
+          <w:szCs w:val="24"/>
+          <w:lang w:val="en-US"/>
+        </w:rPr>
+        <w:t>is_licenced</w:t>
+      </w:r>
+      <w:proofErr w:type="spellEnd"/>
+      <w:r>
+        <w:rPr>
+          <w:rFonts w:ascii="Courier New" w:hAnsi="Courier New" w:cs="Courier New"/>
+          <w:sz w:val="24"/>
+          <w:szCs w:val="24"/>
+          <w:lang w:val="en-US"/>
+        </w:rPr>
+        <w:t xml:space="preserve"> = True</w:t>
+      </w:r>
+      <w:r>
+        <w:rPr>
+          <w:rFonts w:ascii="Courier New" w:hAnsi="Courier New" w:cs="Courier New"/>
+          <w:sz w:val="24"/>
+          <w:szCs w:val="24"/>
+          <w:lang w:val="en-US"/>
+        </w:rPr>
+        <w:br/>
+      </w:r>
+      <w:r>
+        <w:rPr>
+          <w:rFonts w:ascii="Courier New" w:hAnsi="Courier New" w:cs="Courier New"/>
+          <w:sz w:val="24"/>
+          <w:szCs w:val="24"/>
+          <w:lang w:val="en-US"/>
+        </w:rPr>
+        <w:br/>
+        <w:t xml:space="preserve">if </w:t>
+      </w:r>
+      <w:proofErr w:type="spellStart"/>
+      <w:r>
+        <w:rPr>
+          <w:rFonts w:ascii="Courier New" w:hAnsi="Courier New" w:cs="Courier New"/>
+          <w:sz w:val="24"/>
+          <w:szCs w:val="24"/>
+          <w:lang w:val="en-US"/>
+        </w:rPr>
+        <w:t>is_old</w:t>
+      </w:r>
+      <w:proofErr w:type="spellEnd"/>
+      <w:r>
+        <w:rPr>
+          <w:rFonts w:ascii="Courier New" w:hAnsi="Courier New" w:cs="Courier New"/>
+          <w:sz w:val="24"/>
+          <w:szCs w:val="24"/>
+          <w:lang w:val="en-US"/>
+        </w:rPr>
+        <w:t>:</w:t>
+      </w:r>
+      <w:r>
+        <w:rPr>
+          <w:rFonts w:ascii="Courier New" w:hAnsi="Courier New" w:cs="Courier New"/>
+          <w:sz w:val="24"/>
+          <w:szCs w:val="24"/>
+          <w:lang w:val="en-US"/>
+        </w:rPr>
+        <w:br/>
+        <w:t xml:space="preserve">    </w:t>
+      </w:r>
+      <w:proofErr w:type="gramStart"/>
+      <w:r>
+        <w:rPr>
+          <w:rFonts w:ascii="Courier New" w:hAnsi="Courier New" w:cs="Courier New"/>
+          <w:sz w:val="24"/>
+          <w:szCs w:val="24"/>
+          <w:lang w:val="en-US"/>
+        </w:rPr>
+        <w:t>print(</w:t>
+      </w:r>
+      <w:proofErr w:type="gramEnd"/>
+      <w:r>
+        <w:rPr>
+          <w:rFonts w:ascii="Courier New" w:hAnsi="Courier New" w:cs="Courier New"/>
+          <w:sz w:val="24"/>
+          <w:szCs w:val="24"/>
+          <w:lang w:val="en-US"/>
+        </w:rPr>
+        <w:t>‘You are old enough to drive!’)</w:t>
+      </w:r>
+      <w:r>
+        <w:rPr>
+          <w:rFonts w:ascii="Courier New" w:hAnsi="Courier New" w:cs="Courier New"/>
+          <w:sz w:val="24"/>
+          <w:szCs w:val="24"/>
+          <w:lang w:val="en-US"/>
+        </w:rPr>
+        <w:br/>
+      </w:r>
+      <w:proofErr w:type="spellStart"/>
+      <w:proofErr w:type="gramStart"/>
+      <w:r>
+        <w:rPr>
+          <w:rFonts w:ascii="Courier New" w:hAnsi="Courier New" w:cs="Courier New"/>
+          <w:sz w:val="24"/>
+          <w:szCs w:val="24"/>
+          <w:lang w:val="en-US"/>
+        </w:rPr>
+        <w:t>elif</w:t>
+      </w:r>
+      <w:proofErr w:type="spellEnd"/>
+      <w:proofErr w:type="gramEnd"/>
+      <w:r>
+        <w:rPr>
+          <w:rFonts w:ascii="Courier New" w:hAnsi="Courier New" w:cs="Courier New"/>
+          <w:sz w:val="24"/>
+          <w:szCs w:val="24"/>
+          <w:lang w:val="en-US"/>
+        </w:rPr>
+        <w:t xml:space="preserve"> </w:t>
+      </w:r>
+      <w:proofErr w:type="spellStart"/>
+      <w:r>
+        <w:rPr>
+          <w:rFonts w:ascii="Courier New" w:hAnsi="Courier New" w:cs="Courier New"/>
+          <w:sz w:val="24"/>
+          <w:szCs w:val="24"/>
+          <w:lang w:val="en-US"/>
+        </w:rPr>
+        <w:t>is_licenced</w:t>
+      </w:r>
+      <w:proofErr w:type="spellEnd"/>
+      <w:r>
+        <w:rPr>
+          <w:rFonts w:ascii="Courier New" w:hAnsi="Courier New" w:cs="Courier New"/>
+          <w:sz w:val="24"/>
+          <w:szCs w:val="24"/>
+          <w:lang w:val="en-US"/>
+        </w:rPr>
+        <w:t>:</w:t>
+      </w:r>
+      <w:r>
+        <w:rPr>
+          <w:rFonts w:ascii="Courier New" w:hAnsi="Courier New" w:cs="Courier New"/>
+          <w:sz w:val="24"/>
+          <w:szCs w:val="24"/>
+          <w:lang w:val="en-US"/>
+        </w:rPr>
+        <w:br/>
+        <w:t xml:space="preserve">    print(‘You can drive now!’)</w:t>
+      </w:r>
+      <w:r>
+        <w:rPr>
+          <w:rFonts w:ascii="Courier New" w:hAnsi="Courier New" w:cs="Courier New"/>
+          <w:sz w:val="24"/>
+          <w:szCs w:val="24"/>
+          <w:lang w:val="en-US"/>
+        </w:rPr>
+        <w:br/>
+      </w:r>
+      <w:proofErr w:type="gramStart"/>
+      <w:r>
+        <w:rPr>
+          <w:rFonts w:ascii="Courier New" w:hAnsi="Courier New" w:cs="Courier New"/>
+          <w:sz w:val="24"/>
+          <w:szCs w:val="24"/>
+          <w:lang w:val="en-US"/>
+        </w:rPr>
+        <w:t>else</w:t>
+      </w:r>
+      <w:proofErr w:type="gramEnd"/>
+      <w:r>
+        <w:rPr>
+          <w:rFonts w:ascii="Courier New" w:hAnsi="Courier New" w:cs="Courier New"/>
+          <w:sz w:val="24"/>
+          <w:szCs w:val="24"/>
+          <w:lang w:val="en-US"/>
+        </w:rPr>
+        <w:t>:</w:t>
+      </w:r>
+      <w:r>
+        <w:rPr>
+          <w:rFonts w:ascii="Courier New" w:hAnsi="Courier New" w:cs="Courier New"/>
+          <w:sz w:val="24"/>
+          <w:szCs w:val="24"/>
+          <w:lang w:val="en-US"/>
+        </w:rPr>
+        <w:br/>
+        <w:t xml:space="preserve">    print(‘You are not of age!’)</w:t>
+      </w:r>
+      <w:r>
+        <w:rPr>
+          <w:rFonts w:ascii="Courier New" w:hAnsi="Courier New" w:cs="Courier New"/>
+          <w:sz w:val="24"/>
+          <w:szCs w:val="24"/>
+          <w:lang w:val="en-US"/>
+        </w:rPr>
+        <w:br/>
+      </w:r>
+      <w:r>
+        <w:rPr>
+          <w:rFonts w:ascii="Courier New" w:hAnsi="Courier New" w:cs="Courier New"/>
+          <w:sz w:val="24"/>
+          <w:szCs w:val="24"/>
+          <w:lang w:val="en-US"/>
+        </w:rPr>
+        <w:br/>
+        <w:t>print(‘</w:t>
+      </w:r>
+      <w:proofErr w:type="spellStart"/>
+      <w:r>
+        <w:rPr>
+          <w:rFonts w:ascii="Courier New" w:hAnsi="Courier New" w:cs="Courier New"/>
+          <w:sz w:val="24"/>
+          <w:szCs w:val="24"/>
+          <w:lang w:val="en-US"/>
+        </w:rPr>
+        <w:t>okok</w:t>
+      </w:r>
+      <w:proofErr w:type="spellEnd"/>
+      <w:r>
+        <w:rPr>
+          <w:rFonts w:ascii="Courier New" w:hAnsi="Courier New" w:cs="Courier New"/>
+          <w:sz w:val="24"/>
+          <w:szCs w:val="24"/>
+          <w:lang w:val="en-US"/>
+        </w:rPr>
+        <w:t>’)</w:t>
+      </w:r>
+      <w:r>
+        <w:rPr>
+          <w:rFonts w:ascii="Courier New" w:hAnsi="Courier New" w:cs="Courier New"/>
+          <w:sz w:val="24"/>
+          <w:szCs w:val="24"/>
+          <w:lang w:val="en-US"/>
+        </w:rPr>
+        <w:br/>
+      </w:r>
+      <w:r>
+        <w:rPr>
+          <w:rFonts w:ascii="Courier New" w:hAnsi="Courier New" w:cs="Courier New"/>
+          <w:b/>
+          <w:sz w:val="24"/>
+          <w:szCs w:val="24"/>
+          <w:lang w:val="en-US"/>
+        </w:rPr>
+        <w:br/>
+      </w:r>
+    </w:p>
+    <w:p>
+      <w:pPr>
+        <w:rPr>
+          <w:rFonts w:ascii="Courier New" w:hAnsi="Courier New" w:cs="Courier New"/>
+          <w:b/>
+          <w:sz w:val="24"/>
+          <w:szCs w:val="24"/>
+          <w:lang w:val="en-US"/>
+        </w:rPr>
+      </w:pPr>
+      <w:r>
+        <w:rPr>
+          <w:rFonts w:ascii="Courier New" w:hAnsi="Courier New" w:cs="Courier New"/>
+          <w:b/>
+          <w:sz w:val="24"/>
+          <w:szCs w:val="24"/>
+          <w:lang w:val="en-US"/>
+        </w:rPr>
+        <w:br w:type="page"/>
+      </w:r>
+    </w:p>
+    <w:p>
+      <w:pPr>
+        <w:pStyle w:val="ListParagraph"/>
+        <w:numPr>
+          <w:ilvl w:val="0"/>
+          <w:numId w:val="7"/>
+        </w:numPr>
+        <w:spacing w:line="360" w:lineRule="auto"/>
+        <w:rPr>
+          <w:rFonts w:ascii="Courier New" w:hAnsi="Courier New" w:cs="Courier New"/>
+          <w:b/>
+          <w:sz w:val="24"/>
+          <w:szCs w:val="24"/>
+          <w:lang w:val="en-US"/>
+        </w:rPr>
+      </w:pPr>
+      <w:r>
+        <w:rPr>
+          <w:rFonts w:ascii="Times New Roman" w:hAnsi="Times New Roman" w:cs="Times New Roman"/>
+          <w:b/>
+          <w:sz w:val="24"/>
+          <w:szCs w:val="24"/>
+          <w:lang w:val="en-US"/>
+        </w:rPr>
+        <w:lastRenderedPageBreak/>
+        <w:t>Indentation in Python</w:t>
+      </w:r>
+      <w:r>
+        <w:rPr>
+          <w:rFonts w:ascii="Times New Roman" w:hAnsi="Times New Roman" w:cs="Times New Roman"/>
+          <w:b/>
+          <w:sz w:val="24"/>
+          <w:szCs w:val="24"/>
+          <w:lang w:val="en-US"/>
+        </w:rPr>
+        <w:br/>
+      </w:r>
+      <w:r>
+        <w:rPr>
+          <w:rFonts w:ascii="Times New Roman" w:hAnsi="Times New Roman" w:cs="Times New Roman"/>
+          <w:b/>
+          <w:sz w:val="24"/>
+          <w:szCs w:val="24"/>
+          <w:lang w:val="en-US"/>
+        </w:rPr>
+        <w:br/>
+      </w:r>
+      <w:r>
+        <w:rPr>
+          <w:rFonts w:ascii="Times New Roman" w:hAnsi="Times New Roman" w:cs="Times New Roman"/>
+          <w:sz w:val="24"/>
+          <w:szCs w:val="24"/>
+          <w:lang w:val="en-US"/>
+        </w:rPr>
+        <w:t>In Python, indentation is important for a block of code.</w:t>
+      </w:r>
+      <w:r>
+        <w:rPr>
+          <w:rFonts w:ascii="Times New Roman" w:hAnsi="Times New Roman" w:cs="Times New Roman"/>
+          <w:sz w:val="24"/>
+          <w:szCs w:val="24"/>
+          <w:lang w:val="en-US"/>
+        </w:rPr>
+        <w:br/>
+        <w:t>Python follows 4 spaces by default for indentation.</w:t>
+      </w:r>
+      <w:r>
+        <w:rPr>
+          <w:rFonts w:ascii="Times New Roman" w:hAnsi="Times New Roman" w:cs="Times New Roman"/>
+          <w:sz w:val="24"/>
+          <w:szCs w:val="24"/>
+          <w:lang w:val="en-US"/>
+        </w:rPr>
+        <w:br/>
+      </w:r>
+      <w:r>
+        <w:rPr>
+          <w:rFonts w:ascii="Times New Roman" w:hAnsi="Times New Roman" w:cs="Times New Roman"/>
+          <w:sz w:val="24"/>
+          <w:szCs w:val="24"/>
+          <w:lang w:val="en-US"/>
+        </w:rPr>
+        <w:br/>
+      </w:r>
+    </w:p>
+    <w:p>
+      <w:pPr>
+        <w:pStyle w:val="ListParagraph"/>
+        <w:numPr>
+          <w:ilvl w:val="0"/>
+          <w:numId w:val="7"/>
+        </w:numPr>
+        <w:spacing w:line="360" w:lineRule="auto"/>
+        <w:rPr>
+          <w:rFonts w:ascii="Courier New" w:hAnsi="Courier New" w:cs="Courier New"/>
+          <w:b/>
+          <w:sz w:val="24"/>
+          <w:szCs w:val="24"/>
+          <w:lang w:val="en-US"/>
+        </w:rPr>
+      </w:pPr>
+      <w:proofErr w:type="spellStart"/>
+      <w:r>
+        <w:rPr>
+          <w:rFonts w:ascii="Times New Roman" w:hAnsi="Times New Roman" w:cs="Times New Roman"/>
+          <w:b/>
+          <w:sz w:val="24"/>
+          <w:szCs w:val="24"/>
+          <w:lang w:val="en-US"/>
+        </w:rPr>
+        <w:t>Truthy</w:t>
+      </w:r>
+      <w:proofErr w:type="spellEnd"/>
+      <w:r>
+        <w:rPr>
+          <w:rFonts w:ascii="Times New Roman" w:hAnsi="Times New Roman" w:cs="Times New Roman"/>
+          <w:b/>
+          <w:sz w:val="24"/>
+          <w:szCs w:val="24"/>
+          <w:lang w:val="en-US"/>
+        </w:rPr>
+        <w:t xml:space="preserve"> vs </w:t>
+      </w:r>
+      <w:proofErr w:type="spellStart"/>
+      <w:r>
+        <w:rPr>
+          <w:rFonts w:ascii="Times New Roman" w:hAnsi="Times New Roman" w:cs="Times New Roman"/>
+          <w:b/>
+          <w:sz w:val="24"/>
+          <w:szCs w:val="24"/>
+          <w:lang w:val="en-US"/>
+        </w:rPr>
+        <w:t>Falsey</w:t>
+      </w:r>
+      <w:proofErr w:type="spellEnd"/>
+      <w:r>
+        <w:rPr>
+          <w:rFonts w:ascii="Times New Roman" w:hAnsi="Times New Roman" w:cs="Times New Roman"/>
+          <w:b/>
+          <w:sz w:val="24"/>
+          <w:szCs w:val="24"/>
+          <w:lang w:val="en-US"/>
+        </w:rPr>
+        <w:br/>
+      </w:r>
+      <w:r>
+        <w:rPr>
+          <w:rFonts w:ascii="Times New Roman" w:hAnsi="Times New Roman" w:cs="Times New Roman"/>
+          <w:b/>
+          <w:sz w:val="24"/>
+          <w:szCs w:val="24"/>
+          <w:lang w:val="en-US"/>
+        </w:rPr>
+        <w:br/>
+      </w:r>
+      <w:r>
+        <w:rPr>
+          <w:rFonts w:ascii="Times New Roman" w:hAnsi="Times New Roman" w:cs="Times New Roman"/>
+          <w:sz w:val="24"/>
+          <w:szCs w:val="24"/>
+          <w:lang w:val="en-US"/>
+        </w:rPr>
+        <w:t>Python converts conditions to Boolean inclusively.</w:t>
+      </w:r>
+    </w:p>
+    <w:p>
+      <w:pPr>
+        <w:pStyle w:val="ListParagraph"/>
+        <w:spacing w:line="360" w:lineRule="auto"/>
+        <w:rPr>
+          <w:rFonts w:ascii="Courier New" w:hAnsi="Courier New" w:cs="Courier New"/>
+          <w:b/>
+          <w:sz w:val="24"/>
+          <w:szCs w:val="24"/>
+          <w:lang w:val="en-US"/>
+        </w:rPr>
+      </w:pPr>
+      <w:hyperlink r:id="rId40" w:history="1">
+        <w:proofErr w:type="gramStart"/>
+        <w:r>
+          <w:rPr>
+            <w:rStyle w:val="Hyperlink"/>
+            <w:rFonts w:ascii="Times New Roman" w:hAnsi="Times New Roman" w:cs="Times New Roman"/>
+            <w:sz w:val="24"/>
+            <w:szCs w:val="24"/>
+          </w:rPr>
+          <w:t>python</w:t>
+        </w:r>
+        <w:proofErr w:type="gramEnd"/>
+        <w:r>
+          <w:rPr>
+            <w:rStyle w:val="Hyperlink"/>
+            <w:rFonts w:ascii="Times New Roman" w:hAnsi="Times New Roman" w:cs="Times New Roman"/>
+            <w:sz w:val="24"/>
+            <w:szCs w:val="24"/>
+          </w:rPr>
+          <w:t xml:space="preserve"> - What is </w:t>
+        </w:r>
+        <w:proofErr w:type="spellStart"/>
+        <w:r>
+          <w:rPr>
+            <w:rStyle w:val="Hyperlink"/>
+            <w:rFonts w:ascii="Times New Roman" w:hAnsi="Times New Roman" w:cs="Times New Roman"/>
+            <w:sz w:val="24"/>
+            <w:szCs w:val="24"/>
+          </w:rPr>
+          <w:t>Truthy</w:t>
+        </w:r>
+        <w:proofErr w:type="spellEnd"/>
+        <w:r>
+          <w:rPr>
+            <w:rStyle w:val="Hyperlink"/>
+            <w:rFonts w:ascii="Times New Roman" w:hAnsi="Times New Roman" w:cs="Times New Roman"/>
+            <w:sz w:val="24"/>
+            <w:szCs w:val="24"/>
+          </w:rPr>
+          <w:t xml:space="preserve"> and </w:t>
+        </w:r>
+        <w:proofErr w:type="spellStart"/>
+        <w:r>
+          <w:rPr>
+            <w:rStyle w:val="Hyperlink"/>
+            <w:rFonts w:ascii="Times New Roman" w:hAnsi="Times New Roman" w:cs="Times New Roman"/>
+            <w:sz w:val="24"/>
+            <w:szCs w:val="24"/>
+          </w:rPr>
+          <w:t>Falsy</w:t>
+        </w:r>
+        <w:proofErr w:type="spellEnd"/>
+        <w:r>
+          <w:rPr>
+            <w:rStyle w:val="Hyperlink"/>
+            <w:rFonts w:ascii="Times New Roman" w:hAnsi="Times New Roman" w:cs="Times New Roman"/>
+            <w:sz w:val="24"/>
+            <w:szCs w:val="24"/>
+          </w:rPr>
+          <w:t>? How is it different from True and False? - Stack Overflow</w:t>
+        </w:r>
+      </w:hyperlink>
+      <w:r>
+        <w:rPr>
+          <w:rFonts w:ascii="Times New Roman" w:hAnsi="Times New Roman" w:cs="Times New Roman"/>
+          <w:sz w:val="24"/>
+          <w:szCs w:val="24"/>
+        </w:rPr>
+        <w:br/>
+      </w:r>
+      <w:r>
+        <w:rPr>
+          <w:rFonts w:ascii="Times New Roman" w:hAnsi="Times New Roman" w:cs="Times New Roman"/>
+          <w:b/>
+          <w:sz w:val="24"/>
+          <w:szCs w:val="24"/>
+          <w:lang w:val="en-US"/>
+        </w:rPr>
+        <w:br/>
+      </w:r>
+    </w:p>
+    <w:p>
+      <w:pPr>
+        <w:pStyle w:val="ListParagraph"/>
+        <w:numPr>
+          <w:ilvl w:val="0"/>
+          <w:numId w:val="7"/>
+        </w:numPr>
+        <w:spacing w:line="360" w:lineRule="auto"/>
+        <w:rPr>
+          <w:rFonts w:ascii="Courier New" w:hAnsi="Courier New" w:cs="Courier New"/>
+          <w:b/>
+          <w:sz w:val="24"/>
+          <w:szCs w:val="24"/>
+          <w:lang w:val="en-US"/>
+        </w:rPr>
+      </w:pPr>
+      <w:r>
+        <w:rPr>
+          <w:rFonts w:ascii="Times New Roman" w:hAnsi="Times New Roman" w:cs="Times New Roman"/>
+          <w:b/>
+          <w:sz w:val="24"/>
+          <w:szCs w:val="24"/>
+          <w:lang w:val="en-US"/>
+        </w:rPr>
+        <w:t>Ternary Operator</w:t>
+      </w:r>
+      <w:r>
+        <w:rPr>
+          <w:rFonts w:ascii="Times New Roman" w:hAnsi="Times New Roman" w:cs="Times New Roman"/>
+          <w:b/>
+          <w:sz w:val="24"/>
+          <w:szCs w:val="24"/>
+          <w:lang w:val="en-US"/>
+        </w:rPr>
+        <w:br/>
+      </w:r>
+      <w:r>
+        <w:rPr>
+          <w:rFonts w:ascii="Times New Roman" w:hAnsi="Times New Roman" w:cs="Times New Roman"/>
+          <w:b/>
+          <w:sz w:val="24"/>
+          <w:szCs w:val="24"/>
+          <w:lang w:val="en-US"/>
+        </w:rPr>
+        <w:br/>
+      </w:r>
+      <w:r>
+        <w:rPr>
+          <w:rFonts w:ascii="Times New Roman" w:hAnsi="Times New Roman" w:cs="Times New Roman"/>
+          <w:sz w:val="24"/>
+          <w:szCs w:val="24"/>
+          <w:lang w:val="en-US"/>
+        </w:rPr>
+        <w:t>Ternary Operators are also called as Conditional Expressions.</w:t>
+      </w:r>
+      <w:r>
+        <w:rPr>
+          <w:rFonts w:ascii="Times New Roman" w:hAnsi="Times New Roman" w:cs="Times New Roman"/>
+          <w:sz w:val="24"/>
+          <w:szCs w:val="24"/>
+          <w:lang w:val="en-US"/>
+        </w:rPr>
+        <w:br/>
+      </w:r>
+      <w:r>
+        <w:rPr>
+          <w:rFonts w:ascii="Courier New" w:hAnsi="Courier New" w:cs="Courier New"/>
+          <w:sz w:val="24"/>
+          <w:szCs w:val="24"/>
+          <w:lang w:val="en-US"/>
+        </w:rPr>
+        <w:t>Statement 1 if condition</w:t>
+      </w:r>
+      <w:r>
+        <w:rPr>
+          <w:rFonts w:ascii="Courier New" w:hAnsi="Courier New" w:cs="Courier New"/>
+          <w:sz w:val="24"/>
+          <w:szCs w:val="24"/>
+          <w:lang w:val="en-US"/>
+        </w:rPr>
+        <w:t xml:space="preserve"> else Statement 2</w:t>
+      </w:r>
+      <w:r>
+        <w:rPr>
+          <w:rFonts w:ascii="Courier New" w:hAnsi="Courier New" w:cs="Courier New"/>
+          <w:sz w:val="24"/>
+          <w:szCs w:val="24"/>
+          <w:lang w:val="en-US"/>
+        </w:rPr>
+        <w:br/>
+      </w:r>
+      <w:r>
+        <w:rPr>
+          <w:rFonts w:ascii="Courier New" w:hAnsi="Courier New" w:cs="Courier New"/>
+          <w:sz w:val="24"/>
+          <w:szCs w:val="24"/>
+          <w:lang w:val="en-US"/>
+        </w:rPr>
+        <w:br/>
+      </w:r>
+      <w:proofErr w:type="spellStart"/>
+      <w:r>
+        <w:rPr>
+          <w:rFonts w:ascii="Courier New" w:hAnsi="Courier New" w:cs="Courier New"/>
+          <w:sz w:val="24"/>
+          <w:szCs w:val="24"/>
+          <w:lang w:val="en-US"/>
+        </w:rPr>
+        <w:t>is_friend</w:t>
+      </w:r>
+      <w:proofErr w:type="spellEnd"/>
+      <w:r>
+        <w:rPr>
+          <w:rFonts w:ascii="Courier New" w:hAnsi="Courier New" w:cs="Courier New"/>
+          <w:sz w:val="24"/>
+          <w:szCs w:val="24"/>
+          <w:lang w:val="en-US"/>
+        </w:rPr>
+        <w:t xml:space="preserve"> = True</w:t>
+      </w:r>
+      <w:r>
+        <w:rPr>
+          <w:rFonts w:ascii="Courier New" w:hAnsi="Courier New" w:cs="Courier New"/>
+          <w:sz w:val="24"/>
+          <w:szCs w:val="24"/>
+          <w:lang w:val="en-US"/>
+        </w:rPr>
+        <w:br/>
+      </w:r>
+      <w:proofErr w:type="spellStart"/>
+      <w:r>
+        <w:rPr>
+          <w:rFonts w:ascii="Courier New" w:hAnsi="Courier New" w:cs="Courier New"/>
+          <w:sz w:val="24"/>
+          <w:szCs w:val="24"/>
+          <w:lang w:val="en-US"/>
+        </w:rPr>
+        <w:t>can_message</w:t>
+      </w:r>
+      <w:proofErr w:type="spellEnd"/>
+      <w:r>
+        <w:rPr>
+          <w:rFonts w:ascii="Courier New" w:hAnsi="Courier New" w:cs="Courier New"/>
+          <w:sz w:val="24"/>
+          <w:szCs w:val="24"/>
+          <w:lang w:val="en-US"/>
+        </w:rPr>
+        <w:t xml:space="preserve"> = “message allowed” if </w:t>
+      </w:r>
+      <w:proofErr w:type="spellStart"/>
+      <w:r>
+        <w:rPr>
+          <w:rFonts w:ascii="Courier New" w:hAnsi="Courier New" w:cs="Courier New"/>
+          <w:sz w:val="24"/>
+          <w:szCs w:val="24"/>
+          <w:lang w:val="en-US"/>
+        </w:rPr>
+        <w:t>is_friend</w:t>
+      </w:r>
+      <w:proofErr w:type="spellEnd"/>
+      <w:r>
+        <w:rPr>
+          <w:rFonts w:ascii="Courier New" w:hAnsi="Courier New" w:cs="Courier New"/>
+          <w:sz w:val="24"/>
+          <w:szCs w:val="24"/>
+          <w:lang w:val="en-US"/>
+        </w:rPr>
+        <w:t xml:space="preserve"> else “not allowed to message”</w:t>
+      </w:r>
+      <w:r>
+        <w:rPr>
+          <w:rFonts w:ascii="Courier New" w:hAnsi="Courier New" w:cs="Courier New"/>
+          <w:sz w:val="24"/>
+          <w:szCs w:val="24"/>
+          <w:lang w:val="en-US"/>
+        </w:rPr>
+        <w:br/>
+        <w:t>print(</w:t>
+      </w:r>
+      <w:proofErr w:type="spellStart"/>
+      <w:r>
+        <w:rPr>
+          <w:rFonts w:ascii="Courier New" w:hAnsi="Courier New" w:cs="Courier New"/>
+          <w:sz w:val="24"/>
+          <w:szCs w:val="24"/>
+          <w:lang w:val="en-US"/>
+        </w:rPr>
+        <w:t>can_message</w:t>
+      </w:r>
+      <w:proofErr w:type="spellEnd"/>
+      <w:r>
+        <w:rPr>
+          <w:rFonts w:ascii="Courier New" w:hAnsi="Courier New" w:cs="Courier New"/>
+          <w:sz w:val="24"/>
+          <w:szCs w:val="24"/>
+          <w:lang w:val="en-US"/>
+        </w:rPr>
+        <w:t>)</w:t>
+      </w:r>
+      <w:r>
+        <w:rPr>
+          <w:rFonts w:ascii="Courier New" w:hAnsi="Courier New" w:cs="Courier New"/>
+          <w:sz w:val="24"/>
+          <w:szCs w:val="24"/>
+          <w:lang w:val="en-US"/>
+        </w:rPr>
+        <w:tab/>
+      </w:r>
+      <w:r>
+        <w:rPr>
+          <w:rFonts w:ascii="Courier New" w:hAnsi="Courier New" w:cs="Courier New"/>
+          <w:sz w:val="24"/>
+          <w:szCs w:val="24"/>
+          <w:lang w:val="en-US"/>
+        </w:rPr>
+        <w:tab/>
+        <w:t># message allowed</w:t>
+      </w:r>
+      <w:r>
+        <w:rPr>
+          <w:rFonts w:ascii="Courier New" w:hAnsi="Courier New" w:cs="Courier New"/>
+          <w:sz w:val="24"/>
+          <w:szCs w:val="24"/>
+          <w:lang w:val="en-US"/>
+        </w:rPr>
+        <w:br/>
+      </w:r>
+      <w:r>
+        <w:rPr>
+          <w:rFonts w:ascii="Courier New" w:hAnsi="Courier New" w:cs="Courier New"/>
+          <w:sz w:val="24"/>
+          <w:szCs w:val="24"/>
+          <w:lang w:val="en-US"/>
+        </w:rPr>
+        <w:br/>
+      </w:r>
+    </w:p>
+    <w:p>
+      <w:pPr>
+        <w:pStyle w:val="ListParagraph"/>
+        <w:numPr>
+          <w:ilvl w:val="0"/>
+          <w:numId w:val="7"/>
+        </w:numPr>
+        <w:spacing w:line="360" w:lineRule="auto"/>
+        <w:rPr>
+          <w:rFonts w:ascii="Courier New" w:hAnsi="Courier New" w:cs="Courier New"/>
+          <w:b/>
+          <w:sz w:val="24"/>
+          <w:szCs w:val="24"/>
+          <w:lang w:val="en-US"/>
+        </w:rPr>
+      </w:pPr>
+      <w:r>
+        <w:rPr>
+          <w:rFonts w:ascii="Times New Roman" w:hAnsi="Times New Roman" w:cs="Times New Roman"/>
+          <w:b/>
+          <w:sz w:val="24"/>
+          <w:szCs w:val="24"/>
+          <w:lang w:val="en-US"/>
+        </w:rPr>
+        <w:t>Short Circuiting</w:t>
+      </w:r>
+      <w:r>
+        <w:rPr>
+          <w:rFonts w:ascii="Times New Roman" w:hAnsi="Times New Roman" w:cs="Times New Roman"/>
+          <w:b/>
+          <w:sz w:val="24"/>
+          <w:szCs w:val="24"/>
+          <w:lang w:val="en-US"/>
+        </w:rPr>
+        <w:br/>
+      </w:r>
+      <w:r>
+        <w:rPr>
+          <w:rFonts w:ascii="Times New Roman" w:hAnsi="Times New Roman" w:cs="Times New Roman"/>
+          <w:b/>
+          <w:sz w:val="24"/>
+          <w:szCs w:val="24"/>
+          <w:lang w:val="en-US"/>
+        </w:rPr>
+        <w:br/>
+      </w:r>
+      <w:r>
+        <w:rPr>
+          <w:rFonts w:ascii="Times New Roman" w:hAnsi="Times New Roman" w:cs="Times New Roman"/>
+          <w:sz w:val="24"/>
+          <w:szCs w:val="24"/>
+          <w:lang w:val="en-US"/>
+        </w:rPr>
+        <w:t>If two (or more) conditions are there, with OR keyword and if first condition is TRUE, then second condition is (consecutive conditions are) ignored and python interpreter goes directly to next statement.</w:t>
+      </w:r>
+      <w:r>
+        <w:rPr>
+          <w:rFonts w:ascii="Times New Roman" w:hAnsi="Times New Roman" w:cs="Times New Roman"/>
+          <w:sz w:val="24"/>
+          <w:szCs w:val="24"/>
+          <w:lang w:val="en-US"/>
+        </w:rPr>
+        <w:br/>
+        <w:t>If two (or more) conditions are there, with AND keyword and if first condition is FALSE, then second condition is (consecutive conditions are) ignored and python interpreter goes directly to next statement.</w:t>
+      </w:r>
+    </w:p>
+    <w:p>
+      <w:pPr>
+        <w:rPr>
+          <w:rFonts w:ascii="Times New Roman" w:hAnsi="Times New Roman" w:cs="Times New Roman"/>
+          <w:b/>
+          <w:sz w:val="24"/>
+          <w:szCs w:val="24"/>
+          <w:lang w:val="en-US"/>
+        </w:rPr>
+      </w:pPr>
+      <w:r>
+        <w:rPr>
+          <w:rFonts w:ascii="Times New Roman" w:hAnsi="Times New Roman" w:cs="Times New Roman"/>
+          <w:b/>
+          <w:sz w:val="24"/>
+          <w:szCs w:val="24"/>
+          <w:lang w:val="en-US"/>
+        </w:rPr>
+        <w:br w:type="page"/>
+      </w:r>
+    </w:p>
+    <w:p>
+      <w:pPr>
+        <w:pStyle w:val="ListParagraph"/>
+        <w:numPr>
+          <w:ilvl w:val="0"/>
+          <w:numId w:val="7"/>
+        </w:numPr>
+        <w:rPr>
+          <w:rFonts w:ascii="Times New Roman" w:hAnsi="Times New Roman" w:cs="Times New Roman"/>
+          <w:b/>
+          <w:sz w:val="24"/>
+          <w:szCs w:val="24"/>
+          <w:lang w:val="en-US"/>
+        </w:rPr>
+      </w:pPr>
+      <w:r>
+        <w:rPr>
+          <w:rFonts w:ascii="Times New Roman" w:hAnsi="Times New Roman" w:cs="Times New Roman"/>
+          <w:b/>
+          <w:sz w:val="24"/>
+          <w:szCs w:val="24"/>
+          <w:lang w:val="en-US"/>
+        </w:rPr>
+        <w:lastRenderedPageBreak/>
+        <w:t>Logical Operators</w:t>
+      </w:r>
+      <w:r>
+        <w:rPr>
+          <w:rFonts w:ascii="Times New Roman" w:hAnsi="Times New Roman" w:cs="Times New Roman"/>
+          <w:b/>
+          <w:sz w:val="24"/>
+          <w:szCs w:val="24"/>
+          <w:lang w:val="en-US"/>
+        </w:rPr>
+        <w:br/>
+      </w:r>
+      <w:r>
+        <w:rPr>
+          <w:rFonts w:ascii="Times New Roman" w:hAnsi="Times New Roman" w:cs="Times New Roman"/>
+          <w:b/>
+          <w:sz w:val="24"/>
+          <w:szCs w:val="24"/>
+          <w:lang w:val="en-US"/>
+        </w:rPr>
+        <w:br/>
+      </w:r>
+      <w:r>
+        <w:rPr>
+          <w:rFonts w:ascii="Times New Roman" w:hAnsi="Times New Roman" w:cs="Times New Roman"/>
+          <w:b/>
+          <w:sz w:val="24"/>
+          <w:szCs w:val="24"/>
+          <w:lang w:val="en-US"/>
+        </w:rPr>
+        <w:t>&gt;</w:t>
+      </w:r>
+      <w:r>
+        <w:rPr>
+          <w:rFonts w:ascii="Times New Roman" w:hAnsi="Times New Roman" w:cs="Times New Roman"/>
+          <w:b/>
+          <w:sz w:val="24"/>
+          <w:szCs w:val="24"/>
+          <w:lang w:val="en-US"/>
+        </w:rPr>
+        <w:br/>
+        <w:t>&lt;</w:t>
+      </w:r>
+      <w:r>
+        <w:rPr>
+          <w:rFonts w:ascii="Times New Roman" w:hAnsi="Times New Roman" w:cs="Times New Roman"/>
+          <w:b/>
+          <w:sz w:val="24"/>
+          <w:szCs w:val="24"/>
+          <w:lang w:val="en-US"/>
+        </w:rPr>
+        <w:br/>
+        <w:t>==</w:t>
+      </w:r>
+      <w:r>
+        <w:rPr>
+          <w:rFonts w:ascii="Times New Roman" w:hAnsi="Times New Roman" w:cs="Times New Roman"/>
+          <w:b/>
+          <w:sz w:val="24"/>
+          <w:szCs w:val="24"/>
+          <w:lang w:val="en-US"/>
+        </w:rPr>
+        <w:br/>
+        <w:t>&gt;=</w:t>
+      </w:r>
+      <w:r>
+        <w:rPr>
+          <w:rFonts w:ascii="Times New Roman" w:hAnsi="Times New Roman" w:cs="Times New Roman"/>
+          <w:b/>
+          <w:sz w:val="24"/>
+          <w:szCs w:val="24"/>
+          <w:lang w:val="en-US"/>
+        </w:rPr>
+        <w:br/>
+        <w:t>&lt;=</w:t>
+      </w:r>
+      <w:r>
+        <w:rPr>
+          <w:rFonts w:ascii="Times New Roman" w:hAnsi="Times New Roman" w:cs="Times New Roman"/>
+          <w:b/>
+          <w:sz w:val="24"/>
+          <w:szCs w:val="24"/>
+          <w:lang w:val="en-US"/>
+        </w:rPr>
+        <w:br/>
+        <w:t>!=</w:t>
+      </w:r>
+      <w:r>
+        <w:rPr>
+          <w:rFonts w:ascii="Times New Roman" w:hAnsi="Times New Roman" w:cs="Times New Roman"/>
+          <w:sz w:val="24"/>
+          <w:szCs w:val="24"/>
+          <w:lang w:val="en-US"/>
+        </w:rPr>
+        <w:br/>
+        <w:t>or</w:t>
+      </w:r>
+      <w:r>
+        <w:rPr>
+          <w:rFonts w:ascii="Times New Roman" w:hAnsi="Times New Roman" w:cs="Times New Roman"/>
+          <w:sz w:val="24"/>
+          <w:szCs w:val="24"/>
+          <w:lang w:val="en-US"/>
+        </w:rPr>
+        <w:br/>
+        <w:t>and</w:t>
+      </w:r>
+      <w:r>
+        <w:rPr>
+          <w:rFonts w:ascii="Times New Roman" w:hAnsi="Times New Roman" w:cs="Times New Roman"/>
+          <w:sz w:val="24"/>
+          <w:szCs w:val="24"/>
+          <w:lang w:val="en-US"/>
+        </w:rPr>
+        <w:br/>
+        <w:t>not</w:t>
+      </w:r>
+      <w:r>
+        <w:rPr>
+          <w:rFonts w:ascii="Times New Roman" w:hAnsi="Times New Roman" w:cs="Times New Roman"/>
+          <w:sz w:val="24"/>
+          <w:szCs w:val="24"/>
+          <w:lang w:val="en-US"/>
+        </w:rPr>
+        <w:br/>
+      </w:r>
+      <w:r>
+        <w:rPr>
+          <w:rFonts w:ascii="Times New Roman" w:hAnsi="Times New Roman" w:cs="Times New Roman"/>
+          <w:sz w:val="24"/>
+          <w:szCs w:val="24"/>
+          <w:lang w:val="en-US"/>
+        </w:rPr>
+        <w:br/>
+      </w:r>
+    </w:p>
+    <w:p>
+      <w:pPr>
+        <w:pStyle w:val="ListParagraph"/>
+        <w:numPr>
+          <w:ilvl w:val="0"/>
+          <w:numId w:val="7"/>
+        </w:numPr>
+        <w:rPr>
+          <w:rFonts w:ascii="Times New Roman" w:hAnsi="Times New Roman" w:cs="Times New Roman"/>
+          <w:sz w:val="24"/>
+          <w:szCs w:val="24"/>
+        </w:rPr>
+      </w:pPr>
+      <w:r>
+        <w:rPr>
+          <w:rFonts w:ascii="Times New Roman" w:hAnsi="Times New Roman" w:cs="Times New Roman"/>
+          <w:b/>
+          <w:sz w:val="24"/>
+          <w:szCs w:val="24"/>
+          <w:lang w:val="en-US"/>
+        </w:rPr>
+        <w:t>Exercise Logical Operators</w:t>
+      </w:r>
+      <w:r>
+        <w:rPr>
+          <w:rFonts w:ascii="Times New Roman" w:hAnsi="Times New Roman" w:cs="Times New Roman"/>
+          <w:b/>
+          <w:sz w:val="24"/>
+          <w:szCs w:val="24"/>
+          <w:lang w:val="en-US"/>
+        </w:rPr>
+        <w:br/>
+      </w:r>
+      <w:r>
+        <w:rPr>
+          <w:rFonts w:ascii="Times New Roman" w:hAnsi="Times New Roman" w:cs="Times New Roman"/>
+          <w:b/>
+          <w:sz w:val="24"/>
+          <w:szCs w:val="24"/>
+          <w:lang w:val="en-US"/>
+        </w:rPr>
+        <w:br/>
+      </w:r>
+      <w:proofErr w:type="spellStart"/>
+      <w:r>
+        <w:rPr>
+          <w:rFonts w:ascii="Courier New" w:hAnsi="Courier New" w:cs="Courier New"/>
+          <w:sz w:val="24"/>
+          <w:szCs w:val="24"/>
+          <w:lang w:val="en-US"/>
+        </w:rPr>
+        <w:t>is_magician</w:t>
+      </w:r>
+      <w:proofErr w:type="spellEnd"/>
+      <w:r>
+        <w:rPr>
+          <w:rFonts w:ascii="Courier New" w:hAnsi="Courier New" w:cs="Courier New"/>
+          <w:sz w:val="24"/>
+          <w:szCs w:val="24"/>
+          <w:lang w:val="en-US"/>
+        </w:rPr>
+        <w:t xml:space="preserve"> = False</w:t>
+      </w:r>
+      <w:r>
+        <w:rPr>
+          <w:rFonts w:ascii="Courier New" w:hAnsi="Courier New" w:cs="Courier New"/>
+          <w:sz w:val="24"/>
+          <w:szCs w:val="24"/>
+          <w:lang w:val="en-US"/>
+        </w:rPr>
+        <w:br/>
+      </w:r>
+      <w:proofErr w:type="spellStart"/>
+      <w:r>
+        <w:rPr>
+          <w:rFonts w:ascii="Courier New" w:hAnsi="Courier New" w:cs="Courier New"/>
+          <w:sz w:val="24"/>
+          <w:szCs w:val="24"/>
+          <w:lang w:val="en-US"/>
+        </w:rPr>
+        <w:t>is_expert</w:t>
+      </w:r>
+      <w:proofErr w:type="spellEnd"/>
+      <w:r>
+        <w:rPr>
+          <w:rFonts w:ascii="Courier New" w:hAnsi="Courier New" w:cs="Courier New"/>
+          <w:sz w:val="24"/>
+          <w:szCs w:val="24"/>
+          <w:lang w:val="en-US"/>
+        </w:rPr>
+        <w:t xml:space="preserve"> = True</w:t>
+      </w:r>
+      <w:r>
+        <w:rPr>
+          <w:rFonts w:ascii="Courier New" w:hAnsi="Courier New" w:cs="Courier New"/>
+          <w:sz w:val="24"/>
+          <w:szCs w:val="24"/>
+          <w:lang w:val="en-US"/>
+        </w:rPr>
+        <w:br/>
+      </w:r>
+      <w:r>
+        <w:rPr>
+          <w:rFonts w:ascii="Courier New" w:hAnsi="Courier New" w:cs="Courier New"/>
+          <w:sz w:val="24"/>
+          <w:szCs w:val="24"/>
+          <w:lang w:val="en-US"/>
+        </w:rPr>
+        <w:br/>
+      </w:r>
+      <w:r>
+        <w:rPr>
+          <w:rFonts w:ascii="Courier New" w:hAnsi="Courier New" w:cs="Courier New"/>
+          <w:sz w:val="24"/>
+          <w:szCs w:val="24"/>
+        </w:rPr>
+        <w:t># Check if magician and expert: "you are a master magician"</w:t>
+      </w:r>
+      <w:r>
+        <w:rPr>
+          <w:rFonts w:ascii="Courier New" w:hAnsi="Courier New" w:cs="Courier New"/>
+          <w:sz w:val="24"/>
+          <w:szCs w:val="24"/>
+        </w:rPr>
+        <w:br/>
+      </w:r>
+      <w:r>
+        <w:rPr>
+          <w:rFonts w:ascii="Courier New" w:hAnsi="Courier New" w:cs="Courier New"/>
+          <w:sz w:val="24"/>
+          <w:szCs w:val="24"/>
+        </w:rPr>
+        <w:br/>
+        <w:t xml:space="preserve">if </w:t>
+      </w:r>
+      <w:proofErr w:type="spellStart"/>
+      <w:r>
+        <w:rPr>
+          <w:rFonts w:ascii="Courier New" w:hAnsi="Courier New" w:cs="Courier New"/>
+          <w:sz w:val="24"/>
+          <w:szCs w:val="24"/>
+        </w:rPr>
+        <w:t>is_magician</w:t>
+      </w:r>
+      <w:proofErr w:type="spellEnd"/>
+      <w:r>
+        <w:rPr>
+          <w:rFonts w:ascii="Courier New" w:hAnsi="Courier New" w:cs="Courier New"/>
+          <w:sz w:val="24"/>
+          <w:szCs w:val="24"/>
+        </w:rPr>
+        <w:t xml:space="preserve"> and </w:t>
+      </w:r>
+      <w:proofErr w:type="spellStart"/>
+      <w:r>
+        <w:rPr>
+          <w:rFonts w:ascii="Courier New" w:hAnsi="Courier New" w:cs="Courier New"/>
+          <w:sz w:val="24"/>
+          <w:szCs w:val="24"/>
+        </w:rPr>
+        <w:t>is_expert</w:t>
+      </w:r>
+      <w:proofErr w:type="spellEnd"/>
+      <w:r>
+        <w:rPr>
+          <w:rFonts w:ascii="Courier New" w:hAnsi="Courier New" w:cs="Courier New"/>
+          <w:sz w:val="24"/>
+          <w:szCs w:val="24"/>
+        </w:rPr>
+        <w:t>:</w:t>
+      </w:r>
+      <w:r>
+        <w:rPr>
+          <w:rFonts w:ascii="Courier New" w:hAnsi="Courier New" w:cs="Courier New"/>
+          <w:sz w:val="24"/>
+          <w:szCs w:val="24"/>
+        </w:rPr>
+        <w:br/>
+        <w:t xml:space="preserve">    </w:t>
+      </w:r>
+      <w:proofErr w:type="gramStart"/>
+      <w:r>
+        <w:rPr>
+          <w:rFonts w:ascii="Courier New" w:hAnsi="Courier New" w:cs="Courier New"/>
+          <w:sz w:val="24"/>
+          <w:szCs w:val="24"/>
+        </w:rPr>
+        <w:t>print(</w:t>
+      </w:r>
+      <w:proofErr w:type="gramEnd"/>
+      <w:r>
+        <w:rPr>
+          <w:rFonts w:ascii="Courier New" w:hAnsi="Courier New" w:cs="Courier New"/>
+          <w:sz w:val="24"/>
+          <w:szCs w:val="24"/>
+        </w:rPr>
+        <w:t>"You are a master magician")</w:t>
+      </w:r>
+      <w:r>
+        <w:rPr>
+          <w:rFonts w:ascii="Courier New" w:hAnsi="Courier New" w:cs="Courier New"/>
+          <w:sz w:val="24"/>
+          <w:szCs w:val="24"/>
+        </w:rPr>
+        <w:br/>
+      </w:r>
+      <w:r>
+        <w:rPr>
+          <w:rFonts w:ascii="Courier New" w:hAnsi="Courier New" w:cs="Courier New"/>
+          <w:sz w:val="24"/>
+          <w:szCs w:val="24"/>
+        </w:rPr>
+        <w:br/>
+        <w:t># Check if magician but not expert: "at least you're getting there"</w:t>
+      </w:r>
+      <w:r>
+        <w:rPr>
+          <w:rFonts w:ascii="Courier New" w:hAnsi="Courier New" w:cs="Courier New"/>
+          <w:sz w:val="24"/>
+          <w:szCs w:val="24"/>
+        </w:rPr>
+        <w:br/>
+      </w:r>
+      <w:r>
+        <w:rPr>
+          <w:rFonts w:ascii="Courier New" w:hAnsi="Courier New" w:cs="Courier New"/>
+          <w:sz w:val="24"/>
+          <w:szCs w:val="24"/>
+        </w:rPr>
+        <w:br/>
+      </w:r>
+      <w:proofErr w:type="spellStart"/>
+      <w:r>
+        <w:rPr>
+          <w:rFonts w:ascii="Courier New" w:hAnsi="Courier New" w:cs="Courier New"/>
+          <w:sz w:val="24"/>
+          <w:szCs w:val="24"/>
+        </w:rPr>
+        <w:t>el</w:t>
+      </w:r>
+      <w:r>
+        <w:rPr>
+          <w:rFonts w:ascii="Courier New" w:hAnsi="Courier New" w:cs="Courier New"/>
+          <w:sz w:val="24"/>
+          <w:szCs w:val="24"/>
+        </w:rPr>
+        <w:t>if</w:t>
+      </w:r>
+      <w:proofErr w:type="spellEnd"/>
+      <w:r>
+        <w:rPr>
+          <w:rFonts w:ascii="Courier New" w:hAnsi="Courier New" w:cs="Courier New"/>
+          <w:sz w:val="24"/>
+          <w:szCs w:val="24"/>
+        </w:rPr>
+        <w:t xml:space="preserve"> </w:t>
+      </w:r>
+      <w:proofErr w:type="spellStart"/>
+      <w:r>
+        <w:rPr>
+          <w:rFonts w:ascii="Courier New" w:hAnsi="Courier New" w:cs="Courier New"/>
+          <w:sz w:val="24"/>
+          <w:szCs w:val="24"/>
+        </w:rPr>
+        <w:t>is_magician</w:t>
+      </w:r>
+      <w:proofErr w:type="spellEnd"/>
+      <w:r>
+        <w:rPr>
+          <w:rFonts w:ascii="Courier New" w:hAnsi="Courier New" w:cs="Courier New"/>
+          <w:sz w:val="24"/>
+          <w:szCs w:val="24"/>
+        </w:rPr>
+        <w:t xml:space="preserve"> and not </w:t>
+      </w:r>
+      <w:proofErr w:type="spellStart"/>
+      <w:r>
+        <w:rPr>
+          <w:rFonts w:ascii="Courier New" w:hAnsi="Courier New" w:cs="Courier New"/>
+          <w:sz w:val="24"/>
+          <w:szCs w:val="24"/>
+        </w:rPr>
+        <w:t>is_expert</w:t>
+      </w:r>
+      <w:proofErr w:type="spellEnd"/>
+      <w:r>
+        <w:rPr>
+          <w:rFonts w:ascii="Courier New" w:hAnsi="Courier New" w:cs="Courier New"/>
+          <w:sz w:val="24"/>
+          <w:szCs w:val="24"/>
+        </w:rPr>
+        <w:t>:</w:t>
+      </w:r>
+      <w:r>
+        <w:rPr>
+          <w:rFonts w:ascii="Courier New" w:hAnsi="Courier New" w:cs="Courier New"/>
+          <w:sz w:val="24"/>
+          <w:szCs w:val="24"/>
+        </w:rPr>
+        <w:br/>
+        <w:t xml:space="preserve">    print("At least you\'re getting there.")</w:t>
+      </w:r>
+      <w:r>
+        <w:rPr>
+          <w:rFonts w:ascii="Courier New" w:hAnsi="Courier New" w:cs="Courier New"/>
+          <w:sz w:val="24"/>
+          <w:szCs w:val="24"/>
+        </w:rPr>
+        <w:br/>
+      </w:r>
+      <w:r>
+        <w:rPr>
+          <w:rFonts w:ascii="Courier New" w:hAnsi="Courier New" w:cs="Courier New"/>
+          <w:sz w:val="24"/>
+          <w:szCs w:val="24"/>
+        </w:rPr>
+        <w:br/>
+        <w:t># Check if not a magician: "You need magic powers</w:t>
+      </w:r>
+      <w:r>
+        <w:rPr>
+          <w:rFonts w:ascii="Courier New" w:hAnsi="Courier New" w:cs="Courier New"/>
+          <w:sz w:val="24"/>
+          <w:szCs w:val="24"/>
+        </w:rPr>
+        <w:t>”</w:t>
+      </w:r>
+      <w:r>
+        <w:rPr>
+          <w:rFonts w:ascii="Courier New" w:hAnsi="Courier New" w:cs="Courier New"/>
+          <w:sz w:val="24"/>
+          <w:szCs w:val="24"/>
+        </w:rPr>
+        <w:br/>
+      </w:r>
+      <w:r>
+        <w:rPr>
+          <w:rFonts w:ascii="Courier New" w:hAnsi="Courier New" w:cs="Courier New"/>
+          <w:sz w:val="24"/>
+          <w:szCs w:val="24"/>
+        </w:rPr>
+        <w:br/>
+      </w:r>
+      <w:proofErr w:type="spellStart"/>
+      <w:r>
+        <w:rPr>
+          <w:rFonts w:ascii="Courier New" w:hAnsi="Courier New" w:cs="Courier New"/>
+          <w:sz w:val="24"/>
+          <w:szCs w:val="24"/>
+        </w:rPr>
+        <w:t>el</w:t>
+      </w:r>
+      <w:r>
+        <w:rPr>
+          <w:rFonts w:ascii="Courier New" w:hAnsi="Courier New" w:cs="Courier New"/>
+          <w:sz w:val="24"/>
+          <w:szCs w:val="24"/>
+        </w:rPr>
+        <w:t>if</w:t>
+      </w:r>
+      <w:proofErr w:type="spellEnd"/>
+      <w:r>
+        <w:rPr>
+          <w:rFonts w:ascii="Courier New" w:hAnsi="Courier New" w:cs="Courier New"/>
+          <w:sz w:val="24"/>
+          <w:szCs w:val="24"/>
+        </w:rPr>
+        <w:t xml:space="preserve"> not </w:t>
+      </w:r>
+      <w:proofErr w:type="spellStart"/>
+      <w:r>
+        <w:rPr>
+          <w:rFonts w:ascii="Courier New" w:hAnsi="Courier New" w:cs="Courier New"/>
+          <w:sz w:val="24"/>
+          <w:szCs w:val="24"/>
+        </w:rPr>
+        <w:t>is_magician</w:t>
+      </w:r>
+      <w:proofErr w:type="spellEnd"/>
+      <w:r>
+        <w:rPr>
+          <w:rFonts w:ascii="Courier New" w:hAnsi="Courier New" w:cs="Courier New"/>
+          <w:sz w:val="24"/>
+          <w:szCs w:val="24"/>
+        </w:rPr>
+        <w:t>:</w:t>
+      </w:r>
+      <w:r>
+        <w:rPr>
+          <w:rFonts w:ascii="Courier New" w:hAnsi="Courier New" w:cs="Courier New"/>
+          <w:sz w:val="24"/>
+          <w:szCs w:val="24"/>
+        </w:rPr>
+        <w:br/>
+        <w:t xml:space="preserve">    </w:t>
+      </w:r>
+      <w:proofErr w:type="gramStart"/>
+      <w:r>
+        <w:rPr>
+          <w:rFonts w:ascii="Courier New" w:hAnsi="Courier New" w:cs="Courier New"/>
+          <w:sz w:val="24"/>
+          <w:szCs w:val="24"/>
+        </w:rPr>
+        <w:t>print(</w:t>
+      </w:r>
+      <w:proofErr w:type="gramEnd"/>
+      <w:r>
+        <w:rPr>
+          <w:rFonts w:ascii="Courier New" w:hAnsi="Courier New" w:cs="Courier New"/>
+          <w:sz w:val="24"/>
+          <w:szCs w:val="24"/>
+        </w:rPr>
+        <w:t>"You need magic powers.")</w:t>
+      </w:r>
+      <w:r>
+        <w:rPr>
+          <w:rFonts w:ascii="Times New Roman" w:hAnsi="Times New Roman" w:cs="Times New Roman"/>
+          <w:sz w:val="24"/>
+          <w:szCs w:val="24"/>
+        </w:rPr>
+        <w:br/>
+      </w:r>
+      <w:r>
+        <w:rPr>
+          <w:rFonts w:ascii="Times New Roman" w:hAnsi="Times New Roman" w:cs="Times New Roman"/>
+          <w:sz w:val="24"/>
+          <w:szCs w:val="24"/>
+        </w:rPr>
+        <w:br/>
+      </w:r>
+    </w:p>
+    <w:p>
+      <w:pPr>
+        <w:rPr>
+          <w:rFonts w:ascii="Times New Roman" w:hAnsi="Times New Roman" w:cs="Times New Roman"/>
+          <w:sz w:val="24"/>
+          <w:szCs w:val="24"/>
+        </w:rPr>
+      </w:pPr>
+      <w:r>
+        <w:rPr>
+          <w:rFonts w:ascii="Times New Roman" w:hAnsi="Times New Roman" w:cs="Times New Roman"/>
+          <w:sz w:val="24"/>
+          <w:szCs w:val="24"/>
+        </w:rPr>
+        <w:br w:type="page"/>
+      </w:r>
+    </w:p>
+    <w:p>
+      <w:pPr>
+        <w:pStyle w:val="ListParagraph"/>
+        <w:numPr>
+          <w:ilvl w:val="0"/>
+          <w:numId w:val="7"/>
+        </w:numPr>
+        <w:rPr>
+          <w:rFonts w:ascii="Times New Roman" w:hAnsi="Times New Roman" w:cs="Times New Roman"/>
+          <w:sz w:val="24"/>
+          <w:szCs w:val="24"/>
+        </w:rPr>
+      </w:pPr>
+      <w:r>
+        <w:rPr>
+          <w:rFonts w:ascii="Times New Roman" w:hAnsi="Times New Roman" w:cs="Times New Roman"/>
+          <w:b/>
+          <w:sz w:val="24"/>
+          <w:szCs w:val="24"/>
+          <w:lang w:val="en-US"/>
+        </w:rPr>
+        <w:lastRenderedPageBreak/>
+        <w:t>Is vs ==</w:t>
+      </w:r>
+      <w:r>
+        <w:rPr>
+          <w:rFonts w:ascii="Times New Roman" w:hAnsi="Times New Roman" w:cs="Times New Roman"/>
+          <w:b/>
+          <w:sz w:val="24"/>
+          <w:szCs w:val="24"/>
+          <w:lang w:val="en-US"/>
+        </w:rPr>
+        <w:br/>
+      </w:r>
+      <w:r>
+        <w:rPr>
+          <w:rFonts w:ascii="Times New Roman" w:hAnsi="Times New Roman" w:cs="Times New Roman"/>
+          <w:sz w:val="24"/>
+          <w:szCs w:val="24"/>
+          <w:lang w:val="en-US"/>
+        </w:rPr>
+        <w:br/>
+        <w:t>“</w:t>
+      </w:r>
+      <w:r>
+        <w:rPr>
+          <w:rFonts w:ascii="Times New Roman" w:hAnsi="Times New Roman" w:cs="Times New Roman"/>
+          <w:b/>
+          <w:sz w:val="24"/>
+          <w:szCs w:val="24"/>
+          <w:lang w:val="en-US"/>
+        </w:rPr>
+        <w:t>==</w:t>
+      </w:r>
+      <w:r>
+        <w:rPr>
+          <w:rFonts w:ascii="Times New Roman" w:hAnsi="Times New Roman" w:cs="Times New Roman"/>
+          <w:sz w:val="24"/>
+          <w:szCs w:val="24"/>
+          <w:lang w:val="en-US"/>
+        </w:rPr>
+        <w:t>” checks for equality of value, while “</w:t>
+      </w:r>
+      <w:r>
+        <w:rPr>
+          <w:rFonts w:ascii="Times New Roman" w:hAnsi="Times New Roman" w:cs="Times New Roman"/>
+          <w:b/>
+          <w:sz w:val="24"/>
+          <w:szCs w:val="24"/>
+          <w:lang w:val="en-US"/>
+        </w:rPr>
+        <w:t>IS</w:t>
+      </w:r>
+      <w:r>
+        <w:rPr>
+          <w:rFonts w:ascii="Times New Roman" w:hAnsi="Times New Roman" w:cs="Times New Roman"/>
+          <w:sz w:val="24"/>
+          <w:szCs w:val="24"/>
+          <w:lang w:val="en-US"/>
+        </w:rPr>
+        <w:t xml:space="preserve">: checks for </w:t>
+      </w:r>
+      <w:r>
+        <w:rPr>
+          <w:rFonts w:ascii="Times New Roman" w:hAnsi="Times New Roman" w:cs="Times New Roman"/>
+          <w:sz w:val="24"/>
+          <w:szCs w:val="24"/>
+          <w:lang w:val="en-US"/>
+        </w:rPr>
+        <w:t xml:space="preserve">equality of memory </w:t>
+      </w:r>
+      <w:r>
+        <w:rPr>
+          <w:rFonts w:ascii="Times New Roman" w:hAnsi="Times New Roman" w:cs="Times New Roman"/>
+          <w:sz w:val="24"/>
+          <w:szCs w:val="24"/>
+          <w:lang w:val="en-US"/>
+        </w:rPr>
+        <w:t>l</w:t>
+      </w:r>
+      <w:r>
+        <w:rPr>
+          <w:rFonts w:ascii="Times New Roman" w:hAnsi="Times New Roman" w:cs="Times New Roman"/>
+          <w:sz w:val="24"/>
+          <w:szCs w:val="24"/>
+          <w:lang w:val="en-US"/>
+        </w:rPr>
+        <w:t>ocations</w:t>
+      </w:r>
+      <w:proofErr w:type="gramStart"/>
+      <w:r>
+        <w:rPr>
+          <w:rFonts w:ascii="Times New Roman" w:hAnsi="Times New Roman" w:cs="Times New Roman"/>
+          <w:sz w:val="24"/>
+          <w:szCs w:val="24"/>
+          <w:lang w:val="en-US"/>
+        </w:rPr>
+        <w:t>.</w:t>
+      </w:r>
+      <w:proofErr w:type="gramEnd"/>
+      <w:r>
+        <w:rPr>
+          <w:rFonts w:ascii="Times New Roman" w:hAnsi="Times New Roman" w:cs="Times New Roman"/>
+          <w:sz w:val="24"/>
+          <w:szCs w:val="24"/>
+          <w:lang w:val="en-US"/>
+        </w:rPr>
+        <w:br/>
+      </w:r>
+      <w:r>
+        <w:rPr>
+          <w:rFonts w:ascii="Times New Roman" w:hAnsi="Times New Roman" w:cs="Times New Roman"/>
+          <w:sz w:val="24"/>
+          <w:szCs w:val="24"/>
+          <w:lang w:val="en-US"/>
+        </w:rPr>
+        <w:t>“</w:t>
+      </w:r>
+      <w:r>
+        <w:rPr>
+          <w:rFonts w:ascii="Times New Roman" w:hAnsi="Times New Roman" w:cs="Times New Roman"/>
+          <w:b/>
+          <w:sz w:val="24"/>
+          <w:szCs w:val="24"/>
+          <w:lang w:val="en-US"/>
+        </w:rPr>
+        <w:t>Is</w:t>
+      </w:r>
+      <w:r>
+        <w:rPr>
+          <w:rFonts w:ascii="Times New Roman" w:hAnsi="Times New Roman" w:cs="Times New Roman"/>
+          <w:sz w:val="24"/>
+          <w:szCs w:val="24"/>
+          <w:lang w:val="en-US"/>
+        </w:rPr>
+        <w:t>” is stricter than “</w:t>
+      </w:r>
+      <w:r>
+        <w:rPr>
+          <w:rFonts w:ascii="Times New Roman" w:hAnsi="Times New Roman" w:cs="Times New Roman"/>
+          <w:b/>
+          <w:sz w:val="24"/>
+          <w:szCs w:val="24"/>
+          <w:lang w:val="en-US"/>
+        </w:rPr>
+        <w:t>==</w:t>
+      </w:r>
+      <w:r>
+        <w:rPr>
+          <w:rFonts w:ascii="Times New Roman" w:hAnsi="Times New Roman" w:cs="Times New Roman"/>
+          <w:sz w:val="24"/>
+          <w:szCs w:val="24"/>
+          <w:lang w:val="en-US"/>
+        </w:rPr>
+        <w:t>”</w:t>
+      </w:r>
+      <w:r>
+        <w:rPr>
+          <w:rFonts w:ascii="Times New Roman" w:hAnsi="Times New Roman" w:cs="Times New Roman"/>
+          <w:sz w:val="24"/>
+          <w:szCs w:val="24"/>
+          <w:lang w:val="en-US"/>
+        </w:rPr>
+        <w:br/>
+      </w:r>
+      <w:r>
+        <w:rPr>
+          <w:rFonts w:ascii="Times New Roman" w:hAnsi="Times New Roman" w:cs="Times New Roman"/>
+          <w:sz w:val="24"/>
+          <w:szCs w:val="24"/>
+          <w:lang w:val="en-US"/>
+        </w:rPr>
+        <w:br/>
+      </w:r>
+      <w:r>
+        <w:rPr>
+          <w:rFonts w:ascii="Courier New" w:hAnsi="Courier New" w:cs="Courier New"/>
+          <w:sz w:val="24"/>
+          <w:szCs w:val="24"/>
+        </w:rPr>
+        <w:t>print(True == 1)</w:t>
+      </w:r>
+      <w:r>
+        <w:rPr>
+          <w:rFonts w:ascii="Courier New" w:hAnsi="Courier New" w:cs="Courier New"/>
+          <w:sz w:val="24"/>
+          <w:szCs w:val="24"/>
+        </w:rPr>
+        <w:br/>
+        <w:t>print('' == 1)</w:t>
+      </w:r>
+      <w:r>
+        <w:rPr>
+          <w:rFonts w:ascii="Courier New" w:hAnsi="Courier New" w:cs="Courier New"/>
+          <w:sz w:val="24"/>
+          <w:szCs w:val="24"/>
+        </w:rPr>
+        <w:br/>
+        <w:t>print([] == 1)</w:t>
+      </w:r>
+      <w:r>
+        <w:rPr>
+          <w:rFonts w:ascii="Courier New" w:hAnsi="Courier New" w:cs="Courier New"/>
+          <w:sz w:val="24"/>
+          <w:szCs w:val="24"/>
+        </w:rPr>
+        <w:br/>
+        <w:t>print(10 == 10.0)</w:t>
+      </w:r>
+      <w:r>
+        <w:rPr>
+          <w:rFonts w:ascii="Courier New" w:hAnsi="Courier New" w:cs="Courier New"/>
+          <w:sz w:val="24"/>
+          <w:szCs w:val="24"/>
+        </w:rPr>
+        <w:br/>
+        <w:t>print([] == [])</w:t>
+      </w:r>
+      <w:r>
+        <w:rPr>
+          <w:rFonts w:ascii="Courier New" w:hAnsi="Courier New" w:cs="Courier New"/>
+          <w:sz w:val="24"/>
+          <w:szCs w:val="24"/>
+        </w:rPr>
+        <w:br/>
+        <w:t>print('\n')</w:t>
+      </w:r>
+      <w:r>
+        <w:rPr>
+          <w:rFonts w:ascii="Courier New" w:hAnsi="Courier New" w:cs="Courier New"/>
+          <w:sz w:val="24"/>
+          <w:szCs w:val="24"/>
+        </w:rPr>
+        <w:br/>
+      </w:r>
+      <w:r>
+        <w:rPr>
+          <w:rFonts w:ascii="Courier New" w:hAnsi="Courier New" w:cs="Courier New"/>
+          <w:sz w:val="24"/>
+          <w:szCs w:val="24"/>
+        </w:rPr>
+        <w:br/>
+        <w:t>print(True == True)</w:t>
+      </w:r>
+      <w:r>
+        <w:rPr>
+          <w:rFonts w:ascii="Courier New" w:hAnsi="Courier New" w:cs="Courier New"/>
+          <w:sz w:val="24"/>
+          <w:szCs w:val="24"/>
+        </w:rPr>
+        <w:br/>
+        <w:t>print('1' == 1)</w:t>
+      </w:r>
+      <w:r>
+        <w:rPr>
+          <w:rFonts w:ascii="Courier New" w:hAnsi="Courier New" w:cs="Courier New"/>
+          <w:sz w:val="24"/>
+          <w:szCs w:val="24"/>
+        </w:rPr>
+        <w:br/>
+        <w:t>print([1, 2, 3] == [1, 2, 3])</w:t>
+      </w:r>
+      <w:r>
+        <w:rPr>
+          <w:rFonts w:ascii="Courier New" w:hAnsi="Courier New" w:cs="Courier New"/>
+          <w:sz w:val="24"/>
+          <w:szCs w:val="24"/>
+        </w:rPr>
+        <w:br/>
+        <w:t>print('\n')</w:t>
+      </w:r>
+      <w:r>
+        <w:rPr>
+          <w:rFonts w:ascii="Courier New" w:hAnsi="Courier New" w:cs="Courier New"/>
+          <w:sz w:val="24"/>
+          <w:szCs w:val="24"/>
+        </w:rPr>
+        <w:br/>
+      </w:r>
+      <w:r>
+        <w:rPr>
+          <w:rFonts w:ascii="Courier New" w:hAnsi="Courier New" w:cs="Courier New"/>
+          <w:sz w:val="24"/>
+          <w:szCs w:val="24"/>
+        </w:rPr>
+        <w:br/>
+        <w:t>print(True is 1)</w:t>
+      </w:r>
+      <w:r>
+        <w:rPr>
+          <w:rFonts w:ascii="Courier New" w:hAnsi="Courier New" w:cs="Courier New"/>
+          <w:sz w:val="24"/>
+          <w:szCs w:val="24"/>
+        </w:rPr>
+        <w:br/>
+        <w:t>print('1' is 1)</w:t>
+      </w:r>
+      <w:r>
+        <w:rPr>
+          <w:rFonts w:ascii="Courier New" w:hAnsi="Courier New" w:cs="Courier New"/>
+          <w:sz w:val="24"/>
+          <w:szCs w:val="24"/>
+        </w:rPr>
+        <w:br/>
+        <w:t>print([] is 1)</w:t>
+      </w:r>
+      <w:r>
+        <w:rPr>
+          <w:rFonts w:ascii="Courier New" w:hAnsi="Courier New" w:cs="Courier New"/>
+          <w:sz w:val="24"/>
+          <w:szCs w:val="24"/>
+        </w:rPr>
+        <w:br/>
+        <w:t>print(10 is 10.0)</w:t>
+      </w:r>
+      <w:r>
+        <w:rPr>
+          <w:rFonts w:ascii="Courier New" w:hAnsi="Courier New" w:cs="Courier New"/>
+          <w:sz w:val="24"/>
+          <w:szCs w:val="24"/>
+        </w:rPr>
+        <w:br/>
+        <w:t>print([1, 2, 3] is [1, 2, 3])</w:t>
+      </w:r>
+      <w:r>
+        <w:rPr>
+          <w:rFonts w:ascii="Courier New" w:hAnsi="Courier New" w:cs="Courier New"/>
+          <w:sz w:val="24"/>
+          <w:szCs w:val="24"/>
+        </w:rPr>
+        <w:br/>
+        <w:t>print('\n')</w:t>
+      </w:r>
+      <w:r>
+        <w:rPr>
+          <w:rFonts w:ascii="Courier New" w:hAnsi="Courier New" w:cs="Courier New"/>
+          <w:sz w:val="24"/>
+          <w:szCs w:val="24"/>
+        </w:rPr>
+        <w:br/>
+      </w:r>
+      <w:r>
+        <w:rPr>
+          <w:rFonts w:ascii="Courier New" w:hAnsi="Courier New" w:cs="Courier New"/>
+          <w:sz w:val="24"/>
+          <w:szCs w:val="24"/>
+        </w:rPr>
+        <w:br/>
+        <w:t>print(True is True)</w:t>
+      </w:r>
+      <w:r>
+        <w:rPr>
+          <w:rFonts w:ascii="Courier New" w:hAnsi="Courier New" w:cs="Courier New"/>
+          <w:sz w:val="24"/>
+          <w:szCs w:val="24"/>
+        </w:rPr>
+        <w:br/>
+        <w:t>print('1' is '1')</w:t>
+      </w:r>
+      <w:r>
+        <w:rPr>
+          <w:rFonts w:ascii="Courier New" w:hAnsi="Courier New" w:cs="Courier New"/>
+          <w:sz w:val="24"/>
+          <w:szCs w:val="24"/>
+        </w:rPr>
+        <w:br/>
+        <w:t>print([] is [])</w:t>
+      </w:r>
+      <w:r>
+        <w:rPr>
+          <w:rFonts w:ascii="Times New Roman" w:hAnsi="Times New Roman" w:cs="Times New Roman"/>
+          <w:sz w:val="24"/>
+          <w:szCs w:val="24"/>
+        </w:rPr>
+        <w:br/>
+      </w:r>
+      <w:r>
+        <w:rPr>
+          <w:rFonts w:ascii="Times New Roman" w:hAnsi="Times New Roman" w:cs="Times New Roman"/>
+          <w:sz w:val="24"/>
+          <w:szCs w:val="24"/>
+        </w:rPr>
+        <w:br/>
+      </w:r>
+    </w:p>
+    <w:p>
+      <w:pPr>
+        <w:rPr>
+          <w:rFonts w:ascii="Times New Roman" w:hAnsi="Times New Roman" w:cs="Times New Roman"/>
+          <w:sz w:val="24"/>
+          <w:szCs w:val="24"/>
+        </w:rPr>
+      </w:pPr>
+      <w:r>
+        <w:rPr>
+          <w:rFonts w:ascii="Times New Roman" w:hAnsi="Times New Roman" w:cs="Times New Roman"/>
+          <w:sz w:val="24"/>
+          <w:szCs w:val="24"/>
+        </w:rPr>
+        <w:br w:type="page"/>
+      </w:r>
+    </w:p>
+    <w:p>
+      <w:pPr>
+        <w:pStyle w:val="ListParagraph"/>
+        <w:numPr>
+          <w:ilvl w:val="0"/>
+          <w:numId w:val="7"/>
+        </w:numPr>
+        <w:rPr>
+          <w:rFonts w:ascii="Courier New" w:hAnsi="Courier New" w:cs="Courier New"/>
+          <w:sz w:val="24"/>
+          <w:szCs w:val="24"/>
+        </w:rPr>
+      </w:pPr>
+      <w:r>
+        <w:rPr>
+          <w:rFonts w:ascii="Times New Roman" w:hAnsi="Times New Roman" w:cs="Times New Roman"/>
+          <w:b/>
+          <w:sz w:val="24"/>
+          <w:szCs w:val="24"/>
+          <w:lang w:val="en-US"/>
+        </w:rPr>
+        <w:lastRenderedPageBreak/>
+        <w:t>For Loops</w:t>
+      </w:r>
+      <w:r>
+        <w:rPr>
+          <w:rFonts w:ascii="Times New Roman" w:hAnsi="Times New Roman" w:cs="Times New Roman"/>
+          <w:b/>
+          <w:sz w:val="24"/>
+          <w:szCs w:val="24"/>
+          <w:lang w:val="en-US"/>
+        </w:rPr>
+        <w:br/>
+      </w:r>
+      <w:r>
+        <w:rPr>
+          <w:rFonts w:ascii="Times New Roman" w:hAnsi="Times New Roman" w:cs="Times New Roman"/>
+          <w:sz w:val="24"/>
+          <w:szCs w:val="24"/>
+          <w:lang w:val="en-US"/>
+        </w:rPr>
+        <w:br/>
+        <w:t>Syntax:</w:t>
+      </w:r>
+      <w:r>
+        <w:rPr>
+          <w:rFonts w:ascii="Times New Roman" w:hAnsi="Times New Roman" w:cs="Times New Roman"/>
+          <w:sz w:val="24"/>
+          <w:szCs w:val="24"/>
+          <w:lang w:val="en-US"/>
+        </w:rPr>
+        <w:tab/>
+      </w:r>
+      <w:r>
+        <w:rPr>
+          <w:rFonts w:ascii="Courier New" w:hAnsi="Courier New" w:cs="Courier New"/>
+          <w:sz w:val="24"/>
+          <w:szCs w:val="24"/>
+          <w:lang w:val="en-US"/>
+        </w:rPr>
+        <w:t xml:space="preserve">for variable in </w:t>
+      </w:r>
+      <w:proofErr w:type="spellStart"/>
+      <w:r>
+        <w:rPr>
+          <w:rFonts w:ascii="Courier New" w:hAnsi="Courier New" w:cs="Courier New"/>
+          <w:sz w:val="24"/>
+          <w:szCs w:val="24"/>
+          <w:lang w:val="en-US"/>
+        </w:rPr>
+        <w:t>iterable</w:t>
+      </w:r>
+      <w:proofErr w:type="spellEnd"/>
+      <w:r>
+        <w:rPr>
+          <w:rFonts w:ascii="Courier New" w:hAnsi="Courier New" w:cs="Courier New"/>
+          <w:sz w:val="24"/>
+          <w:szCs w:val="24"/>
+          <w:lang w:val="en-US"/>
+        </w:rPr>
+        <w:t xml:space="preserve">: </w:t>
+      </w:r>
+      <w:r>
+        <w:rPr>
+          <w:rFonts w:ascii="Courier New" w:hAnsi="Courier New" w:cs="Courier New"/>
+          <w:sz w:val="24"/>
+          <w:szCs w:val="24"/>
+          <w:lang w:val="en-US"/>
+        </w:rPr>
+        <w:br/>
+        <w:t xml:space="preserve"> </w:t>
+      </w:r>
+      <w:r>
+        <w:rPr>
+          <w:rFonts w:ascii="Courier New" w:hAnsi="Courier New" w:cs="Courier New"/>
+          <w:sz w:val="24"/>
+          <w:szCs w:val="24"/>
+          <w:lang w:val="en-US"/>
+        </w:rPr>
+        <w:tab/>
+      </w:r>
+      <w:r>
+        <w:rPr>
+          <w:rFonts w:ascii="Courier New" w:hAnsi="Courier New" w:cs="Courier New"/>
+          <w:sz w:val="24"/>
+          <w:szCs w:val="24"/>
+          <w:lang w:val="en-US"/>
+        </w:rPr>
+        <w:tab/>
+      </w:r>
+      <w:r>
+        <w:rPr>
+          <w:rFonts w:ascii="Courier New" w:hAnsi="Courier New" w:cs="Courier New"/>
+          <w:sz w:val="24"/>
+          <w:szCs w:val="24"/>
+          <w:lang w:val="en-US"/>
+        </w:rPr>
+        <w:tab/>
+        <w:t>statements</w:t>
+      </w:r>
+      <w:r>
+        <w:rPr>
+          <w:rFonts w:ascii="Times New Roman" w:hAnsi="Times New Roman" w:cs="Times New Roman"/>
+          <w:sz w:val="24"/>
+          <w:szCs w:val="24"/>
+          <w:lang w:val="en-US"/>
+        </w:rPr>
+        <w:br/>
+      </w:r>
+      <w:r>
+        <w:rPr>
+          <w:rFonts w:ascii="Times New Roman" w:hAnsi="Times New Roman" w:cs="Times New Roman"/>
+          <w:sz w:val="24"/>
+          <w:szCs w:val="24"/>
+          <w:lang w:val="en-US"/>
+        </w:rPr>
+        <w:br/>
+      </w:r>
+      <w:r>
+        <w:rPr>
+          <w:rFonts w:ascii="Courier New" w:hAnsi="Courier New" w:cs="Courier New"/>
+          <w:sz w:val="24"/>
+          <w:szCs w:val="24"/>
+        </w:rPr>
+        <w:t>for item in 'Zero to Mastery':</w:t>
+      </w:r>
+      <w:r>
+        <w:rPr>
+          <w:rFonts w:ascii="Courier New" w:hAnsi="Courier New" w:cs="Courier New"/>
+          <w:sz w:val="24"/>
+          <w:szCs w:val="24"/>
+        </w:rPr>
+        <w:br/>
+        <w:t xml:space="preserve">    print(item, end=' ')</w:t>
+      </w:r>
+      <w:r>
+        <w:rPr>
+          <w:rFonts w:ascii="Courier New" w:hAnsi="Courier New" w:cs="Courier New"/>
+          <w:sz w:val="24"/>
+          <w:szCs w:val="24"/>
+        </w:rPr>
+        <w:br/>
+        <w:t>print('\n')</w:t>
+      </w:r>
+      <w:r>
+        <w:rPr>
+          <w:rFonts w:ascii="Courier New" w:hAnsi="Courier New" w:cs="Courier New"/>
+          <w:sz w:val="24"/>
+          <w:szCs w:val="24"/>
+        </w:rPr>
+        <w:br/>
+      </w:r>
+      <w:r>
+        <w:rPr>
+          <w:rFonts w:ascii="Courier New" w:hAnsi="Courier New" w:cs="Courier New"/>
+          <w:sz w:val="24"/>
+          <w:szCs w:val="24"/>
+        </w:rPr>
+        <w:br/>
+        <w:t>for item in [1, 2, 3, 4, 5]:</w:t>
+      </w:r>
+      <w:r>
+        <w:rPr>
+          <w:rFonts w:ascii="Courier New" w:hAnsi="Courier New" w:cs="Courier New"/>
+          <w:sz w:val="24"/>
+          <w:szCs w:val="24"/>
+        </w:rPr>
+        <w:br/>
+        <w:t xml:space="preserve">    print(item, end=' ')</w:t>
+      </w:r>
+      <w:r>
+        <w:rPr>
+          <w:rFonts w:ascii="Courier New" w:hAnsi="Courier New" w:cs="Courier New"/>
+          <w:sz w:val="24"/>
+          <w:szCs w:val="24"/>
+        </w:rPr>
+        <w:br/>
+        <w:t>print('\n')</w:t>
+      </w:r>
+      <w:r>
+        <w:rPr>
+          <w:rFonts w:ascii="Courier New" w:hAnsi="Courier New" w:cs="Courier New"/>
+          <w:sz w:val="24"/>
+          <w:szCs w:val="24"/>
+        </w:rPr>
+        <w:br/>
+      </w:r>
+      <w:r>
+        <w:rPr>
+          <w:rFonts w:ascii="Courier New" w:hAnsi="Courier New" w:cs="Courier New"/>
+          <w:sz w:val="24"/>
+          <w:szCs w:val="24"/>
+        </w:rPr>
+        <w:br/>
+        <w:t>for item in {1, 2, 3, 4, 5}:</w:t>
+      </w:r>
+      <w:r>
+        <w:rPr>
+          <w:rFonts w:ascii="Courier New" w:hAnsi="Courier New" w:cs="Courier New"/>
+          <w:sz w:val="24"/>
+          <w:szCs w:val="24"/>
+        </w:rPr>
+        <w:br/>
+        <w:t xml:space="preserve">    print(item, end=' ')</w:t>
+      </w:r>
+      <w:r>
+        <w:rPr>
+          <w:rFonts w:ascii="Courier New" w:hAnsi="Courier New" w:cs="Courier New"/>
+          <w:sz w:val="24"/>
+          <w:szCs w:val="24"/>
+        </w:rPr>
+        <w:br/>
+        <w:t>print('\n')</w:t>
+      </w:r>
+      <w:r>
+        <w:rPr>
+          <w:rFonts w:ascii="Courier New" w:hAnsi="Courier New" w:cs="Courier New"/>
+          <w:sz w:val="24"/>
+          <w:szCs w:val="24"/>
+        </w:rPr>
+        <w:br/>
+      </w:r>
+      <w:r>
+        <w:rPr>
+          <w:rFonts w:ascii="Courier New" w:hAnsi="Courier New" w:cs="Courier New"/>
+          <w:sz w:val="24"/>
+          <w:szCs w:val="24"/>
+        </w:rPr>
+        <w:br/>
+        <w:t>for item in (1, 2, 3, 4, 5):</w:t>
+      </w:r>
+      <w:r>
+        <w:rPr>
+          <w:rFonts w:ascii="Courier New" w:hAnsi="Courier New" w:cs="Courier New"/>
+          <w:sz w:val="24"/>
+          <w:szCs w:val="24"/>
+        </w:rPr>
+        <w:br/>
+        <w:t xml:space="preserve">    print(item, end=' ')</w:t>
+      </w:r>
+      <w:r>
+        <w:rPr>
+          <w:rFonts w:ascii="Courier New" w:hAnsi="Courier New" w:cs="Courier New"/>
+          <w:sz w:val="24"/>
+          <w:szCs w:val="24"/>
+        </w:rPr>
+        <w:br/>
+        <w:t>print(item)</w:t>
+      </w:r>
+      <w:r>
+        <w:rPr>
+          <w:rFonts w:ascii="Courier New" w:hAnsi="Courier New" w:cs="Courier New"/>
+          <w:sz w:val="24"/>
+          <w:szCs w:val="24"/>
+        </w:rPr>
+        <w:br/>
+        <w:t>print('\n')</w:t>
+      </w:r>
+      <w:r>
+        <w:rPr>
+          <w:rFonts w:ascii="Courier New" w:hAnsi="Courier New" w:cs="Courier New"/>
+          <w:sz w:val="24"/>
+          <w:szCs w:val="24"/>
+        </w:rPr>
+        <w:br/>
+      </w:r>
+      <w:r>
+        <w:rPr>
+          <w:rFonts w:ascii="Courier New" w:hAnsi="Courier New" w:cs="Courier New"/>
+          <w:sz w:val="24"/>
+          <w:szCs w:val="24"/>
+        </w:rPr>
+        <w:br/>
+        <w:t># Nested Loops</w:t>
+      </w:r>
+      <w:r>
+        <w:rPr>
+          <w:rFonts w:ascii="Courier New" w:hAnsi="Courier New" w:cs="Courier New"/>
+          <w:sz w:val="24"/>
+          <w:szCs w:val="24"/>
+        </w:rPr>
+        <w:br/>
+        <w:t>for item in (1, 2, 3, 4, 5):</w:t>
+      </w:r>
+      <w:r>
+        <w:rPr>
+          <w:rFonts w:ascii="Courier New" w:hAnsi="Courier New" w:cs="Courier New"/>
+          <w:sz w:val="24"/>
+          <w:szCs w:val="24"/>
+        </w:rPr>
+        <w:br/>
+        <w:t xml:space="preserve">    for x in ['a', 'b', 'c']:</w:t>
+      </w:r>
+      <w:r>
+        <w:rPr>
+          <w:rFonts w:ascii="Courier New" w:hAnsi="Courier New" w:cs="Courier New"/>
+          <w:sz w:val="24"/>
+          <w:szCs w:val="24"/>
+        </w:rPr>
+        <w:br/>
+        <w:t xml:space="preserve">        print(item, x, end='\t')</w:t>
+      </w:r>
+      <w:r>
+        <w:rPr>
+          <w:rFonts w:ascii="Courier New" w:hAnsi="Courier New" w:cs="Courier New"/>
+          <w:sz w:val="24"/>
+          <w:szCs w:val="24"/>
+        </w:rPr>
+        <w:br/>
+      </w:r>
+      <w:r>
+        <w:rPr>
+          <w:rFonts w:ascii="Courier New" w:hAnsi="Courier New" w:cs="Courier New"/>
+          <w:sz w:val="24"/>
+          <w:szCs w:val="24"/>
+        </w:rPr>
+        <w:br/>
+      </w:r>
+    </w:p>
+    <w:p>
+      <w:pPr>
+        <w:rPr>
+          <w:rFonts w:ascii="Courier New" w:hAnsi="Courier New" w:cs="Courier New"/>
+          <w:sz w:val="24"/>
+          <w:szCs w:val="24"/>
+        </w:rPr>
+      </w:pPr>
+      <w:r>
+        <w:rPr>
+          <w:rFonts w:ascii="Courier New" w:hAnsi="Courier New" w:cs="Courier New"/>
+          <w:sz w:val="24"/>
+          <w:szCs w:val="24"/>
+        </w:rPr>
+        <w:br w:type="page"/>
+      </w:r>
+    </w:p>
+    <w:p>
+      <w:pPr>
+        <w:pStyle w:val="ListParagraph"/>
+        <w:numPr>
+          <w:ilvl w:val="0"/>
+          <w:numId w:val="7"/>
+        </w:numPr>
+        <w:rPr>
+          <w:rFonts w:ascii="Courier New" w:hAnsi="Courier New" w:cs="Courier New"/>
+          <w:sz w:val="24"/>
+          <w:szCs w:val="24"/>
+        </w:rPr>
+      </w:pPr>
+      <w:proofErr w:type="spellStart"/>
+      <w:r>
+        <w:rPr>
+          <w:rFonts w:ascii="Times New Roman" w:hAnsi="Times New Roman" w:cs="Times New Roman"/>
+          <w:b/>
+          <w:sz w:val="24"/>
+          <w:szCs w:val="24"/>
+          <w:lang w:val="en-US"/>
+        </w:rPr>
+        <w:lastRenderedPageBreak/>
+        <w:t>Iterables</w:t>
+      </w:r>
+      <w:proofErr w:type="spellEnd"/>
+      <w:r>
+        <w:rPr>
+          <w:rFonts w:ascii="Times New Roman" w:hAnsi="Times New Roman" w:cs="Times New Roman"/>
+          <w:b/>
+          <w:sz w:val="24"/>
+          <w:szCs w:val="24"/>
+          <w:lang w:val="en-US"/>
+        </w:rPr>
+        <w:br/>
+      </w:r>
+      <w:r>
+        <w:rPr>
+          <w:rFonts w:ascii="Times New Roman" w:hAnsi="Times New Roman" w:cs="Times New Roman"/>
+          <w:sz w:val="24"/>
+          <w:szCs w:val="24"/>
+          <w:lang w:val="en-US"/>
+        </w:rPr>
+        <w:br/>
+      </w:r>
+      <w:proofErr w:type="spellStart"/>
+      <w:r>
+        <w:rPr>
+          <w:rFonts w:ascii="Times New Roman" w:hAnsi="Times New Roman" w:cs="Times New Roman"/>
+          <w:sz w:val="24"/>
+          <w:szCs w:val="24"/>
+          <w:lang w:val="en-US"/>
+        </w:rPr>
+        <w:t>Iterable</w:t>
+      </w:r>
+      <w:proofErr w:type="spellEnd"/>
+      <w:r>
+        <w:rPr>
+          <w:rFonts w:ascii="Times New Roman" w:hAnsi="Times New Roman" w:cs="Times New Roman"/>
+          <w:sz w:val="24"/>
+          <w:szCs w:val="24"/>
+          <w:lang w:val="en-US"/>
+        </w:rPr>
+        <w:t xml:space="preserve"> is an object or a collection which can be iterated over. </w:t>
+      </w:r>
+      <w:proofErr w:type="spellStart"/>
+      <w:r>
+        <w:rPr>
+          <w:rFonts w:ascii="Times New Roman" w:hAnsi="Times New Roman" w:cs="Times New Roman"/>
+          <w:sz w:val="24"/>
+          <w:szCs w:val="24"/>
+          <w:lang w:val="en-US"/>
+        </w:rPr>
+        <w:t>Iterable</w:t>
+      </w:r>
+      <w:proofErr w:type="spellEnd"/>
+      <w:r>
+        <w:rPr>
+          <w:rFonts w:ascii="Times New Roman" w:hAnsi="Times New Roman" w:cs="Times New Roman"/>
+          <w:sz w:val="24"/>
+          <w:szCs w:val="24"/>
+          <w:lang w:val="en-US"/>
+        </w:rPr>
+        <w:t xml:space="preserve"> can be a list, dictionary, tuple, set, string.</w:t>
+      </w:r>
+      <w:r>
+        <w:rPr>
+          <w:rFonts w:ascii="Times New Roman" w:hAnsi="Times New Roman" w:cs="Times New Roman"/>
+          <w:sz w:val="24"/>
+          <w:szCs w:val="24"/>
+          <w:lang w:val="en-US"/>
+        </w:rPr>
+        <w:br/>
+      </w:r>
+      <w:r>
+        <w:rPr>
+          <w:rFonts w:ascii="Times New Roman" w:hAnsi="Times New Roman" w:cs="Times New Roman"/>
+          <w:sz w:val="24"/>
+          <w:szCs w:val="24"/>
+          <w:lang w:val="en-US"/>
+        </w:rPr>
+        <w:br/>
+      </w:r>
+      <w:r>
+        <w:rPr>
+          <w:rFonts w:ascii="Courier New" w:hAnsi="Courier New" w:cs="Courier New"/>
+          <w:sz w:val="24"/>
+          <w:szCs w:val="24"/>
+        </w:rPr>
+        <w:t>user = {</w:t>
+      </w:r>
+      <w:r>
+        <w:rPr>
+          <w:rFonts w:ascii="Courier New" w:hAnsi="Courier New" w:cs="Courier New"/>
+          <w:sz w:val="24"/>
+          <w:szCs w:val="24"/>
+        </w:rPr>
+        <w:br/>
+        <w:t xml:space="preserve">    'name': 'Golem',</w:t>
+      </w:r>
+      <w:r>
+        <w:rPr>
+          <w:rFonts w:ascii="Courier New" w:hAnsi="Courier New" w:cs="Courier New"/>
+          <w:sz w:val="24"/>
+          <w:szCs w:val="24"/>
+        </w:rPr>
+        <w:br/>
+        <w:t xml:space="preserve">    'age': 5006,</w:t>
+      </w:r>
+      <w:r>
+        <w:rPr>
+          <w:rFonts w:ascii="Courier New" w:hAnsi="Courier New" w:cs="Courier New"/>
+          <w:sz w:val="24"/>
+          <w:szCs w:val="24"/>
+        </w:rPr>
+        <w:br/>
+        <w:t xml:space="preserve">    '</w:t>
+      </w:r>
+      <w:proofErr w:type="spellStart"/>
+      <w:r>
+        <w:rPr>
+          <w:rFonts w:ascii="Courier New" w:hAnsi="Courier New" w:cs="Courier New"/>
+          <w:sz w:val="24"/>
+          <w:szCs w:val="24"/>
+        </w:rPr>
+        <w:t>can_swim</w:t>
+      </w:r>
+      <w:proofErr w:type="spellEnd"/>
+      <w:r>
+        <w:rPr>
+          <w:rFonts w:ascii="Courier New" w:hAnsi="Courier New" w:cs="Courier New"/>
+          <w:sz w:val="24"/>
+          <w:szCs w:val="24"/>
+        </w:rPr>
+        <w:t>': False</w:t>
+      </w:r>
+      <w:r>
+        <w:rPr>
+          <w:rFonts w:ascii="Courier New" w:hAnsi="Courier New" w:cs="Courier New"/>
+          <w:sz w:val="24"/>
+          <w:szCs w:val="24"/>
+        </w:rPr>
+        <w:br/>
+        <w:t>}</w:t>
+      </w:r>
+      <w:r>
+        <w:rPr>
+          <w:rFonts w:ascii="Courier New" w:hAnsi="Courier New" w:cs="Courier New"/>
+          <w:sz w:val="24"/>
+          <w:szCs w:val="24"/>
+        </w:rPr>
+        <w:br/>
+      </w:r>
+      <w:r>
+        <w:rPr>
+          <w:rFonts w:ascii="Courier New" w:hAnsi="Courier New" w:cs="Courier New"/>
+          <w:sz w:val="24"/>
+          <w:szCs w:val="24"/>
+        </w:rPr>
+        <w:br/>
+        <w:t>for item in user:</w:t>
+      </w:r>
+      <w:r>
+        <w:rPr>
+          <w:rFonts w:ascii="Courier New" w:hAnsi="Courier New" w:cs="Courier New"/>
+          <w:sz w:val="24"/>
+          <w:szCs w:val="24"/>
+        </w:rPr>
+        <w:br/>
+        <w:t xml:space="preserve">    print(item)</w:t>
+      </w:r>
+      <w:r>
+        <w:rPr>
+          <w:rFonts w:ascii="Courier New" w:hAnsi="Courier New" w:cs="Courier New"/>
+          <w:sz w:val="24"/>
+          <w:szCs w:val="24"/>
+        </w:rPr>
+        <w:br/>
+      </w:r>
+      <w:r>
+        <w:rPr>
+          <w:rFonts w:ascii="Courier New" w:hAnsi="Courier New" w:cs="Courier New"/>
+          <w:sz w:val="24"/>
+          <w:szCs w:val="24"/>
+        </w:rPr>
+        <w:br/>
+        <w:t xml:space="preserve">for item in </w:t>
+      </w:r>
+      <w:proofErr w:type="spellStart"/>
+      <w:r>
+        <w:rPr>
+          <w:rFonts w:ascii="Courier New" w:hAnsi="Courier New" w:cs="Courier New"/>
+          <w:sz w:val="24"/>
+          <w:szCs w:val="24"/>
+        </w:rPr>
+        <w:t>user.items</w:t>
+      </w:r>
+      <w:proofErr w:type="spellEnd"/>
+      <w:r>
+        <w:rPr>
+          <w:rFonts w:ascii="Courier New" w:hAnsi="Courier New" w:cs="Courier New"/>
+          <w:sz w:val="24"/>
+          <w:szCs w:val="24"/>
+        </w:rPr>
+        <w:t>():</w:t>
+      </w:r>
+      <w:r>
+        <w:rPr>
+          <w:rFonts w:ascii="Courier New" w:hAnsi="Courier New" w:cs="Courier New"/>
+          <w:sz w:val="24"/>
+          <w:szCs w:val="24"/>
+        </w:rPr>
+        <w:br/>
+        <w:t xml:space="preserve">    print(item)</w:t>
+      </w:r>
+      <w:r>
+        <w:rPr>
+          <w:rFonts w:ascii="Courier New" w:hAnsi="Courier New" w:cs="Courier New"/>
+          <w:sz w:val="24"/>
+          <w:szCs w:val="24"/>
+        </w:rPr>
+        <w:br/>
+      </w:r>
+      <w:r>
+        <w:rPr>
+          <w:rFonts w:ascii="Courier New" w:hAnsi="Courier New" w:cs="Courier New"/>
+          <w:sz w:val="24"/>
+          <w:szCs w:val="24"/>
+        </w:rPr>
+        <w:br/>
+        <w:t xml:space="preserve">for item in </w:t>
+      </w:r>
+      <w:proofErr w:type="spellStart"/>
+      <w:r>
+        <w:rPr>
+          <w:rFonts w:ascii="Courier New" w:hAnsi="Courier New" w:cs="Courier New"/>
+          <w:sz w:val="24"/>
+          <w:szCs w:val="24"/>
+        </w:rPr>
+        <w:t>user.keys</w:t>
+      </w:r>
+      <w:proofErr w:type="spellEnd"/>
+      <w:r>
+        <w:rPr>
+          <w:rFonts w:ascii="Courier New" w:hAnsi="Courier New" w:cs="Courier New"/>
+          <w:sz w:val="24"/>
+          <w:szCs w:val="24"/>
+        </w:rPr>
+        <w:t>():</w:t>
+      </w:r>
+      <w:r>
+        <w:rPr>
+          <w:rFonts w:ascii="Courier New" w:hAnsi="Courier New" w:cs="Courier New"/>
+          <w:sz w:val="24"/>
+          <w:szCs w:val="24"/>
+        </w:rPr>
+        <w:br/>
+        <w:t xml:space="preserve">    print(item)</w:t>
+      </w:r>
+      <w:r>
+        <w:rPr>
+          <w:rFonts w:ascii="Courier New" w:hAnsi="Courier New" w:cs="Courier New"/>
+          <w:sz w:val="24"/>
+          <w:szCs w:val="24"/>
+        </w:rPr>
+        <w:br/>
+      </w:r>
+      <w:r>
+        <w:rPr>
+          <w:rFonts w:ascii="Courier New" w:hAnsi="Courier New" w:cs="Courier New"/>
+          <w:sz w:val="24"/>
+          <w:szCs w:val="24"/>
+        </w:rPr>
+        <w:br/>
+        <w:t xml:space="preserve">for item in </w:t>
+      </w:r>
+      <w:proofErr w:type="spellStart"/>
+      <w:r>
+        <w:rPr>
+          <w:rFonts w:ascii="Courier New" w:hAnsi="Courier New" w:cs="Courier New"/>
+          <w:sz w:val="24"/>
+          <w:szCs w:val="24"/>
+        </w:rPr>
+        <w:t>user.values</w:t>
+      </w:r>
+      <w:proofErr w:type="spellEnd"/>
+      <w:r>
+        <w:rPr>
+          <w:rFonts w:ascii="Courier New" w:hAnsi="Courier New" w:cs="Courier New"/>
+          <w:sz w:val="24"/>
+          <w:szCs w:val="24"/>
+        </w:rPr>
+        <w:t>():</w:t>
+      </w:r>
+      <w:r>
+        <w:rPr>
+          <w:rFonts w:ascii="Courier New" w:hAnsi="Courier New" w:cs="Courier New"/>
+          <w:sz w:val="24"/>
+          <w:szCs w:val="24"/>
+        </w:rPr>
+        <w:br/>
+        <w:t xml:space="preserve">    print(item)</w:t>
+      </w:r>
+      <w:r>
+        <w:rPr>
+          <w:rFonts w:ascii="Courier New" w:hAnsi="Courier New" w:cs="Courier New"/>
+          <w:sz w:val="24"/>
+          <w:szCs w:val="24"/>
+        </w:rPr>
+        <w:br/>
+      </w:r>
+      <w:r>
+        <w:rPr>
+          <w:rFonts w:ascii="Courier New" w:hAnsi="Courier New" w:cs="Courier New"/>
+          <w:sz w:val="24"/>
+          <w:szCs w:val="24"/>
+        </w:rPr>
+        <w:br/>
+        <w:t xml:space="preserve">for key, value in </w:t>
+      </w:r>
+      <w:proofErr w:type="spellStart"/>
+      <w:r>
+        <w:rPr>
+          <w:rFonts w:ascii="Courier New" w:hAnsi="Courier New" w:cs="Courier New"/>
+          <w:sz w:val="24"/>
+          <w:szCs w:val="24"/>
+        </w:rPr>
+        <w:t>user.items</w:t>
+      </w:r>
+      <w:proofErr w:type="spellEnd"/>
+      <w:r>
+        <w:rPr>
+          <w:rFonts w:ascii="Courier New" w:hAnsi="Courier New" w:cs="Courier New"/>
+          <w:sz w:val="24"/>
+          <w:szCs w:val="24"/>
+        </w:rPr>
+        <w:t>():</w:t>
+      </w:r>
+      <w:r>
+        <w:rPr>
+          <w:rFonts w:ascii="Courier New" w:hAnsi="Courier New" w:cs="Courier New"/>
+          <w:sz w:val="24"/>
+          <w:szCs w:val="24"/>
+        </w:rPr>
+        <w:br/>
+        <w:t xml:space="preserve">    print(key, value)</w:t>
+      </w:r>
+      <w:r>
+        <w:rPr>
+          <w:rFonts w:ascii="Courier New" w:hAnsi="Courier New" w:cs="Courier New"/>
+          <w:sz w:val="24"/>
+          <w:szCs w:val="24"/>
+        </w:rPr>
+        <w:br/>
+      </w:r>
+      <w:r>
+        <w:rPr>
+          <w:rFonts w:ascii="Courier New" w:hAnsi="Courier New" w:cs="Courier New"/>
+          <w:sz w:val="24"/>
+          <w:szCs w:val="24"/>
+        </w:rPr>
+        <w:br/>
+      </w:r>
+    </w:p>
+    <w:p>
+      <w:pPr>
+        <w:pStyle w:val="ListParagraph"/>
+        <w:numPr>
+          <w:ilvl w:val="0"/>
+          <w:numId w:val="7"/>
+        </w:numPr>
+        <w:rPr>
+          <w:rFonts w:ascii="Courier New" w:hAnsi="Courier New" w:cs="Courier New"/>
+          <w:sz w:val="24"/>
+          <w:szCs w:val="24"/>
+        </w:rPr>
+      </w:pPr>
+      <w:r>
+        <w:rPr>
+          <w:rFonts w:ascii="Times New Roman" w:hAnsi="Times New Roman" w:cs="Times New Roman"/>
+          <w:b/>
+          <w:sz w:val="24"/>
+          <w:szCs w:val="24"/>
+          <w:lang w:val="en-US"/>
+        </w:rPr>
+        <w:t>Exercise Tricky Counter</w:t>
+      </w:r>
+      <w:r>
+        <w:rPr>
+          <w:rFonts w:ascii="Times New Roman" w:hAnsi="Times New Roman" w:cs="Times New Roman"/>
+          <w:b/>
+          <w:sz w:val="24"/>
+          <w:szCs w:val="24"/>
+          <w:lang w:val="en-US"/>
+        </w:rPr>
+        <w:br/>
+      </w:r>
+      <w:r>
+        <w:rPr>
+          <w:rFonts w:ascii="Times New Roman" w:hAnsi="Times New Roman" w:cs="Times New Roman"/>
+          <w:b/>
+          <w:sz w:val="24"/>
+          <w:szCs w:val="24"/>
+          <w:lang w:val="en-US"/>
+        </w:rPr>
+        <w:br/>
+      </w:r>
+      <w:r>
+        <w:rPr>
+          <w:rFonts w:ascii="Times New Roman" w:hAnsi="Times New Roman" w:cs="Times New Roman"/>
+          <w:sz w:val="24"/>
+          <w:szCs w:val="24"/>
+        </w:rPr>
+        <w:t># Write a program to find the sum of items in the list</w:t>
+      </w:r>
+      <w:r>
+        <w:rPr>
+          <w:rFonts w:ascii="Times New Roman" w:hAnsi="Times New Roman" w:cs="Times New Roman"/>
+          <w:b/>
+          <w:sz w:val="24"/>
+          <w:szCs w:val="24"/>
+        </w:rPr>
+        <w:br/>
+      </w:r>
+      <w:r>
+        <w:rPr>
+          <w:rFonts w:ascii="Times New Roman" w:hAnsi="Times New Roman" w:cs="Times New Roman"/>
+          <w:b/>
+          <w:sz w:val="24"/>
+          <w:szCs w:val="24"/>
+        </w:rPr>
+        <w:br/>
+      </w:r>
+      <w:proofErr w:type="spellStart"/>
+      <w:r>
+        <w:rPr>
+          <w:rFonts w:ascii="Courier New" w:hAnsi="Courier New" w:cs="Courier New"/>
+          <w:sz w:val="24"/>
+          <w:szCs w:val="24"/>
+        </w:rPr>
+        <w:t>my_list</w:t>
+      </w:r>
+      <w:proofErr w:type="spellEnd"/>
+      <w:r>
+        <w:rPr>
+          <w:rFonts w:ascii="Courier New" w:hAnsi="Courier New" w:cs="Courier New"/>
+          <w:sz w:val="24"/>
+          <w:szCs w:val="24"/>
+        </w:rPr>
+        <w:t xml:space="preserve"> = [1, 2, 3, 4, 5, 6, 7, 8, 9, 10]</w:t>
+      </w:r>
+      <w:r>
+        <w:rPr>
+          <w:rFonts w:ascii="Courier New" w:hAnsi="Courier New" w:cs="Courier New"/>
+          <w:sz w:val="24"/>
+          <w:szCs w:val="24"/>
+        </w:rPr>
+        <w:br/>
+      </w:r>
+      <w:r>
+        <w:rPr>
+          <w:rFonts w:ascii="Courier New" w:hAnsi="Courier New" w:cs="Courier New"/>
+          <w:sz w:val="24"/>
+          <w:szCs w:val="24"/>
+        </w:rPr>
+        <w:br/>
+        <w:t>counter = 0</w:t>
+      </w:r>
+      <w:r>
+        <w:rPr>
+          <w:rFonts w:ascii="Courier New" w:hAnsi="Courier New" w:cs="Courier New"/>
+          <w:sz w:val="24"/>
+          <w:szCs w:val="24"/>
+        </w:rPr>
+        <w:br/>
+        <w:t xml:space="preserve">for item in </w:t>
+      </w:r>
+      <w:proofErr w:type="spellStart"/>
+      <w:r>
+        <w:rPr>
+          <w:rFonts w:ascii="Courier New" w:hAnsi="Courier New" w:cs="Courier New"/>
+          <w:sz w:val="24"/>
+          <w:szCs w:val="24"/>
+        </w:rPr>
+        <w:t>my_list</w:t>
+      </w:r>
+      <w:proofErr w:type="spellEnd"/>
+      <w:r>
+        <w:rPr>
+          <w:rFonts w:ascii="Courier New" w:hAnsi="Courier New" w:cs="Courier New"/>
+          <w:sz w:val="24"/>
+          <w:szCs w:val="24"/>
+        </w:rPr>
+        <w:t>:</w:t>
+      </w:r>
+      <w:r>
+        <w:rPr>
+          <w:rFonts w:ascii="Courier New" w:hAnsi="Courier New" w:cs="Courier New"/>
+          <w:sz w:val="24"/>
+          <w:szCs w:val="24"/>
+        </w:rPr>
+        <w:br/>
+        <w:t xml:space="preserve">    counter += item</w:t>
+      </w:r>
+      <w:r>
+        <w:rPr>
+          <w:rFonts w:ascii="Courier New" w:hAnsi="Courier New" w:cs="Courier New"/>
+          <w:sz w:val="24"/>
+          <w:szCs w:val="24"/>
+        </w:rPr>
+        <w:br/>
+      </w:r>
+      <w:r>
+        <w:rPr>
+          <w:rFonts w:ascii="Courier New" w:hAnsi="Courier New" w:cs="Courier New"/>
+          <w:sz w:val="24"/>
+          <w:szCs w:val="24"/>
+        </w:rPr>
+        <w:br/>
+        <w:t>print(counter)</w:t>
+      </w:r>
+      <w:r>
+        <w:rPr>
+          <w:rFonts w:ascii="Courier New" w:hAnsi="Courier New" w:cs="Courier New"/>
+          <w:sz w:val="24"/>
+          <w:szCs w:val="24"/>
+        </w:rPr>
+        <w:br/>
+      </w:r>
+      <w:r>
+        <w:rPr>
+          <w:rFonts w:ascii="Courier New" w:hAnsi="Courier New" w:cs="Courier New"/>
+          <w:sz w:val="24"/>
+          <w:szCs w:val="24"/>
+        </w:rPr>
+        <w:br/>
+      </w:r>
+    </w:p>
+    <w:p>
+      <w:pPr>
+        <w:rPr>
+          <w:rFonts w:ascii="Courier New" w:hAnsi="Courier New" w:cs="Courier New"/>
+          <w:sz w:val="24"/>
+          <w:szCs w:val="24"/>
+        </w:rPr>
+      </w:pPr>
+      <w:r>
+        <w:rPr>
+          <w:rFonts w:ascii="Courier New" w:hAnsi="Courier New" w:cs="Courier New"/>
+          <w:sz w:val="24"/>
+          <w:szCs w:val="24"/>
+        </w:rPr>
+        <w:br w:type="page"/>
+      </w:r>
+    </w:p>
+    <w:p>
+      <w:pPr>
+        <w:pStyle w:val="ListParagraph"/>
+        <w:numPr>
+          <w:ilvl w:val="0"/>
+          <w:numId w:val="7"/>
+        </w:numPr>
+        <w:rPr>
+          <w:rFonts w:ascii="Courier New" w:hAnsi="Courier New" w:cs="Courier New"/>
+          <w:sz w:val="24"/>
+          <w:szCs w:val="24"/>
+        </w:rPr>
+      </w:pPr>
+      <w:proofErr w:type="gramStart"/>
+      <w:r>
+        <w:rPr>
+          <w:rFonts w:ascii="Times New Roman" w:hAnsi="Times New Roman" w:cs="Times New Roman"/>
+          <w:b/>
+          <w:sz w:val="24"/>
+          <w:szCs w:val="24"/>
+          <w:lang w:val="en-US"/>
+        </w:rPr>
+        <w:lastRenderedPageBreak/>
+        <w:t>Range(</w:t>
+      </w:r>
+      <w:proofErr w:type="gramEnd"/>
+      <w:r>
+        <w:rPr>
+          <w:rFonts w:ascii="Times New Roman" w:hAnsi="Times New Roman" w:cs="Times New Roman"/>
+          <w:b/>
+          <w:sz w:val="24"/>
+          <w:szCs w:val="24"/>
+          <w:lang w:val="en-US"/>
+        </w:rPr>
+        <w:t>)</w:t>
+      </w:r>
+      <w:r>
+        <w:rPr>
+          <w:rFonts w:ascii="Times New Roman" w:hAnsi="Times New Roman" w:cs="Times New Roman"/>
+          <w:b/>
+          <w:sz w:val="24"/>
+          <w:szCs w:val="24"/>
+          <w:lang w:val="en-US"/>
+        </w:rPr>
+        <w:br/>
+      </w:r>
+      <w:r>
+        <w:rPr>
+          <w:rFonts w:ascii="Times New Roman" w:hAnsi="Times New Roman" w:cs="Times New Roman"/>
+          <w:sz w:val="24"/>
+          <w:szCs w:val="24"/>
+          <w:lang w:val="en-US"/>
+        </w:rPr>
+        <w:br/>
+        <w:t>Range() is an object that produces a sequence of integers from start (inclusive) to stop (exclusive).</w:t>
+      </w:r>
+      <w:r>
+        <w:rPr>
+          <w:rFonts w:ascii="Times New Roman" w:hAnsi="Times New Roman" w:cs="Times New Roman"/>
+          <w:sz w:val="24"/>
+          <w:szCs w:val="24"/>
+          <w:lang w:val="en-US"/>
+        </w:rPr>
+        <w:br/>
+      </w:r>
+      <w:r>
+        <w:rPr>
+          <w:rFonts w:ascii="Times New Roman" w:hAnsi="Times New Roman" w:cs="Times New Roman"/>
+          <w:sz w:val="24"/>
+          <w:szCs w:val="24"/>
+          <w:lang w:val="en-US"/>
+        </w:rPr>
+        <w:br/>
+        <w:t>Syntax:</w:t>
+      </w:r>
+      <w:r>
+        <w:rPr>
+          <w:rFonts w:ascii="Times New Roman" w:hAnsi="Times New Roman" w:cs="Times New Roman"/>
+          <w:sz w:val="24"/>
+          <w:szCs w:val="24"/>
+          <w:lang w:val="en-US"/>
+        </w:rPr>
+        <w:tab/>
+      </w:r>
+      <w:proofErr w:type="gramStart"/>
+      <w:r>
+        <w:rPr>
+          <w:rFonts w:ascii="Courier New" w:hAnsi="Courier New" w:cs="Courier New"/>
+          <w:sz w:val="24"/>
+          <w:szCs w:val="24"/>
+          <w:lang w:val="en-US"/>
+        </w:rPr>
+        <w:t>range(</w:t>
+      </w:r>
+      <w:proofErr w:type="gramEnd"/>
+      <w:r>
+        <w:rPr>
+          <w:rFonts w:ascii="Courier New" w:hAnsi="Courier New" w:cs="Courier New"/>
+          <w:sz w:val="24"/>
+          <w:szCs w:val="24"/>
+          <w:lang w:val="en-US"/>
+        </w:rPr>
+        <w:t>start, stop, step</w:t>
+      </w:r>
+      <w:r>
+        <w:rPr>
+          <w:rFonts w:ascii="Courier New" w:hAnsi="Courier New" w:cs="Courier New"/>
+          <w:sz w:val="24"/>
+          <w:szCs w:val="24"/>
+          <w:lang w:val="en-US"/>
+        </w:rPr>
+        <w:t>-</w:t>
+      </w:r>
+      <w:r>
+        <w:rPr>
+          <w:rFonts w:ascii="Courier New" w:hAnsi="Courier New" w:cs="Courier New"/>
+          <w:sz w:val="24"/>
+          <w:szCs w:val="24"/>
+          <w:lang w:val="en-US"/>
+        </w:rPr>
+        <w:t>over)</w:t>
+      </w:r>
+      <w:r>
+        <w:rPr>
+          <w:rFonts w:ascii="Times New Roman" w:hAnsi="Times New Roman" w:cs="Times New Roman"/>
+          <w:b/>
+          <w:sz w:val="24"/>
+          <w:szCs w:val="24"/>
+          <w:lang w:val="en-US"/>
+        </w:rPr>
+        <w:br/>
+      </w:r>
+      <w:r>
+        <w:rPr>
+          <w:rFonts w:ascii="Times New Roman" w:hAnsi="Times New Roman" w:cs="Times New Roman"/>
+          <w:sz w:val="24"/>
+          <w:szCs w:val="24"/>
+          <w:lang w:val="en-US"/>
+        </w:rPr>
+        <w:br/>
+        <w:t>In for loop, if we don’t have to use variable inside the loop, we  can simply put “_” in place of variable.</w:t>
+      </w:r>
+      <w:r>
+        <w:rPr>
+          <w:rFonts w:ascii="Times New Roman" w:hAnsi="Times New Roman" w:cs="Times New Roman"/>
+          <w:sz w:val="24"/>
+          <w:szCs w:val="24"/>
+          <w:lang w:val="en-US"/>
+        </w:rPr>
+        <w:br/>
+        <w:t>Syntax:</w:t>
+      </w:r>
+      <w:r>
+        <w:rPr>
+          <w:rFonts w:ascii="Times New Roman" w:hAnsi="Times New Roman" w:cs="Times New Roman"/>
+          <w:sz w:val="24"/>
+          <w:szCs w:val="24"/>
+          <w:lang w:val="en-US"/>
+        </w:rPr>
+        <w:tab/>
+      </w:r>
+      <w:r>
+        <w:rPr>
+          <w:rFonts w:ascii="Courier New" w:hAnsi="Courier New" w:cs="Courier New"/>
+          <w:sz w:val="24"/>
+          <w:szCs w:val="24"/>
+          <w:lang w:val="en-US"/>
+        </w:rPr>
+        <w:t>for _ in range(100):</w:t>
+      </w:r>
+      <w:r>
+        <w:rPr>
+          <w:rFonts w:ascii="Courier New" w:hAnsi="Courier New" w:cs="Courier New"/>
+          <w:sz w:val="24"/>
+          <w:szCs w:val="24"/>
+          <w:lang w:val="en-US"/>
+        </w:rPr>
+        <w:br/>
+        <w:t xml:space="preserve"> </w:t>
+      </w:r>
+      <w:r>
+        <w:rPr>
+          <w:rFonts w:ascii="Courier New" w:hAnsi="Courier New" w:cs="Courier New"/>
+          <w:sz w:val="24"/>
+          <w:szCs w:val="24"/>
+          <w:lang w:val="en-US"/>
+        </w:rPr>
+        <w:tab/>
+      </w:r>
+      <w:r>
+        <w:rPr>
+          <w:rFonts w:ascii="Courier New" w:hAnsi="Courier New" w:cs="Courier New"/>
+          <w:sz w:val="24"/>
+          <w:szCs w:val="24"/>
+          <w:lang w:val="en-US"/>
+        </w:rPr>
+        <w:tab/>
+      </w:r>
+      <w:r>
+        <w:rPr>
+          <w:rFonts w:ascii="Courier New" w:hAnsi="Courier New" w:cs="Courier New"/>
+          <w:sz w:val="24"/>
+          <w:szCs w:val="24"/>
+          <w:lang w:val="en-US"/>
+        </w:rPr>
+        <w:tab/>
+        <w:t>statements</w:t>
+      </w:r>
+      <w:r>
+        <w:rPr>
+          <w:rFonts w:ascii="Times New Roman" w:hAnsi="Times New Roman" w:cs="Times New Roman"/>
+          <w:sz w:val="24"/>
+          <w:szCs w:val="24"/>
+          <w:lang w:val="en-US"/>
+        </w:rPr>
+        <w:br/>
+      </w:r>
+      <w:r>
+        <w:rPr>
+          <w:rFonts w:ascii="Times New Roman" w:hAnsi="Times New Roman" w:cs="Times New Roman"/>
+          <w:sz w:val="24"/>
+          <w:szCs w:val="24"/>
+          <w:lang w:val="en-US"/>
+        </w:rPr>
+        <w:br/>
+      </w:r>
+      <w:r>
+        <w:rPr>
+          <w:rFonts w:ascii="Courier New" w:hAnsi="Courier New" w:cs="Courier New"/>
+          <w:sz w:val="24"/>
+          <w:szCs w:val="24"/>
+        </w:rPr>
+        <w:t>print(range(100))</w:t>
+      </w:r>
+      <w:r>
+        <w:rPr>
+          <w:rFonts w:ascii="Courier New" w:hAnsi="Courier New" w:cs="Courier New"/>
+          <w:sz w:val="24"/>
+          <w:szCs w:val="24"/>
+        </w:rPr>
+        <w:br/>
+        <w:t>print(range(0, 100))</w:t>
+      </w:r>
+      <w:r>
+        <w:rPr>
+          <w:rFonts w:ascii="Courier New" w:hAnsi="Courier New" w:cs="Courier New"/>
+          <w:sz w:val="24"/>
+          <w:szCs w:val="24"/>
+        </w:rPr>
+        <w:br/>
+      </w:r>
+      <w:r>
+        <w:rPr>
+          <w:rFonts w:ascii="Courier New" w:hAnsi="Courier New" w:cs="Courier New"/>
+          <w:sz w:val="24"/>
+          <w:szCs w:val="24"/>
+        </w:rPr>
+        <w:br/>
+        <w:t>for number in range(10):</w:t>
+      </w:r>
+      <w:r>
+        <w:rPr>
+          <w:rFonts w:ascii="Courier New" w:hAnsi="Courier New" w:cs="Courier New"/>
+          <w:sz w:val="24"/>
+          <w:szCs w:val="24"/>
+        </w:rPr>
+        <w:br/>
+        <w:t xml:space="preserve">    print(number, end=' ')</w:t>
+      </w:r>
+      <w:r>
+        <w:rPr>
+          <w:rFonts w:ascii="Courier New" w:hAnsi="Courier New" w:cs="Courier New"/>
+          <w:sz w:val="24"/>
+          <w:szCs w:val="24"/>
+        </w:rPr>
+        <w:br/>
+        <w:t>print('\n')</w:t>
+      </w:r>
+      <w:r>
+        <w:rPr>
+          <w:rFonts w:ascii="Courier New" w:hAnsi="Courier New" w:cs="Courier New"/>
+          <w:sz w:val="24"/>
+          <w:szCs w:val="24"/>
+        </w:rPr>
+        <w:br/>
+      </w:r>
+      <w:r>
+        <w:rPr>
+          <w:rFonts w:ascii="Courier New" w:hAnsi="Courier New" w:cs="Courier New"/>
+          <w:sz w:val="24"/>
+          <w:szCs w:val="24"/>
+        </w:rPr>
+        <w:br/>
+        <w:t>for _ in range(10):</w:t>
+      </w:r>
+      <w:r>
+        <w:rPr>
+          <w:rFonts w:ascii="Courier New" w:hAnsi="Courier New" w:cs="Courier New"/>
+          <w:sz w:val="24"/>
+          <w:szCs w:val="24"/>
+        </w:rPr>
+        <w:br/>
+        <w:t xml:space="preserve">    print('Hi', end=' ')</w:t>
+      </w:r>
+      <w:r>
+        <w:rPr>
+          <w:rFonts w:ascii="Courier New" w:hAnsi="Courier New" w:cs="Courier New"/>
+          <w:sz w:val="24"/>
+          <w:szCs w:val="24"/>
+        </w:rPr>
+        <w:br/>
+        <w:t>print('\n')</w:t>
+      </w:r>
+      <w:r>
+        <w:rPr>
+          <w:rFonts w:ascii="Courier New" w:hAnsi="Courier New" w:cs="Courier New"/>
+          <w:sz w:val="24"/>
+          <w:szCs w:val="24"/>
+        </w:rPr>
+        <w:br/>
+      </w:r>
+      <w:r>
+        <w:rPr>
+          <w:rFonts w:ascii="Courier New" w:hAnsi="Courier New" w:cs="Courier New"/>
+          <w:sz w:val="24"/>
+          <w:szCs w:val="24"/>
+        </w:rPr>
+        <w:br/>
+        <w:t>for number in range(0, 10, 2):</w:t>
+      </w:r>
+      <w:r>
+        <w:rPr>
+          <w:rFonts w:ascii="Courier New" w:hAnsi="Courier New" w:cs="Courier New"/>
+          <w:sz w:val="24"/>
+          <w:szCs w:val="24"/>
+        </w:rPr>
+        <w:br/>
+        <w:t xml:space="preserve">    print(number, end=' ')</w:t>
+      </w:r>
+      <w:r>
+        <w:rPr>
+          <w:rFonts w:ascii="Courier New" w:hAnsi="Courier New" w:cs="Courier New"/>
+          <w:sz w:val="24"/>
+          <w:szCs w:val="24"/>
+        </w:rPr>
+        <w:br/>
+        <w:t>print('\n')</w:t>
+      </w:r>
+      <w:r>
+        <w:rPr>
+          <w:rFonts w:ascii="Courier New" w:hAnsi="Courier New" w:cs="Courier New"/>
+          <w:sz w:val="24"/>
+          <w:szCs w:val="24"/>
+        </w:rPr>
+        <w:br/>
+      </w:r>
+      <w:r>
+        <w:rPr>
+          <w:rFonts w:ascii="Courier New" w:hAnsi="Courier New" w:cs="Courier New"/>
+          <w:sz w:val="24"/>
+          <w:szCs w:val="24"/>
+        </w:rPr>
+        <w:br/>
+        <w:t>for number in range(0, 10, -1):</w:t>
+      </w:r>
+      <w:r>
+        <w:rPr>
+          <w:rFonts w:ascii="Courier New" w:hAnsi="Courier New" w:cs="Courier New"/>
+          <w:sz w:val="24"/>
+          <w:szCs w:val="24"/>
+        </w:rPr>
+        <w:br/>
+        <w:t xml:space="preserve">    print(number, end=' ')</w:t>
+      </w:r>
+      <w:r>
+        <w:rPr>
+          <w:rFonts w:ascii="Courier New" w:hAnsi="Courier New" w:cs="Courier New"/>
+          <w:sz w:val="24"/>
+          <w:szCs w:val="24"/>
+        </w:rPr>
+        <w:br/>
+        <w:t>print('\n')</w:t>
+      </w:r>
+      <w:r>
+        <w:rPr>
+          <w:rFonts w:ascii="Courier New" w:hAnsi="Courier New" w:cs="Courier New"/>
+          <w:sz w:val="24"/>
+          <w:szCs w:val="24"/>
+        </w:rPr>
+        <w:br/>
+      </w:r>
+      <w:r>
+        <w:rPr>
+          <w:rFonts w:ascii="Courier New" w:hAnsi="Courier New" w:cs="Courier New"/>
+          <w:sz w:val="24"/>
+          <w:szCs w:val="24"/>
+        </w:rPr>
+        <w:br/>
+        <w:t>for number in range(10, 0, -1):</w:t>
+      </w:r>
+      <w:r>
+        <w:rPr>
+          <w:rFonts w:ascii="Courier New" w:hAnsi="Courier New" w:cs="Courier New"/>
+          <w:sz w:val="24"/>
+          <w:szCs w:val="24"/>
+        </w:rPr>
+        <w:br/>
+        <w:t xml:space="preserve">    print(number, end=' ')</w:t>
+      </w:r>
+      <w:r>
+        <w:rPr>
+          <w:rFonts w:ascii="Courier New" w:hAnsi="Courier New" w:cs="Courier New"/>
+          <w:sz w:val="24"/>
+          <w:szCs w:val="24"/>
+        </w:rPr>
+        <w:br/>
+        <w:t>print('\n')</w:t>
+      </w:r>
+      <w:r>
+        <w:rPr>
+          <w:rFonts w:ascii="Courier New" w:hAnsi="Courier New" w:cs="Courier New"/>
+          <w:sz w:val="24"/>
+          <w:szCs w:val="24"/>
+        </w:rPr>
+        <w:br/>
+      </w:r>
+      <w:r>
+        <w:rPr>
+          <w:rFonts w:ascii="Courier New" w:hAnsi="Courier New" w:cs="Courier New"/>
+          <w:sz w:val="24"/>
+          <w:szCs w:val="24"/>
+        </w:rPr>
+        <w:br/>
+        <w:t>for number in range(10, 0):</w:t>
+      </w:r>
+      <w:r>
+        <w:rPr>
+          <w:rFonts w:ascii="Courier New" w:hAnsi="Courier New" w:cs="Courier New"/>
+          <w:sz w:val="24"/>
+          <w:szCs w:val="24"/>
+        </w:rPr>
+        <w:br/>
+        <w:t xml:space="preserve">    print(number, end=' ')</w:t>
+      </w:r>
+      <w:r>
+        <w:rPr>
+          <w:rFonts w:ascii="Courier New" w:hAnsi="Courier New" w:cs="Courier New"/>
+          <w:sz w:val="24"/>
+          <w:szCs w:val="24"/>
+        </w:rPr>
+        <w:br/>
+        <w:t>print('\n')</w:t>
+      </w:r>
+      <w:r>
+        <w:rPr>
+          <w:rFonts w:ascii="Courier New" w:hAnsi="Courier New" w:cs="Courier New"/>
+          <w:sz w:val="24"/>
+          <w:szCs w:val="24"/>
+        </w:rPr>
+        <w:br/>
+      </w:r>
+      <w:r>
+        <w:rPr>
+          <w:rFonts w:ascii="Courier New" w:hAnsi="Courier New" w:cs="Courier New"/>
+          <w:sz w:val="24"/>
+          <w:szCs w:val="24"/>
+        </w:rPr>
+        <w:br/>
+        <w:t>for number in range(10, 0, -2):</w:t>
+      </w:r>
+      <w:r>
+        <w:rPr>
+          <w:rFonts w:ascii="Courier New" w:hAnsi="Courier New" w:cs="Courier New"/>
+          <w:sz w:val="24"/>
+          <w:szCs w:val="24"/>
+        </w:rPr>
+        <w:br/>
+        <w:t xml:space="preserve">    print(number, end=' ')</w:t>
+      </w:r>
+      <w:r>
+        <w:rPr>
+          <w:rFonts w:ascii="Courier New" w:hAnsi="Courier New" w:cs="Courier New"/>
+          <w:sz w:val="24"/>
+          <w:szCs w:val="24"/>
+        </w:rPr>
+        <w:br/>
+        <w:t>print('\n')</w:t>
+      </w:r>
+      <w:r>
+        <w:rPr>
+          <w:rFonts w:ascii="Courier New" w:hAnsi="Courier New" w:cs="Courier New"/>
+          <w:sz w:val="24"/>
+          <w:szCs w:val="24"/>
+        </w:rPr>
+        <w:br/>
+      </w:r>
+      <w:r>
+        <w:rPr>
+          <w:rFonts w:ascii="Courier New" w:hAnsi="Courier New" w:cs="Courier New"/>
+          <w:sz w:val="24"/>
+          <w:szCs w:val="24"/>
+        </w:rPr>
+        <w:br/>
+        <w:t>for _ in range(2):</w:t>
+      </w:r>
+      <w:r>
+        <w:rPr>
+          <w:rFonts w:ascii="Courier New" w:hAnsi="Courier New" w:cs="Courier New"/>
+          <w:sz w:val="24"/>
+          <w:szCs w:val="24"/>
+        </w:rPr>
+        <w:br/>
+        <w:t xml:space="preserve">    print(list(range(10)))</w:t>
+      </w:r>
+      <w:r>
+        <w:rPr>
+          <w:rFonts w:ascii="Courier New" w:hAnsi="Courier New" w:cs="Courier New"/>
+          <w:sz w:val="24"/>
+          <w:szCs w:val="24"/>
+        </w:rPr>
+        <w:br/>
+      </w:r>
+      <w:r>
+        <w:rPr>
+          <w:rFonts w:ascii="Courier New" w:hAnsi="Courier New" w:cs="Courier New"/>
+          <w:sz w:val="24"/>
+          <w:szCs w:val="24"/>
+        </w:rPr>
+        <w:br/>
+      </w:r>
+      <w:r>
+        <w:rPr>
+          <w:rFonts w:ascii="Courier New" w:hAnsi="Courier New" w:cs="Courier New"/>
+          <w:sz w:val="24"/>
+          <w:szCs w:val="24"/>
+        </w:rPr>
+        <w:br w:type="page"/>
+      </w:r>
+    </w:p>
+    <w:p>
+      <w:pPr>
+        <w:pStyle w:val="ListParagraph"/>
+        <w:numPr>
+          <w:ilvl w:val="0"/>
+          <w:numId w:val="7"/>
+        </w:numPr>
+        <w:rPr>
+          <w:rFonts w:ascii="Courier New" w:hAnsi="Courier New" w:cs="Courier New"/>
+          <w:sz w:val="24"/>
+          <w:szCs w:val="24"/>
+        </w:rPr>
+      </w:pPr>
+      <w:proofErr w:type="gramStart"/>
+      <w:r>
+        <w:rPr>
+          <w:rFonts w:ascii="Times New Roman" w:hAnsi="Times New Roman" w:cs="Times New Roman"/>
+          <w:b/>
+          <w:sz w:val="24"/>
+          <w:szCs w:val="24"/>
+          <w:lang w:val="en-US"/>
+        </w:rPr>
+        <w:lastRenderedPageBreak/>
+        <w:t>Enumerate</w:t>
+      </w:r>
+      <w:r>
+        <w:rPr>
+          <w:rFonts w:ascii="Times New Roman" w:hAnsi="Times New Roman" w:cs="Times New Roman"/>
+          <w:b/>
+          <w:sz w:val="24"/>
+          <w:szCs w:val="24"/>
+          <w:lang w:val="en-US"/>
+        </w:rPr>
+        <w:t>(</w:t>
+      </w:r>
+      <w:proofErr w:type="gramEnd"/>
+      <w:r>
+        <w:rPr>
+          <w:rFonts w:ascii="Times New Roman" w:hAnsi="Times New Roman" w:cs="Times New Roman"/>
+          <w:b/>
+          <w:sz w:val="24"/>
+          <w:szCs w:val="24"/>
+          <w:lang w:val="en-US"/>
+        </w:rPr>
+        <w:t>)</w:t>
+      </w:r>
+      <w:r>
+        <w:rPr>
+          <w:rFonts w:ascii="Times New Roman" w:hAnsi="Times New Roman" w:cs="Times New Roman"/>
+          <w:b/>
+          <w:sz w:val="24"/>
+          <w:szCs w:val="24"/>
+          <w:lang w:val="en-US"/>
+        </w:rPr>
+        <w:br/>
+      </w:r>
+      <w:r>
+        <w:rPr>
+          <w:rFonts w:ascii="Times New Roman" w:hAnsi="Times New Roman" w:cs="Times New Roman"/>
+          <w:sz w:val="24"/>
+          <w:szCs w:val="24"/>
+          <w:lang w:val="en-US"/>
+        </w:rPr>
+        <w:br/>
+      </w:r>
+      <w:r>
+        <w:rPr>
+          <w:rFonts w:ascii="Times New Roman" w:hAnsi="Times New Roman" w:cs="Times New Roman"/>
+          <w:sz w:val="24"/>
+          <w:szCs w:val="24"/>
+          <w:lang w:val="en-US"/>
+        </w:rPr>
+        <w:t xml:space="preserve">The enumerate object yields pairs containing a count (from start, which defaults to zero) and a value yielded by the </w:t>
+      </w:r>
+      <w:proofErr w:type="spellStart"/>
+      <w:r>
+        <w:rPr>
+          <w:rFonts w:ascii="Times New Roman" w:hAnsi="Times New Roman" w:cs="Times New Roman"/>
+          <w:sz w:val="24"/>
+          <w:szCs w:val="24"/>
+          <w:lang w:val="en-US"/>
+        </w:rPr>
+        <w:t>iterable</w:t>
+      </w:r>
+      <w:proofErr w:type="spellEnd"/>
+      <w:r>
+        <w:rPr>
+          <w:rFonts w:ascii="Times New Roman" w:hAnsi="Times New Roman" w:cs="Times New Roman"/>
+          <w:sz w:val="24"/>
+          <w:szCs w:val="24"/>
+          <w:lang w:val="en-US"/>
+        </w:rPr>
+        <w:t xml:space="preserve"> argument</w:t>
+      </w:r>
+      <w:r>
+        <w:rPr>
+          <w:rFonts w:ascii="Times New Roman" w:hAnsi="Times New Roman" w:cs="Times New Roman"/>
+          <w:sz w:val="24"/>
+          <w:szCs w:val="24"/>
+          <w:lang w:val="en-US"/>
+        </w:rPr>
+        <w:t>.</w:t>
+      </w:r>
+      <w:r>
+        <w:rPr>
+          <w:rFonts w:ascii="Times New Roman" w:hAnsi="Times New Roman" w:cs="Times New Roman"/>
+          <w:sz w:val="24"/>
+          <w:szCs w:val="24"/>
+          <w:lang w:val="en-US"/>
+        </w:rPr>
+        <w:br/>
+      </w:r>
+      <w:r>
+        <w:rPr>
+          <w:rFonts w:ascii="Times New Roman" w:hAnsi="Times New Roman" w:cs="Times New Roman"/>
+          <w:sz w:val="24"/>
+          <w:szCs w:val="24"/>
+          <w:lang w:val="en-US"/>
+        </w:rPr>
+        <w:br/>
+      </w:r>
+      <w:r>
+        <w:rPr>
+          <w:rFonts w:ascii="Courier New" w:hAnsi="Courier New" w:cs="Courier New"/>
+          <w:sz w:val="24"/>
+          <w:szCs w:val="24"/>
+        </w:rPr>
+        <w:t xml:space="preserve">for </w:t>
+      </w:r>
+      <w:proofErr w:type="spellStart"/>
+      <w:r>
+        <w:rPr>
+          <w:rFonts w:ascii="Courier New" w:hAnsi="Courier New" w:cs="Courier New"/>
+          <w:sz w:val="24"/>
+          <w:szCs w:val="24"/>
+        </w:rPr>
+        <w:t>i</w:t>
+      </w:r>
+      <w:proofErr w:type="spellEnd"/>
+      <w:r>
+        <w:rPr>
+          <w:rFonts w:ascii="Courier New" w:hAnsi="Courier New" w:cs="Courier New"/>
+          <w:sz w:val="24"/>
+          <w:szCs w:val="24"/>
+        </w:rPr>
+        <w:t>, char in enumerate('</w:t>
+      </w:r>
+      <w:proofErr w:type="spellStart"/>
+      <w:r>
+        <w:rPr>
+          <w:rFonts w:ascii="Courier New" w:hAnsi="Courier New" w:cs="Courier New"/>
+          <w:sz w:val="24"/>
+          <w:szCs w:val="24"/>
+        </w:rPr>
+        <w:t>Helllooo</w:t>
+      </w:r>
+      <w:proofErr w:type="spellEnd"/>
+      <w:r>
+        <w:rPr>
+          <w:rFonts w:ascii="Courier New" w:hAnsi="Courier New" w:cs="Courier New"/>
+          <w:sz w:val="24"/>
+          <w:szCs w:val="24"/>
+        </w:rPr>
+        <w:t>'):</w:t>
+      </w:r>
+      <w:r>
+        <w:rPr>
+          <w:rFonts w:ascii="Courier New" w:hAnsi="Courier New" w:cs="Courier New"/>
+          <w:sz w:val="24"/>
+          <w:szCs w:val="24"/>
+        </w:rPr>
+        <w:br/>
+        <w:t xml:space="preserve">    print(</w:t>
+      </w:r>
+      <w:proofErr w:type="spellStart"/>
+      <w:r>
+        <w:rPr>
+          <w:rFonts w:ascii="Courier New" w:hAnsi="Courier New" w:cs="Courier New"/>
+          <w:sz w:val="24"/>
+          <w:szCs w:val="24"/>
+        </w:rPr>
+        <w:t>i</w:t>
+      </w:r>
+      <w:proofErr w:type="spellEnd"/>
+      <w:r>
+        <w:rPr>
+          <w:rFonts w:ascii="Courier New" w:hAnsi="Courier New" w:cs="Courier New"/>
+          <w:sz w:val="24"/>
+          <w:szCs w:val="24"/>
+        </w:rPr>
+        <w:t>, char)</w:t>
+      </w:r>
+      <w:r>
+        <w:rPr>
+          <w:rFonts w:ascii="Courier New" w:hAnsi="Courier New" w:cs="Courier New"/>
+          <w:sz w:val="24"/>
+          <w:szCs w:val="24"/>
+        </w:rPr>
+        <w:br/>
+      </w:r>
+      <w:r>
+        <w:rPr>
+          <w:rFonts w:ascii="Courier New" w:hAnsi="Courier New" w:cs="Courier New"/>
+          <w:sz w:val="24"/>
+          <w:szCs w:val="24"/>
+        </w:rPr>
+        <w:br/>
+        <w:t xml:space="preserve">for </w:t>
+      </w:r>
+      <w:proofErr w:type="spellStart"/>
+      <w:r>
+        <w:rPr>
+          <w:rFonts w:ascii="Courier New" w:hAnsi="Courier New" w:cs="Courier New"/>
+          <w:sz w:val="24"/>
+          <w:szCs w:val="24"/>
+        </w:rPr>
+        <w:t>i</w:t>
+      </w:r>
+      <w:proofErr w:type="spellEnd"/>
+      <w:r>
+        <w:rPr>
+          <w:rFonts w:ascii="Courier New" w:hAnsi="Courier New" w:cs="Courier New"/>
+          <w:sz w:val="24"/>
+          <w:szCs w:val="24"/>
+        </w:rPr>
+        <w:t>, char in enumerate([1, 2, 3]):</w:t>
+      </w:r>
+      <w:r>
+        <w:rPr>
+          <w:rFonts w:ascii="Courier New" w:hAnsi="Courier New" w:cs="Courier New"/>
+          <w:sz w:val="24"/>
+          <w:szCs w:val="24"/>
+        </w:rPr>
+        <w:br/>
+        <w:t xml:space="preserve">    print(</w:t>
+      </w:r>
+      <w:proofErr w:type="spellStart"/>
+      <w:r>
+        <w:rPr>
+          <w:rFonts w:ascii="Courier New" w:hAnsi="Courier New" w:cs="Courier New"/>
+          <w:sz w:val="24"/>
+          <w:szCs w:val="24"/>
+        </w:rPr>
+        <w:t>i</w:t>
+      </w:r>
+      <w:proofErr w:type="spellEnd"/>
+      <w:r>
+        <w:rPr>
+          <w:rFonts w:ascii="Courier New" w:hAnsi="Courier New" w:cs="Courier New"/>
+          <w:sz w:val="24"/>
+          <w:szCs w:val="24"/>
+        </w:rPr>
+        <w:t>, char)</w:t>
+      </w:r>
+      <w:r>
+        <w:rPr>
+          <w:rFonts w:ascii="Courier New" w:hAnsi="Courier New" w:cs="Courier New"/>
+          <w:sz w:val="24"/>
+          <w:szCs w:val="24"/>
+        </w:rPr>
+        <w:br/>
+      </w:r>
+      <w:r>
+        <w:rPr>
+          <w:rFonts w:ascii="Courier New" w:hAnsi="Courier New" w:cs="Courier New"/>
+          <w:sz w:val="24"/>
+          <w:szCs w:val="24"/>
+        </w:rPr>
+        <w:br/>
+        <w:t xml:space="preserve">for </w:t>
+      </w:r>
+      <w:proofErr w:type="spellStart"/>
+      <w:r>
+        <w:rPr>
+          <w:rFonts w:ascii="Courier New" w:hAnsi="Courier New" w:cs="Courier New"/>
+          <w:sz w:val="24"/>
+          <w:szCs w:val="24"/>
+        </w:rPr>
+        <w:t>i</w:t>
+      </w:r>
+      <w:proofErr w:type="spellEnd"/>
+      <w:r>
+        <w:rPr>
+          <w:rFonts w:ascii="Courier New" w:hAnsi="Courier New" w:cs="Courier New"/>
+          <w:sz w:val="24"/>
+          <w:szCs w:val="24"/>
+        </w:rPr>
+        <w:t>, char in enumerate(range(100)):</w:t>
+      </w:r>
+      <w:r>
+        <w:rPr>
+          <w:rFonts w:ascii="Courier New" w:hAnsi="Courier New" w:cs="Courier New"/>
+          <w:sz w:val="24"/>
+          <w:szCs w:val="24"/>
+        </w:rPr>
+        <w:br/>
+        <w:t xml:space="preserve">    if char == 50:</w:t>
+      </w:r>
+      <w:r>
+        <w:rPr>
+          <w:rFonts w:ascii="Courier New" w:hAnsi="Courier New" w:cs="Courier New"/>
+          <w:sz w:val="24"/>
+          <w:szCs w:val="24"/>
+        </w:rPr>
+        <w:br/>
+        <w:t xml:space="preserve">        print(</w:t>
+      </w:r>
+      <w:proofErr w:type="spellStart"/>
+      <w:r>
+        <w:rPr>
+          <w:rFonts w:ascii="Courier New" w:hAnsi="Courier New" w:cs="Courier New"/>
+          <w:sz w:val="24"/>
+          <w:szCs w:val="24"/>
+        </w:rPr>
+        <w:t>f"index</w:t>
+      </w:r>
+      <w:proofErr w:type="spellEnd"/>
+      <w:r>
+        <w:rPr>
+          <w:rFonts w:ascii="Courier New" w:hAnsi="Courier New" w:cs="Courier New"/>
+          <w:sz w:val="24"/>
+          <w:szCs w:val="24"/>
+        </w:rPr>
+        <w:t xml:space="preserve"> of 50 is: {</w:t>
+      </w:r>
+      <w:proofErr w:type="spellStart"/>
+      <w:r>
+        <w:rPr>
+          <w:rFonts w:ascii="Courier New" w:hAnsi="Courier New" w:cs="Courier New"/>
+          <w:sz w:val="24"/>
+          <w:szCs w:val="24"/>
+        </w:rPr>
+        <w:t>i</w:t>
+      </w:r>
+      <w:proofErr w:type="spellEnd"/>
+      <w:r>
+        <w:rPr>
+          <w:rFonts w:ascii="Courier New" w:hAnsi="Courier New" w:cs="Courier New"/>
+          <w:sz w:val="24"/>
+          <w:szCs w:val="24"/>
+        </w:rPr>
+        <w:t>}")</w:t>
+      </w:r>
+      <w:r>
+        <w:rPr>
+          <w:rFonts w:ascii="Courier New" w:hAnsi="Courier New" w:cs="Courier New"/>
+          <w:sz w:val="24"/>
+          <w:szCs w:val="24"/>
+        </w:rPr>
+        <w:br/>
+      </w:r>
+      <w:r>
+        <w:rPr>
+          <w:rFonts w:ascii="Courier New" w:hAnsi="Courier New" w:cs="Courier New"/>
+          <w:sz w:val="24"/>
+          <w:szCs w:val="24"/>
+        </w:rPr>
+        <w:br/>
+      </w:r>
+    </w:p>
+    <w:p>
+      <w:pPr>
+        <w:pStyle w:val="ListParagraph"/>
+        <w:numPr>
+          <w:ilvl w:val="0"/>
+          <w:numId w:val="7"/>
+        </w:numPr>
+        <w:rPr>
+          <w:rFonts w:ascii="Courier New" w:hAnsi="Courier New" w:cs="Courier New"/>
+          <w:sz w:val="24"/>
+          <w:szCs w:val="24"/>
+        </w:rPr>
+      </w:pPr>
+      <w:r>
+        <w:rPr>
+          <w:rFonts w:ascii="Times New Roman" w:hAnsi="Times New Roman" w:cs="Times New Roman"/>
+          <w:b/>
+          <w:sz w:val="24"/>
+          <w:szCs w:val="24"/>
+          <w:lang w:val="en-US"/>
+        </w:rPr>
+        <w:t>While Loops</w:t>
+      </w:r>
+      <w:r>
+        <w:rPr>
+          <w:rFonts w:ascii="Times New Roman" w:hAnsi="Times New Roman" w:cs="Times New Roman"/>
+          <w:b/>
+          <w:sz w:val="24"/>
+          <w:szCs w:val="24"/>
+          <w:lang w:val="en-US"/>
+        </w:rPr>
+        <w:br/>
+      </w:r>
+      <w:r>
+        <w:rPr>
+          <w:rFonts w:ascii="Times New Roman" w:hAnsi="Times New Roman" w:cs="Times New Roman"/>
+          <w:sz w:val="24"/>
+          <w:szCs w:val="24"/>
+          <w:lang w:val="en-US"/>
+        </w:rPr>
+        <w:br/>
+        <w:t xml:space="preserve">Syntax: </w:t>
+      </w:r>
+      <w:r>
+        <w:rPr>
+          <w:rFonts w:ascii="Times New Roman" w:hAnsi="Times New Roman" w:cs="Times New Roman"/>
+          <w:sz w:val="24"/>
+          <w:szCs w:val="24"/>
+          <w:lang w:val="en-US"/>
+        </w:rPr>
+        <w:tab/>
+      </w:r>
+      <w:r>
+        <w:rPr>
+          <w:rFonts w:ascii="Courier New" w:hAnsi="Courier New" w:cs="Courier New"/>
+          <w:sz w:val="24"/>
+          <w:szCs w:val="24"/>
+          <w:lang w:val="en-US"/>
+        </w:rPr>
+        <w:t>while condition:</w:t>
+      </w:r>
+      <w:r>
+        <w:rPr>
+          <w:rFonts w:ascii="Courier New" w:hAnsi="Courier New" w:cs="Courier New"/>
+          <w:sz w:val="24"/>
+          <w:szCs w:val="24"/>
+          <w:lang w:val="en-US"/>
+        </w:rPr>
+        <w:br/>
+        <w:t xml:space="preserve"> </w:t>
+      </w:r>
+      <w:r>
+        <w:rPr>
+          <w:rFonts w:ascii="Courier New" w:hAnsi="Courier New" w:cs="Courier New"/>
+          <w:sz w:val="24"/>
+          <w:szCs w:val="24"/>
+          <w:lang w:val="en-US"/>
+        </w:rPr>
+        <w:tab/>
+      </w:r>
+      <w:r>
+        <w:rPr>
+          <w:rFonts w:ascii="Courier New" w:hAnsi="Courier New" w:cs="Courier New"/>
+          <w:sz w:val="24"/>
+          <w:szCs w:val="24"/>
+          <w:lang w:val="en-US"/>
+        </w:rPr>
+        <w:tab/>
+      </w:r>
+      <w:r>
+        <w:rPr>
+          <w:rFonts w:ascii="Courier New" w:hAnsi="Courier New" w:cs="Courier New"/>
+          <w:sz w:val="24"/>
+          <w:szCs w:val="24"/>
+          <w:lang w:val="en-US"/>
+        </w:rPr>
+        <w:tab/>
+        <w:t>statements</w:t>
+      </w:r>
+      <w:r>
+        <w:rPr>
+          <w:rFonts w:ascii="Courier New" w:hAnsi="Courier New" w:cs="Courier New"/>
+          <w:sz w:val="24"/>
+          <w:szCs w:val="24"/>
+          <w:lang w:val="en-US"/>
+        </w:rPr>
+        <w:br/>
+        <w:t xml:space="preserve"> </w:t>
+      </w:r>
+      <w:r>
+        <w:rPr>
+          <w:rFonts w:ascii="Courier New" w:hAnsi="Courier New" w:cs="Courier New"/>
+          <w:sz w:val="24"/>
+          <w:szCs w:val="24"/>
+          <w:lang w:val="en-US"/>
+        </w:rPr>
+        <w:tab/>
+      </w:r>
+      <w:r>
+        <w:rPr>
+          <w:rFonts w:ascii="Courier New" w:hAnsi="Courier New" w:cs="Courier New"/>
+          <w:sz w:val="24"/>
+          <w:szCs w:val="24"/>
+          <w:lang w:val="en-US"/>
+        </w:rPr>
+        <w:tab/>
+        <w:t>else:</w:t>
+      </w:r>
+      <w:r>
+        <w:rPr>
+          <w:rFonts w:ascii="Courier New" w:hAnsi="Courier New" w:cs="Courier New"/>
+          <w:sz w:val="24"/>
+          <w:szCs w:val="24"/>
+          <w:lang w:val="en-US"/>
+        </w:rPr>
+        <w:br/>
+        <w:t xml:space="preserve"> </w:t>
+      </w:r>
+      <w:r>
+        <w:rPr>
+          <w:rFonts w:ascii="Courier New" w:hAnsi="Courier New" w:cs="Courier New"/>
+          <w:sz w:val="24"/>
+          <w:szCs w:val="24"/>
+          <w:lang w:val="en-US"/>
+        </w:rPr>
+        <w:tab/>
+      </w:r>
+      <w:r>
+        <w:rPr>
+          <w:rFonts w:ascii="Courier New" w:hAnsi="Courier New" w:cs="Courier New"/>
+          <w:sz w:val="24"/>
+          <w:szCs w:val="24"/>
+          <w:lang w:val="en-US"/>
+        </w:rPr>
+        <w:tab/>
+      </w:r>
+      <w:r>
+        <w:rPr>
+          <w:rFonts w:ascii="Courier New" w:hAnsi="Courier New" w:cs="Courier New"/>
+          <w:sz w:val="24"/>
+          <w:szCs w:val="24"/>
+          <w:lang w:val="en-US"/>
+        </w:rPr>
+        <w:tab/>
+        <w:t>statements</w:t>
+      </w:r>
+      <w:r>
+        <w:rPr>
+          <w:rFonts w:ascii="Times New Roman" w:hAnsi="Times New Roman" w:cs="Times New Roman"/>
+          <w:sz w:val="24"/>
+          <w:szCs w:val="24"/>
+          <w:lang w:val="en-US"/>
+        </w:rPr>
+        <w:br/>
+      </w:r>
+      <w:r>
+        <w:rPr>
+          <w:rFonts w:ascii="Times New Roman" w:hAnsi="Times New Roman" w:cs="Times New Roman"/>
+          <w:sz w:val="24"/>
+          <w:szCs w:val="24"/>
+          <w:lang w:val="en-US"/>
+        </w:rPr>
+        <w:br/>
+      </w:r>
+      <w:proofErr w:type="spellStart"/>
+      <w:r>
+        <w:rPr>
+          <w:rFonts w:ascii="Courier New" w:hAnsi="Courier New" w:cs="Courier New"/>
+          <w:sz w:val="24"/>
+          <w:szCs w:val="24"/>
+        </w:rPr>
+        <w:t>i</w:t>
+      </w:r>
+      <w:proofErr w:type="spellEnd"/>
+      <w:r>
+        <w:rPr>
+          <w:rFonts w:ascii="Courier New" w:hAnsi="Courier New" w:cs="Courier New"/>
+          <w:sz w:val="24"/>
+          <w:szCs w:val="24"/>
+        </w:rPr>
+        <w:t xml:space="preserve"> = 0</w:t>
+      </w:r>
+      <w:r>
+        <w:rPr>
+          <w:rFonts w:ascii="Courier New" w:hAnsi="Courier New" w:cs="Courier New"/>
+          <w:sz w:val="24"/>
+          <w:szCs w:val="24"/>
+        </w:rPr>
+        <w:br/>
+        <w:t xml:space="preserve">while </w:t>
+      </w:r>
+      <w:proofErr w:type="spellStart"/>
+      <w:r>
+        <w:rPr>
+          <w:rFonts w:ascii="Courier New" w:hAnsi="Courier New" w:cs="Courier New"/>
+          <w:sz w:val="24"/>
+          <w:szCs w:val="24"/>
+        </w:rPr>
+        <w:t>i</w:t>
+      </w:r>
+      <w:proofErr w:type="spellEnd"/>
+      <w:r>
+        <w:rPr>
+          <w:rFonts w:ascii="Courier New" w:hAnsi="Courier New" w:cs="Courier New"/>
+          <w:sz w:val="24"/>
+          <w:szCs w:val="24"/>
+        </w:rPr>
+        <w:t xml:space="preserve"> &lt; 50:</w:t>
+      </w:r>
+      <w:r>
+        <w:rPr>
+          <w:rFonts w:ascii="Courier New" w:hAnsi="Courier New" w:cs="Courier New"/>
+          <w:sz w:val="24"/>
+          <w:szCs w:val="24"/>
+        </w:rPr>
+        <w:br/>
+        <w:t xml:space="preserve">    print(</w:t>
+      </w:r>
+      <w:proofErr w:type="spellStart"/>
+      <w:r>
+        <w:rPr>
+          <w:rFonts w:ascii="Courier New" w:hAnsi="Courier New" w:cs="Courier New"/>
+          <w:sz w:val="24"/>
+          <w:szCs w:val="24"/>
+        </w:rPr>
+        <w:t>i</w:t>
+      </w:r>
+      <w:proofErr w:type="spellEnd"/>
+      <w:r>
+        <w:rPr>
+          <w:rFonts w:ascii="Courier New" w:hAnsi="Courier New" w:cs="Courier New"/>
+          <w:sz w:val="24"/>
+          <w:szCs w:val="24"/>
+        </w:rPr>
+        <w:t>, end='\t')</w:t>
+      </w:r>
+      <w:r>
+        <w:rPr>
+          <w:rFonts w:ascii="Courier New" w:hAnsi="Courier New" w:cs="Courier New"/>
+          <w:sz w:val="24"/>
+          <w:szCs w:val="24"/>
+        </w:rPr>
+        <w:br/>
+        <w:t xml:space="preserve">    </w:t>
+      </w:r>
+      <w:proofErr w:type="spellStart"/>
+      <w:r>
+        <w:rPr>
+          <w:rFonts w:ascii="Courier New" w:hAnsi="Courier New" w:cs="Courier New"/>
+          <w:sz w:val="24"/>
+          <w:szCs w:val="24"/>
+        </w:rPr>
+        <w:t>i</w:t>
+      </w:r>
+      <w:proofErr w:type="spellEnd"/>
+      <w:r>
+        <w:rPr>
+          <w:rFonts w:ascii="Courier New" w:hAnsi="Courier New" w:cs="Courier New"/>
+          <w:sz w:val="24"/>
+          <w:szCs w:val="24"/>
+        </w:rPr>
+        <w:t xml:space="preserve"> += 1</w:t>
+      </w:r>
+      <w:r>
+        <w:rPr>
+          <w:rFonts w:ascii="Courier New" w:hAnsi="Courier New" w:cs="Courier New"/>
+          <w:sz w:val="24"/>
+          <w:szCs w:val="24"/>
+        </w:rPr>
+        <w:br/>
+        <w:t>else:</w:t>
+      </w:r>
+      <w:r>
+        <w:rPr>
+          <w:rFonts w:ascii="Courier New" w:hAnsi="Courier New" w:cs="Courier New"/>
+          <w:sz w:val="24"/>
+          <w:szCs w:val="24"/>
+        </w:rPr>
+        <w:br/>
+        <w:t xml:space="preserve">    print('\</w:t>
+      </w:r>
+      <w:proofErr w:type="spellStart"/>
+      <w:r>
+        <w:rPr>
+          <w:rFonts w:ascii="Courier New" w:hAnsi="Courier New" w:cs="Courier New"/>
+          <w:sz w:val="24"/>
+          <w:szCs w:val="24"/>
+        </w:rPr>
+        <w:t>nDone</w:t>
+      </w:r>
+      <w:proofErr w:type="spellEnd"/>
+      <w:r>
+        <w:rPr>
+          <w:rFonts w:ascii="Courier New" w:hAnsi="Courier New" w:cs="Courier New"/>
+          <w:sz w:val="24"/>
+          <w:szCs w:val="24"/>
+        </w:rPr>
+        <w:t xml:space="preserve"> with all the work.')</w:t>
+      </w:r>
+      <w:r>
+        <w:rPr>
+          <w:rFonts w:ascii="Courier New" w:hAnsi="Courier New" w:cs="Courier New"/>
+          <w:sz w:val="24"/>
+          <w:szCs w:val="24"/>
+        </w:rPr>
+        <w:br/>
+      </w:r>
+      <w:r>
+        <w:rPr>
+          <w:rFonts w:ascii="Courier New" w:hAnsi="Courier New" w:cs="Courier New"/>
+          <w:sz w:val="24"/>
+          <w:szCs w:val="24"/>
+        </w:rPr>
+        <w:br/>
+      </w:r>
+    </w:p>
+    <w:p>
+      <w:pPr>
+        <w:pStyle w:val="ListParagraph"/>
+        <w:numPr>
+          <w:ilvl w:val="0"/>
+          <w:numId w:val="7"/>
+        </w:numPr>
+        <w:rPr>
+          <w:rFonts w:ascii="Times New Roman" w:hAnsi="Times New Roman" w:cs="Times New Roman"/>
+          <w:sz w:val="24"/>
+          <w:szCs w:val="24"/>
+        </w:rPr>
+      </w:pPr>
+      <w:r>
+        <w:rPr>
+          <w:rFonts w:ascii="Times New Roman" w:hAnsi="Times New Roman" w:cs="Times New Roman"/>
+          <w:b/>
+          <w:sz w:val="24"/>
+          <w:szCs w:val="24"/>
+          <w:lang w:val="en-US"/>
+        </w:rPr>
+        <w:t>While Loops 2</w:t>
+      </w:r>
+      <w:r>
+        <w:rPr>
+          <w:rFonts w:ascii="Times New Roman" w:hAnsi="Times New Roman" w:cs="Times New Roman"/>
+          <w:b/>
+          <w:sz w:val="24"/>
+          <w:szCs w:val="24"/>
+          <w:lang w:val="en-US"/>
+        </w:rPr>
+        <w:br/>
+      </w:r>
+      <w:r>
+        <w:rPr>
+          <w:rFonts w:ascii="Times New Roman" w:hAnsi="Times New Roman" w:cs="Times New Roman"/>
+          <w:sz w:val="24"/>
+          <w:szCs w:val="24"/>
+          <w:lang w:val="en-US"/>
+        </w:rPr>
+        <w:br/>
+      </w:r>
+      <w:proofErr w:type="spellStart"/>
+      <w:r>
+        <w:rPr>
+          <w:rFonts w:ascii="Courier New" w:hAnsi="Courier New" w:cs="Courier New"/>
+          <w:sz w:val="24"/>
+          <w:szCs w:val="24"/>
+        </w:rPr>
+        <w:t>my_list</w:t>
+      </w:r>
+      <w:proofErr w:type="spellEnd"/>
+      <w:r>
+        <w:rPr>
+          <w:rFonts w:ascii="Courier New" w:hAnsi="Courier New" w:cs="Courier New"/>
+          <w:sz w:val="24"/>
+          <w:szCs w:val="24"/>
+        </w:rPr>
+        <w:t xml:space="preserve"> = [1, 2, 3]</w:t>
+      </w:r>
+      <w:r>
+        <w:rPr>
+          <w:rFonts w:ascii="Courier New" w:hAnsi="Courier New" w:cs="Courier New"/>
+          <w:sz w:val="24"/>
+          <w:szCs w:val="24"/>
+        </w:rPr>
+        <w:br/>
+      </w:r>
+      <w:proofErr w:type="spellStart"/>
+      <w:r>
+        <w:rPr>
+          <w:rFonts w:ascii="Courier New" w:hAnsi="Courier New" w:cs="Courier New"/>
+          <w:sz w:val="24"/>
+          <w:szCs w:val="24"/>
+        </w:rPr>
+        <w:t>i</w:t>
+      </w:r>
+      <w:proofErr w:type="spellEnd"/>
+      <w:r>
+        <w:rPr>
+          <w:rFonts w:ascii="Courier New" w:hAnsi="Courier New" w:cs="Courier New"/>
+          <w:sz w:val="24"/>
+          <w:szCs w:val="24"/>
+        </w:rPr>
+        <w:t xml:space="preserve"> = 0</w:t>
+      </w:r>
+      <w:r>
+        <w:rPr>
+          <w:rFonts w:ascii="Courier New" w:hAnsi="Courier New" w:cs="Courier New"/>
+          <w:sz w:val="24"/>
+          <w:szCs w:val="24"/>
+        </w:rPr>
+        <w:br/>
+        <w:t xml:space="preserve">while </w:t>
+      </w:r>
+      <w:proofErr w:type="spellStart"/>
+      <w:r>
+        <w:rPr>
+          <w:rFonts w:ascii="Courier New" w:hAnsi="Courier New" w:cs="Courier New"/>
+          <w:sz w:val="24"/>
+          <w:szCs w:val="24"/>
+        </w:rPr>
+        <w:t>i</w:t>
+      </w:r>
+      <w:proofErr w:type="spellEnd"/>
+      <w:r>
+        <w:rPr>
+          <w:rFonts w:ascii="Courier New" w:hAnsi="Courier New" w:cs="Courier New"/>
+          <w:sz w:val="24"/>
+          <w:szCs w:val="24"/>
+        </w:rPr>
+        <w:t xml:space="preserve"> &lt; </w:t>
+      </w:r>
+      <w:proofErr w:type="spellStart"/>
+      <w:r>
+        <w:rPr>
+          <w:rFonts w:ascii="Courier New" w:hAnsi="Courier New" w:cs="Courier New"/>
+          <w:sz w:val="24"/>
+          <w:szCs w:val="24"/>
+        </w:rPr>
+        <w:t>len</w:t>
+      </w:r>
+      <w:proofErr w:type="spellEnd"/>
+      <w:r>
+        <w:rPr>
+          <w:rFonts w:ascii="Courier New" w:hAnsi="Courier New" w:cs="Courier New"/>
+          <w:sz w:val="24"/>
+          <w:szCs w:val="24"/>
+        </w:rPr>
+        <w:t>(</w:t>
+      </w:r>
+      <w:proofErr w:type="spellStart"/>
+      <w:r>
+        <w:rPr>
+          <w:rFonts w:ascii="Courier New" w:hAnsi="Courier New" w:cs="Courier New"/>
+          <w:sz w:val="24"/>
+          <w:szCs w:val="24"/>
+        </w:rPr>
+        <w:t>my_list</w:t>
+      </w:r>
+      <w:proofErr w:type="spellEnd"/>
+      <w:r>
+        <w:rPr>
+          <w:rFonts w:ascii="Courier New" w:hAnsi="Courier New" w:cs="Courier New"/>
+          <w:sz w:val="24"/>
+          <w:szCs w:val="24"/>
+        </w:rPr>
+        <w:t>):</w:t>
+      </w:r>
+      <w:r>
+        <w:rPr>
+          <w:rFonts w:ascii="Courier New" w:hAnsi="Courier New" w:cs="Courier New"/>
+          <w:sz w:val="24"/>
+          <w:szCs w:val="24"/>
+        </w:rPr>
+        <w:br/>
+        <w:t xml:space="preserve">    print(</w:t>
+      </w:r>
+      <w:proofErr w:type="spellStart"/>
+      <w:r>
+        <w:rPr>
+          <w:rFonts w:ascii="Courier New" w:hAnsi="Courier New" w:cs="Courier New"/>
+          <w:sz w:val="24"/>
+          <w:szCs w:val="24"/>
+        </w:rPr>
+        <w:t>my_list</w:t>
+      </w:r>
+      <w:proofErr w:type="spellEnd"/>
+      <w:r>
+        <w:rPr>
+          <w:rFonts w:ascii="Courier New" w:hAnsi="Courier New" w:cs="Courier New"/>
+          <w:sz w:val="24"/>
+          <w:szCs w:val="24"/>
+        </w:rPr>
+        <w:t>[</w:t>
+      </w:r>
+      <w:proofErr w:type="spellStart"/>
+      <w:r>
+        <w:rPr>
+          <w:rFonts w:ascii="Courier New" w:hAnsi="Courier New" w:cs="Courier New"/>
+          <w:sz w:val="24"/>
+          <w:szCs w:val="24"/>
+        </w:rPr>
+        <w:t>i</w:t>
+      </w:r>
+      <w:proofErr w:type="spellEnd"/>
+      <w:r>
+        <w:rPr>
+          <w:rFonts w:ascii="Courier New" w:hAnsi="Courier New" w:cs="Courier New"/>
+          <w:sz w:val="24"/>
+          <w:szCs w:val="24"/>
+        </w:rPr>
+        <w:t>])</w:t>
+      </w:r>
+      <w:r>
+        <w:rPr>
+          <w:rFonts w:ascii="Courier New" w:hAnsi="Courier New" w:cs="Courier New"/>
+          <w:sz w:val="24"/>
+          <w:szCs w:val="24"/>
+        </w:rPr>
+        <w:br/>
+        <w:t xml:space="preserve">    </w:t>
+      </w:r>
+      <w:proofErr w:type="spellStart"/>
+      <w:r>
+        <w:rPr>
+          <w:rFonts w:ascii="Courier New" w:hAnsi="Courier New" w:cs="Courier New"/>
+          <w:sz w:val="24"/>
+          <w:szCs w:val="24"/>
+        </w:rPr>
+        <w:t>i</w:t>
+      </w:r>
+      <w:proofErr w:type="spellEnd"/>
+      <w:r>
+        <w:rPr>
+          <w:rFonts w:ascii="Courier New" w:hAnsi="Courier New" w:cs="Courier New"/>
+          <w:sz w:val="24"/>
+          <w:szCs w:val="24"/>
+        </w:rPr>
+        <w:t xml:space="preserve"> += 1</w:t>
+      </w:r>
+      <w:r>
+        <w:rPr>
+          <w:rFonts w:ascii="Courier New" w:hAnsi="Courier New" w:cs="Courier New"/>
+          <w:sz w:val="24"/>
+          <w:szCs w:val="24"/>
+        </w:rPr>
+        <w:br/>
+        <w:t>print('\n')</w:t>
+      </w:r>
+      <w:r>
+        <w:rPr>
+          <w:rFonts w:ascii="Courier New" w:hAnsi="Courier New" w:cs="Courier New"/>
+          <w:sz w:val="24"/>
+          <w:szCs w:val="24"/>
+        </w:rPr>
+        <w:br/>
+      </w:r>
+      <w:r>
+        <w:rPr>
+          <w:rFonts w:ascii="Courier New" w:hAnsi="Courier New" w:cs="Courier New"/>
+          <w:sz w:val="24"/>
+          <w:szCs w:val="24"/>
+        </w:rPr>
+        <w:br/>
+        <w:t>while True:</w:t>
+      </w:r>
+      <w:r>
+        <w:rPr>
+          <w:rFonts w:ascii="Courier New" w:hAnsi="Courier New" w:cs="Courier New"/>
+          <w:sz w:val="24"/>
+          <w:szCs w:val="24"/>
+        </w:rPr>
+        <w:br/>
+        <w:t xml:space="preserve">    response = input('Say Something: ')</w:t>
+      </w:r>
+      <w:r>
+        <w:rPr>
+          <w:rFonts w:ascii="Courier New" w:hAnsi="Courier New" w:cs="Courier New"/>
+          <w:sz w:val="24"/>
+          <w:szCs w:val="24"/>
+        </w:rPr>
+        <w:br/>
+        <w:t xml:space="preserve">    if response == 'bye':</w:t>
+      </w:r>
+      <w:r>
+        <w:rPr>
+          <w:rFonts w:ascii="Courier New" w:hAnsi="Courier New" w:cs="Courier New"/>
+          <w:sz w:val="24"/>
+          <w:szCs w:val="24"/>
+        </w:rPr>
+        <w:br/>
+        <w:t xml:space="preserve">        break</w:t>
+      </w:r>
+      <w:r>
+        <w:rPr>
+          <w:rFonts w:ascii="Times New Roman" w:hAnsi="Times New Roman" w:cs="Times New Roman"/>
+          <w:sz w:val="24"/>
+          <w:szCs w:val="24"/>
+        </w:rPr>
+        <w:br/>
+      </w:r>
+      <w:r>
+        <w:rPr>
+          <w:rFonts w:ascii="Times New Roman" w:hAnsi="Times New Roman" w:cs="Times New Roman"/>
+          <w:sz w:val="24"/>
+          <w:szCs w:val="24"/>
+        </w:rPr>
+        <w:br/>
+      </w:r>
+      <w:r>
+        <w:rPr>
+          <w:rFonts w:ascii="Times New Roman" w:hAnsi="Times New Roman" w:cs="Times New Roman"/>
+          <w:sz w:val="24"/>
+          <w:szCs w:val="24"/>
+        </w:rPr>
+        <w:br w:type="page"/>
+      </w:r>
+    </w:p>
+    <w:p>
+      <w:pPr>
+        <w:pStyle w:val="ListParagraph"/>
+        <w:numPr>
+          <w:ilvl w:val="0"/>
+          <w:numId w:val="7"/>
+        </w:numPr>
+        <w:rPr>
+          <w:rFonts w:ascii="Times New Roman" w:hAnsi="Times New Roman" w:cs="Times New Roman"/>
+          <w:sz w:val="24"/>
+          <w:szCs w:val="24"/>
+        </w:rPr>
+      </w:pPr>
+      <w:r>
+        <w:rPr>
+          <w:rFonts w:ascii="Times New Roman" w:hAnsi="Times New Roman" w:cs="Times New Roman"/>
+          <w:b/>
+          <w:sz w:val="24"/>
+          <w:szCs w:val="24"/>
+          <w:lang w:val="en-US"/>
+        </w:rPr>
+        <w:lastRenderedPageBreak/>
+        <w:t>Break, Continue, Pass</w:t>
+      </w:r>
+      <w:r>
+        <w:rPr>
+          <w:rFonts w:ascii="Times New Roman" w:hAnsi="Times New Roman" w:cs="Times New Roman"/>
+          <w:b/>
+          <w:sz w:val="24"/>
+          <w:szCs w:val="24"/>
+          <w:lang w:val="en-US"/>
+        </w:rPr>
+        <w:br/>
+      </w:r>
+      <w:r>
+        <w:rPr>
+          <w:rFonts w:ascii="Times New Roman" w:hAnsi="Times New Roman" w:cs="Times New Roman"/>
+          <w:sz w:val="24"/>
+          <w:szCs w:val="24"/>
+          <w:lang w:val="en-US"/>
+        </w:rPr>
+        <w:br/>
+      </w:r>
+      <w:r>
+        <w:rPr>
+          <w:rFonts w:ascii="Times New Roman" w:hAnsi="Times New Roman" w:cs="Times New Roman"/>
+          <w:b/>
+          <w:sz w:val="24"/>
+          <w:szCs w:val="24"/>
+          <w:lang w:val="en-US"/>
+        </w:rPr>
+        <w:t>Break</w:t>
+      </w:r>
+      <w:r>
+        <w:rPr>
+          <w:rFonts w:ascii="Times New Roman" w:hAnsi="Times New Roman" w:cs="Times New Roman"/>
+          <w:sz w:val="24"/>
+          <w:szCs w:val="24"/>
+          <w:lang w:val="en-US"/>
+        </w:rPr>
+        <w:t xml:space="preserve"> stops the loop ignoring all consequent iterations.</w:t>
+      </w:r>
+      <w:r>
+        <w:rPr>
+          <w:rFonts w:ascii="Times New Roman" w:hAnsi="Times New Roman" w:cs="Times New Roman"/>
+          <w:sz w:val="24"/>
+          <w:szCs w:val="24"/>
+          <w:lang w:val="en-US"/>
+        </w:rPr>
+        <w:br/>
+      </w:r>
+      <w:r>
+        <w:rPr>
+          <w:rFonts w:ascii="Times New Roman" w:hAnsi="Times New Roman" w:cs="Times New Roman"/>
+          <w:b/>
+          <w:sz w:val="24"/>
+          <w:szCs w:val="24"/>
+          <w:lang w:val="en-US"/>
+        </w:rPr>
+        <w:t>Continue</w:t>
+      </w:r>
+      <w:r>
+        <w:rPr>
+          <w:rFonts w:ascii="Times New Roman" w:hAnsi="Times New Roman" w:cs="Times New Roman"/>
+          <w:sz w:val="24"/>
+          <w:szCs w:val="24"/>
+          <w:lang w:val="en-US"/>
+        </w:rPr>
+        <w:t xml:space="preserve"> skips to next iteration of the loop.</w:t>
+      </w:r>
+      <w:r>
+        <w:rPr>
+          <w:rFonts w:ascii="Times New Roman" w:hAnsi="Times New Roman" w:cs="Times New Roman"/>
+          <w:sz w:val="24"/>
+          <w:szCs w:val="24"/>
+          <w:lang w:val="en-US"/>
+        </w:rPr>
+        <w:br/>
+      </w:r>
+      <w:r>
+        <w:rPr>
+          <w:rFonts w:ascii="Times New Roman" w:hAnsi="Times New Roman" w:cs="Times New Roman"/>
+          <w:b/>
+          <w:sz w:val="24"/>
+          <w:szCs w:val="24"/>
+          <w:lang w:val="en-US"/>
+        </w:rPr>
+        <w:t>Pass</w:t>
+      </w:r>
+      <w:r>
+        <w:rPr>
+          <w:rFonts w:ascii="Times New Roman" w:hAnsi="Times New Roman" w:cs="Times New Roman"/>
+          <w:sz w:val="24"/>
+          <w:szCs w:val="24"/>
+          <w:lang w:val="en-US"/>
+        </w:rPr>
+        <w:t xml:space="preserve"> does nothing but passes to next line. Pass is used as placeholder, to put piece of code later.</w:t>
+      </w:r>
+      <w:r>
+        <w:rPr>
+          <w:rFonts w:ascii="Times New Roman" w:hAnsi="Times New Roman" w:cs="Times New Roman"/>
+          <w:sz w:val="24"/>
+          <w:szCs w:val="24"/>
+          <w:lang w:val="en-US"/>
+        </w:rPr>
+        <w:br/>
+      </w:r>
+      <w:r>
+        <w:rPr>
+          <w:rFonts w:ascii="Times New Roman" w:hAnsi="Times New Roman" w:cs="Times New Roman"/>
+          <w:sz w:val="24"/>
+          <w:szCs w:val="24"/>
+          <w:lang w:val="en-US"/>
+        </w:rPr>
+        <w:br/>
+      </w:r>
+      <w:proofErr w:type="spellStart"/>
+      <w:r>
+        <w:rPr>
+          <w:rFonts w:ascii="Courier New" w:hAnsi="Courier New" w:cs="Courier New"/>
+          <w:sz w:val="24"/>
+          <w:szCs w:val="24"/>
+        </w:rPr>
+        <w:t>my_list</w:t>
+      </w:r>
+      <w:proofErr w:type="spellEnd"/>
+      <w:r>
+        <w:rPr>
+          <w:rFonts w:ascii="Courier New" w:hAnsi="Courier New" w:cs="Courier New"/>
+          <w:sz w:val="24"/>
+          <w:szCs w:val="24"/>
+        </w:rPr>
+        <w:t xml:space="preserve"> = [1, 2, 3]</w:t>
+      </w:r>
+      <w:r>
+        <w:rPr>
+          <w:rFonts w:ascii="Courier New" w:hAnsi="Courier New" w:cs="Courier New"/>
+          <w:sz w:val="24"/>
+          <w:szCs w:val="24"/>
+        </w:rPr>
+        <w:br/>
+      </w:r>
+      <w:proofErr w:type="spellStart"/>
+      <w:r>
+        <w:rPr>
+          <w:rFonts w:ascii="Courier New" w:hAnsi="Courier New" w:cs="Courier New"/>
+          <w:sz w:val="24"/>
+          <w:szCs w:val="24"/>
+        </w:rPr>
+        <w:t>i</w:t>
+      </w:r>
+      <w:proofErr w:type="spellEnd"/>
+      <w:r>
+        <w:rPr>
+          <w:rFonts w:ascii="Courier New" w:hAnsi="Courier New" w:cs="Courier New"/>
+          <w:sz w:val="24"/>
+          <w:szCs w:val="24"/>
+        </w:rPr>
+        <w:t xml:space="preserve"> = 0</w:t>
+      </w:r>
+      <w:r>
+        <w:rPr>
+          <w:rFonts w:ascii="Courier New" w:hAnsi="Courier New" w:cs="Courier New"/>
+          <w:sz w:val="24"/>
+          <w:szCs w:val="24"/>
+        </w:rPr>
+        <w:br/>
+        <w:t xml:space="preserve">while </w:t>
+      </w:r>
+      <w:proofErr w:type="spellStart"/>
+      <w:r>
+        <w:rPr>
+          <w:rFonts w:ascii="Courier New" w:hAnsi="Courier New" w:cs="Courier New"/>
+          <w:sz w:val="24"/>
+          <w:szCs w:val="24"/>
+        </w:rPr>
+        <w:t>i</w:t>
+      </w:r>
+      <w:proofErr w:type="spellEnd"/>
+      <w:r>
+        <w:rPr>
+          <w:rFonts w:ascii="Courier New" w:hAnsi="Courier New" w:cs="Courier New"/>
+          <w:sz w:val="24"/>
+          <w:szCs w:val="24"/>
+        </w:rPr>
+        <w:t xml:space="preserve"> &lt; </w:t>
+      </w:r>
+      <w:proofErr w:type="spellStart"/>
+      <w:r>
+        <w:rPr>
+          <w:rFonts w:ascii="Courier New" w:hAnsi="Courier New" w:cs="Courier New"/>
+          <w:sz w:val="24"/>
+          <w:szCs w:val="24"/>
+        </w:rPr>
+        <w:t>len</w:t>
+      </w:r>
+      <w:proofErr w:type="spellEnd"/>
+      <w:r>
+        <w:rPr>
+          <w:rFonts w:ascii="Courier New" w:hAnsi="Courier New" w:cs="Courier New"/>
+          <w:sz w:val="24"/>
+          <w:szCs w:val="24"/>
+        </w:rPr>
+        <w:t>(</w:t>
+      </w:r>
+      <w:proofErr w:type="spellStart"/>
+      <w:r>
+        <w:rPr>
+          <w:rFonts w:ascii="Courier New" w:hAnsi="Courier New" w:cs="Courier New"/>
+          <w:sz w:val="24"/>
+          <w:szCs w:val="24"/>
+        </w:rPr>
+        <w:t>my_list</w:t>
+      </w:r>
+      <w:proofErr w:type="spellEnd"/>
+      <w:r>
+        <w:rPr>
+          <w:rFonts w:ascii="Courier New" w:hAnsi="Courier New" w:cs="Courier New"/>
+          <w:sz w:val="24"/>
+          <w:szCs w:val="24"/>
+        </w:rPr>
+        <w:t>):</w:t>
+      </w:r>
+      <w:r>
+        <w:rPr>
+          <w:rFonts w:ascii="Courier New" w:hAnsi="Courier New" w:cs="Courier New"/>
+          <w:sz w:val="24"/>
+          <w:szCs w:val="24"/>
+        </w:rPr>
+        <w:br/>
+        <w:t xml:space="preserve">    print(</w:t>
+      </w:r>
+      <w:proofErr w:type="spellStart"/>
+      <w:r>
+        <w:rPr>
+          <w:rFonts w:ascii="Courier New" w:hAnsi="Courier New" w:cs="Courier New"/>
+          <w:sz w:val="24"/>
+          <w:szCs w:val="24"/>
+        </w:rPr>
+        <w:t>my_list</w:t>
+      </w:r>
+      <w:proofErr w:type="spellEnd"/>
+      <w:r>
+        <w:rPr>
+          <w:rFonts w:ascii="Courier New" w:hAnsi="Courier New" w:cs="Courier New"/>
+          <w:sz w:val="24"/>
+          <w:szCs w:val="24"/>
+        </w:rPr>
+        <w:t>[</w:t>
+      </w:r>
+      <w:proofErr w:type="spellStart"/>
+      <w:r>
+        <w:rPr>
+          <w:rFonts w:ascii="Courier New" w:hAnsi="Courier New" w:cs="Courier New"/>
+          <w:sz w:val="24"/>
+          <w:szCs w:val="24"/>
+        </w:rPr>
+        <w:t>i</w:t>
+      </w:r>
+      <w:proofErr w:type="spellEnd"/>
+      <w:r>
+        <w:rPr>
+          <w:rFonts w:ascii="Courier New" w:hAnsi="Courier New" w:cs="Courier New"/>
+          <w:sz w:val="24"/>
+          <w:szCs w:val="24"/>
+        </w:rPr>
+        <w:t>])</w:t>
+      </w:r>
+      <w:r>
+        <w:rPr>
+          <w:rFonts w:ascii="Courier New" w:hAnsi="Courier New" w:cs="Courier New"/>
+          <w:sz w:val="24"/>
+          <w:szCs w:val="24"/>
+        </w:rPr>
+        <w:br/>
+        <w:t xml:space="preserve">    </w:t>
+      </w:r>
+      <w:proofErr w:type="spellStart"/>
+      <w:r>
+        <w:rPr>
+          <w:rFonts w:ascii="Courier New" w:hAnsi="Courier New" w:cs="Courier New"/>
+          <w:sz w:val="24"/>
+          <w:szCs w:val="24"/>
+        </w:rPr>
+        <w:t>i</w:t>
+      </w:r>
+      <w:proofErr w:type="spellEnd"/>
+      <w:r>
+        <w:rPr>
+          <w:rFonts w:ascii="Courier New" w:hAnsi="Courier New" w:cs="Courier New"/>
+          <w:sz w:val="24"/>
+          <w:szCs w:val="24"/>
+        </w:rPr>
+        <w:t xml:space="preserve"> += 1</w:t>
+      </w:r>
+      <w:r>
+        <w:rPr>
+          <w:rFonts w:ascii="Courier New" w:hAnsi="Courier New" w:cs="Courier New"/>
+          <w:sz w:val="24"/>
+          <w:szCs w:val="24"/>
+        </w:rPr>
+        <w:br/>
+        <w:t xml:space="preserve">    continue</w:t>
+      </w:r>
+      <w:r>
+        <w:rPr>
+          <w:rFonts w:ascii="Courier New" w:hAnsi="Courier New" w:cs="Courier New"/>
+          <w:sz w:val="24"/>
+          <w:szCs w:val="24"/>
+        </w:rPr>
+        <w:br/>
+        <w:t>print('\n')</w:t>
+      </w:r>
+      <w:r>
+        <w:rPr>
+          <w:rFonts w:ascii="Courier New" w:hAnsi="Courier New" w:cs="Courier New"/>
+          <w:sz w:val="24"/>
+          <w:szCs w:val="24"/>
+        </w:rPr>
+        <w:br/>
+      </w:r>
+      <w:r>
+        <w:rPr>
+          <w:rFonts w:ascii="Courier New" w:hAnsi="Courier New" w:cs="Courier New"/>
+          <w:sz w:val="24"/>
+          <w:szCs w:val="24"/>
+        </w:rPr>
+        <w:br/>
+      </w:r>
+      <w:proofErr w:type="spellStart"/>
+      <w:r>
+        <w:rPr>
+          <w:rFonts w:ascii="Courier New" w:hAnsi="Courier New" w:cs="Courier New"/>
+          <w:sz w:val="24"/>
+          <w:szCs w:val="24"/>
+        </w:rPr>
+        <w:t>i</w:t>
+      </w:r>
+      <w:proofErr w:type="spellEnd"/>
+      <w:r>
+        <w:rPr>
+          <w:rFonts w:ascii="Courier New" w:hAnsi="Courier New" w:cs="Courier New"/>
+          <w:sz w:val="24"/>
+          <w:szCs w:val="24"/>
+        </w:rPr>
+        <w:t xml:space="preserve"> = 0</w:t>
+      </w:r>
+      <w:r>
+        <w:rPr>
+          <w:rFonts w:ascii="Courier New" w:hAnsi="Courier New" w:cs="Courier New"/>
+          <w:sz w:val="24"/>
+          <w:szCs w:val="24"/>
+        </w:rPr>
+        <w:br/>
+        <w:t xml:space="preserve">while </w:t>
+      </w:r>
+      <w:proofErr w:type="spellStart"/>
+      <w:r>
+        <w:rPr>
+          <w:rFonts w:ascii="Courier New" w:hAnsi="Courier New" w:cs="Courier New"/>
+          <w:sz w:val="24"/>
+          <w:szCs w:val="24"/>
+        </w:rPr>
+        <w:t>i</w:t>
+      </w:r>
+      <w:proofErr w:type="spellEnd"/>
+      <w:r>
+        <w:rPr>
+          <w:rFonts w:ascii="Courier New" w:hAnsi="Courier New" w:cs="Courier New"/>
+          <w:sz w:val="24"/>
+          <w:szCs w:val="24"/>
+        </w:rPr>
+        <w:t xml:space="preserve"> &lt; </w:t>
+      </w:r>
+      <w:proofErr w:type="spellStart"/>
+      <w:r>
+        <w:rPr>
+          <w:rFonts w:ascii="Courier New" w:hAnsi="Courier New" w:cs="Courier New"/>
+          <w:sz w:val="24"/>
+          <w:szCs w:val="24"/>
+        </w:rPr>
+        <w:t>len</w:t>
+      </w:r>
+      <w:proofErr w:type="spellEnd"/>
+      <w:r>
+        <w:rPr>
+          <w:rFonts w:ascii="Courier New" w:hAnsi="Courier New" w:cs="Courier New"/>
+          <w:sz w:val="24"/>
+          <w:szCs w:val="24"/>
+        </w:rPr>
+        <w:t>(</w:t>
+      </w:r>
+      <w:proofErr w:type="spellStart"/>
+      <w:r>
+        <w:rPr>
+          <w:rFonts w:ascii="Courier New" w:hAnsi="Courier New" w:cs="Courier New"/>
+          <w:sz w:val="24"/>
+          <w:szCs w:val="24"/>
+        </w:rPr>
+        <w:t>my_list</w:t>
+      </w:r>
+      <w:proofErr w:type="spellEnd"/>
+      <w:r>
+        <w:rPr>
+          <w:rFonts w:ascii="Courier New" w:hAnsi="Courier New" w:cs="Courier New"/>
+          <w:sz w:val="24"/>
+          <w:szCs w:val="24"/>
+        </w:rPr>
+        <w:t>):</w:t>
+      </w:r>
+      <w:r>
+        <w:rPr>
+          <w:rFonts w:ascii="Courier New" w:hAnsi="Courier New" w:cs="Courier New"/>
+          <w:sz w:val="24"/>
+          <w:szCs w:val="24"/>
+        </w:rPr>
+        <w:br/>
+        <w:t xml:space="preserve">    print(</w:t>
+      </w:r>
+      <w:proofErr w:type="spellStart"/>
+      <w:r>
+        <w:rPr>
+          <w:rFonts w:ascii="Courier New" w:hAnsi="Courier New" w:cs="Courier New"/>
+          <w:sz w:val="24"/>
+          <w:szCs w:val="24"/>
+        </w:rPr>
+        <w:t>my_list</w:t>
+      </w:r>
+      <w:proofErr w:type="spellEnd"/>
+      <w:r>
+        <w:rPr>
+          <w:rFonts w:ascii="Courier New" w:hAnsi="Courier New" w:cs="Courier New"/>
+          <w:sz w:val="24"/>
+          <w:szCs w:val="24"/>
+        </w:rPr>
+        <w:t>[</w:t>
+      </w:r>
+      <w:proofErr w:type="spellStart"/>
+      <w:r>
+        <w:rPr>
+          <w:rFonts w:ascii="Courier New" w:hAnsi="Courier New" w:cs="Courier New"/>
+          <w:sz w:val="24"/>
+          <w:szCs w:val="24"/>
+        </w:rPr>
+        <w:t>i</w:t>
+      </w:r>
+      <w:proofErr w:type="spellEnd"/>
+      <w:r>
+        <w:rPr>
+          <w:rFonts w:ascii="Courier New" w:hAnsi="Courier New" w:cs="Courier New"/>
+          <w:sz w:val="24"/>
+          <w:szCs w:val="24"/>
+        </w:rPr>
+        <w:t>])</w:t>
+      </w:r>
+      <w:r>
+        <w:rPr>
+          <w:rFonts w:ascii="Courier New" w:hAnsi="Courier New" w:cs="Courier New"/>
+          <w:sz w:val="24"/>
+          <w:szCs w:val="24"/>
+        </w:rPr>
+        <w:br/>
+        <w:t xml:space="preserve">    </w:t>
+      </w:r>
+      <w:proofErr w:type="spellStart"/>
+      <w:r>
+        <w:rPr>
+          <w:rFonts w:ascii="Courier New" w:hAnsi="Courier New" w:cs="Courier New"/>
+          <w:sz w:val="24"/>
+          <w:szCs w:val="24"/>
+        </w:rPr>
+        <w:t>i</w:t>
+      </w:r>
+      <w:proofErr w:type="spellEnd"/>
+      <w:r>
+        <w:rPr>
+          <w:rFonts w:ascii="Courier New" w:hAnsi="Courier New" w:cs="Courier New"/>
+          <w:sz w:val="24"/>
+          <w:szCs w:val="24"/>
+        </w:rPr>
+        <w:t xml:space="preserve"> += 1</w:t>
+      </w:r>
+      <w:r>
+        <w:rPr>
+          <w:rFonts w:ascii="Courier New" w:hAnsi="Courier New" w:cs="Courier New"/>
+          <w:sz w:val="24"/>
+          <w:szCs w:val="24"/>
+        </w:rPr>
+        <w:br/>
+        <w:t xml:space="preserve">    pass</w:t>
+      </w:r>
+      <w:r>
+        <w:rPr>
+          <w:rFonts w:ascii="Courier New" w:hAnsi="Courier New" w:cs="Courier New"/>
+          <w:sz w:val="24"/>
+          <w:szCs w:val="24"/>
+        </w:rPr>
+        <w:br/>
+        <w:t>print('\n')</w:t>
+      </w:r>
+      <w:r>
+        <w:rPr>
+          <w:rFonts w:ascii="Courier New" w:hAnsi="Courier New" w:cs="Courier New"/>
+          <w:sz w:val="24"/>
+          <w:szCs w:val="24"/>
+        </w:rPr>
+        <w:br/>
+      </w:r>
+      <w:r>
+        <w:rPr>
+          <w:rFonts w:ascii="Courier New" w:hAnsi="Courier New" w:cs="Courier New"/>
+          <w:sz w:val="24"/>
+          <w:szCs w:val="24"/>
+        </w:rPr>
+        <w:br/>
+      </w:r>
+      <w:proofErr w:type="spellStart"/>
+      <w:r>
+        <w:rPr>
+          <w:rFonts w:ascii="Courier New" w:hAnsi="Courier New" w:cs="Courier New"/>
+          <w:sz w:val="24"/>
+          <w:szCs w:val="24"/>
+        </w:rPr>
+        <w:t>i</w:t>
+      </w:r>
+      <w:proofErr w:type="spellEnd"/>
+      <w:r>
+        <w:rPr>
+          <w:rFonts w:ascii="Courier New" w:hAnsi="Courier New" w:cs="Courier New"/>
+          <w:sz w:val="24"/>
+          <w:szCs w:val="24"/>
+        </w:rPr>
+        <w:t xml:space="preserve"> = 0</w:t>
+      </w:r>
+      <w:r>
+        <w:rPr>
+          <w:rFonts w:ascii="Courier New" w:hAnsi="Courier New" w:cs="Courier New"/>
+          <w:sz w:val="24"/>
+          <w:szCs w:val="24"/>
+        </w:rPr>
+        <w:br/>
+        <w:t xml:space="preserve">while </w:t>
+      </w:r>
+      <w:proofErr w:type="spellStart"/>
+      <w:r>
+        <w:rPr>
+          <w:rFonts w:ascii="Courier New" w:hAnsi="Courier New" w:cs="Courier New"/>
+          <w:sz w:val="24"/>
+          <w:szCs w:val="24"/>
+        </w:rPr>
+        <w:t>i</w:t>
+      </w:r>
+      <w:proofErr w:type="spellEnd"/>
+      <w:r>
+        <w:rPr>
+          <w:rFonts w:ascii="Courier New" w:hAnsi="Courier New" w:cs="Courier New"/>
+          <w:sz w:val="24"/>
+          <w:szCs w:val="24"/>
+        </w:rPr>
+        <w:t xml:space="preserve"> &lt; </w:t>
+      </w:r>
+      <w:proofErr w:type="spellStart"/>
+      <w:r>
+        <w:rPr>
+          <w:rFonts w:ascii="Courier New" w:hAnsi="Courier New" w:cs="Courier New"/>
+          <w:sz w:val="24"/>
+          <w:szCs w:val="24"/>
+        </w:rPr>
+        <w:t>len</w:t>
+      </w:r>
+      <w:proofErr w:type="spellEnd"/>
+      <w:r>
+        <w:rPr>
+          <w:rFonts w:ascii="Courier New" w:hAnsi="Courier New" w:cs="Courier New"/>
+          <w:sz w:val="24"/>
+          <w:szCs w:val="24"/>
+        </w:rPr>
+        <w:t>(</w:t>
+      </w:r>
+      <w:proofErr w:type="spellStart"/>
+      <w:r>
+        <w:rPr>
+          <w:rFonts w:ascii="Courier New" w:hAnsi="Courier New" w:cs="Courier New"/>
+          <w:sz w:val="24"/>
+          <w:szCs w:val="24"/>
+        </w:rPr>
+        <w:t>my_list</w:t>
+      </w:r>
+      <w:proofErr w:type="spellEnd"/>
+      <w:r>
+        <w:rPr>
+          <w:rFonts w:ascii="Courier New" w:hAnsi="Courier New" w:cs="Courier New"/>
+          <w:sz w:val="24"/>
+          <w:szCs w:val="24"/>
+        </w:rPr>
+        <w:t>):</w:t>
+      </w:r>
+      <w:r>
+        <w:rPr>
+          <w:rFonts w:ascii="Courier New" w:hAnsi="Courier New" w:cs="Courier New"/>
+          <w:sz w:val="24"/>
+          <w:szCs w:val="24"/>
+        </w:rPr>
+        <w:br/>
+        <w:t xml:space="preserve">    </w:t>
+      </w:r>
+      <w:proofErr w:type="spellStart"/>
+      <w:r>
+        <w:rPr>
+          <w:rFonts w:ascii="Courier New" w:hAnsi="Courier New" w:cs="Courier New"/>
+          <w:sz w:val="24"/>
+          <w:szCs w:val="24"/>
+        </w:rPr>
+        <w:t>i</w:t>
+      </w:r>
+      <w:proofErr w:type="spellEnd"/>
+      <w:r>
+        <w:rPr>
+          <w:rFonts w:ascii="Courier New" w:hAnsi="Courier New" w:cs="Courier New"/>
+          <w:sz w:val="24"/>
+          <w:szCs w:val="24"/>
+        </w:rPr>
+        <w:t xml:space="preserve"> += 1</w:t>
+      </w:r>
+      <w:r>
+        <w:rPr>
+          <w:rFonts w:ascii="Courier New" w:hAnsi="Courier New" w:cs="Courier New"/>
+          <w:sz w:val="24"/>
+          <w:szCs w:val="24"/>
+        </w:rPr>
+        <w:br/>
+        <w:t xml:space="preserve">    pass</w:t>
+      </w:r>
+      <w:r>
+        <w:rPr>
+          <w:rFonts w:ascii="Courier New" w:hAnsi="Courier New" w:cs="Courier New"/>
+          <w:sz w:val="24"/>
+          <w:szCs w:val="24"/>
+        </w:rPr>
+        <w:br/>
+      </w:r>
+      <w:r>
+        <w:rPr>
+          <w:rFonts w:ascii="Courier New" w:hAnsi="Courier New" w:cs="Courier New"/>
+          <w:sz w:val="24"/>
+          <w:szCs w:val="24"/>
+        </w:rPr>
+        <w:br/>
+        <w:t>print("No error")</w:t>
+      </w:r>
+      <w:r>
+        <w:rPr>
+          <w:rFonts w:ascii="Courier New" w:hAnsi="Courier New" w:cs="Courier New"/>
+          <w:sz w:val="24"/>
+          <w:szCs w:val="24"/>
+        </w:rPr>
+        <w:br/>
+      </w:r>
+      <w:r>
+        <w:rPr>
+          <w:rFonts w:ascii="Times New Roman" w:hAnsi="Times New Roman" w:cs="Times New Roman"/>
+          <w:sz w:val="24"/>
+          <w:szCs w:val="24"/>
+          <w:lang w:val="en-US"/>
+        </w:rPr>
+        <w:br/>
+      </w:r>
+    </w:p>
+    <w:p>
+      <w:pPr>
+        <w:rPr>
+          <w:rFonts w:ascii="Times New Roman" w:hAnsi="Times New Roman" w:cs="Times New Roman"/>
+          <w:sz w:val="24"/>
+          <w:szCs w:val="24"/>
+        </w:rPr>
+      </w:pPr>
+      <w:r>
+        <w:rPr>
+          <w:rFonts w:ascii="Times New Roman" w:hAnsi="Times New Roman" w:cs="Times New Roman"/>
+          <w:sz w:val="24"/>
+          <w:szCs w:val="24"/>
+        </w:rPr>
+        <w:br w:type="page"/>
+      </w:r>
+    </w:p>
+    <w:p>
+      <w:pPr>
+        <w:pStyle w:val="ListParagraph"/>
+        <w:numPr>
+          <w:ilvl w:val="0"/>
+          <w:numId w:val="7"/>
+        </w:numPr>
+        <w:rPr>
+          <w:rFonts w:ascii="Times New Roman" w:hAnsi="Times New Roman" w:cs="Times New Roman"/>
+          <w:sz w:val="24"/>
+          <w:szCs w:val="24"/>
+        </w:rPr>
+      </w:pPr>
+      <w:r>
+        <w:rPr>
+          <w:rFonts w:ascii="Times New Roman" w:hAnsi="Times New Roman" w:cs="Times New Roman"/>
+          <w:b/>
+          <w:sz w:val="24"/>
+          <w:szCs w:val="24"/>
+          <w:lang w:val="en-US"/>
+        </w:rPr>
+        <w:lastRenderedPageBreak/>
+        <w:t>Our First GUI</w:t>
+      </w:r>
+      <w:r>
+        <w:rPr>
+          <w:rFonts w:ascii="Times New Roman" w:hAnsi="Times New Roman" w:cs="Times New Roman"/>
+          <w:b/>
+          <w:sz w:val="24"/>
+          <w:szCs w:val="24"/>
+          <w:lang w:val="en-US"/>
+        </w:rPr>
+        <w:br/>
+      </w:r>
+      <w:r>
+        <w:rPr>
+          <w:rFonts w:ascii="Times New Roman" w:hAnsi="Times New Roman" w:cs="Times New Roman"/>
+          <w:sz w:val="24"/>
+          <w:szCs w:val="24"/>
+          <w:lang w:val="en-US"/>
+        </w:rPr>
+        <w:br/>
+      </w:r>
+      <w:r>
+        <w:rPr>
+          <w:rFonts w:ascii="Times New Roman" w:hAnsi="Times New Roman" w:cs="Times New Roman"/>
+          <w:sz w:val="24"/>
+          <w:szCs w:val="24"/>
+        </w:rPr>
+        <w:t># Display the image below to the right hand side where the 0 is going to be ' '</w:t>
+      </w:r>
+      <w:proofErr w:type="gramStart"/>
+      <w:r>
+        <w:rPr>
+          <w:rFonts w:ascii="Times New Roman" w:hAnsi="Times New Roman" w:cs="Times New Roman"/>
+          <w:sz w:val="24"/>
+          <w:szCs w:val="24"/>
+        </w:rPr>
+        <w:t>,</w:t>
+      </w:r>
+      <w:proofErr w:type="gramEnd"/>
+      <w:r>
+        <w:rPr>
+          <w:rFonts w:ascii="Times New Roman" w:hAnsi="Times New Roman" w:cs="Times New Roman"/>
+          <w:sz w:val="24"/>
+          <w:szCs w:val="24"/>
+        </w:rPr>
+        <w:br/>
+        <w:t># and the 1 is going to be '*'. This will reveal an image!</w:t>
+      </w:r>
+    </w:p>
+    <w:p>
+      <w:pPr>
+        <w:pStyle w:val="ListParagraph"/>
+        <w:rPr>
+          <w:rFonts w:ascii="Courier New" w:hAnsi="Courier New" w:cs="Courier New"/>
+          <w:sz w:val="24"/>
+          <w:szCs w:val="24"/>
+        </w:rPr>
+      </w:pPr>
+      <w:r>
+        <w:rPr>
+          <w:rFonts w:ascii="Times New Roman" w:hAnsi="Times New Roman" w:cs="Times New Roman"/>
+          <w:sz w:val="24"/>
+          <w:szCs w:val="24"/>
+          <w:lang w:val="en-US"/>
+        </w:rPr>
+        <w:br/>
+      </w:r>
+      <w:r>
+        <w:rPr>
+          <w:rFonts w:ascii="Courier New" w:hAnsi="Courier New" w:cs="Courier New"/>
+          <w:sz w:val="24"/>
+          <w:szCs w:val="24"/>
+        </w:rPr>
+        <w:t>picture = [</w:t>
+      </w:r>
+      <w:r>
+        <w:rPr>
+          <w:rFonts w:ascii="Courier New" w:hAnsi="Courier New" w:cs="Courier New"/>
+          <w:sz w:val="24"/>
+          <w:szCs w:val="24"/>
+        </w:rPr>
+        <w:br/>
+        <w:t xml:space="preserve">  [0, 0, 0, 1, 0, 0, 0],</w:t>
+      </w:r>
+      <w:r>
+        <w:rPr>
+          <w:rFonts w:ascii="Courier New" w:hAnsi="Courier New" w:cs="Courier New"/>
+          <w:sz w:val="24"/>
+          <w:szCs w:val="24"/>
+        </w:rPr>
+        <w:br/>
+        <w:t xml:space="preserve">  [0, 0, 1, 1, 1, 0, 0],</w:t>
+      </w:r>
+      <w:r>
+        <w:rPr>
+          <w:rFonts w:ascii="Courier New" w:hAnsi="Courier New" w:cs="Courier New"/>
+          <w:sz w:val="24"/>
+          <w:szCs w:val="24"/>
+        </w:rPr>
+        <w:br/>
+        <w:t xml:space="preserve">  [0, 1, 1, 1, 1, 1, 0],</w:t>
+      </w:r>
+      <w:r>
+        <w:rPr>
+          <w:rFonts w:ascii="Courier New" w:hAnsi="Courier New" w:cs="Courier New"/>
+          <w:sz w:val="24"/>
+          <w:szCs w:val="24"/>
+        </w:rPr>
+        <w:br/>
+        <w:t xml:space="preserve">  [1, 1, 1, 1, 1, 1, 1],</w:t>
+      </w:r>
+      <w:r>
+        <w:rPr>
+          <w:rFonts w:ascii="Courier New" w:hAnsi="Courier New" w:cs="Courier New"/>
+          <w:sz w:val="24"/>
+          <w:szCs w:val="24"/>
+        </w:rPr>
+        <w:br/>
+        <w:t xml:space="preserve">  [0, 0, 0, 1, 0, 0, 0],</w:t>
+      </w:r>
+      <w:r>
+        <w:rPr>
+          <w:rFonts w:ascii="Courier New" w:hAnsi="Courier New" w:cs="Courier New"/>
+          <w:sz w:val="24"/>
+          <w:szCs w:val="24"/>
+        </w:rPr>
+        <w:br/>
+        <w:t xml:space="preserve">  [0, 0, 0, 1, 0, 0, 0]</w:t>
+      </w:r>
+      <w:r>
+        <w:rPr>
+          <w:rFonts w:ascii="Courier New" w:hAnsi="Courier New" w:cs="Courier New"/>
+          <w:sz w:val="24"/>
+          <w:szCs w:val="24"/>
+        </w:rPr>
+        <w:br/>
+        <w:t>]</w:t>
+      </w:r>
+      <w:r>
+        <w:rPr>
+          <w:rFonts w:ascii="Courier New" w:hAnsi="Courier New" w:cs="Courier New"/>
+          <w:sz w:val="24"/>
+          <w:szCs w:val="24"/>
+        </w:rPr>
+        <w:br/>
+      </w:r>
+      <w:r>
+        <w:rPr>
+          <w:rFonts w:ascii="Courier New" w:hAnsi="Courier New" w:cs="Courier New"/>
+          <w:sz w:val="24"/>
+          <w:szCs w:val="24"/>
+        </w:rPr>
+        <w:br/>
+        <w:t>for array in picture:</w:t>
+      </w:r>
+      <w:r>
+        <w:rPr>
+          <w:rFonts w:ascii="Courier New" w:hAnsi="Courier New" w:cs="Courier New"/>
+          <w:sz w:val="24"/>
+          <w:szCs w:val="24"/>
+        </w:rPr>
+        <w:br/>
+        <w:t xml:space="preserve">    for item in array:</w:t>
+      </w:r>
+      <w:r>
+        <w:rPr>
+          <w:rFonts w:ascii="Courier New" w:hAnsi="Courier New" w:cs="Courier New"/>
+          <w:sz w:val="24"/>
+          <w:szCs w:val="24"/>
+        </w:rPr>
+        <w:br/>
+        <w:t xml:space="preserve">        if item == 0:</w:t>
+      </w:r>
+      <w:r>
+        <w:rPr>
+          <w:rFonts w:ascii="Courier New" w:hAnsi="Courier New" w:cs="Courier New"/>
+          <w:sz w:val="24"/>
+          <w:szCs w:val="24"/>
+        </w:rPr>
+        <w:br/>
+        <w:t xml:space="preserve">            print(' ', end='')</w:t>
+      </w:r>
+      <w:r>
+        <w:rPr>
+          <w:rFonts w:ascii="Courier New" w:hAnsi="Courier New" w:cs="Courier New"/>
+          <w:sz w:val="24"/>
+          <w:szCs w:val="24"/>
+        </w:rPr>
+        <w:br/>
+        <w:t xml:space="preserve">        else:</w:t>
+      </w:r>
+      <w:r>
+        <w:rPr>
+          <w:rFonts w:ascii="Courier New" w:hAnsi="Courier New" w:cs="Courier New"/>
+          <w:sz w:val="24"/>
+          <w:szCs w:val="24"/>
+        </w:rPr>
+        <w:br/>
+        <w:t xml:space="preserve">            print('*', end='')</w:t>
+      </w:r>
+      <w:r>
+        <w:rPr>
+          <w:rFonts w:ascii="Courier New" w:hAnsi="Courier New" w:cs="Courier New"/>
+          <w:sz w:val="24"/>
+          <w:szCs w:val="24"/>
+        </w:rPr>
+        <w:br/>
+        <w:t xml:space="preserve">    print('\n')</w:t>
+      </w:r>
+      <w:r>
+        <w:rPr>
+          <w:rFonts w:ascii="Courier New" w:hAnsi="Courier New" w:cs="Courier New"/>
+          <w:sz w:val="24"/>
+          <w:szCs w:val="24"/>
+        </w:rPr>
+        <w:br/>
+      </w:r>
+      <w:r>
+        <w:rPr>
+          <w:rFonts w:ascii="Courier New" w:hAnsi="Courier New" w:cs="Courier New"/>
+          <w:sz w:val="24"/>
+          <w:szCs w:val="24"/>
+        </w:rPr>
+        <w:br/>
+      </w:r>
+    </w:p>
+    <w:p>
+      <w:pPr>
+        <w:pStyle w:val="ListParagraph"/>
+        <w:numPr>
+          <w:ilvl w:val="0"/>
+          <w:numId w:val="7"/>
+        </w:numPr>
+        <w:rPr>
+          <w:rFonts w:ascii="Times New Roman" w:hAnsi="Times New Roman" w:cs="Times New Roman"/>
+          <w:b/>
+          <w:sz w:val="24"/>
+          <w:szCs w:val="24"/>
+        </w:rPr>
+      </w:pPr>
+      <w:r>
+        <w:rPr>
+          <w:rFonts w:ascii="Times New Roman" w:hAnsi="Times New Roman" w:cs="Times New Roman"/>
+          <w:b/>
+          <w:sz w:val="24"/>
+          <w:szCs w:val="24"/>
+          <w:lang w:val="en-US"/>
+        </w:rPr>
+        <w:t>Developer Fundamentals IV</w:t>
+      </w:r>
+      <w:r>
+        <w:rPr>
+          <w:rFonts w:ascii="Times New Roman" w:hAnsi="Times New Roman" w:cs="Times New Roman"/>
+          <w:b/>
+          <w:sz w:val="24"/>
+          <w:szCs w:val="24"/>
+          <w:lang w:val="en-US"/>
+        </w:rPr>
+        <w:br/>
+      </w:r>
       <w:bookmarkStart w:id="0" w:name="_GoBack"/>
       <w:bookmarkEnd w:id="0"/>
+      <w:r>
+        <w:rPr>
+          <w:rFonts w:ascii="Times New Roman" w:hAnsi="Times New Roman" w:cs="Times New Roman"/>
+          <w:b/>
+          <w:sz w:val="24"/>
+          <w:szCs w:val="24"/>
+          <w:lang w:val="en-US"/>
+        </w:rPr>
+        <w:br/>
+      </w:r>
+    </w:p>
+    <w:p>
+      <w:pPr>
+        <w:rPr>
+          <w:rFonts w:ascii="Times New Roman" w:hAnsi="Times New Roman" w:cs="Times New Roman"/>
+          <w:b/>
+          <w:sz w:val="24"/>
+          <w:szCs w:val="24"/>
+          <w:lang w:val="en-US"/>
+        </w:rPr>
+      </w:pPr>
       <w:r>
         <w:rPr>
           <w:rFonts w:ascii="Times New Roman" w:hAnsi="Times New Roman" w:cs="Times New Roman"/>
@@ -14625,7 +20268,7 @@
           <w:sz w:val="24"/>
         </w:rPr>
       </w:pPr>
-      <w:hyperlink r:id="rId40" w:history="1">
+      <w:hyperlink r:id="rId41" w:history="1">
         <w:r>
           <w:rPr>
             <w:rStyle w:val="Hyperlink"/>
@@ -14702,7 +20345,7 @@
         </w:rPr>
         <w:br/>
       </w:r>
-      <w:hyperlink r:id="rId41" w:history="1">
+      <w:hyperlink r:id="rId42" w:history="1">
         <w:r>
           <w:rPr>
             <w:rStyle w:val="Hyperlink"/>
@@ -14721,7 +20364,7 @@
         </w:rPr>
         <w:br/>
       </w:r>
-      <w:hyperlink r:id="rId42" w:history="1">
+      <w:hyperlink r:id="rId43" w:history="1">
         <w:r>
           <w:rPr>
             <w:rStyle w:val="Hyperlink"/>
@@ -14788,7 +20431,7 @@
           <w:i/>
         </w:rPr>
       </w:pPr>
-      <w:hyperlink r:id="rId43" w:history="1">
+      <w:hyperlink r:id="rId44" w:history="1">
         <w:r>
           <w:rPr>
             <w:rStyle w:val="Hyperlink"/>
@@ -14867,7 +20510,7 @@
           <w:i/>
         </w:rPr>
       </w:pPr>
-      <w:hyperlink r:id="rId44" w:history="1">
+      <w:hyperlink r:id="rId45" w:history="1">
         <w:r>
           <w:rPr>
             <w:rStyle w:val="Hyperlink"/>
@@ -15091,7 +20734,7 @@
           <w:i/>
         </w:rPr>
       </w:pPr>
-      <w:hyperlink r:id="rId45" w:history="1">
+      <w:hyperlink r:id="rId46" w:history="1">
         <w:r>
           <w:rPr>
             <w:rStyle w:val="Hyperlink"/>
@@ -15168,7 +20811,7 @@
           <w:i/>
         </w:rPr>
       </w:pPr>
-      <w:hyperlink r:id="rId46" w:history="1">
+      <w:hyperlink r:id="rId47" w:history="1">
         <w:r>
           <w:rPr>
             <w:rStyle w:val="Hyperlink"/>
@@ -15282,7 +20925,6 @@
           <w:lang w:val="en-US"/>
         </w:rPr>
       </w:pPr>
-      <w:proofErr w:type="spellStart"/>
       <w:proofErr w:type="gramStart"/>
       <w:r>
         <w:rPr>
@@ -15293,7 +20935,6 @@
         </w:rPr>
         <w:t>pwd</w:t>
       </w:r>
-      <w:proofErr w:type="spellEnd"/>
       <w:proofErr w:type="gramEnd"/>
       <w:r>
         <w:rPr>
@@ -16198,7 +21839,7 @@
         </w:rPr>
         <w:br/>
       </w:r>
-      <w:hyperlink r:id="rId47" w:history="1">
+      <w:hyperlink r:id="rId48" w:history="1">
         <w:r>
           <w:rPr>
             <w:rStyle w:val="Hyperlink"/>
@@ -16276,7 +21917,7 @@
         </w:rPr>
         <w:br/>
       </w:r>
-      <w:hyperlink r:id="rId48" w:anchor="section=windows" w:history="1">
+      <w:hyperlink r:id="rId49" w:anchor="section=windows" w:history="1">
         <w:r>
           <w:rPr>
             <w:rStyle w:val="Hyperlink"/>
@@ -16540,7 +22181,7 @@
         </w:rPr>
         <w:br/>
       </w:r>
-      <w:hyperlink r:id="rId49" w:history="1">
+      <w:hyperlink r:id="rId50" w:history="1">
         <w:r>
           <w:rPr>
             <w:rStyle w:val="Hyperlink"/>
@@ -16558,26 +22199,7 @@
           <w:lang w:val="en-US"/>
         </w:rPr>
         <w:br/>
-      </w:r>
-      <w:proofErr w:type="spellStart"/>
-      <w:r>
-        <w:rPr>
-          <w:rFonts w:ascii="Times New Roman" w:hAnsi="Times New Roman" w:cs="Times New Roman"/>
-          <w:sz w:val="24"/>
-          <w:szCs w:val="24"/>
-          <w:lang w:val="en-US"/>
-        </w:rPr>
-        <w:t>Jupyter</w:t>
-      </w:r>
-      <w:proofErr w:type="spellEnd"/>
-      <w:r>
-        <w:rPr>
-          <w:rFonts w:ascii="Times New Roman" w:hAnsi="Times New Roman" w:cs="Times New Roman"/>
-          <w:sz w:val="24"/>
-          <w:szCs w:val="24"/>
-          <w:lang w:val="en-US"/>
-        </w:rPr>
-        <w:t xml:space="preserve"> Notebook uses browser as GUI. It doesn’t have its own code editor.</w:t>
+        <w:t>Jupyter Notebook uses browser as GUI. It doesn’t have its own code editor.</w:t>
       </w:r>
       <w:r>
         <w:rPr>
@@ -16763,7 +22385,7 @@
         </w:rPr>
         <w:t> </w:t>
       </w:r>
-      <w:hyperlink r:id="rId50" w:tgtFrame="_blank" w:history="1">
+      <w:hyperlink r:id="rId51" w:tgtFrame="_blank" w:history="1">
         <w:r>
           <w:rPr>
             <w:rStyle w:val="Strong"/>
@@ -17436,18 +23058,34 @@
           <w:lang w:val="en-US"/>
         </w:rPr>
       </w:pPr>
-    </w:p>
-    <w:p>
-      <w:pPr>
-        <w:pStyle w:val="ListParagraph"/>
-        <w:spacing w:line="360" w:lineRule="auto"/>
-        <w:rPr>
-          <w:rFonts w:ascii="Courier New" w:hAnsi="Courier New" w:cs="Courier New"/>
-          <w:sz w:val="24"/>
-          <w:szCs w:val="24"/>
-          <w:lang w:val="en-US"/>
-        </w:rPr>
-      </w:pPr>
+      <w:r>
+        <w:rPr>
+          <w:rFonts w:ascii="Courier New" w:hAnsi="Courier New" w:cs="Courier New"/>
+          <w:sz w:val="24"/>
+          <w:szCs w:val="24"/>
+          <w:lang w:val="en-US"/>
+        </w:rPr>
+        <w:br/>
+      </w:r>
+    </w:p>
+    <w:p>
+      <w:pPr>
+        <w:rPr>
+          <w:rFonts w:ascii="Courier New" w:hAnsi="Courier New" w:cs="Courier New"/>
+          <w:sz w:val="24"/>
+          <w:szCs w:val="24"/>
+          <w:lang w:val="en-US"/>
+        </w:rPr>
+      </w:pPr>
+      <w:r>
+        <w:rPr>
+          <w:rFonts w:ascii="Courier New" w:hAnsi="Courier New" w:cs="Courier New"/>
+          <w:sz w:val="24"/>
+          <w:szCs w:val="24"/>
+          <w:lang w:val="en-US"/>
+        </w:rPr>
+        <w:br w:type="page"/>
+      </w:r>
     </w:p>
     <w:p>
       <w:pPr>
@@ -17473,6 +23111,7 @@
           <w:szCs w:val="24"/>
           <w:lang w:val="en-US"/>
         </w:rPr>
+        <w:lastRenderedPageBreak/>
         <w:t xml:space="preserve">CWD </w:t>
       </w:r>
       <w:proofErr w:type="spellStart"/>
@@ -17558,7 +23197,7 @@
                     <pic:cNvPicPr/>
                   </pic:nvPicPr>
                   <pic:blipFill>
-                    <a:blip r:embed="rId51"/>
+                    <a:blip r:embed="rId52"/>
                     <a:stretch>
                       <a:fillRect/>
                     </a:stretch>
@@ -17597,7 +23236,6 @@
           <w:szCs w:val="24"/>
           <w:lang w:val="en-US"/>
         </w:rPr>
-        <w:lastRenderedPageBreak/>
         <w:t xml:space="preserve"># </w:t>
       </w:r>
       <w:r>
@@ -17955,7 +23593,7 @@
       </w:pPr>
     </w:p>
     <w:sectPr>
-      <w:headerReference w:type="default" r:id="rId52"/>
+      <w:headerReference w:type="default" r:id="rId53"/>
       <w:pgSz w:w="11906" w:h="16838"/>
       <w:pgMar w:top="1440" w:right="1440" w:bottom="1440" w:left="1440" w:header="283" w:footer="283" w:gutter="0"/>
       <w:cols w:space="708"/>
@@ -18255,6 +23893,96 @@
     </w:lvl>
   </w:abstractNum>
   <w:abstractNum w:abstractNumId="2" w15:restartNumberingAfterBreak="0">
+    <w:nsid w:val="18437DE0"/>
+    <w:multiLevelType w:val="hybridMultilevel"/>
+    <w:tmpl w:val="35F20FC0"/>
+    <w:lvl w:ilvl="0" w:tplc="A61294A6">
+      <w:start w:val="1"/>
+      <w:numFmt w:val="decimal"/>
+      <w:lvlText w:val="%1."/>
+      <w:lvlJc w:val="left"/>
+      <w:pPr>
+        <w:ind w:left="720" w:hanging="360"/>
+      </w:pPr>
+      <w:rPr>
+        <w:rFonts w:ascii="Times New Roman" w:hAnsi="Times New Roman" w:cs="Times New Roman" w:hint="default"/>
+        <w:b/>
+      </w:rPr>
+    </w:lvl>
+    <w:lvl w:ilvl="1" w:tplc="40090019">
+      <w:start w:val="1"/>
+      <w:numFmt w:val="lowerLetter"/>
+      <w:lvlText w:val="%2."/>
+      <w:lvlJc w:val="left"/>
+      <w:pPr>
+        <w:ind w:left="1440" w:hanging="360"/>
+      </w:pPr>
+    </w:lvl>
+    <w:lvl w:ilvl="2" w:tplc="4009001B" w:tentative="1">
+      <w:start w:val="1"/>
+      <w:numFmt w:val="lowerRoman"/>
+      <w:lvlText w:val="%3."/>
+      <w:lvlJc w:val="right"/>
+      <w:pPr>
+        <w:ind w:left="2160" w:hanging="180"/>
+      </w:pPr>
+    </w:lvl>
+    <w:lvl w:ilvl="3" w:tplc="4009000F" w:tentative="1">
+      <w:start w:val="1"/>
+      <w:numFmt w:val="decimal"/>
+      <w:lvlText w:val="%4."/>
+      <w:lvlJc w:val="left"/>
+      <w:pPr>
+        <w:ind w:left="2880" w:hanging="360"/>
+      </w:pPr>
+    </w:lvl>
+    <w:lvl w:ilvl="4" w:tplc="40090019" w:tentative="1">
+      <w:start w:val="1"/>
+      <w:numFmt w:val="lowerLetter"/>
+      <w:lvlText w:val="%5."/>
+      <w:lvlJc w:val="left"/>
+      <w:pPr>
+        <w:ind w:left="3600" w:hanging="360"/>
+      </w:pPr>
+    </w:lvl>
+    <w:lvl w:ilvl="5" w:tplc="4009001B" w:tentative="1">
+      <w:start w:val="1"/>
+      <w:numFmt w:val="lowerRoman"/>
+      <w:lvlText w:val="%6."/>
+      <w:lvlJc w:val="right"/>
+      <w:pPr>
+        <w:ind w:left="4320" w:hanging="180"/>
+      </w:pPr>
+    </w:lvl>
+    <w:lvl w:ilvl="6" w:tplc="4009000F" w:tentative="1">
+      <w:start w:val="1"/>
+      <w:numFmt w:val="decimal"/>
+      <w:lvlText w:val="%7."/>
+      <w:lvlJc w:val="left"/>
+      <w:pPr>
+        <w:ind w:left="5040" w:hanging="360"/>
+      </w:pPr>
+    </w:lvl>
+    <w:lvl w:ilvl="7" w:tplc="40090019" w:tentative="1">
+      <w:start w:val="1"/>
+      <w:numFmt w:val="lowerLetter"/>
+      <w:lvlText w:val="%8."/>
+      <w:lvlJc w:val="left"/>
+      <w:pPr>
+        <w:ind w:left="5760" w:hanging="360"/>
+      </w:pPr>
+    </w:lvl>
+    <w:lvl w:ilvl="8" w:tplc="4009001B" w:tentative="1">
+      <w:start w:val="1"/>
+      <w:numFmt w:val="lowerRoman"/>
+      <w:lvlText w:val="%9."/>
+      <w:lvlJc w:val="right"/>
+      <w:pPr>
+        <w:ind w:left="6480" w:hanging="180"/>
+      </w:pPr>
+    </w:lvl>
+  </w:abstractNum>
+  <w:abstractNum w:abstractNumId="3" w15:restartNumberingAfterBreak="0">
     <w:nsid w:val="22CF0B03"/>
     <w:multiLevelType w:val="hybridMultilevel"/>
     <w:tmpl w:val="07A483D6"/>
@@ -18347,7 +24075,7 @@
       </w:pPr>
     </w:lvl>
   </w:abstractNum>
-  <w:abstractNum w:abstractNumId="3" w15:restartNumberingAfterBreak="0">
+  <w:abstractNum w:abstractNumId="4" w15:restartNumberingAfterBreak="0">
     <w:nsid w:val="2FF50F38"/>
     <w:multiLevelType w:val="hybridMultilevel"/>
     <w:tmpl w:val="B5AAEC54"/>
@@ -18437,7 +24165,7 @@
       </w:pPr>
     </w:lvl>
   </w:abstractNum>
-  <w:abstractNum w:abstractNumId="4" w15:restartNumberingAfterBreak="0">
+  <w:abstractNum w:abstractNumId="5" w15:restartNumberingAfterBreak="0">
     <w:nsid w:val="353042B1"/>
     <w:multiLevelType w:val="hybridMultilevel"/>
     <w:tmpl w:val="C4FC8250"/>
@@ -18526,7 +24254,7 @@
       </w:pPr>
     </w:lvl>
   </w:abstractNum>
-  <w:abstractNum w:abstractNumId="5" w15:restartNumberingAfterBreak="0">
+  <w:abstractNum w:abstractNumId="6" w15:restartNumberingAfterBreak="0">
     <w:nsid w:val="69EB305E"/>
     <w:multiLevelType w:val="hybridMultilevel"/>
     <w:tmpl w:val="893EB7B2"/>
@@ -18616,22 +24344,25 @@
     </w:lvl>
   </w:abstractNum>
   <w:num w:numId="1">
-    <w:abstractNumId w:val="2"/>
+    <w:abstractNumId w:val="3"/>
   </w:num>
   <w:num w:numId="2">
     <w:abstractNumId w:val="0"/>
   </w:num>
   <w:num w:numId="3">
-    <w:abstractNumId w:val="3"/>
+    <w:abstractNumId w:val="4"/>
   </w:num>
   <w:num w:numId="4">
-    <w:abstractNumId w:val="4"/>
+    <w:abstractNumId w:val="5"/>
   </w:num>
   <w:num w:numId="5">
     <w:abstractNumId w:val="1"/>
   </w:num>
   <w:num w:numId="6">
-    <w:abstractNumId w:val="5"/>
+    <w:abstractNumId w:val="6"/>
+  </w:num>
+  <w:num w:numId="7">
+    <w:abstractNumId w:val="2"/>
   </w:num>
 </w:numbering>
 </file>
@@ -19033,7 +24764,6 @@
   <w:style w:type="character" w:default="1" w:styleId="DefaultParagraphFont">
     <w:name w:val="Default Paragraph Font"/>
     <w:uiPriority w:val="1"/>
-    <w:semiHidden/>
     <w:unhideWhenUsed/>
   </w:style>
   <w:style w:type="table" w:default="1" w:styleId="TableNormal">

--- a/Complete Python Developer Zero to Mastery.docx
+++ b/Complete Python Developer Zero to Mastery.docx
@@ -900,14 +900,25 @@
       <w:r>
         <w:br/>
       </w:r>
-      <w:r>
-        <w:rPr>
-          <w:rFonts w:ascii="Times New Roman" w:hAnsi="Times New Roman" w:cs="Times New Roman"/>
-          <w:sz w:val="24"/>
-          <w:szCs w:val="24"/>
-          <w:lang w:val="en-US"/>
-        </w:rPr>
-        <w:t xml:space="preserve">Jython (Java), </w:t>
+      <w:proofErr w:type="spellStart"/>
+      <w:r>
+        <w:rPr>
+          <w:rFonts w:ascii="Times New Roman" w:hAnsi="Times New Roman" w:cs="Times New Roman"/>
+          <w:sz w:val="24"/>
+          <w:szCs w:val="24"/>
+          <w:lang w:val="en-US"/>
+        </w:rPr>
+        <w:t>Jython</w:t>
+      </w:r>
+      <w:proofErr w:type="spellEnd"/>
+      <w:r>
+        <w:rPr>
+          <w:rFonts w:ascii="Times New Roman" w:hAnsi="Times New Roman" w:cs="Times New Roman"/>
+          <w:sz w:val="24"/>
+          <w:szCs w:val="24"/>
+          <w:lang w:val="en-US"/>
+        </w:rPr>
+        <w:t xml:space="preserve"> (Java), </w:t>
       </w:r>
       <w:proofErr w:type="spellStart"/>
       <w:r>
@@ -18712,23 +18723,13 @@
         </w:rPr>
         <w:br/>
       </w:r>
-      <w:proofErr w:type="spellStart"/>
-      <w:r>
-        <w:rPr>
-          <w:rFonts w:ascii="Courier New" w:hAnsi="Courier New" w:cs="Courier New"/>
-          <w:sz w:val="24"/>
-          <w:szCs w:val="24"/>
-        </w:rPr>
-        <w:t>i</w:t>
-      </w:r>
-      <w:proofErr w:type="spellEnd"/>
-      <w:r>
-        <w:rPr>
-          <w:rFonts w:ascii="Courier New" w:hAnsi="Courier New" w:cs="Courier New"/>
-          <w:sz w:val="24"/>
-          <w:szCs w:val="24"/>
-        </w:rPr>
-        <w:t xml:space="preserve"> = 0</w:t>
+      <w:r>
+        <w:rPr>
+          <w:rFonts w:ascii="Courier New" w:hAnsi="Courier New" w:cs="Courier New"/>
+          <w:sz w:val="24"/>
+          <w:szCs w:val="24"/>
+        </w:rPr>
+        <w:t>i = 0</w:t>
       </w:r>
       <w:r>
         <w:rPr>
@@ -18906,23 +18907,13 @@
         </w:rPr>
         <w:br/>
       </w:r>
-      <w:proofErr w:type="spellStart"/>
-      <w:r>
-        <w:rPr>
-          <w:rFonts w:ascii="Courier New" w:hAnsi="Courier New" w:cs="Courier New"/>
-          <w:sz w:val="24"/>
-          <w:szCs w:val="24"/>
-        </w:rPr>
-        <w:t>my_list</w:t>
-      </w:r>
-      <w:proofErr w:type="spellEnd"/>
-      <w:r>
-        <w:rPr>
-          <w:rFonts w:ascii="Courier New" w:hAnsi="Courier New" w:cs="Courier New"/>
-          <w:sz w:val="24"/>
-          <w:szCs w:val="24"/>
-        </w:rPr>
-        <w:t xml:space="preserve"> = [1, 2, 3]</w:t>
+      <w:r>
+        <w:rPr>
+          <w:rFonts w:ascii="Courier New" w:hAnsi="Courier New" w:cs="Courier New"/>
+          <w:sz w:val="24"/>
+          <w:szCs w:val="24"/>
+        </w:rPr>
+        <w:t>my_list = [1, 2, 3]</w:t>
       </w:r>
       <w:r>
         <w:rPr>
@@ -20052,16 +20043,58 @@
           <w:szCs w:val="24"/>
         </w:rPr>
         <w:br/>
-        <w:t xml:space="preserve">    for item in array:</w:t>
-      </w:r>
-      <w:r>
-        <w:rPr>
-          <w:rFonts w:ascii="Courier New" w:hAnsi="Courier New" w:cs="Courier New"/>
-          <w:sz w:val="24"/>
-          <w:szCs w:val="24"/>
-        </w:rPr>
-        <w:br/>
-        <w:t xml:space="preserve">        if item == 0:</w:t>
+        <w:t xml:space="preserve">    for ite</w:t>
+      </w:r>
+      <w:r>
+        <w:rPr>
+          <w:rFonts w:ascii="Courier New" w:hAnsi="Courier New" w:cs="Courier New"/>
+          <w:sz w:val="24"/>
+          <w:szCs w:val="24"/>
+        </w:rPr>
+        <w:t>m in array:</w:t>
+      </w:r>
+      <w:r>
+        <w:rPr>
+          <w:rFonts w:ascii="Courier New" w:hAnsi="Courier New" w:cs="Courier New"/>
+          <w:sz w:val="24"/>
+          <w:szCs w:val="24"/>
+        </w:rPr>
+        <w:br/>
+        <w:t xml:space="preserve">        if item:</w:t>
+      </w:r>
+      <w:r>
+        <w:rPr>
+          <w:rFonts w:ascii="Courier New" w:hAnsi="Courier New" w:cs="Courier New"/>
+          <w:sz w:val="24"/>
+          <w:szCs w:val="24"/>
+        </w:rPr>
+        <w:br/>
+        <w:t xml:space="preserve">            print('*</w:t>
+      </w:r>
+      <w:r>
+        <w:rPr>
+          <w:rFonts w:ascii="Courier New" w:hAnsi="Courier New" w:cs="Courier New"/>
+          <w:sz w:val="24"/>
+          <w:szCs w:val="24"/>
+        </w:rPr>
+        <w:t>', end='')</w:t>
+      </w:r>
+      <w:r>
+        <w:rPr>
+          <w:rFonts w:ascii="Courier New" w:hAnsi="Courier New" w:cs="Courier New"/>
+          <w:sz w:val="24"/>
+          <w:szCs w:val="24"/>
+        </w:rPr>
+        <w:br/>
+        <w:t xml:space="preserve">  </w:t>
+      </w:r>
+      <w:r>
+        <w:rPr>
+          <w:rFonts w:ascii="Courier New" w:hAnsi="Courier New" w:cs="Courier New"/>
+          <w:sz w:val="24"/>
+          <w:szCs w:val="24"/>
+        </w:rPr>
+        <w:t xml:space="preserve">      else:</w:t>
       </w:r>
       <w:r>
         <w:rPr>
@@ -20079,25 +20112,15 @@
           <w:szCs w:val="24"/>
         </w:rPr>
         <w:br/>
-        <w:t xml:space="preserve">        else:</w:t>
-      </w:r>
-      <w:r>
-        <w:rPr>
-          <w:rFonts w:ascii="Courier New" w:hAnsi="Courier New" w:cs="Courier New"/>
-          <w:sz w:val="24"/>
-          <w:szCs w:val="24"/>
-        </w:rPr>
-        <w:br/>
-        <w:t xml:space="preserve">            print('*', end='')</w:t>
-      </w:r>
-      <w:r>
-        <w:rPr>
-          <w:rFonts w:ascii="Courier New" w:hAnsi="Courier New" w:cs="Courier New"/>
-          <w:sz w:val="24"/>
-          <w:szCs w:val="24"/>
-        </w:rPr>
-        <w:br/>
-        <w:t xml:space="preserve">    print('\n')</w:t>
+        <w:t xml:space="preserve">    print(</w:t>
+      </w:r>
+      <w:r>
+        <w:rPr>
+          <w:rFonts w:ascii="Courier New" w:hAnsi="Courier New" w:cs="Courier New"/>
+          <w:sz w:val="24"/>
+          <w:szCs w:val="24"/>
+        </w:rPr>
+        <w:t>)</w:t>
       </w:r>
       <w:r>
         <w:rPr>
@@ -20150,8 +20173,55 @@
         </w:rPr>
         <w:br/>
       </w:r>
-      <w:bookmarkStart w:id="0" w:name="_GoBack"/>
-      <w:bookmarkEnd w:id="0"/>
+      <w:r>
+        <w:rPr>
+          <w:rFonts w:ascii="Times New Roman" w:hAnsi="Times New Roman" w:cs="Times New Roman"/>
+          <w:sz w:val="24"/>
+          <w:szCs w:val="24"/>
+          <w:lang w:val="en-US"/>
+        </w:rPr>
+        <w:br/>
+        <w:t>Clean</w:t>
+      </w:r>
+      <w:r>
+        <w:rPr>
+          <w:rFonts w:ascii="Times New Roman" w:hAnsi="Times New Roman" w:cs="Times New Roman"/>
+          <w:sz w:val="24"/>
+          <w:szCs w:val="24"/>
+          <w:lang w:val="en-US"/>
+        </w:rPr>
+        <w:br/>
+        <w:t>Readability</w:t>
+      </w:r>
+      <w:r>
+        <w:rPr>
+          <w:rFonts w:ascii="Times New Roman" w:hAnsi="Times New Roman" w:cs="Times New Roman"/>
+          <w:sz w:val="24"/>
+          <w:szCs w:val="24"/>
+          <w:lang w:val="en-US"/>
+        </w:rPr>
+        <w:br/>
+        <w:t>Predictability</w:t>
+      </w:r>
+      <w:r>
+        <w:rPr>
+          <w:rFonts w:ascii="Times New Roman" w:hAnsi="Times New Roman" w:cs="Times New Roman"/>
+          <w:sz w:val="24"/>
+          <w:szCs w:val="24"/>
+          <w:lang w:val="en-US"/>
+        </w:rPr>
+        <w:br/>
+        <w:t>DRY: Do Not Repeat yourself</w:t>
+      </w:r>
+      <w:r>
+        <w:rPr>
+          <w:rFonts w:ascii="Times New Roman" w:hAnsi="Times New Roman" w:cs="Times New Roman"/>
+          <w:sz w:val="24"/>
+          <w:szCs w:val="24"/>
+          <w:lang w:val="en-US"/>
+        </w:rPr>
+        <w:br/>
+      </w:r>
       <w:r>
         <w:rPr>
           <w:rFonts w:ascii="Times New Roman" w:hAnsi="Times New Roman" w:cs="Times New Roman"/>
@@ -20170,7 +20240,5694 @@
           <w:b/>
           <w:sz w:val="24"/>
           <w:szCs w:val="24"/>
-          <w:lang w:val="en-US"/>
+        </w:rPr>
+      </w:pPr>
+      <w:r>
+        <w:rPr>
+          <w:rFonts w:ascii="Times New Roman" w:hAnsi="Times New Roman" w:cs="Times New Roman"/>
+          <w:b/>
+          <w:sz w:val="24"/>
+          <w:szCs w:val="24"/>
+        </w:rPr>
+        <w:br w:type="page"/>
+      </w:r>
+    </w:p>
+    <w:p>
+      <w:pPr>
+        <w:pStyle w:val="ListParagraph"/>
+        <w:numPr>
+          <w:ilvl w:val="0"/>
+          <w:numId w:val="7"/>
+        </w:numPr>
+        <w:rPr>
+          <w:rFonts w:ascii="Courier New" w:hAnsi="Courier New" w:cs="Courier New"/>
+          <w:sz w:val="24"/>
+          <w:szCs w:val="24"/>
+        </w:rPr>
+      </w:pPr>
+      <w:r>
+        <w:rPr>
+          <w:rFonts w:ascii="Times New Roman" w:hAnsi="Times New Roman" w:cs="Times New Roman"/>
+          <w:b/>
+          <w:sz w:val="24"/>
+          <w:szCs w:val="24"/>
+          <w:lang w:val="en-US"/>
+        </w:rPr>
+        <w:lastRenderedPageBreak/>
+        <w:t>Exercise Find Duplicates</w:t>
+      </w:r>
+      <w:r>
+        <w:rPr>
+          <w:rFonts w:ascii="Times New Roman" w:hAnsi="Times New Roman" w:cs="Times New Roman"/>
+          <w:b/>
+          <w:sz w:val="24"/>
+          <w:szCs w:val="24"/>
+          <w:lang w:val="en-US"/>
+        </w:rPr>
+        <w:br/>
+      </w:r>
+      <w:r>
+        <w:rPr>
+          <w:rFonts w:ascii="Courier New" w:hAnsi="Courier New" w:cs="Courier New"/>
+          <w:sz w:val="24"/>
+          <w:szCs w:val="24"/>
+        </w:rPr>
+        <w:br/>
+        <w:t># Check for duplicates in the list.</w:t>
+      </w:r>
+      <w:r>
+        <w:rPr>
+          <w:rFonts w:ascii="Courier New" w:hAnsi="Courier New" w:cs="Courier New"/>
+          <w:sz w:val="24"/>
+          <w:szCs w:val="24"/>
+        </w:rPr>
+        <w:br/>
+        <w:t># Print the characters which have duplicates in the list.</w:t>
+      </w:r>
+      <w:r>
+        <w:rPr>
+          <w:rFonts w:ascii="Courier New" w:hAnsi="Courier New" w:cs="Courier New"/>
+          <w:sz w:val="24"/>
+          <w:szCs w:val="24"/>
+        </w:rPr>
+        <w:br/>
+      </w:r>
+      <w:r>
+        <w:rPr>
+          <w:rFonts w:ascii="Courier New" w:hAnsi="Courier New" w:cs="Courier New"/>
+          <w:sz w:val="24"/>
+          <w:szCs w:val="24"/>
+        </w:rPr>
+        <w:br/>
+        <w:t>some_list = ['a', 'b', 'c', 'b', 'd', 'm', 'n', 'n']</w:t>
+      </w:r>
+      <w:r>
+        <w:rPr>
+          <w:rFonts w:ascii="Courier New" w:hAnsi="Courier New" w:cs="Courier New"/>
+          <w:sz w:val="24"/>
+          <w:szCs w:val="24"/>
+        </w:rPr>
+        <w:br/>
+        <w:t>duplicates = []</w:t>
+      </w:r>
+      <w:r>
+        <w:rPr>
+          <w:rFonts w:ascii="Courier New" w:hAnsi="Courier New" w:cs="Courier New"/>
+          <w:sz w:val="24"/>
+          <w:szCs w:val="24"/>
+        </w:rPr>
+        <w:br/>
+      </w:r>
+      <w:r>
+        <w:rPr>
+          <w:rFonts w:ascii="Courier New" w:hAnsi="Courier New" w:cs="Courier New"/>
+          <w:sz w:val="24"/>
+          <w:szCs w:val="24"/>
+        </w:rPr>
+        <w:br/>
+        <w:t xml:space="preserve">for value in </w:t>
+      </w:r>
+      <w:proofErr w:type="spellStart"/>
+      <w:r>
+        <w:rPr>
+          <w:rFonts w:ascii="Courier New" w:hAnsi="Courier New" w:cs="Courier New"/>
+          <w:sz w:val="24"/>
+          <w:szCs w:val="24"/>
+        </w:rPr>
+        <w:t>some_list</w:t>
+      </w:r>
+      <w:proofErr w:type="spellEnd"/>
+      <w:r>
+        <w:rPr>
+          <w:rFonts w:ascii="Courier New" w:hAnsi="Courier New" w:cs="Courier New"/>
+          <w:sz w:val="24"/>
+          <w:szCs w:val="24"/>
+        </w:rPr>
+        <w:t>:</w:t>
+      </w:r>
+      <w:r>
+        <w:rPr>
+          <w:rFonts w:ascii="Courier New" w:hAnsi="Courier New" w:cs="Courier New"/>
+          <w:sz w:val="24"/>
+          <w:szCs w:val="24"/>
+        </w:rPr>
+        <w:br/>
+        <w:t xml:space="preserve">    if </w:t>
+      </w:r>
+      <w:proofErr w:type="spellStart"/>
+      <w:r>
+        <w:rPr>
+          <w:rFonts w:ascii="Courier New" w:hAnsi="Courier New" w:cs="Courier New"/>
+          <w:sz w:val="24"/>
+          <w:szCs w:val="24"/>
+        </w:rPr>
+        <w:t>some_list.count</w:t>
+      </w:r>
+      <w:proofErr w:type="spellEnd"/>
+      <w:r>
+        <w:rPr>
+          <w:rFonts w:ascii="Courier New" w:hAnsi="Courier New" w:cs="Courier New"/>
+          <w:sz w:val="24"/>
+          <w:szCs w:val="24"/>
+        </w:rPr>
+        <w:t>(value) &gt; 1:</w:t>
+      </w:r>
+      <w:r>
+        <w:rPr>
+          <w:rFonts w:ascii="Courier New" w:hAnsi="Courier New" w:cs="Courier New"/>
+          <w:sz w:val="24"/>
+          <w:szCs w:val="24"/>
+        </w:rPr>
+        <w:br/>
+        <w:t xml:space="preserve">        if value not in duplicates:</w:t>
+      </w:r>
+      <w:r>
+        <w:rPr>
+          <w:rFonts w:ascii="Courier New" w:hAnsi="Courier New" w:cs="Courier New"/>
+          <w:sz w:val="24"/>
+          <w:szCs w:val="24"/>
+        </w:rPr>
+        <w:br/>
+        <w:t xml:space="preserve">            </w:t>
+      </w:r>
+      <w:proofErr w:type="spellStart"/>
+      <w:r>
+        <w:rPr>
+          <w:rFonts w:ascii="Courier New" w:hAnsi="Courier New" w:cs="Courier New"/>
+          <w:sz w:val="24"/>
+          <w:szCs w:val="24"/>
+        </w:rPr>
+        <w:t>duplicates.append</w:t>
+      </w:r>
+      <w:proofErr w:type="spellEnd"/>
+      <w:r>
+        <w:rPr>
+          <w:rFonts w:ascii="Courier New" w:hAnsi="Courier New" w:cs="Courier New"/>
+          <w:sz w:val="24"/>
+          <w:szCs w:val="24"/>
+        </w:rPr>
+        <w:t>(value)</w:t>
+      </w:r>
+      <w:r>
+        <w:rPr>
+          <w:rFonts w:ascii="Courier New" w:hAnsi="Courier New" w:cs="Courier New"/>
+          <w:sz w:val="24"/>
+          <w:szCs w:val="24"/>
+        </w:rPr>
+        <w:br/>
+      </w:r>
+      <w:r>
+        <w:rPr>
+          <w:rFonts w:ascii="Courier New" w:hAnsi="Courier New" w:cs="Courier New"/>
+          <w:sz w:val="24"/>
+          <w:szCs w:val="24"/>
+        </w:rPr>
+        <w:br/>
+        <w:t>print(duplicates)</w:t>
+      </w:r>
+      <w:r>
+        <w:rPr>
+          <w:rFonts w:ascii="Courier New" w:hAnsi="Courier New" w:cs="Courier New"/>
+          <w:sz w:val="24"/>
+          <w:szCs w:val="24"/>
+        </w:rPr>
+        <w:br/>
+      </w:r>
+      <w:r>
+        <w:rPr>
+          <w:rFonts w:ascii="Courier New" w:hAnsi="Courier New" w:cs="Courier New"/>
+          <w:sz w:val="24"/>
+          <w:szCs w:val="24"/>
+        </w:rPr>
+        <w:br/>
+      </w:r>
+      <w:r>
+        <w:rPr>
+          <w:rFonts w:ascii="Courier New" w:hAnsi="Courier New" w:cs="Courier New"/>
+          <w:sz w:val="24"/>
+          <w:szCs w:val="24"/>
+        </w:rPr>
+        <w:br/>
+        <w:t xml:space="preserve"># for </w:t>
+      </w:r>
+      <w:proofErr w:type="spellStart"/>
+      <w:r>
+        <w:rPr>
+          <w:rFonts w:ascii="Courier New" w:hAnsi="Courier New" w:cs="Courier New"/>
+          <w:sz w:val="24"/>
+          <w:szCs w:val="24"/>
+        </w:rPr>
+        <w:t>i</w:t>
+      </w:r>
+      <w:proofErr w:type="spellEnd"/>
+      <w:r>
+        <w:rPr>
+          <w:rFonts w:ascii="Courier New" w:hAnsi="Courier New" w:cs="Courier New"/>
+          <w:sz w:val="24"/>
+          <w:szCs w:val="24"/>
+        </w:rPr>
+        <w:t xml:space="preserve"> in range(</w:t>
+      </w:r>
+      <w:proofErr w:type="spellStart"/>
+      <w:r>
+        <w:rPr>
+          <w:rFonts w:ascii="Courier New" w:hAnsi="Courier New" w:cs="Courier New"/>
+          <w:sz w:val="24"/>
+          <w:szCs w:val="24"/>
+        </w:rPr>
+        <w:t>len</w:t>
+      </w:r>
+      <w:proofErr w:type="spellEnd"/>
+      <w:r>
+        <w:rPr>
+          <w:rFonts w:ascii="Courier New" w:hAnsi="Courier New" w:cs="Courier New"/>
+          <w:sz w:val="24"/>
+          <w:szCs w:val="24"/>
+        </w:rPr>
+        <w:t>(</w:t>
+      </w:r>
+      <w:proofErr w:type="spellStart"/>
+      <w:r>
+        <w:rPr>
+          <w:rFonts w:ascii="Courier New" w:hAnsi="Courier New" w:cs="Courier New"/>
+          <w:sz w:val="24"/>
+          <w:szCs w:val="24"/>
+        </w:rPr>
+        <w:t>some_list</w:t>
+      </w:r>
+      <w:proofErr w:type="spellEnd"/>
+      <w:r>
+        <w:rPr>
+          <w:rFonts w:ascii="Courier New" w:hAnsi="Courier New" w:cs="Courier New"/>
+          <w:sz w:val="24"/>
+          <w:szCs w:val="24"/>
+        </w:rPr>
+        <w:t>)):</w:t>
+      </w:r>
+      <w:r>
+        <w:rPr>
+          <w:rFonts w:ascii="Courier New" w:hAnsi="Courier New" w:cs="Courier New"/>
+          <w:sz w:val="24"/>
+          <w:szCs w:val="24"/>
+        </w:rPr>
+        <w:br/>
+        <w:t xml:space="preserve">#     for j in range(i+1, </w:t>
+      </w:r>
+      <w:proofErr w:type="spellStart"/>
+      <w:r>
+        <w:rPr>
+          <w:rFonts w:ascii="Courier New" w:hAnsi="Courier New" w:cs="Courier New"/>
+          <w:sz w:val="24"/>
+          <w:szCs w:val="24"/>
+        </w:rPr>
+        <w:t>len</w:t>
+      </w:r>
+      <w:proofErr w:type="spellEnd"/>
+      <w:r>
+        <w:rPr>
+          <w:rFonts w:ascii="Courier New" w:hAnsi="Courier New" w:cs="Courier New"/>
+          <w:sz w:val="24"/>
+          <w:szCs w:val="24"/>
+        </w:rPr>
+        <w:t>(</w:t>
+      </w:r>
+      <w:proofErr w:type="spellStart"/>
+      <w:r>
+        <w:rPr>
+          <w:rFonts w:ascii="Courier New" w:hAnsi="Courier New" w:cs="Courier New"/>
+          <w:sz w:val="24"/>
+          <w:szCs w:val="24"/>
+        </w:rPr>
+        <w:t>some_list</w:t>
+      </w:r>
+      <w:proofErr w:type="spellEnd"/>
+      <w:r>
+        <w:rPr>
+          <w:rFonts w:ascii="Courier New" w:hAnsi="Courier New" w:cs="Courier New"/>
+          <w:sz w:val="24"/>
+          <w:szCs w:val="24"/>
+        </w:rPr>
+        <w:t>)):</w:t>
+      </w:r>
+      <w:r>
+        <w:rPr>
+          <w:rFonts w:ascii="Courier New" w:hAnsi="Courier New" w:cs="Courier New"/>
+          <w:sz w:val="24"/>
+          <w:szCs w:val="24"/>
+        </w:rPr>
+        <w:br/>
+        <w:t xml:space="preserve">#         if </w:t>
+      </w:r>
+      <w:proofErr w:type="spellStart"/>
+      <w:r>
+        <w:rPr>
+          <w:rFonts w:ascii="Courier New" w:hAnsi="Courier New" w:cs="Courier New"/>
+          <w:sz w:val="24"/>
+          <w:szCs w:val="24"/>
+        </w:rPr>
+        <w:t>some_list</w:t>
+      </w:r>
+      <w:proofErr w:type="spellEnd"/>
+      <w:r>
+        <w:rPr>
+          <w:rFonts w:ascii="Courier New" w:hAnsi="Courier New" w:cs="Courier New"/>
+          <w:sz w:val="24"/>
+          <w:szCs w:val="24"/>
+        </w:rPr>
+        <w:t>[</w:t>
+      </w:r>
+      <w:proofErr w:type="spellStart"/>
+      <w:r>
+        <w:rPr>
+          <w:rFonts w:ascii="Courier New" w:hAnsi="Courier New" w:cs="Courier New"/>
+          <w:sz w:val="24"/>
+          <w:szCs w:val="24"/>
+        </w:rPr>
+        <w:t>i</w:t>
+      </w:r>
+      <w:proofErr w:type="spellEnd"/>
+      <w:r>
+        <w:rPr>
+          <w:rFonts w:ascii="Courier New" w:hAnsi="Courier New" w:cs="Courier New"/>
+          <w:sz w:val="24"/>
+          <w:szCs w:val="24"/>
+        </w:rPr>
+        <w:t xml:space="preserve">] == </w:t>
+      </w:r>
+      <w:proofErr w:type="spellStart"/>
+      <w:r>
+        <w:rPr>
+          <w:rFonts w:ascii="Courier New" w:hAnsi="Courier New" w:cs="Courier New"/>
+          <w:sz w:val="24"/>
+          <w:szCs w:val="24"/>
+        </w:rPr>
+        <w:t>some_list</w:t>
+      </w:r>
+      <w:proofErr w:type="spellEnd"/>
+      <w:r>
+        <w:rPr>
+          <w:rFonts w:ascii="Courier New" w:hAnsi="Courier New" w:cs="Courier New"/>
+          <w:sz w:val="24"/>
+          <w:szCs w:val="24"/>
+        </w:rPr>
+        <w:t>[j]:</w:t>
+      </w:r>
+      <w:r>
+        <w:rPr>
+          <w:rFonts w:ascii="Courier New" w:hAnsi="Courier New" w:cs="Courier New"/>
+          <w:sz w:val="24"/>
+          <w:szCs w:val="24"/>
+        </w:rPr>
+        <w:br/>
+        <w:t xml:space="preserve">#             </w:t>
+      </w:r>
+      <w:proofErr w:type="spellStart"/>
+      <w:r>
+        <w:rPr>
+          <w:rFonts w:ascii="Courier New" w:hAnsi="Courier New" w:cs="Courier New"/>
+          <w:sz w:val="24"/>
+          <w:szCs w:val="24"/>
+        </w:rPr>
+        <w:t>duplicates.append</w:t>
+      </w:r>
+      <w:proofErr w:type="spellEnd"/>
+      <w:r>
+        <w:rPr>
+          <w:rFonts w:ascii="Courier New" w:hAnsi="Courier New" w:cs="Courier New"/>
+          <w:sz w:val="24"/>
+          <w:szCs w:val="24"/>
+        </w:rPr>
+        <w:t>(</w:t>
+      </w:r>
+      <w:proofErr w:type="spellStart"/>
+      <w:r>
+        <w:rPr>
+          <w:rFonts w:ascii="Courier New" w:hAnsi="Courier New" w:cs="Courier New"/>
+          <w:sz w:val="24"/>
+          <w:szCs w:val="24"/>
+        </w:rPr>
+        <w:t>some_list</w:t>
+      </w:r>
+      <w:proofErr w:type="spellEnd"/>
+      <w:r>
+        <w:rPr>
+          <w:rFonts w:ascii="Courier New" w:hAnsi="Courier New" w:cs="Courier New"/>
+          <w:sz w:val="24"/>
+          <w:szCs w:val="24"/>
+        </w:rPr>
+        <w:t>[</w:t>
+      </w:r>
+      <w:proofErr w:type="spellStart"/>
+      <w:r>
+        <w:rPr>
+          <w:rFonts w:ascii="Courier New" w:hAnsi="Courier New" w:cs="Courier New"/>
+          <w:sz w:val="24"/>
+          <w:szCs w:val="24"/>
+        </w:rPr>
+        <w:t>i</w:t>
+      </w:r>
+      <w:proofErr w:type="spellEnd"/>
+      <w:r>
+        <w:rPr>
+          <w:rFonts w:ascii="Courier New" w:hAnsi="Courier New" w:cs="Courier New"/>
+          <w:sz w:val="24"/>
+          <w:szCs w:val="24"/>
+        </w:rPr>
+        <w:t>])</w:t>
+      </w:r>
+      <w:r>
+        <w:rPr>
+          <w:rFonts w:ascii="Courier New" w:hAnsi="Courier New" w:cs="Courier New"/>
+          <w:sz w:val="24"/>
+          <w:szCs w:val="24"/>
+        </w:rPr>
+        <w:br/>
+        <w:t>#</w:t>
+      </w:r>
+      <w:r>
+        <w:rPr>
+          <w:rFonts w:ascii="Courier New" w:hAnsi="Courier New" w:cs="Courier New"/>
+          <w:sz w:val="24"/>
+          <w:szCs w:val="24"/>
+        </w:rPr>
+        <w:br/>
+        <w:t># print(duplicates)</w:t>
+      </w:r>
+      <w:r>
+        <w:rPr>
+          <w:rFonts w:ascii="Courier New" w:hAnsi="Courier New" w:cs="Courier New"/>
+          <w:sz w:val="24"/>
+          <w:szCs w:val="24"/>
+        </w:rPr>
+        <w:br/>
+        <w:t>#</w:t>
+      </w:r>
+      <w:r>
+        <w:rPr>
+          <w:rFonts w:ascii="Courier New" w:hAnsi="Courier New" w:cs="Courier New"/>
+          <w:sz w:val="24"/>
+          <w:szCs w:val="24"/>
+        </w:rPr>
+        <w:br/>
+        <w:t>#</w:t>
+      </w:r>
+      <w:r>
+        <w:rPr>
+          <w:rFonts w:ascii="Courier New" w:hAnsi="Courier New" w:cs="Courier New"/>
+          <w:sz w:val="24"/>
+          <w:szCs w:val="24"/>
+        </w:rPr>
+        <w:br/>
+        <w:t>#</w:t>
+      </w:r>
+      <w:r>
+        <w:rPr>
+          <w:rFonts w:ascii="Courier New" w:hAnsi="Courier New" w:cs="Courier New"/>
+          <w:sz w:val="24"/>
+          <w:szCs w:val="24"/>
+        </w:rPr>
+        <w:br/>
+        <w:t># duplicates = set()</w:t>
+      </w:r>
+      <w:r>
+        <w:rPr>
+          <w:rFonts w:ascii="Courier New" w:hAnsi="Courier New" w:cs="Courier New"/>
+          <w:sz w:val="24"/>
+          <w:szCs w:val="24"/>
+        </w:rPr>
+        <w:br/>
+        <w:t>#</w:t>
+      </w:r>
+      <w:r>
+        <w:rPr>
+          <w:rFonts w:ascii="Courier New" w:hAnsi="Courier New" w:cs="Courier New"/>
+          <w:sz w:val="24"/>
+          <w:szCs w:val="24"/>
+        </w:rPr>
+        <w:br/>
+        <w:t xml:space="preserve"># </w:t>
+      </w:r>
+      <w:proofErr w:type="spellStart"/>
+      <w:r>
+        <w:rPr>
+          <w:rFonts w:ascii="Courier New" w:hAnsi="Courier New" w:cs="Courier New"/>
+          <w:sz w:val="24"/>
+          <w:szCs w:val="24"/>
+        </w:rPr>
+        <w:t>list_set</w:t>
+      </w:r>
+      <w:proofErr w:type="spellEnd"/>
+      <w:r>
+        <w:rPr>
+          <w:rFonts w:ascii="Courier New" w:hAnsi="Courier New" w:cs="Courier New"/>
+          <w:sz w:val="24"/>
+          <w:szCs w:val="24"/>
+        </w:rPr>
+        <w:t xml:space="preserve"> = set(</w:t>
+      </w:r>
+      <w:proofErr w:type="spellStart"/>
+      <w:r>
+        <w:rPr>
+          <w:rFonts w:ascii="Courier New" w:hAnsi="Courier New" w:cs="Courier New"/>
+          <w:sz w:val="24"/>
+          <w:szCs w:val="24"/>
+        </w:rPr>
+        <w:t>some_list</w:t>
+      </w:r>
+      <w:proofErr w:type="spellEnd"/>
+      <w:r>
+        <w:rPr>
+          <w:rFonts w:ascii="Courier New" w:hAnsi="Courier New" w:cs="Courier New"/>
+          <w:sz w:val="24"/>
+          <w:szCs w:val="24"/>
+        </w:rPr>
+        <w:t>)</w:t>
+      </w:r>
+      <w:r>
+        <w:rPr>
+          <w:rFonts w:ascii="Courier New" w:hAnsi="Courier New" w:cs="Courier New"/>
+          <w:sz w:val="24"/>
+          <w:szCs w:val="24"/>
+        </w:rPr>
+        <w:br/>
+        <w:t>#</w:t>
+      </w:r>
+      <w:r>
+        <w:rPr>
+          <w:rFonts w:ascii="Courier New" w:hAnsi="Courier New" w:cs="Courier New"/>
+          <w:sz w:val="24"/>
+          <w:szCs w:val="24"/>
+        </w:rPr>
+        <w:br/>
+        <w:t xml:space="preserve"># for char in </w:t>
+      </w:r>
+      <w:proofErr w:type="spellStart"/>
+      <w:r>
+        <w:rPr>
+          <w:rFonts w:ascii="Courier New" w:hAnsi="Courier New" w:cs="Courier New"/>
+          <w:sz w:val="24"/>
+          <w:szCs w:val="24"/>
+        </w:rPr>
+        <w:t>list_set</w:t>
+      </w:r>
+      <w:proofErr w:type="spellEnd"/>
+      <w:r>
+        <w:rPr>
+          <w:rFonts w:ascii="Courier New" w:hAnsi="Courier New" w:cs="Courier New"/>
+          <w:sz w:val="24"/>
+          <w:szCs w:val="24"/>
+        </w:rPr>
+        <w:t>:</w:t>
+      </w:r>
+      <w:r>
+        <w:rPr>
+          <w:rFonts w:ascii="Courier New" w:hAnsi="Courier New" w:cs="Courier New"/>
+          <w:sz w:val="24"/>
+          <w:szCs w:val="24"/>
+        </w:rPr>
+        <w:br/>
+        <w:t>#     count = 0</w:t>
+      </w:r>
+      <w:r>
+        <w:rPr>
+          <w:rFonts w:ascii="Courier New" w:hAnsi="Courier New" w:cs="Courier New"/>
+          <w:sz w:val="24"/>
+          <w:szCs w:val="24"/>
+        </w:rPr>
+        <w:br/>
+        <w:t xml:space="preserve">#     for item in </w:t>
+      </w:r>
+      <w:proofErr w:type="spellStart"/>
+      <w:r>
+        <w:rPr>
+          <w:rFonts w:ascii="Courier New" w:hAnsi="Courier New" w:cs="Courier New"/>
+          <w:sz w:val="24"/>
+          <w:szCs w:val="24"/>
+        </w:rPr>
+        <w:t>some_list</w:t>
+      </w:r>
+      <w:proofErr w:type="spellEnd"/>
+      <w:r>
+        <w:rPr>
+          <w:rFonts w:ascii="Courier New" w:hAnsi="Courier New" w:cs="Courier New"/>
+          <w:sz w:val="24"/>
+          <w:szCs w:val="24"/>
+        </w:rPr>
+        <w:t>:</w:t>
+      </w:r>
+      <w:r>
+        <w:rPr>
+          <w:rFonts w:ascii="Courier New" w:hAnsi="Courier New" w:cs="Courier New"/>
+          <w:sz w:val="24"/>
+          <w:szCs w:val="24"/>
+        </w:rPr>
+        <w:br/>
+        <w:t>#         if item == char:</w:t>
+      </w:r>
+      <w:r>
+        <w:rPr>
+          <w:rFonts w:ascii="Courier New" w:hAnsi="Courier New" w:cs="Courier New"/>
+          <w:sz w:val="24"/>
+          <w:szCs w:val="24"/>
+        </w:rPr>
+        <w:br/>
+        <w:t>#             count += 1</w:t>
+      </w:r>
+      <w:r>
+        <w:rPr>
+          <w:rFonts w:ascii="Courier New" w:hAnsi="Courier New" w:cs="Courier New"/>
+          <w:sz w:val="24"/>
+          <w:szCs w:val="24"/>
+        </w:rPr>
+        <w:br/>
+        <w:t>#     if count &gt; 1:</w:t>
+      </w:r>
+      <w:r>
+        <w:rPr>
+          <w:rFonts w:ascii="Courier New" w:hAnsi="Courier New" w:cs="Courier New"/>
+          <w:sz w:val="24"/>
+          <w:szCs w:val="24"/>
+        </w:rPr>
+        <w:br/>
+        <w:t xml:space="preserve">#         </w:t>
+      </w:r>
+      <w:proofErr w:type="spellStart"/>
+      <w:r>
+        <w:rPr>
+          <w:rFonts w:ascii="Courier New" w:hAnsi="Courier New" w:cs="Courier New"/>
+          <w:sz w:val="24"/>
+          <w:szCs w:val="24"/>
+        </w:rPr>
+        <w:t>duplicates.add</w:t>
+      </w:r>
+      <w:proofErr w:type="spellEnd"/>
+      <w:r>
+        <w:rPr>
+          <w:rFonts w:ascii="Courier New" w:hAnsi="Courier New" w:cs="Courier New"/>
+          <w:sz w:val="24"/>
+          <w:szCs w:val="24"/>
+        </w:rPr>
+        <w:t>(char)</w:t>
+      </w:r>
+      <w:r>
+        <w:rPr>
+          <w:rFonts w:ascii="Courier New" w:hAnsi="Courier New" w:cs="Courier New"/>
+          <w:sz w:val="24"/>
+          <w:szCs w:val="24"/>
+        </w:rPr>
+        <w:br/>
+        <w:t>#</w:t>
+      </w:r>
+      <w:r>
+        <w:rPr>
+          <w:rFonts w:ascii="Courier New" w:hAnsi="Courier New" w:cs="Courier New"/>
+          <w:sz w:val="24"/>
+          <w:szCs w:val="24"/>
+        </w:rPr>
+        <w:br/>
+        <w:t># print(duplicates)</w:t>
+      </w:r>
+      <w:r>
+        <w:rPr>
+          <w:rFonts w:ascii="Courier New" w:hAnsi="Courier New" w:cs="Courier New"/>
+          <w:sz w:val="24"/>
+          <w:szCs w:val="24"/>
+        </w:rPr>
+        <w:br/>
+      </w:r>
+      <w:r>
+        <w:rPr>
+          <w:rFonts w:ascii="Courier New" w:hAnsi="Courier New" w:cs="Courier New"/>
+          <w:sz w:val="24"/>
+          <w:szCs w:val="24"/>
+        </w:rPr>
+        <w:br/>
+      </w:r>
+    </w:p>
+    <w:p>
+      <w:pPr>
+        <w:rPr>
+          <w:rFonts w:ascii="Courier New" w:hAnsi="Courier New" w:cs="Courier New"/>
+          <w:sz w:val="24"/>
+          <w:szCs w:val="24"/>
+        </w:rPr>
+      </w:pPr>
+      <w:r>
+        <w:rPr>
+          <w:rFonts w:ascii="Courier New" w:hAnsi="Courier New" w:cs="Courier New"/>
+          <w:sz w:val="24"/>
+          <w:szCs w:val="24"/>
+        </w:rPr>
+        <w:br w:type="page"/>
+      </w:r>
+    </w:p>
+    <w:p>
+      <w:pPr>
+        <w:pStyle w:val="ListParagraph"/>
+        <w:numPr>
+          <w:ilvl w:val="0"/>
+          <w:numId w:val="7"/>
+        </w:numPr>
+        <w:rPr>
+          <w:rFonts w:ascii="Courier New" w:hAnsi="Courier New" w:cs="Courier New"/>
+          <w:sz w:val="24"/>
+          <w:szCs w:val="24"/>
+        </w:rPr>
+      </w:pPr>
+      <w:r>
+        <w:rPr>
+          <w:rFonts w:ascii="Times New Roman" w:hAnsi="Times New Roman" w:cs="Times New Roman"/>
+          <w:b/>
+          <w:sz w:val="24"/>
+          <w:szCs w:val="24"/>
+        </w:rPr>
+        <w:lastRenderedPageBreak/>
+        <w:t>Functions</w:t>
+      </w:r>
+      <w:r>
+        <w:rPr>
+          <w:rFonts w:ascii="Times New Roman" w:hAnsi="Times New Roman" w:cs="Times New Roman"/>
+          <w:b/>
+          <w:sz w:val="24"/>
+          <w:szCs w:val="24"/>
+        </w:rPr>
+        <w:br/>
+      </w:r>
+      <w:r>
+        <w:rPr>
+          <w:rFonts w:ascii="Times New Roman" w:hAnsi="Times New Roman" w:cs="Times New Roman"/>
+          <w:sz w:val="24"/>
+          <w:szCs w:val="24"/>
+        </w:rPr>
+        <w:br/>
+        <w:t xml:space="preserve">Syntax: </w:t>
+      </w:r>
+      <w:r>
+        <w:rPr>
+          <w:rFonts w:ascii="Times New Roman" w:hAnsi="Times New Roman" w:cs="Times New Roman"/>
+          <w:sz w:val="24"/>
+          <w:szCs w:val="24"/>
+        </w:rPr>
+        <w:tab/>
+      </w:r>
+      <w:proofErr w:type="spellStart"/>
+      <w:r>
+        <w:rPr>
+          <w:rFonts w:ascii="Times New Roman" w:hAnsi="Times New Roman" w:cs="Times New Roman"/>
+          <w:sz w:val="24"/>
+          <w:szCs w:val="24"/>
+        </w:rPr>
+        <w:t>def</w:t>
+      </w:r>
+      <w:proofErr w:type="spellEnd"/>
+      <w:r>
+        <w:rPr>
+          <w:rFonts w:ascii="Times New Roman" w:hAnsi="Times New Roman" w:cs="Times New Roman"/>
+          <w:sz w:val="24"/>
+          <w:szCs w:val="24"/>
+        </w:rPr>
+        <w:t xml:space="preserve"> </w:t>
+      </w:r>
+      <w:proofErr w:type="spellStart"/>
+      <w:r>
+        <w:rPr>
+          <w:rFonts w:ascii="Times New Roman" w:hAnsi="Times New Roman" w:cs="Times New Roman"/>
+          <w:sz w:val="24"/>
+          <w:szCs w:val="24"/>
+        </w:rPr>
+        <w:t>function_</w:t>
+      </w:r>
+      <w:proofErr w:type="gramStart"/>
+      <w:r>
+        <w:rPr>
+          <w:rFonts w:ascii="Times New Roman" w:hAnsi="Times New Roman" w:cs="Times New Roman"/>
+          <w:sz w:val="24"/>
+          <w:szCs w:val="24"/>
+        </w:rPr>
+        <w:t>name</w:t>
+      </w:r>
+      <w:proofErr w:type="spellEnd"/>
+      <w:r>
+        <w:rPr>
+          <w:rFonts w:ascii="Times New Roman" w:hAnsi="Times New Roman" w:cs="Times New Roman"/>
+          <w:sz w:val="24"/>
+          <w:szCs w:val="24"/>
+        </w:rPr>
+        <w:t>(</w:t>
+      </w:r>
+      <w:proofErr w:type="gramEnd"/>
+      <w:r>
+        <w:rPr>
+          <w:rFonts w:ascii="Times New Roman" w:hAnsi="Times New Roman" w:cs="Times New Roman"/>
+          <w:sz w:val="24"/>
+          <w:szCs w:val="24"/>
+        </w:rPr>
+        <w:t>):</w:t>
+      </w:r>
+      <w:r>
+        <w:rPr>
+          <w:rFonts w:ascii="Times New Roman" w:hAnsi="Times New Roman" w:cs="Times New Roman"/>
+          <w:sz w:val="24"/>
+          <w:szCs w:val="24"/>
+        </w:rPr>
+        <w:br/>
+        <w:t xml:space="preserve"> </w:t>
+      </w:r>
+      <w:r>
+        <w:rPr>
+          <w:rFonts w:ascii="Times New Roman" w:hAnsi="Times New Roman" w:cs="Times New Roman"/>
+          <w:sz w:val="24"/>
+          <w:szCs w:val="24"/>
+        </w:rPr>
+        <w:tab/>
+      </w:r>
+      <w:r>
+        <w:rPr>
+          <w:rFonts w:ascii="Times New Roman" w:hAnsi="Times New Roman" w:cs="Times New Roman"/>
+          <w:sz w:val="24"/>
+          <w:szCs w:val="24"/>
+        </w:rPr>
+        <w:tab/>
+      </w:r>
+      <w:r>
+        <w:rPr>
+          <w:rFonts w:ascii="Times New Roman" w:hAnsi="Times New Roman" w:cs="Times New Roman"/>
+          <w:sz w:val="24"/>
+          <w:szCs w:val="24"/>
+        </w:rPr>
+        <w:tab/>
+        <w:t>statements</w:t>
+      </w:r>
+      <w:r>
+        <w:rPr>
+          <w:rFonts w:ascii="Times New Roman" w:hAnsi="Times New Roman" w:cs="Times New Roman"/>
+          <w:sz w:val="24"/>
+          <w:szCs w:val="24"/>
+        </w:rPr>
+        <w:br/>
+      </w:r>
+      <w:r>
+        <w:rPr>
+          <w:rFonts w:ascii="Times New Roman" w:hAnsi="Times New Roman" w:cs="Times New Roman"/>
+          <w:sz w:val="24"/>
+          <w:szCs w:val="24"/>
+        </w:rPr>
+        <w:br/>
+      </w:r>
+      <w:r>
+        <w:rPr>
+          <w:rFonts w:ascii="Times New Roman" w:hAnsi="Times New Roman" w:cs="Times New Roman"/>
+          <w:sz w:val="24"/>
+          <w:szCs w:val="24"/>
+        </w:rPr>
+        <w:br/>
+      </w:r>
+      <w:proofErr w:type="spellStart"/>
+      <w:r>
+        <w:rPr>
+          <w:rFonts w:ascii="Courier New" w:hAnsi="Courier New" w:cs="Courier New"/>
+          <w:sz w:val="24"/>
+          <w:szCs w:val="24"/>
+        </w:rPr>
+        <w:t>def</w:t>
+      </w:r>
+      <w:proofErr w:type="spellEnd"/>
+      <w:r>
+        <w:rPr>
+          <w:rFonts w:ascii="Courier New" w:hAnsi="Courier New" w:cs="Courier New"/>
+          <w:sz w:val="24"/>
+          <w:szCs w:val="24"/>
+        </w:rPr>
+        <w:t xml:space="preserve"> </w:t>
+      </w:r>
+      <w:proofErr w:type="spellStart"/>
+      <w:r>
+        <w:rPr>
+          <w:rFonts w:ascii="Courier New" w:hAnsi="Courier New" w:cs="Courier New"/>
+          <w:sz w:val="24"/>
+          <w:szCs w:val="24"/>
+        </w:rPr>
+        <w:t>say_hello</w:t>
+      </w:r>
+      <w:proofErr w:type="spellEnd"/>
+      <w:r>
+        <w:rPr>
+          <w:rFonts w:ascii="Courier New" w:hAnsi="Courier New" w:cs="Courier New"/>
+          <w:sz w:val="24"/>
+          <w:szCs w:val="24"/>
+        </w:rPr>
+        <w:t>():</w:t>
+      </w:r>
+      <w:r>
+        <w:rPr>
+          <w:rFonts w:ascii="Courier New" w:hAnsi="Courier New" w:cs="Courier New"/>
+          <w:sz w:val="24"/>
+          <w:szCs w:val="24"/>
+        </w:rPr>
+        <w:br/>
+        <w:t xml:space="preserve">    print('</w:t>
+      </w:r>
+      <w:proofErr w:type="spellStart"/>
+      <w:r>
+        <w:rPr>
+          <w:rFonts w:ascii="Courier New" w:hAnsi="Courier New" w:cs="Courier New"/>
+          <w:sz w:val="24"/>
+          <w:szCs w:val="24"/>
+        </w:rPr>
+        <w:t>Helllooooo</w:t>
+      </w:r>
+      <w:proofErr w:type="spellEnd"/>
+      <w:r>
+        <w:rPr>
+          <w:rFonts w:ascii="Courier New" w:hAnsi="Courier New" w:cs="Courier New"/>
+          <w:sz w:val="24"/>
+          <w:szCs w:val="24"/>
+        </w:rPr>
+        <w:t>!')</w:t>
+      </w:r>
+      <w:r>
+        <w:rPr>
+          <w:rFonts w:ascii="Courier New" w:hAnsi="Courier New" w:cs="Courier New"/>
+          <w:sz w:val="24"/>
+          <w:szCs w:val="24"/>
+        </w:rPr>
+        <w:br/>
+      </w:r>
+      <w:r>
+        <w:rPr>
+          <w:rFonts w:ascii="Courier New" w:hAnsi="Courier New" w:cs="Courier New"/>
+          <w:sz w:val="24"/>
+          <w:szCs w:val="24"/>
+        </w:rPr>
+        <w:br/>
+      </w:r>
+      <w:r>
+        <w:rPr>
+          <w:rFonts w:ascii="Courier New" w:hAnsi="Courier New" w:cs="Courier New"/>
+          <w:sz w:val="24"/>
+          <w:szCs w:val="24"/>
+        </w:rPr>
+        <w:br/>
+      </w:r>
+      <w:proofErr w:type="spellStart"/>
+      <w:r>
+        <w:rPr>
+          <w:rFonts w:ascii="Courier New" w:hAnsi="Courier New" w:cs="Courier New"/>
+          <w:sz w:val="24"/>
+          <w:szCs w:val="24"/>
+        </w:rPr>
+        <w:t>say_hello</w:t>
+      </w:r>
+      <w:proofErr w:type="spellEnd"/>
+      <w:r>
+        <w:rPr>
+          <w:rFonts w:ascii="Courier New" w:hAnsi="Courier New" w:cs="Courier New"/>
+          <w:sz w:val="24"/>
+          <w:szCs w:val="24"/>
+        </w:rPr>
+        <w:t>()</w:t>
+      </w:r>
+      <w:r>
+        <w:rPr>
+          <w:rFonts w:ascii="Courier New" w:hAnsi="Courier New" w:cs="Courier New"/>
+          <w:sz w:val="24"/>
+          <w:szCs w:val="24"/>
+        </w:rPr>
+        <w:br/>
+        <w:t>print()</w:t>
+      </w:r>
+      <w:r>
+        <w:rPr>
+          <w:rFonts w:ascii="Courier New" w:hAnsi="Courier New" w:cs="Courier New"/>
+          <w:sz w:val="24"/>
+          <w:szCs w:val="24"/>
+        </w:rPr>
+        <w:br/>
+      </w:r>
+      <w:r>
+        <w:rPr>
+          <w:rFonts w:ascii="Courier New" w:hAnsi="Courier New" w:cs="Courier New"/>
+          <w:sz w:val="24"/>
+          <w:szCs w:val="24"/>
+        </w:rPr>
+        <w:br/>
+        <w:t>picture = [</w:t>
+      </w:r>
+      <w:r>
+        <w:rPr>
+          <w:rFonts w:ascii="Courier New" w:hAnsi="Courier New" w:cs="Courier New"/>
+          <w:sz w:val="24"/>
+          <w:szCs w:val="24"/>
+        </w:rPr>
+        <w:br/>
+        <w:t xml:space="preserve">  [0, 0, 0, 1, 0, 0, 0],</w:t>
+      </w:r>
+      <w:r>
+        <w:rPr>
+          <w:rFonts w:ascii="Courier New" w:hAnsi="Courier New" w:cs="Courier New"/>
+          <w:sz w:val="24"/>
+          <w:szCs w:val="24"/>
+        </w:rPr>
+        <w:br/>
+        <w:t xml:space="preserve">  [0, 0, 1, 1, 1, 0, 0],</w:t>
+      </w:r>
+      <w:r>
+        <w:rPr>
+          <w:rFonts w:ascii="Courier New" w:hAnsi="Courier New" w:cs="Courier New"/>
+          <w:sz w:val="24"/>
+          <w:szCs w:val="24"/>
+        </w:rPr>
+        <w:br/>
+        <w:t xml:space="preserve">  [0, 1, 1, 1, 1, 1, 0],</w:t>
+      </w:r>
+      <w:r>
+        <w:rPr>
+          <w:rFonts w:ascii="Courier New" w:hAnsi="Courier New" w:cs="Courier New"/>
+          <w:sz w:val="24"/>
+          <w:szCs w:val="24"/>
+        </w:rPr>
+        <w:br/>
+        <w:t xml:space="preserve">  [1, 1, 1, 1, 1, 1, 1],</w:t>
+      </w:r>
+      <w:r>
+        <w:rPr>
+          <w:rFonts w:ascii="Courier New" w:hAnsi="Courier New" w:cs="Courier New"/>
+          <w:sz w:val="24"/>
+          <w:szCs w:val="24"/>
+        </w:rPr>
+        <w:br/>
+        <w:t xml:space="preserve">  [0, 0, 0, 1, 0, 0, 0],</w:t>
+      </w:r>
+      <w:r>
+        <w:rPr>
+          <w:rFonts w:ascii="Courier New" w:hAnsi="Courier New" w:cs="Courier New"/>
+          <w:sz w:val="24"/>
+          <w:szCs w:val="24"/>
+        </w:rPr>
+        <w:br/>
+        <w:t xml:space="preserve">  [0, 0, 0, 1, 0, 0, 0]</w:t>
+      </w:r>
+      <w:r>
+        <w:rPr>
+          <w:rFonts w:ascii="Courier New" w:hAnsi="Courier New" w:cs="Courier New"/>
+          <w:sz w:val="24"/>
+          <w:szCs w:val="24"/>
+        </w:rPr>
+        <w:br/>
+        <w:t>]</w:t>
+      </w:r>
+      <w:r>
+        <w:rPr>
+          <w:rFonts w:ascii="Courier New" w:hAnsi="Courier New" w:cs="Courier New"/>
+          <w:sz w:val="24"/>
+          <w:szCs w:val="24"/>
+        </w:rPr>
+        <w:br/>
+      </w:r>
+      <w:r>
+        <w:rPr>
+          <w:rFonts w:ascii="Courier New" w:hAnsi="Courier New" w:cs="Courier New"/>
+          <w:sz w:val="24"/>
+          <w:szCs w:val="24"/>
+        </w:rPr>
+        <w:br/>
+      </w:r>
+      <w:r>
+        <w:rPr>
+          <w:rFonts w:ascii="Courier New" w:hAnsi="Courier New" w:cs="Courier New"/>
+          <w:sz w:val="24"/>
+          <w:szCs w:val="24"/>
+        </w:rPr>
+        <w:br/>
+      </w:r>
+      <w:proofErr w:type="spellStart"/>
+      <w:r>
+        <w:rPr>
+          <w:rFonts w:ascii="Courier New" w:hAnsi="Courier New" w:cs="Courier New"/>
+          <w:sz w:val="24"/>
+          <w:szCs w:val="24"/>
+        </w:rPr>
+        <w:t>def</w:t>
+      </w:r>
+      <w:proofErr w:type="spellEnd"/>
+      <w:r>
+        <w:rPr>
+          <w:rFonts w:ascii="Courier New" w:hAnsi="Courier New" w:cs="Courier New"/>
+          <w:sz w:val="24"/>
+          <w:szCs w:val="24"/>
+        </w:rPr>
+        <w:t xml:space="preserve"> </w:t>
+      </w:r>
+      <w:proofErr w:type="spellStart"/>
+      <w:r>
+        <w:rPr>
+          <w:rFonts w:ascii="Courier New" w:hAnsi="Courier New" w:cs="Courier New"/>
+          <w:sz w:val="24"/>
+          <w:szCs w:val="24"/>
+        </w:rPr>
+        <w:t>show_tree</w:t>
+      </w:r>
+      <w:proofErr w:type="spellEnd"/>
+      <w:r>
+        <w:rPr>
+          <w:rFonts w:ascii="Courier New" w:hAnsi="Courier New" w:cs="Courier New"/>
+          <w:sz w:val="24"/>
+          <w:szCs w:val="24"/>
+        </w:rPr>
+        <w:t>():</w:t>
+      </w:r>
+      <w:r>
+        <w:rPr>
+          <w:rFonts w:ascii="Courier New" w:hAnsi="Courier New" w:cs="Courier New"/>
+          <w:sz w:val="24"/>
+          <w:szCs w:val="24"/>
+        </w:rPr>
+        <w:br/>
+        <w:t xml:space="preserve">    for array in picture:</w:t>
+      </w:r>
+      <w:r>
+        <w:rPr>
+          <w:rFonts w:ascii="Courier New" w:hAnsi="Courier New" w:cs="Courier New"/>
+          <w:sz w:val="24"/>
+          <w:szCs w:val="24"/>
+        </w:rPr>
+        <w:br/>
+        <w:t xml:space="preserve">        for item in array:</w:t>
+      </w:r>
+      <w:r>
+        <w:rPr>
+          <w:rFonts w:ascii="Courier New" w:hAnsi="Courier New" w:cs="Courier New"/>
+          <w:sz w:val="24"/>
+          <w:szCs w:val="24"/>
+        </w:rPr>
+        <w:br/>
+        <w:t xml:space="preserve">            if item:</w:t>
+      </w:r>
+      <w:r>
+        <w:rPr>
+          <w:rFonts w:ascii="Courier New" w:hAnsi="Courier New" w:cs="Courier New"/>
+          <w:sz w:val="24"/>
+          <w:szCs w:val="24"/>
+        </w:rPr>
+        <w:br/>
+        <w:t xml:space="preserve">                print('*', end='')</w:t>
+      </w:r>
+      <w:r>
+        <w:rPr>
+          <w:rFonts w:ascii="Courier New" w:hAnsi="Courier New" w:cs="Courier New"/>
+          <w:sz w:val="24"/>
+          <w:szCs w:val="24"/>
+        </w:rPr>
+        <w:br/>
+        <w:t xml:space="preserve">            else:</w:t>
+      </w:r>
+      <w:r>
+        <w:rPr>
+          <w:rFonts w:ascii="Courier New" w:hAnsi="Courier New" w:cs="Courier New"/>
+          <w:sz w:val="24"/>
+          <w:szCs w:val="24"/>
+        </w:rPr>
+        <w:br/>
+        <w:t xml:space="preserve">                print(' ', end='')</w:t>
+      </w:r>
+      <w:r>
+        <w:rPr>
+          <w:rFonts w:ascii="Courier New" w:hAnsi="Courier New" w:cs="Courier New"/>
+          <w:sz w:val="24"/>
+          <w:szCs w:val="24"/>
+        </w:rPr>
+        <w:br/>
+        <w:t xml:space="preserve">        print()</w:t>
+      </w:r>
+      <w:r>
+        <w:rPr>
+          <w:rFonts w:ascii="Courier New" w:hAnsi="Courier New" w:cs="Courier New"/>
+          <w:sz w:val="24"/>
+          <w:szCs w:val="24"/>
+        </w:rPr>
+        <w:br/>
+      </w:r>
+      <w:r>
+        <w:rPr>
+          <w:rFonts w:ascii="Courier New" w:hAnsi="Courier New" w:cs="Courier New"/>
+          <w:sz w:val="24"/>
+          <w:szCs w:val="24"/>
+        </w:rPr>
+        <w:br/>
+      </w:r>
+      <w:r>
+        <w:rPr>
+          <w:rFonts w:ascii="Courier New" w:hAnsi="Courier New" w:cs="Courier New"/>
+          <w:sz w:val="24"/>
+          <w:szCs w:val="24"/>
+        </w:rPr>
+        <w:br/>
+      </w:r>
+      <w:proofErr w:type="spellStart"/>
+      <w:r>
+        <w:rPr>
+          <w:rFonts w:ascii="Courier New" w:hAnsi="Courier New" w:cs="Courier New"/>
+          <w:sz w:val="24"/>
+          <w:szCs w:val="24"/>
+        </w:rPr>
+        <w:t>show_tree</w:t>
+      </w:r>
+      <w:proofErr w:type="spellEnd"/>
+      <w:r>
+        <w:rPr>
+          <w:rFonts w:ascii="Courier New" w:hAnsi="Courier New" w:cs="Courier New"/>
+          <w:sz w:val="24"/>
+          <w:szCs w:val="24"/>
+        </w:rPr>
+        <w:t>()</w:t>
+      </w:r>
+      <w:r>
+        <w:rPr>
+          <w:rFonts w:ascii="Courier New" w:hAnsi="Courier New" w:cs="Courier New"/>
+          <w:sz w:val="24"/>
+          <w:szCs w:val="24"/>
+        </w:rPr>
+        <w:br/>
+        <w:t>print()</w:t>
+      </w:r>
+      <w:r>
+        <w:rPr>
+          <w:rFonts w:ascii="Courier New" w:hAnsi="Courier New" w:cs="Courier New"/>
+          <w:sz w:val="24"/>
+          <w:szCs w:val="24"/>
+        </w:rPr>
+        <w:br/>
+      </w:r>
+      <w:proofErr w:type="spellStart"/>
+      <w:r>
+        <w:rPr>
+          <w:rFonts w:ascii="Courier New" w:hAnsi="Courier New" w:cs="Courier New"/>
+          <w:sz w:val="24"/>
+          <w:szCs w:val="24"/>
+        </w:rPr>
+        <w:t>show_tree</w:t>
+      </w:r>
+      <w:proofErr w:type="spellEnd"/>
+      <w:r>
+        <w:rPr>
+          <w:rFonts w:ascii="Courier New" w:hAnsi="Courier New" w:cs="Courier New"/>
+          <w:sz w:val="24"/>
+          <w:szCs w:val="24"/>
+        </w:rPr>
+        <w:t>()</w:t>
+      </w:r>
+      <w:r>
+        <w:rPr>
+          <w:rFonts w:ascii="Courier New" w:hAnsi="Courier New" w:cs="Courier New"/>
+          <w:sz w:val="24"/>
+          <w:szCs w:val="24"/>
+        </w:rPr>
+        <w:br/>
+        <w:t>print()</w:t>
+      </w:r>
+      <w:r>
+        <w:rPr>
+          <w:rFonts w:ascii="Courier New" w:hAnsi="Courier New" w:cs="Courier New"/>
+          <w:sz w:val="24"/>
+          <w:szCs w:val="24"/>
+        </w:rPr>
+        <w:br/>
+      </w:r>
+      <w:proofErr w:type="spellStart"/>
+      <w:r>
+        <w:rPr>
+          <w:rFonts w:ascii="Courier New" w:hAnsi="Courier New" w:cs="Courier New"/>
+          <w:sz w:val="24"/>
+          <w:szCs w:val="24"/>
+        </w:rPr>
+        <w:t>show_tree</w:t>
+      </w:r>
+      <w:proofErr w:type="spellEnd"/>
+      <w:r>
+        <w:rPr>
+          <w:rFonts w:ascii="Courier New" w:hAnsi="Courier New" w:cs="Courier New"/>
+          <w:sz w:val="24"/>
+          <w:szCs w:val="24"/>
+        </w:rPr>
+        <w:t>()</w:t>
+      </w:r>
+      <w:r>
+        <w:rPr>
+          <w:rFonts w:ascii="Courier New" w:hAnsi="Courier New" w:cs="Courier New"/>
+          <w:sz w:val="24"/>
+          <w:szCs w:val="24"/>
+        </w:rPr>
+        <w:br/>
+        <w:t>print()</w:t>
+      </w:r>
+      <w:r>
+        <w:rPr>
+          <w:rFonts w:ascii="Courier New" w:hAnsi="Courier New" w:cs="Courier New"/>
+          <w:sz w:val="24"/>
+          <w:szCs w:val="24"/>
+        </w:rPr>
+        <w:br/>
+      </w:r>
+      <w:r>
+        <w:rPr>
+          <w:rFonts w:ascii="Courier New" w:hAnsi="Courier New" w:cs="Courier New"/>
+          <w:sz w:val="24"/>
+          <w:szCs w:val="24"/>
+        </w:rPr>
+        <w:br/>
+      </w:r>
+    </w:p>
+    <w:p>
+      <w:pPr>
+        <w:rPr>
+          <w:rFonts w:ascii="Courier New" w:hAnsi="Courier New" w:cs="Courier New"/>
+          <w:sz w:val="24"/>
+          <w:szCs w:val="24"/>
+        </w:rPr>
+      </w:pPr>
+      <w:r>
+        <w:rPr>
+          <w:rFonts w:ascii="Courier New" w:hAnsi="Courier New" w:cs="Courier New"/>
+          <w:sz w:val="24"/>
+          <w:szCs w:val="24"/>
+        </w:rPr>
+        <w:br w:type="page"/>
+      </w:r>
+    </w:p>
+    <w:p>
+      <w:pPr>
+        <w:pStyle w:val="ListParagraph"/>
+        <w:numPr>
+          <w:ilvl w:val="0"/>
+          <w:numId w:val="7"/>
+        </w:numPr>
+        <w:rPr>
+          <w:rFonts w:ascii="Times New Roman" w:hAnsi="Times New Roman" w:cs="Times New Roman"/>
+          <w:b/>
+          <w:sz w:val="24"/>
+          <w:szCs w:val="24"/>
+        </w:rPr>
+      </w:pPr>
+      <w:r>
+        <w:rPr>
+          <w:rFonts w:ascii="Times New Roman" w:hAnsi="Times New Roman" w:cs="Times New Roman"/>
+          <w:b/>
+          <w:sz w:val="24"/>
+          <w:szCs w:val="24"/>
+        </w:rPr>
+        <w:lastRenderedPageBreak/>
+        <w:t>Parameters and Arguments</w:t>
+      </w:r>
+      <w:r>
+        <w:rPr>
+          <w:rFonts w:ascii="Times New Roman" w:hAnsi="Times New Roman" w:cs="Times New Roman"/>
+          <w:b/>
+          <w:sz w:val="24"/>
+          <w:szCs w:val="24"/>
+        </w:rPr>
+        <w:br/>
+      </w:r>
+      <w:r>
+        <w:rPr>
+          <w:rFonts w:ascii="Times New Roman" w:hAnsi="Times New Roman" w:cs="Times New Roman"/>
+          <w:sz w:val="24"/>
+          <w:szCs w:val="24"/>
+        </w:rPr>
+        <w:br/>
+        <w:t>Parameters are the values received by the function when we define the function.</w:t>
+      </w:r>
+      <w:r>
+        <w:rPr>
+          <w:rFonts w:ascii="Times New Roman" w:hAnsi="Times New Roman" w:cs="Times New Roman"/>
+          <w:sz w:val="24"/>
+          <w:szCs w:val="24"/>
+        </w:rPr>
+        <w:br/>
+        <w:t>Arguments are the values we provide to a function while calling/invoking.</w:t>
+      </w:r>
+      <w:r>
+        <w:rPr>
+          <w:rFonts w:ascii="Times New Roman" w:hAnsi="Times New Roman" w:cs="Times New Roman"/>
+          <w:sz w:val="24"/>
+          <w:szCs w:val="24"/>
+        </w:rPr>
+        <w:br/>
+      </w:r>
+      <w:r>
+        <w:rPr>
+          <w:rFonts w:ascii="Times New Roman" w:hAnsi="Times New Roman" w:cs="Times New Roman"/>
+          <w:sz w:val="24"/>
+          <w:szCs w:val="24"/>
+        </w:rPr>
+        <w:br/>
+      </w:r>
+      <w:r>
+        <w:rPr>
+          <w:rFonts w:ascii="Courier New" w:hAnsi="Courier New" w:cs="Courier New"/>
+          <w:sz w:val="24"/>
+          <w:szCs w:val="24"/>
+        </w:rPr>
+        <w:t># Parameters</w:t>
+      </w:r>
+      <w:r>
+        <w:rPr>
+          <w:rFonts w:ascii="Courier New" w:hAnsi="Courier New" w:cs="Courier New"/>
+          <w:sz w:val="24"/>
+          <w:szCs w:val="24"/>
+        </w:rPr>
+        <w:t xml:space="preserve"> // Positional Parameters</w:t>
+      </w:r>
+      <w:r>
+        <w:rPr>
+          <w:rFonts w:ascii="Courier New" w:hAnsi="Courier New" w:cs="Courier New"/>
+          <w:sz w:val="24"/>
+          <w:szCs w:val="24"/>
+        </w:rPr>
+        <w:br/>
+      </w:r>
+      <w:proofErr w:type="spellStart"/>
+      <w:r>
+        <w:rPr>
+          <w:rFonts w:ascii="Courier New" w:hAnsi="Courier New" w:cs="Courier New"/>
+          <w:sz w:val="24"/>
+          <w:szCs w:val="24"/>
+        </w:rPr>
+        <w:t>def</w:t>
+      </w:r>
+      <w:proofErr w:type="spellEnd"/>
+      <w:r>
+        <w:rPr>
+          <w:rFonts w:ascii="Courier New" w:hAnsi="Courier New" w:cs="Courier New"/>
+          <w:sz w:val="24"/>
+          <w:szCs w:val="24"/>
+        </w:rPr>
+        <w:t xml:space="preserve"> </w:t>
+      </w:r>
+      <w:proofErr w:type="spellStart"/>
+      <w:r>
+        <w:rPr>
+          <w:rFonts w:ascii="Courier New" w:hAnsi="Courier New" w:cs="Courier New"/>
+          <w:sz w:val="24"/>
+          <w:szCs w:val="24"/>
+        </w:rPr>
+        <w:t>say_</w:t>
+      </w:r>
+      <w:proofErr w:type="gramStart"/>
+      <w:r>
+        <w:rPr>
+          <w:rFonts w:ascii="Courier New" w:hAnsi="Courier New" w:cs="Courier New"/>
+          <w:sz w:val="24"/>
+          <w:szCs w:val="24"/>
+        </w:rPr>
+        <w:t>hello</w:t>
+      </w:r>
+      <w:proofErr w:type="spellEnd"/>
+      <w:r>
+        <w:rPr>
+          <w:rFonts w:ascii="Courier New" w:hAnsi="Courier New" w:cs="Courier New"/>
+          <w:sz w:val="24"/>
+          <w:szCs w:val="24"/>
+        </w:rPr>
+        <w:t>(</w:t>
+      </w:r>
+      <w:proofErr w:type="gramEnd"/>
+      <w:r>
+        <w:rPr>
+          <w:rFonts w:ascii="Courier New" w:hAnsi="Courier New" w:cs="Courier New"/>
+          <w:sz w:val="24"/>
+          <w:szCs w:val="24"/>
+        </w:rPr>
+        <w:t>name, emoji):</w:t>
+      </w:r>
+      <w:r>
+        <w:rPr>
+          <w:rFonts w:ascii="Courier New" w:hAnsi="Courier New" w:cs="Courier New"/>
+          <w:sz w:val="24"/>
+          <w:szCs w:val="24"/>
+        </w:rPr>
+        <w:br/>
+        <w:t xml:space="preserve">    print(</w:t>
+      </w:r>
+      <w:proofErr w:type="spellStart"/>
+      <w:r>
+        <w:rPr>
+          <w:rFonts w:ascii="Courier New" w:hAnsi="Courier New" w:cs="Courier New"/>
+          <w:sz w:val="24"/>
+          <w:szCs w:val="24"/>
+        </w:rPr>
+        <w:t>f'helllooooo</w:t>
+      </w:r>
+      <w:proofErr w:type="spellEnd"/>
+      <w:r>
+        <w:rPr>
+          <w:rFonts w:ascii="Courier New" w:hAnsi="Courier New" w:cs="Courier New"/>
+          <w:sz w:val="24"/>
+          <w:szCs w:val="24"/>
+        </w:rPr>
+        <w:t xml:space="preserve"> {name} {emoji}')</w:t>
+      </w:r>
+      <w:r>
+        <w:rPr>
+          <w:rFonts w:ascii="Courier New" w:hAnsi="Courier New" w:cs="Courier New"/>
+          <w:sz w:val="24"/>
+          <w:szCs w:val="24"/>
+        </w:rPr>
+        <w:br/>
+      </w:r>
+      <w:r>
+        <w:rPr>
+          <w:rFonts w:ascii="Courier New" w:hAnsi="Courier New" w:cs="Courier New"/>
+          <w:sz w:val="24"/>
+          <w:szCs w:val="24"/>
+        </w:rPr>
+        <w:br/>
+      </w:r>
+      <w:r>
+        <w:rPr>
+          <w:rFonts w:ascii="Courier New" w:hAnsi="Courier New" w:cs="Courier New"/>
+          <w:sz w:val="24"/>
+          <w:szCs w:val="24"/>
+        </w:rPr>
+        <w:br/>
+        <w:t># Arguments</w:t>
+      </w:r>
+      <w:r>
+        <w:rPr>
+          <w:rFonts w:ascii="Courier New" w:hAnsi="Courier New" w:cs="Courier New"/>
+          <w:sz w:val="24"/>
+          <w:szCs w:val="24"/>
+        </w:rPr>
+        <w:t xml:space="preserve"> // Positional Arguments</w:t>
+      </w:r>
+      <w:r>
+        <w:rPr>
+          <w:rFonts w:ascii="Courier New" w:hAnsi="Courier New" w:cs="Courier New"/>
+          <w:sz w:val="24"/>
+          <w:szCs w:val="24"/>
+        </w:rPr>
+        <w:br/>
+      </w:r>
+      <w:proofErr w:type="spellStart"/>
+      <w:r>
+        <w:rPr>
+          <w:rFonts w:ascii="Courier New" w:hAnsi="Courier New" w:cs="Courier New"/>
+          <w:sz w:val="24"/>
+          <w:szCs w:val="24"/>
+        </w:rPr>
+        <w:t>say_hello</w:t>
+      </w:r>
+      <w:proofErr w:type="spellEnd"/>
+      <w:r>
+        <w:rPr>
+          <w:rFonts w:ascii="Courier New" w:hAnsi="Courier New" w:cs="Courier New"/>
+          <w:sz w:val="24"/>
+          <w:szCs w:val="24"/>
+        </w:rPr>
+        <w:t>('</w:t>
+      </w:r>
+      <w:proofErr w:type="spellStart"/>
+      <w:r>
+        <w:rPr>
+          <w:rFonts w:ascii="Courier New" w:hAnsi="Courier New" w:cs="Courier New"/>
+          <w:sz w:val="24"/>
+          <w:szCs w:val="24"/>
+        </w:rPr>
+        <w:t>Nitesh</w:t>
+      </w:r>
+      <w:proofErr w:type="spellEnd"/>
+      <w:r>
+        <w:rPr>
+          <w:rFonts w:ascii="Courier New" w:hAnsi="Courier New" w:cs="Courier New"/>
+          <w:sz w:val="24"/>
+          <w:szCs w:val="24"/>
+        </w:rPr>
+        <w:t>', ':)')</w:t>
+      </w:r>
+      <w:r>
+        <w:rPr>
+          <w:rFonts w:ascii="Courier New" w:hAnsi="Courier New" w:cs="Courier New"/>
+          <w:sz w:val="24"/>
+          <w:szCs w:val="24"/>
+        </w:rPr>
+        <w:br/>
+      </w:r>
+      <w:proofErr w:type="spellStart"/>
+      <w:r>
+        <w:rPr>
+          <w:rFonts w:ascii="Courier New" w:hAnsi="Courier New" w:cs="Courier New"/>
+          <w:sz w:val="24"/>
+          <w:szCs w:val="24"/>
+        </w:rPr>
+        <w:t>say_hello</w:t>
+      </w:r>
+      <w:proofErr w:type="spellEnd"/>
+      <w:r>
+        <w:rPr>
+          <w:rFonts w:ascii="Courier New" w:hAnsi="Courier New" w:cs="Courier New"/>
+          <w:sz w:val="24"/>
+          <w:szCs w:val="24"/>
+        </w:rPr>
+        <w:t>('E</w:t>
+      </w:r>
+      <w:r>
+        <w:rPr>
+          <w:rFonts w:ascii="Courier New" w:hAnsi="Courier New" w:cs="Courier New"/>
+          <w:sz w:val="24"/>
+          <w:szCs w:val="24"/>
+        </w:rPr>
+        <w:t>mily', ':p')</w:t>
+      </w:r>
+      <w:r>
+        <w:rPr>
+          <w:rFonts w:ascii="Courier New" w:hAnsi="Courier New" w:cs="Courier New"/>
+          <w:sz w:val="24"/>
+          <w:szCs w:val="24"/>
+        </w:rPr>
+        <w:br/>
+      </w:r>
+      <w:proofErr w:type="spellStart"/>
+      <w:r>
+        <w:rPr>
+          <w:rFonts w:ascii="Courier New" w:hAnsi="Courier New" w:cs="Courier New"/>
+          <w:sz w:val="24"/>
+          <w:szCs w:val="24"/>
+        </w:rPr>
+        <w:t>say_hello</w:t>
+      </w:r>
+      <w:proofErr w:type="spellEnd"/>
+      <w:r>
+        <w:rPr>
+          <w:rFonts w:ascii="Courier New" w:hAnsi="Courier New" w:cs="Courier New"/>
+          <w:sz w:val="24"/>
+          <w:szCs w:val="24"/>
+        </w:rPr>
+        <w:t>('Dah', '</w:t>
+      </w:r>
+      <w:r>
+        <w:rPr>
+          <w:rFonts w:ascii="Courier New" w:hAnsi="Courier New" w:cs="Courier New"/>
+          <w:sz w:val="24"/>
+          <w:szCs w:val="24"/>
+        </w:rPr>
+        <w:t>:</w:t>
+      </w:r>
+      <w:r>
+        <w:rPr>
+          <w:rFonts w:ascii="Courier New" w:hAnsi="Courier New" w:cs="Courier New"/>
+          <w:sz w:val="24"/>
+          <w:szCs w:val="24"/>
+        </w:rPr>
+        <w:t>\’</w:t>
+      </w:r>
+      <w:r>
+        <w:rPr>
+          <w:rFonts w:ascii="Courier New" w:hAnsi="Courier New" w:cs="Courier New"/>
+          <w:sz w:val="24"/>
+          <w:szCs w:val="24"/>
+        </w:rPr>
+        <w:t>(')</w:t>
+      </w:r>
+      <w:r>
+        <w:rPr>
+          <w:rFonts w:ascii="Courier New" w:hAnsi="Courier New" w:cs="Courier New"/>
+          <w:sz w:val="24"/>
+          <w:szCs w:val="24"/>
+        </w:rPr>
+        <w:br/>
+      </w:r>
+      <w:r>
+        <w:rPr>
+          <w:rFonts w:ascii="Courier New" w:hAnsi="Courier New" w:cs="Courier New"/>
+          <w:sz w:val="24"/>
+          <w:szCs w:val="24"/>
+        </w:rPr>
+        <w:br/>
+      </w:r>
+    </w:p>
+    <w:p>
+      <w:pPr>
+        <w:pStyle w:val="ListParagraph"/>
+        <w:numPr>
+          <w:ilvl w:val="0"/>
+          <w:numId w:val="7"/>
+        </w:numPr>
+        <w:rPr>
+          <w:rFonts w:ascii="Times New Roman" w:hAnsi="Times New Roman" w:cs="Times New Roman"/>
+          <w:sz w:val="24"/>
+          <w:szCs w:val="24"/>
+        </w:rPr>
+      </w:pPr>
+      <w:r>
+        <w:rPr>
+          <w:rFonts w:ascii="Times New Roman" w:hAnsi="Times New Roman" w:cs="Times New Roman"/>
+          <w:b/>
+          <w:sz w:val="24"/>
+          <w:szCs w:val="24"/>
+        </w:rPr>
+        <w:t>Default Parameters and Keyword Arguments</w:t>
+      </w:r>
+      <w:r>
+        <w:rPr>
+          <w:rFonts w:ascii="Times New Roman" w:hAnsi="Times New Roman" w:cs="Times New Roman"/>
+          <w:b/>
+          <w:sz w:val="24"/>
+          <w:szCs w:val="24"/>
+        </w:rPr>
+        <w:br/>
+      </w:r>
+      <w:r>
+        <w:rPr>
+          <w:rFonts w:ascii="Times New Roman" w:hAnsi="Times New Roman" w:cs="Times New Roman"/>
+          <w:sz w:val="24"/>
+          <w:szCs w:val="24"/>
+        </w:rPr>
+        <w:br/>
+        <w:t>Default parameters makes sure function gets the required parameters even if function is called wrong way.</w:t>
+      </w:r>
+      <w:r>
+        <w:rPr>
+          <w:rFonts w:ascii="Times New Roman" w:hAnsi="Times New Roman" w:cs="Times New Roman"/>
+          <w:sz w:val="24"/>
+          <w:szCs w:val="24"/>
+        </w:rPr>
+        <w:br/>
+      </w:r>
+      <w:r>
+        <w:rPr>
+          <w:rFonts w:ascii="Times New Roman" w:hAnsi="Times New Roman" w:cs="Times New Roman"/>
+          <w:sz w:val="24"/>
+          <w:szCs w:val="24"/>
+        </w:rPr>
+        <w:br/>
+        <w:t>Keyword arguments removes the restriction of position of arguments while calling the function. Keyword arguments increases the readability of code.</w:t>
+      </w:r>
+      <w:r>
+        <w:rPr>
+          <w:rFonts w:ascii="Times New Roman" w:hAnsi="Times New Roman" w:cs="Times New Roman"/>
+          <w:sz w:val="24"/>
+          <w:szCs w:val="24"/>
+        </w:rPr>
+        <w:br/>
+      </w:r>
+      <w:r>
+        <w:rPr>
+          <w:rFonts w:ascii="Times New Roman" w:hAnsi="Times New Roman" w:cs="Times New Roman"/>
+          <w:sz w:val="24"/>
+          <w:szCs w:val="24"/>
+        </w:rPr>
+        <w:br/>
+      </w:r>
+      <w:r>
+        <w:rPr>
+          <w:rFonts w:ascii="Courier New" w:hAnsi="Courier New" w:cs="Courier New"/>
+          <w:sz w:val="24"/>
+          <w:szCs w:val="24"/>
+        </w:rPr>
+        <w:t># Default Parameters</w:t>
+      </w:r>
+      <w:r>
+        <w:rPr>
+          <w:rFonts w:ascii="Courier New" w:hAnsi="Courier New" w:cs="Courier New"/>
+          <w:sz w:val="24"/>
+          <w:szCs w:val="24"/>
+        </w:rPr>
+        <w:br/>
+      </w:r>
+      <w:proofErr w:type="spellStart"/>
+      <w:r>
+        <w:rPr>
+          <w:rFonts w:ascii="Courier New" w:hAnsi="Courier New" w:cs="Courier New"/>
+          <w:sz w:val="24"/>
+          <w:szCs w:val="24"/>
+        </w:rPr>
+        <w:t>def</w:t>
+      </w:r>
+      <w:proofErr w:type="spellEnd"/>
+      <w:r>
+        <w:rPr>
+          <w:rFonts w:ascii="Courier New" w:hAnsi="Courier New" w:cs="Courier New"/>
+          <w:sz w:val="24"/>
+          <w:szCs w:val="24"/>
+        </w:rPr>
+        <w:t xml:space="preserve"> </w:t>
+      </w:r>
+      <w:proofErr w:type="spellStart"/>
+      <w:r>
+        <w:rPr>
+          <w:rFonts w:ascii="Courier New" w:hAnsi="Courier New" w:cs="Courier New"/>
+          <w:sz w:val="24"/>
+          <w:szCs w:val="24"/>
+        </w:rPr>
+        <w:t>say_hello</w:t>
+      </w:r>
+      <w:proofErr w:type="spellEnd"/>
+      <w:r>
+        <w:rPr>
+          <w:rFonts w:ascii="Courier New" w:hAnsi="Courier New" w:cs="Courier New"/>
+          <w:sz w:val="24"/>
+          <w:szCs w:val="24"/>
+        </w:rPr>
+        <w:t>(name='Darth Vader', emoji='&gt;:('):</w:t>
+      </w:r>
+      <w:r>
+        <w:rPr>
+          <w:rFonts w:ascii="Courier New" w:hAnsi="Courier New" w:cs="Courier New"/>
+          <w:sz w:val="24"/>
+          <w:szCs w:val="24"/>
+        </w:rPr>
+        <w:br/>
+        <w:t xml:space="preserve">    print(</w:t>
+      </w:r>
+      <w:proofErr w:type="spellStart"/>
+      <w:r>
+        <w:rPr>
+          <w:rFonts w:ascii="Courier New" w:hAnsi="Courier New" w:cs="Courier New"/>
+          <w:sz w:val="24"/>
+          <w:szCs w:val="24"/>
+        </w:rPr>
+        <w:t>f'helllooooo</w:t>
+      </w:r>
+      <w:proofErr w:type="spellEnd"/>
+      <w:r>
+        <w:rPr>
+          <w:rFonts w:ascii="Courier New" w:hAnsi="Courier New" w:cs="Courier New"/>
+          <w:sz w:val="24"/>
+          <w:szCs w:val="24"/>
+        </w:rPr>
+        <w:t xml:space="preserve"> {name} {emoji}')</w:t>
+      </w:r>
+      <w:r>
+        <w:rPr>
+          <w:rFonts w:ascii="Courier New" w:hAnsi="Courier New" w:cs="Courier New"/>
+          <w:sz w:val="24"/>
+          <w:szCs w:val="24"/>
+        </w:rPr>
+        <w:br/>
+      </w:r>
+      <w:r>
+        <w:rPr>
+          <w:rFonts w:ascii="Courier New" w:hAnsi="Courier New" w:cs="Courier New"/>
+          <w:sz w:val="24"/>
+          <w:szCs w:val="24"/>
+        </w:rPr>
+        <w:br/>
+      </w:r>
+      <w:r>
+        <w:rPr>
+          <w:rFonts w:ascii="Courier New" w:hAnsi="Courier New" w:cs="Courier New"/>
+          <w:sz w:val="24"/>
+          <w:szCs w:val="24"/>
+        </w:rPr>
+        <w:br/>
+        <w:t># Keyword Arguments</w:t>
+      </w:r>
+      <w:r>
+        <w:rPr>
+          <w:rFonts w:ascii="Courier New" w:hAnsi="Courier New" w:cs="Courier New"/>
+          <w:sz w:val="24"/>
+          <w:szCs w:val="24"/>
+        </w:rPr>
+        <w:br/>
+      </w:r>
+      <w:proofErr w:type="spellStart"/>
+      <w:r>
+        <w:rPr>
+          <w:rFonts w:ascii="Courier New" w:hAnsi="Courier New" w:cs="Courier New"/>
+          <w:sz w:val="24"/>
+          <w:szCs w:val="24"/>
+        </w:rPr>
+        <w:t>say_hello</w:t>
+      </w:r>
+      <w:proofErr w:type="spellEnd"/>
+      <w:r>
+        <w:rPr>
+          <w:rFonts w:ascii="Courier New" w:hAnsi="Courier New" w:cs="Courier New"/>
+          <w:sz w:val="24"/>
+          <w:szCs w:val="24"/>
+        </w:rPr>
+        <w:t>(emoji=':)', name='Bibi')</w:t>
+      </w:r>
+      <w:r>
+        <w:rPr>
+          <w:rFonts w:ascii="Courier New" w:hAnsi="Courier New" w:cs="Courier New"/>
+          <w:sz w:val="24"/>
+          <w:szCs w:val="24"/>
+        </w:rPr>
+        <w:br/>
+      </w:r>
+      <w:proofErr w:type="spellStart"/>
+      <w:r>
+        <w:rPr>
+          <w:rFonts w:ascii="Courier New" w:hAnsi="Courier New" w:cs="Courier New"/>
+          <w:sz w:val="24"/>
+          <w:szCs w:val="24"/>
+        </w:rPr>
+        <w:t>say_hello</w:t>
+      </w:r>
+      <w:proofErr w:type="spellEnd"/>
+      <w:r>
+        <w:rPr>
+          <w:rFonts w:ascii="Courier New" w:hAnsi="Courier New" w:cs="Courier New"/>
+          <w:sz w:val="24"/>
+          <w:szCs w:val="24"/>
+        </w:rPr>
+        <w:t>()</w:t>
+      </w:r>
+      <w:r>
+        <w:rPr>
+          <w:rFonts w:ascii="Courier New" w:hAnsi="Courier New" w:cs="Courier New"/>
+          <w:sz w:val="24"/>
+          <w:szCs w:val="24"/>
+        </w:rPr>
+        <w:br/>
+      </w:r>
+      <w:proofErr w:type="spellStart"/>
+      <w:r>
+        <w:rPr>
+          <w:rFonts w:ascii="Courier New" w:hAnsi="Courier New" w:cs="Courier New"/>
+          <w:sz w:val="24"/>
+          <w:szCs w:val="24"/>
+        </w:rPr>
+        <w:t>say_hello</w:t>
+      </w:r>
+      <w:proofErr w:type="spellEnd"/>
+      <w:r>
+        <w:rPr>
+          <w:rFonts w:ascii="Courier New" w:hAnsi="Courier New" w:cs="Courier New"/>
+          <w:sz w:val="24"/>
+          <w:szCs w:val="24"/>
+        </w:rPr>
+        <w:t>('Timmy')</w:t>
+      </w:r>
+    </w:p>
+    <w:p>
+      <w:pPr>
+        <w:pStyle w:val="ListParagraph"/>
+        <w:rPr>
+          <w:rFonts w:ascii="Times New Roman" w:hAnsi="Times New Roman" w:cs="Times New Roman"/>
+          <w:b/>
+          <w:sz w:val="24"/>
+          <w:szCs w:val="24"/>
+        </w:rPr>
+      </w:pPr>
+      <w:r>
+        <w:rPr>
+          <w:rFonts w:ascii="Times New Roman" w:hAnsi="Times New Roman" w:cs="Times New Roman"/>
+          <w:sz w:val="24"/>
+          <w:szCs w:val="24"/>
+        </w:rPr>
+        <w:br/>
+      </w:r>
+    </w:p>
+    <w:p>
+      <w:pPr>
+        <w:rPr>
+          <w:rFonts w:ascii="Times New Roman" w:hAnsi="Times New Roman" w:cs="Times New Roman"/>
+          <w:b/>
+          <w:sz w:val="24"/>
+          <w:szCs w:val="24"/>
+        </w:rPr>
+      </w:pPr>
+      <w:r>
+        <w:rPr>
+          <w:rFonts w:ascii="Times New Roman" w:hAnsi="Times New Roman" w:cs="Times New Roman"/>
+          <w:b/>
+          <w:sz w:val="24"/>
+          <w:szCs w:val="24"/>
+        </w:rPr>
+        <w:br w:type="page"/>
+      </w:r>
+    </w:p>
+    <w:p>
+      <w:pPr>
+        <w:pStyle w:val="ListParagraph"/>
+        <w:numPr>
+          <w:ilvl w:val="0"/>
+          <w:numId w:val="7"/>
+        </w:numPr>
+        <w:rPr>
+          <w:rFonts w:ascii="Courier New" w:hAnsi="Courier New" w:cs="Courier New"/>
+          <w:sz w:val="24"/>
+          <w:szCs w:val="24"/>
+        </w:rPr>
+      </w:pPr>
+      <w:r>
+        <w:rPr>
+          <w:rFonts w:ascii="Times New Roman" w:hAnsi="Times New Roman" w:cs="Times New Roman"/>
+          <w:b/>
+          <w:sz w:val="24"/>
+          <w:szCs w:val="24"/>
+        </w:rPr>
+        <w:lastRenderedPageBreak/>
+        <w:t>Return</w:t>
+      </w:r>
+      <w:r>
+        <w:rPr>
+          <w:rFonts w:ascii="Times New Roman" w:hAnsi="Times New Roman" w:cs="Times New Roman"/>
+          <w:b/>
+          <w:sz w:val="24"/>
+          <w:szCs w:val="24"/>
+        </w:rPr>
+        <w:br/>
+      </w:r>
+      <w:r>
+        <w:rPr>
+          <w:rFonts w:ascii="Times New Roman" w:hAnsi="Times New Roman" w:cs="Times New Roman"/>
+          <w:sz w:val="24"/>
+          <w:szCs w:val="24"/>
+        </w:rPr>
+        <w:br/>
+        <w:t>Functions have to return something whenever it is called. If no return keyword is in function</w:t>
+      </w:r>
+      <w:r>
+        <w:rPr>
+          <w:rFonts w:ascii="Times New Roman" w:hAnsi="Times New Roman" w:cs="Times New Roman"/>
+          <w:sz w:val="24"/>
+          <w:szCs w:val="24"/>
+        </w:rPr>
+        <w:t xml:space="preserve"> definition</w:t>
+      </w:r>
+      <w:r>
+        <w:rPr>
+          <w:rFonts w:ascii="Times New Roman" w:hAnsi="Times New Roman" w:cs="Times New Roman"/>
+          <w:sz w:val="24"/>
+          <w:szCs w:val="24"/>
+        </w:rPr>
+        <w:t xml:space="preserve"> </w:t>
+      </w:r>
+      <w:r>
+        <w:rPr>
+          <w:rFonts w:ascii="Times New Roman" w:hAnsi="Times New Roman" w:cs="Times New Roman"/>
+          <w:sz w:val="24"/>
+          <w:szCs w:val="24"/>
+        </w:rPr>
+        <w:t xml:space="preserve">then it returns </w:t>
+      </w:r>
+      <w:proofErr w:type="gramStart"/>
+      <w:r>
+        <w:rPr>
+          <w:rFonts w:ascii="Times New Roman" w:hAnsi="Times New Roman" w:cs="Times New Roman"/>
+          <w:b/>
+          <w:sz w:val="24"/>
+          <w:szCs w:val="24"/>
+        </w:rPr>
+        <w:t>None</w:t>
+      </w:r>
+      <w:proofErr w:type="gramEnd"/>
+      <w:r>
+        <w:rPr>
+          <w:rFonts w:ascii="Times New Roman" w:hAnsi="Times New Roman" w:cs="Times New Roman"/>
+          <w:sz w:val="24"/>
+          <w:szCs w:val="24"/>
+        </w:rPr>
+        <w:t>.</w:t>
+      </w:r>
+      <w:r>
+        <w:rPr>
+          <w:rFonts w:ascii="Times New Roman" w:hAnsi="Times New Roman" w:cs="Times New Roman"/>
+          <w:sz w:val="24"/>
+          <w:szCs w:val="24"/>
+        </w:rPr>
+        <w:br/>
+      </w:r>
+      <w:r>
+        <w:rPr>
+          <w:rFonts w:ascii="Times New Roman" w:hAnsi="Times New Roman" w:cs="Times New Roman"/>
+          <w:sz w:val="24"/>
+          <w:szCs w:val="24"/>
+        </w:rPr>
+        <w:br/>
+        <w:t>A function should do one thing very well.</w:t>
+      </w:r>
+      <w:r>
+        <w:rPr>
+          <w:rFonts w:ascii="Times New Roman" w:hAnsi="Times New Roman" w:cs="Times New Roman"/>
+          <w:sz w:val="24"/>
+          <w:szCs w:val="24"/>
+        </w:rPr>
+        <w:br/>
+        <w:t>A function should return something.</w:t>
+      </w:r>
+      <w:r>
+        <w:rPr>
+          <w:rFonts w:ascii="Times New Roman" w:hAnsi="Times New Roman" w:cs="Times New Roman"/>
+          <w:sz w:val="24"/>
+          <w:szCs w:val="24"/>
+        </w:rPr>
+        <w:br/>
+      </w:r>
+      <w:r>
+        <w:rPr>
+          <w:rFonts w:ascii="Times New Roman" w:hAnsi="Times New Roman" w:cs="Times New Roman"/>
+          <w:sz w:val="24"/>
+          <w:szCs w:val="24"/>
+        </w:rPr>
+        <w:br/>
+        <w:t>Return keyword exits the function.</w:t>
+      </w:r>
+      <w:r>
+        <w:rPr>
+          <w:rFonts w:ascii="Times New Roman" w:hAnsi="Times New Roman" w:cs="Times New Roman"/>
+          <w:sz w:val="24"/>
+          <w:szCs w:val="24"/>
+        </w:rPr>
+        <w:br/>
+      </w:r>
+      <w:r>
+        <w:rPr>
+          <w:rFonts w:ascii="Times New Roman" w:hAnsi="Times New Roman" w:cs="Times New Roman"/>
+          <w:sz w:val="24"/>
+          <w:szCs w:val="24"/>
+        </w:rPr>
+        <w:br/>
+      </w:r>
+      <w:proofErr w:type="spellStart"/>
+      <w:r>
+        <w:rPr>
+          <w:rFonts w:ascii="Courier New" w:hAnsi="Courier New" w:cs="Courier New"/>
+          <w:sz w:val="24"/>
+          <w:szCs w:val="24"/>
+        </w:rPr>
+        <w:t>def</w:t>
+      </w:r>
+      <w:proofErr w:type="spellEnd"/>
+      <w:r>
+        <w:rPr>
+          <w:rFonts w:ascii="Courier New" w:hAnsi="Courier New" w:cs="Courier New"/>
+          <w:sz w:val="24"/>
+          <w:szCs w:val="24"/>
+        </w:rPr>
+        <w:t xml:space="preserve"> sum1(num1, num2):</w:t>
+      </w:r>
+      <w:r>
+        <w:rPr>
+          <w:rFonts w:ascii="Courier New" w:hAnsi="Courier New" w:cs="Courier New"/>
+          <w:sz w:val="24"/>
+          <w:szCs w:val="24"/>
+        </w:rPr>
+        <w:br/>
+        <w:t xml:space="preserve">    return num1 + num2</w:t>
+      </w:r>
+      <w:r>
+        <w:rPr>
+          <w:rFonts w:ascii="Courier New" w:hAnsi="Courier New" w:cs="Courier New"/>
+          <w:sz w:val="24"/>
+          <w:szCs w:val="24"/>
+        </w:rPr>
+        <w:br/>
+      </w:r>
+      <w:r>
+        <w:rPr>
+          <w:rFonts w:ascii="Courier New" w:hAnsi="Courier New" w:cs="Courier New"/>
+          <w:sz w:val="24"/>
+          <w:szCs w:val="24"/>
+        </w:rPr>
+        <w:br/>
+      </w:r>
+      <w:r>
+        <w:rPr>
+          <w:rFonts w:ascii="Courier New" w:hAnsi="Courier New" w:cs="Courier New"/>
+          <w:sz w:val="24"/>
+          <w:szCs w:val="24"/>
+        </w:rPr>
+        <w:br/>
+        <w:t>total = sum1(10, 5)</w:t>
+      </w:r>
+      <w:r>
+        <w:rPr>
+          <w:rFonts w:ascii="Courier New" w:hAnsi="Courier New" w:cs="Courier New"/>
+          <w:sz w:val="24"/>
+          <w:szCs w:val="24"/>
+        </w:rPr>
+        <w:br/>
+        <w:t>print(sum1(10, total))</w:t>
+      </w:r>
+      <w:r>
+        <w:rPr>
+          <w:rFonts w:ascii="Courier New" w:hAnsi="Courier New" w:cs="Courier New"/>
+          <w:sz w:val="24"/>
+          <w:szCs w:val="24"/>
+        </w:rPr>
+        <w:br/>
+        <w:t>print()</w:t>
+      </w:r>
+      <w:r>
+        <w:rPr>
+          <w:rFonts w:ascii="Courier New" w:hAnsi="Courier New" w:cs="Courier New"/>
+          <w:sz w:val="24"/>
+          <w:szCs w:val="24"/>
+        </w:rPr>
+        <w:br/>
+      </w:r>
+      <w:r>
+        <w:rPr>
+          <w:rFonts w:ascii="Courier New" w:hAnsi="Courier New" w:cs="Courier New"/>
+          <w:sz w:val="24"/>
+          <w:szCs w:val="24"/>
+        </w:rPr>
+        <w:br/>
+      </w:r>
+      <w:r>
+        <w:rPr>
+          <w:rFonts w:ascii="Courier New" w:hAnsi="Courier New" w:cs="Courier New"/>
+          <w:sz w:val="24"/>
+          <w:szCs w:val="24"/>
+        </w:rPr>
+        <w:br/>
+      </w:r>
+      <w:proofErr w:type="spellStart"/>
+      <w:r>
+        <w:rPr>
+          <w:rFonts w:ascii="Courier New" w:hAnsi="Courier New" w:cs="Courier New"/>
+          <w:sz w:val="24"/>
+          <w:szCs w:val="24"/>
+        </w:rPr>
+        <w:t>def</w:t>
+      </w:r>
+      <w:proofErr w:type="spellEnd"/>
+      <w:r>
+        <w:rPr>
+          <w:rFonts w:ascii="Courier New" w:hAnsi="Courier New" w:cs="Courier New"/>
+          <w:sz w:val="24"/>
+          <w:szCs w:val="24"/>
+        </w:rPr>
+        <w:t xml:space="preserve"> sum2(num1, num2):</w:t>
+      </w:r>
+      <w:r>
+        <w:rPr>
+          <w:rFonts w:ascii="Courier New" w:hAnsi="Courier New" w:cs="Courier New"/>
+          <w:sz w:val="24"/>
+          <w:szCs w:val="24"/>
+        </w:rPr>
+        <w:br/>
+        <w:t xml:space="preserve">    </w:t>
+      </w:r>
+      <w:proofErr w:type="spellStart"/>
+      <w:r>
+        <w:rPr>
+          <w:rFonts w:ascii="Courier New" w:hAnsi="Courier New" w:cs="Courier New"/>
+          <w:sz w:val="24"/>
+          <w:szCs w:val="24"/>
+        </w:rPr>
+        <w:t>def</w:t>
+      </w:r>
+      <w:proofErr w:type="spellEnd"/>
+      <w:r>
+        <w:rPr>
+          <w:rFonts w:ascii="Courier New" w:hAnsi="Courier New" w:cs="Courier New"/>
+          <w:sz w:val="24"/>
+          <w:szCs w:val="24"/>
+        </w:rPr>
+        <w:t xml:space="preserve"> </w:t>
+      </w:r>
+      <w:proofErr w:type="spellStart"/>
+      <w:r>
+        <w:rPr>
+          <w:rFonts w:ascii="Courier New" w:hAnsi="Courier New" w:cs="Courier New"/>
+          <w:sz w:val="24"/>
+          <w:szCs w:val="24"/>
+        </w:rPr>
+        <w:t>another_func</w:t>
+      </w:r>
+      <w:proofErr w:type="spellEnd"/>
+      <w:r>
+        <w:rPr>
+          <w:rFonts w:ascii="Courier New" w:hAnsi="Courier New" w:cs="Courier New"/>
+          <w:sz w:val="24"/>
+          <w:szCs w:val="24"/>
+        </w:rPr>
+        <w:t>(n1, n2):</w:t>
+      </w:r>
+      <w:r>
+        <w:rPr>
+          <w:rFonts w:ascii="Courier New" w:hAnsi="Courier New" w:cs="Courier New"/>
+          <w:sz w:val="24"/>
+          <w:szCs w:val="24"/>
+        </w:rPr>
+        <w:br/>
+        <w:t xml:space="preserve">        return n1 + n2</w:t>
+      </w:r>
+      <w:r>
+        <w:rPr>
+          <w:rFonts w:ascii="Courier New" w:hAnsi="Courier New" w:cs="Courier New"/>
+          <w:sz w:val="24"/>
+          <w:szCs w:val="24"/>
+        </w:rPr>
+        <w:br/>
+        <w:t xml:space="preserve">    return </w:t>
+      </w:r>
+      <w:proofErr w:type="spellStart"/>
+      <w:r>
+        <w:rPr>
+          <w:rFonts w:ascii="Courier New" w:hAnsi="Courier New" w:cs="Courier New"/>
+          <w:sz w:val="24"/>
+          <w:szCs w:val="24"/>
+        </w:rPr>
+        <w:t>another_func</w:t>
+      </w:r>
+      <w:proofErr w:type="spellEnd"/>
+      <w:r>
+        <w:rPr>
+          <w:rFonts w:ascii="Courier New" w:hAnsi="Courier New" w:cs="Courier New"/>
+          <w:sz w:val="24"/>
+          <w:szCs w:val="24"/>
+        </w:rPr>
+        <w:t>(num1, num2)</w:t>
+      </w:r>
+      <w:r>
+        <w:rPr>
+          <w:rFonts w:ascii="Courier New" w:hAnsi="Courier New" w:cs="Courier New"/>
+          <w:sz w:val="24"/>
+          <w:szCs w:val="24"/>
+        </w:rPr>
+        <w:br/>
+      </w:r>
+      <w:r>
+        <w:rPr>
+          <w:rFonts w:ascii="Courier New" w:hAnsi="Courier New" w:cs="Courier New"/>
+          <w:sz w:val="24"/>
+          <w:szCs w:val="24"/>
+        </w:rPr>
+        <w:br/>
+      </w:r>
+      <w:r>
+        <w:rPr>
+          <w:rFonts w:ascii="Courier New" w:hAnsi="Courier New" w:cs="Courier New"/>
+          <w:sz w:val="24"/>
+          <w:szCs w:val="24"/>
+        </w:rPr>
+        <w:br/>
+        <w:t>total = sum2(10, 20)</w:t>
+      </w:r>
+      <w:r>
+        <w:rPr>
+          <w:rFonts w:ascii="Courier New" w:hAnsi="Courier New" w:cs="Courier New"/>
+          <w:sz w:val="24"/>
+          <w:szCs w:val="24"/>
+        </w:rPr>
+        <w:br/>
+        <w:t>print(total)</w:t>
+      </w:r>
+      <w:r>
+        <w:rPr>
+          <w:rFonts w:ascii="Courier New" w:hAnsi="Courier New" w:cs="Courier New"/>
+          <w:sz w:val="24"/>
+          <w:szCs w:val="24"/>
+        </w:rPr>
+        <w:br/>
+      </w:r>
+      <w:r>
+        <w:rPr>
+          <w:rFonts w:ascii="Courier New" w:hAnsi="Courier New" w:cs="Courier New"/>
+          <w:sz w:val="24"/>
+          <w:szCs w:val="24"/>
+        </w:rPr>
+        <w:br/>
+      </w:r>
+    </w:p>
+    <w:p>
+      <w:pPr>
+        <w:rPr>
+          <w:rFonts w:ascii="Courier New" w:hAnsi="Courier New" w:cs="Courier New"/>
+          <w:sz w:val="24"/>
+          <w:szCs w:val="24"/>
+        </w:rPr>
+      </w:pPr>
+      <w:r>
+        <w:rPr>
+          <w:rFonts w:ascii="Courier New" w:hAnsi="Courier New" w:cs="Courier New"/>
+          <w:sz w:val="24"/>
+          <w:szCs w:val="24"/>
+        </w:rPr>
+        <w:br w:type="page"/>
+      </w:r>
+    </w:p>
+    <w:p>
+      <w:pPr>
+        <w:pStyle w:val="ListParagraph"/>
+        <w:numPr>
+          <w:ilvl w:val="0"/>
+          <w:numId w:val="7"/>
+        </w:numPr>
+        <w:rPr>
+          <w:rFonts w:ascii="Courier New" w:hAnsi="Courier New" w:cs="Courier New"/>
+          <w:sz w:val="24"/>
+          <w:szCs w:val="24"/>
+        </w:rPr>
+      </w:pPr>
+      <w:r>
+        <w:rPr>
+          <w:rFonts w:ascii="Times New Roman" w:hAnsi="Times New Roman" w:cs="Times New Roman"/>
+          <w:b/>
+          <w:sz w:val="24"/>
+          <w:szCs w:val="24"/>
+        </w:rPr>
+        <w:lastRenderedPageBreak/>
+        <w:t>Exercise Tesla</w:t>
+      </w:r>
+      <w:r>
+        <w:rPr>
+          <w:rFonts w:ascii="Times New Roman" w:hAnsi="Times New Roman" w:cs="Times New Roman"/>
+          <w:b/>
+          <w:sz w:val="24"/>
+          <w:szCs w:val="24"/>
+        </w:rPr>
+        <w:br/>
+      </w:r>
+      <w:r>
+        <w:rPr>
+          <w:rFonts w:ascii="Times New Roman" w:hAnsi="Times New Roman" w:cs="Times New Roman"/>
+          <w:sz w:val="24"/>
+          <w:szCs w:val="24"/>
+        </w:rPr>
+        <w:br/>
+      </w:r>
+      <w:r>
+        <w:rPr>
+          <w:rFonts w:ascii="Courier New" w:hAnsi="Courier New" w:cs="Courier New"/>
+          <w:sz w:val="24"/>
+          <w:szCs w:val="24"/>
+        </w:rPr>
+        <w:t xml:space="preserve"># age = </w:t>
+      </w:r>
+      <w:proofErr w:type="gramStart"/>
+      <w:r>
+        <w:rPr>
+          <w:rFonts w:ascii="Courier New" w:hAnsi="Courier New" w:cs="Courier New"/>
+          <w:sz w:val="24"/>
+          <w:szCs w:val="24"/>
+        </w:rPr>
+        <w:t>input(</w:t>
+      </w:r>
+      <w:proofErr w:type="gramEnd"/>
+      <w:r>
+        <w:rPr>
+          <w:rFonts w:ascii="Courier New" w:hAnsi="Courier New" w:cs="Courier New"/>
+          <w:sz w:val="24"/>
+          <w:szCs w:val="24"/>
+        </w:rPr>
+        <w:t>"What is your age?: ")</w:t>
+      </w:r>
+      <w:r>
+        <w:rPr>
+          <w:rFonts w:ascii="Courier New" w:hAnsi="Courier New" w:cs="Courier New"/>
+          <w:sz w:val="24"/>
+          <w:szCs w:val="24"/>
+        </w:rPr>
+        <w:br/>
+        <w:t xml:space="preserve"># if </w:t>
+      </w:r>
+      <w:proofErr w:type="spellStart"/>
+      <w:r>
+        <w:rPr>
+          <w:rFonts w:ascii="Courier New" w:hAnsi="Courier New" w:cs="Courier New"/>
+          <w:sz w:val="24"/>
+          <w:szCs w:val="24"/>
+        </w:rPr>
+        <w:t>int</w:t>
+      </w:r>
+      <w:proofErr w:type="spellEnd"/>
+      <w:r>
+        <w:rPr>
+          <w:rFonts w:ascii="Courier New" w:hAnsi="Courier New" w:cs="Courier New"/>
+          <w:sz w:val="24"/>
+          <w:szCs w:val="24"/>
+        </w:rPr>
+        <w:t>(age) &lt; 18:</w:t>
+      </w:r>
+      <w:r>
+        <w:rPr>
+          <w:rFonts w:ascii="Courier New" w:hAnsi="Courier New" w:cs="Courier New"/>
+          <w:sz w:val="24"/>
+          <w:szCs w:val="24"/>
+        </w:rPr>
+        <w:br/>
+        <w:t>#     print("Sorry, you are too young to drive this car. Powering off"</w:t>
+      </w:r>
+      <w:proofErr w:type="gramStart"/>
+      <w:r>
+        <w:rPr>
+          <w:rFonts w:ascii="Courier New" w:hAnsi="Courier New" w:cs="Courier New"/>
+          <w:sz w:val="24"/>
+          <w:szCs w:val="24"/>
+        </w:rPr>
+        <w:t>)</w:t>
+      </w:r>
+      <w:proofErr w:type="gramEnd"/>
+      <w:r>
+        <w:rPr>
+          <w:rFonts w:ascii="Courier New" w:hAnsi="Courier New" w:cs="Courier New"/>
+          <w:sz w:val="24"/>
+          <w:szCs w:val="24"/>
+        </w:rPr>
+        <w:br/>
+        <w:t xml:space="preserve"># </w:t>
+      </w:r>
+      <w:proofErr w:type="spellStart"/>
+      <w:r>
+        <w:rPr>
+          <w:rFonts w:ascii="Courier New" w:hAnsi="Courier New" w:cs="Courier New"/>
+          <w:sz w:val="24"/>
+          <w:szCs w:val="24"/>
+        </w:rPr>
+        <w:t>elif</w:t>
+      </w:r>
+      <w:proofErr w:type="spellEnd"/>
+      <w:r>
+        <w:rPr>
+          <w:rFonts w:ascii="Courier New" w:hAnsi="Courier New" w:cs="Courier New"/>
+          <w:sz w:val="24"/>
+          <w:szCs w:val="24"/>
+        </w:rPr>
+        <w:t xml:space="preserve"> </w:t>
+      </w:r>
+      <w:proofErr w:type="spellStart"/>
+      <w:r>
+        <w:rPr>
+          <w:rFonts w:ascii="Courier New" w:hAnsi="Courier New" w:cs="Courier New"/>
+          <w:sz w:val="24"/>
+          <w:szCs w:val="24"/>
+        </w:rPr>
+        <w:t>int</w:t>
+      </w:r>
+      <w:proofErr w:type="spellEnd"/>
+      <w:r>
+        <w:rPr>
+          <w:rFonts w:ascii="Courier New" w:hAnsi="Courier New" w:cs="Courier New"/>
+          <w:sz w:val="24"/>
+          <w:szCs w:val="24"/>
+        </w:rPr>
+        <w:t>(age) &gt; 18:</w:t>
+      </w:r>
+      <w:r>
+        <w:rPr>
+          <w:rFonts w:ascii="Courier New" w:hAnsi="Courier New" w:cs="Courier New"/>
+          <w:sz w:val="24"/>
+          <w:szCs w:val="24"/>
+        </w:rPr>
+        <w:br/>
+        <w:t>#     print("Powering On. Enjoy the ride!")</w:t>
+      </w:r>
+      <w:proofErr w:type="gramStart"/>
+      <w:r>
+        <w:rPr>
+          <w:rFonts w:ascii="Courier New" w:hAnsi="Courier New" w:cs="Courier New"/>
+          <w:sz w:val="24"/>
+          <w:szCs w:val="24"/>
+        </w:rPr>
+        <w:t>;</w:t>
+      </w:r>
+      <w:proofErr w:type="gramEnd"/>
+      <w:r>
+        <w:rPr>
+          <w:rFonts w:ascii="Courier New" w:hAnsi="Courier New" w:cs="Courier New"/>
+          <w:sz w:val="24"/>
+          <w:szCs w:val="24"/>
+        </w:rPr>
+        <w:br/>
+        <w:t xml:space="preserve"># </w:t>
+      </w:r>
+      <w:proofErr w:type="spellStart"/>
+      <w:r>
+        <w:rPr>
+          <w:rFonts w:ascii="Courier New" w:hAnsi="Courier New" w:cs="Courier New"/>
+          <w:sz w:val="24"/>
+          <w:szCs w:val="24"/>
+        </w:rPr>
+        <w:t>elif</w:t>
+      </w:r>
+      <w:proofErr w:type="spellEnd"/>
+      <w:r>
+        <w:rPr>
+          <w:rFonts w:ascii="Courier New" w:hAnsi="Courier New" w:cs="Courier New"/>
+          <w:sz w:val="24"/>
+          <w:szCs w:val="24"/>
+        </w:rPr>
+        <w:t xml:space="preserve"> </w:t>
+      </w:r>
+      <w:proofErr w:type="spellStart"/>
+      <w:r>
+        <w:rPr>
+          <w:rFonts w:ascii="Courier New" w:hAnsi="Courier New" w:cs="Courier New"/>
+          <w:sz w:val="24"/>
+          <w:szCs w:val="24"/>
+        </w:rPr>
+        <w:t>int</w:t>
+      </w:r>
+      <w:proofErr w:type="spellEnd"/>
+      <w:r>
+        <w:rPr>
+          <w:rFonts w:ascii="Courier New" w:hAnsi="Courier New" w:cs="Courier New"/>
+          <w:sz w:val="24"/>
+          <w:szCs w:val="24"/>
+        </w:rPr>
+        <w:t>(age) == 18:</w:t>
+      </w:r>
+      <w:r>
+        <w:rPr>
+          <w:rFonts w:ascii="Courier New" w:hAnsi="Courier New" w:cs="Courier New"/>
+          <w:sz w:val="24"/>
+          <w:szCs w:val="24"/>
+        </w:rPr>
+        <w:br/>
+        <w:t>#     print("Congratulations on your first year of driving. Enjoy the ride!")</w:t>
+      </w:r>
+      <w:r>
+        <w:rPr>
+          <w:rFonts w:ascii="Courier New" w:hAnsi="Courier New" w:cs="Courier New"/>
+          <w:sz w:val="24"/>
+          <w:szCs w:val="24"/>
+        </w:rPr>
+        <w:br/>
+        <w:t>#</w:t>
+      </w:r>
+      <w:r>
+        <w:rPr>
+          <w:rFonts w:ascii="Courier New" w:hAnsi="Courier New" w:cs="Courier New"/>
+          <w:sz w:val="24"/>
+          <w:szCs w:val="24"/>
+        </w:rPr>
+        <w:br/>
+        <w:t xml:space="preserve"># 1. Wrap the above code in a function called </w:t>
+      </w:r>
+      <w:proofErr w:type="spellStart"/>
+      <w:proofErr w:type="gramStart"/>
+      <w:r>
+        <w:rPr>
+          <w:rFonts w:ascii="Courier New" w:hAnsi="Courier New" w:cs="Courier New"/>
+          <w:sz w:val="24"/>
+          <w:szCs w:val="24"/>
+        </w:rPr>
+        <w:t>checkDriverAge</w:t>
+      </w:r>
+      <w:proofErr w:type="spellEnd"/>
+      <w:r>
+        <w:rPr>
+          <w:rFonts w:ascii="Courier New" w:hAnsi="Courier New" w:cs="Courier New"/>
+          <w:sz w:val="24"/>
+          <w:szCs w:val="24"/>
+        </w:rPr>
+        <w:t>(</w:t>
+      </w:r>
+      <w:proofErr w:type="gramEnd"/>
+      <w:r>
+        <w:rPr>
+          <w:rFonts w:ascii="Courier New" w:hAnsi="Courier New" w:cs="Courier New"/>
+          <w:sz w:val="24"/>
+          <w:szCs w:val="24"/>
+        </w:rPr>
+        <w:t>).</w:t>
+      </w:r>
+      <w:r>
+        <w:rPr>
+          <w:rFonts w:ascii="Courier New" w:hAnsi="Courier New" w:cs="Courier New"/>
+          <w:sz w:val="24"/>
+          <w:szCs w:val="24"/>
+        </w:rPr>
+        <w:br/>
+        <w:t xml:space="preserve"># </w:t>
+      </w:r>
+      <w:proofErr w:type="gramStart"/>
+      <w:r>
+        <w:rPr>
+          <w:rFonts w:ascii="Courier New" w:hAnsi="Courier New" w:cs="Courier New"/>
+          <w:sz w:val="24"/>
+          <w:szCs w:val="24"/>
+        </w:rPr>
+        <w:t>Whenever</w:t>
+      </w:r>
+      <w:proofErr w:type="gramEnd"/>
+      <w:r>
+        <w:rPr>
+          <w:rFonts w:ascii="Courier New" w:hAnsi="Courier New" w:cs="Courier New"/>
+          <w:sz w:val="24"/>
+          <w:szCs w:val="24"/>
+        </w:rPr>
+        <w:t xml:space="preserve"> you call this function, you will get prompted for age.</w:t>
+      </w:r>
+      <w:r>
+        <w:rPr>
+          <w:rFonts w:ascii="Courier New" w:hAnsi="Courier New" w:cs="Courier New"/>
+          <w:sz w:val="24"/>
+          <w:szCs w:val="24"/>
+        </w:rPr>
+        <w:br/>
+        <w:t xml:space="preserve"># Notice the benefit in having </w:t>
+      </w:r>
+      <w:proofErr w:type="spellStart"/>
+      <w:proofErr w:type="gramStart"/>
+      <w:r>
+        <w:rPr>
+          <w:rFonts w:ascii="Courier New" w:hAnsi="Courier New" w:cs="Courier New"/>
+          <w:sz w:val="24"/>
+          <w:szCs w:val="24"/>
+        </w:rPr>
+        <w:t>checkDriverAge</w:t>
+      </w:r>
+      <w:proofErr w:type="spellEnd"/>
+      <w:r>
+        <w:rPr>
+          <w:rFonts w:ascii="Courier New" w:hAnsi="Courier New" w:cs="Courier New"/>
+          <w:sz w:val="24"/>
+          <w:szCs w:val="24"/>
+        </w:rPr>
+        <w:t>(</w:t>
+      </w:r>
+      <w:proofErr w:type="gramEnd"/>
+      <w:r>
+        <w:rPr>
+          <w:rFonts w:ascii="Courier New" w:hAnsi="Courier New" w:cs="Courier New"/>
+          <w:sz w:val="24"/>
+          <w:szCs w:val="24"/>
+        </w:rPr>
+        <w:t xml:space="preserve">) instead of copying and pasting the function </w:t>
+      </w:r>
+      <w:proofErr w:type="spellStart"/>
+      <w:r>
+        <w:rPr>
+          <w:rFonts w:ascii="Courier New" w:hAnsi="Courier New" w:cs="Courier New"/>
+          <w:sz w:val="24"/>
+          <w:szCs w:val="24"/>
+        </w:rPr>
+        <w:t>everytime</w:t>
+      </w:r>
+      <w:proofErr w:type="spellEnd"/>
+      <w:r>
+        <w:rPr>
+          <w:rFonts w:ascii="Courier New" w:hAnsi="Courier New" w:cs="Courier New"/>
+          <w:sz w:val="24"/>
+          <w:szCs w:val="24"/>
+        </w:rPr>
+        <w:t>?</w:t>
+      </w:r>
+      <w:r>
+        <w:rPr>
+          <w:rFonts w:ascii="Courier New" w:hAnsi="Courier New" w:cs="Courier New"/>
+          <w:sz w:val="24"/>
+          <w:szCs w:val="24"/>
+        </w:rPr>
+        <w:br/>
+        <w:t xml:space="preserve"># 2. Instead of using the </w:t>
+      </w:r>
+      <w:proofErr w:type="gramStart"/>
+      <w:r>
+        <w:rPr>
+          <w:rFonts w:ascii="Courier New" w:hAnsi="Courier New" w:cs="Courier New"/>
+          <w:sz w:val="24"/>
+          <w:szCs w:val="24"/>
+        </w:rPr>
+        <w:t>input(</w:t>
+      </w:r>
+      <w:proofErr w:type="gramEnd"/>
+      <w:r>
+        <w:rPr>
+          <w:rFonts w:ascii="Courier New" w:hAnsi="Courier New" w:cs="Courier New"/>
+          <w:sz w:val="24"/>
+          <w:szCs w:val="24"/>
+        </w:rPr>
+        <w:t>).</w:t>
+      </w:r>
+      <w:r>
+        <w:rPr>
+          <w:rFonts w:ascii="Courier New" w:hAnsi="Courier New" w:cs="Courier New"/>
+          <w:sz w:val="24"/>
+          <w:szCs w:val="24"/>
+        </w:rPr>
+        <w:br/>
+        <w:t xml:space="preserve"># Now, make the </w:t>
+      </w:r>
+      <w:proofErr w:type="spellStart"/>
+      <w:proofErr w:type="gramStart"/>
+      <w:r>
+        <w:rPr>
+          <w:rFonts w:ascii="Courier New" w:hAnsi="Courier New" w:cs="Courier New"/>
+          <w:sz w:val="24"/>
+          <w:szCs w:val="24"/>
+        </w:rPr>
+        <w:t>checkDriverAge</w:t>
+      </w:r>
+      <w:proofErr w:type="spellEnd"/>
+      <w:r>
+        <w:rPr>
+          <w:rFonts w:ascii="Courier New" w:hAnsi="Courier New" w:cs="Courier New"/>
+          <w:sz w:val="24"/>
+          <w:szCs w:val="24"/>
+        </w:rPr>
+        <w:t>(</w:t>
+      </w:r>
+      <w:proofErr w:type="gramEnd"/>
+      <w:r>
+        <w:rPr>
+          <w:rFonts w:ascii="Courier New" w:hAnsi="Courier New" w:cs="Courier New"/>
+          <w:sz w:val="24"/>
+          <w:szCs w:val="24"/>
+        </w:rPr>
+        <w:t>) function accept an argument of age, so that if you enter:</w:t>
+      </w:r>
+      <w:r>
+        <w:rPr>
+          <w:rFonts w:ascii="Courier New" w:hAnsi="Courier New" w:cs="Courier New"/>
+          <w:sz w:val="24"/>
+          <w:szCs w:val="24"/>
+        </w:rPr>
+        <w:br/>
+        <w:t xml:space="preserve"># </w:t>
+      </w:r>
+      <w:proofErr w:type="spellStart"/>
+      <w:r>
+        <w:rPr>
+          <w:rFonts w:ascii="Courier New" w:hAnsi="Courier New" w:cs="Courier New"/>
+          <w:sz w:val="24"/>
+          <w:szCs w:val="24"/>
+        </w:rPr>
+        <w:t>checkDriverAge</w:t>
+      </w:r>
+      <w:proofErr w:type="spellEnd"/>
+      <w:r>
+        <w:rPr>
+          <w:rFonts w:ascii="Courier New" w:hAnsi="Courier New" w:cs="Courier New"/>
+          <w:sz w:val="24"/>
+          <w:szCs w:val="24"/>
+        </w:rPr>
+        <w:t>(92);</w:t>
+      </w:r>
+      <w:r>
+        <w:rPr>
+          <w:rFonts w:ascii="Courier New" w:hAnsi="Courier New" w:cs="Courier New"/>
+          <w:sz w:val="24"/>
+          <w:szCs w:val="24"/>
+        </w:rPr>
+        <w:br/>
+        <w:t># it returns "Powering On. Enjoy the ride!"</w:t>
+      </w:r>
+      <w:r>
+        <w:rPr>
+          <w:rFonts w:ascii="Courier New" w:hAnsi="Courier New" w:cs="Courier New"/>
+          <w:sz w:val="24"/>
+          <w:szCs w:val="24"/>
+        </w:rPr>
+        <w:br/>
+        <w:t># also make it so that the default age is set to 0 if no argument is given.</w:t>
+      </w:r>
+      <w:r>
+        <w:rPr>
+          <w:rFonts w:ascii="Courier New" w:hAnsi="Courier New" w:cs="Courier New"/>
+          <w:sz w:val="24"/>
+          <w:szCs w:val="24"/>
+        </w:rPr>
+        <w:br/>
+      </w:r>
+      <w:r>
+        <w:rPr>
+          <w:rFonts w:ascii="Courier New" w:hAnsi="Courier New" w:cs="Courier New"/>
+          <w:sz w:val="24"/>
+          <w:szCs w:val="24"/>
+        </w:rPr>
+        <w:br/>
+      </w:r>
+      <w:r>
+        <w:rPr>
+          <w:rFonts w:ascii="Courier New" w:hAnsi="Courier New" w:cs="Courier New"/>
+          <w:sz w:val="24"/>
+          <w:szCs w:val="24"/>
+        </w:rPr>
+        <w:br/>
+      </w:r>
+      <w:proofErr w:type="spellStart"/>
+      <w:proofErr w:type="gramStart"/>
+      <w:r>
+        <w:rPr>
+          <w:rFonts w:ascii="Courier New" w:hAnsi="Courier New" w:cs="Courier New"/>
+          <w:sz w:val="24"/>
+          <w:szCs w:val="24"/>
+        </w:rPr>
+        <w:t>def</w:t>
+      </w:r>
+      <w:proofErr w:type="spellEnd"/>
+      <w:proofErr w:type="gramEnd"/>
+      <w:r>
+        <w:rPr>
+          <w:rFonts w:ascii="Courier New" w:hAnsi="Courier New" w:cs="Courier New"/>
+          <w:sz w:val="24"/>
+          <w:szCs w:val="24"/>
+        </w:rPr>
+        <w:t xml:space="preserve"> </w:t>
+      </w:r>
+      <w:proofErr w:type="spellStart"/>
+      <w:r>
+        <w:rPr>
+          <w:rFonts w:ascii="Courier New" w:hAnsi="Courier New" w:cs="Courier New"/>
+          <w:sz w:val="24"/>
+          <w:szCs w:val="24"/>
+        </w:rPr>
+        <w:t>check_driver_age</w:t>
+      </w:r>
+      <w:proofErr w:type="spellEnd"/>
+      <w:r>
+        <w:rPr>
+          <w:rFonts w:ascii="Courier New" w:hAnsi="Courier New" w:cs="Courier New"/>
+          <w:sz w:val="24"/>
+          <w:szCs w:val="24"/>
+        </w:rPr>
+        <w:t>(age=0):</w:t>
+      </w:r>
+      <w:r>
+        <w:rPr>
+          <w:rFonts w:ascii="Courier New" w:hAnsi="Courier New" w:cs="Courier New"/>
+          <w:sz w:val="24"/>
+          <w:szCs w:val="24"/>
+        </w:rPr>
+        <w:br/>
+        <w:t xml:space="preserve">    if age &lt; 18:</w:t>
+      </w:r>
+      <w:r>
+        <w:rPr>
+          <w:rFonts w:ascii="Courier New" w:hAnsi="Courier New" w:cs="Courier New"/>
+          <w:sz w:val="24"/>
+          <w:szCs w:val="24"/>
+        </w:rPr>
+        <w:br/>
+        <w:t xml:space="preserve">        text = "Sorry, you are too young to drive this car. Powering off!"</w:t>
+      </w:r>
+      <w:r>
+        <w:rPr>
+          <w:rFonts w:ascii="Courier New" w:hAnsi="Courier New" w:cs="Courier New"/>
+          <w:sz w:val="24"/>
+          <w:szCs w:val="24"/>
+        </w:rPr>
+        <w:br/>
+        <w:t xml:space="preserve">    </w:t>
+      </w:r>
+      <w:proofErr w:type="spellStart"/>
+      <w:proofErr w:type="gramStart"/>
+      <w:r>
+        <w:rPr>
+          <w:rFonts w:ascii="Courier New" w:hAnsi="Courier New" w:cs="Courier New"/>
+          <w:sz w:val="24"/>
+          <w:szCs w:val="24"/>
+        </w:rPr>
+        <w:t>elif</w:t>
+      </w:r>
+      <w:proofErr w:type="spellEnd"/>
+      <w:proofErr w:type="gramEnd"/>
+      <w:r>
+        <w:rPr>
+          <w:rFonts w:ascii="Courier New" w:hAnsi="Courier New" w:cs="Courier New"/>
+          <w:sz w:val="24"/>
+          <w:szCs w:val="24"/>
+        </w:rPr>
+        <w:t xml:space="preserve"> age &gt; 18:</w:t>
+      </w:r>
+      <w:r>
+        <w:rPr>
+          <w:rFonts w:ascii="Courier New" w:hAnsi="Courier New" w:cs="Courier New"/>
+          <w:sz w:val="24"/>
+          <w:szCs w:val="24"/>
+        </w:rPr>
+        <w:br/>
+        <w:t xml:space="preserve">        text = "Powering On. Enjoy the ride!"</w:t>
+      </w:r>
+      <w:r>
+        <w:rPr>
+          <w:rFonts w:ascii="Courier New" w:hAnsi="Courier New" w:cs="Courier New"/>
+          <w:sz w:val="24"/>
+          <w:szCs w:val="24"/>
+        </w:rPr>
+        <w:br/>
+        <w:t xml:space="preserve">    </w:t>
+      </w:r>
+      <w:proofErr w:type="gramStart"/>
+      <w:r>
+        <w:rPr>
+          <w:rFonts w:ascii="Courier New" w:hAnsi="Courier New" w:cs="Courier New"/>
+          <w:sz w:val="24"/>
+          <w:szCs w:val="24"/>
+        </w:rPr>
+        <w:t>else</w:t>
+      </w:r>
+      <w:proofErr w:type="gramEnd"/>
+      <w:r>
+        <w:rPr>
+          <w:rFonts w:ascii="Courier New" w:hAnsi="Courier New" w:cs="Courier New"/>
+          <w:sz w:val="24"/>
+          <w:szCs w:val="24"/>
+        </w:rPr>
+        <w:t>:</w:t>
+      </w:r>
+      <w:r>
+        <w:rPr>
+          <w:rFonts w:ascii="Courier New" w:hAnsi="Courier New" w:cs="Courier New"/>
+          <w:sz w:val="24"/>
+          <w:szCs w:val="24"/>
+        </w:rPr>
+        <w:br/>
+        <w:t xml:space="preserve">        text = "Congratulations on your first year of driving. Enjoy the ride!"</w:t>
+      </w:r>
+      <w:r>
+        <w:rPr>
+          <w:rFonts w:ascii="Courier New" w:hAnsi="Courier New" w:cs="Courier New"/>
+          <w:sz w:val="24"/>
+          <w:szCs w:val="24"/>
+        </w:rPr>
+        <w:br/>
+        <w:t xml:space="preserve">    return text</w:t>
+      </w:r>
+      <w:r>
+        <w:rPr>
+          <w:rFonts w:ascii="Courier New" w:hAnsi="Courier New" w:cs="Courier New"/>
+          <w:sz w:val="24"/>
+          <w:szCs w:val="24"/>
+        </w:rPr>
+        <w:br/>
+      </w:r>
+      <w:r>
+        <w:rPr>
+          <w:rFonts w:ascii="Courier New" w:hAnsi="Courier New" w:cs="Courier New"/>
+          <w:sz w:val="24"/>
+          <w:szCs w:val="24"/>
+        </w:rPr>
+        <w:br/>
+      </w:r>
+      <w:r>
+        <w:rPr>
+          <w:rFonts w:ascii="Courier New" w:hAnsi="Courier New" w:cs="Courier New"/>
+          <w:sz w:val="24"/>
+          <w:szCs w:val="24"/>
+        </w:rPr>
+        <w:br/>
+        <w:t xml:space="preserve">driver1 = </w:t>
+      </w:r>
+      <w:proofErr w:type="spellStart"/>
+      <w:r>
+        <w:rPr>
+          <w:rFonts w:ascii="Courier New" w:hAnsi="Courier New" w:cs="Courier New"/>
+          <w:sz w:val="24"/>
+          <w:szCs w:val="24"/>
+        </w:rPr>
+        <w:t>check_driver_age</w:t>
+      </w:r>
+      <w:proofErr w:type="spellEnd"/>
+      <w:r>
+        <w:rPr>
+          <w:rFonts w:ascii="Courier New" w:hAnsi="Courier New" w:cs="Courier New"/>
+          <w:sz w:val="24"/>
+          <w:szCs w:val="24"/>
+        </w:rPr>
+        <w:t>()</w:t>
+      </w:r>
+      <w:r>
+        <w:rPr>
+          <w:rFonts w:ascii="Courier New" w:hAnsi="Courier New" w:cs="Courier New"/>
+          <w:sz w:val="24"/>
+          <w:szCs w:val="24"/>
+        </w:rPr>
+        <w:br/>
+        <w:t xml:space="preserve">driver2 = </w:t>
+      </w:r>
+      <w:proofErr w:type="spellStart"/>
+      <w:r>
+        <w:rPr>
+          <w:rFonts w:ascii="Courier New" w:hAnsi="Courier New" w:cs="Courier New"/>
+          <w:sz w:val="24"/>
+          <w:szCs w:val="24"/>
+        </w:rPr>
+        <w:t>check_driver_age</w:t>
+      </w:r>
+      <w:proofErr w:type="spellEnd"/>
+      <w:r>
+        <w:rPr>
+          <w:rFonts w:ascii="Courier New" w:hAnsi="Courier New" w:cs="Courier New"/>
+          <w:sz w:val="24"/>
+          <w:szCs w:val="24"/>
+        </w:rPr>
+        <w:t>(92)</w:t>
+      </w:r>
+      <w:r>
+        <w:rPr>
+          <w:rFonts w:ascii="Courier New" w:hAnsi="Courier New" w:cs="Courier New"/>
+          <w:sz w:val="24"/>
+          <w:szCs w:val="24"/>
+        </w:rPr>
+        <w:br/>
+        <w:t xml:space="preserve">driver3 = </w:t>
+      </w:r>
+      <w:proofErr w:type="spellStart"/>
+      <w:r>
+        <w:rPr>
+          <w:rFonts w:ascii="Courier New" w:hAnsi="Courier New" w:cs="Courier New"/>
+          <w:sz w:val="24"/>
+          <w:szCs w:val="24"/>
+        </w:rPr>
+        <w:t>check_driver_age</w:t>
+      </w:r>
+      <w:proofErr w:type="spellEnd"/>
+      <w:r>
+        <w:rPr>
+          <w:rFonts w:ascii="Courier New" w:hAnsi="Courier New" w:cs="Courier New"/>
+          <w:sz w:val="24"/>
+          <w:szCs w:val="24"/>
+        </w:rPr>
+        <w:t>(18)</w:t>
+      </w:r>
+      <w:r>
+        <w:rPr>
+          <w:rFonts w:ascii="Courier New" w:hAnsi="Courier New" w:cs="Courier New"/>
+          <w:sz w:val="24"/>
+          <w:szCs w:val="24"/>
+        </w:rPr>
+        <w:br/>
+        <w:t>print(driver1)</w:t>
+      </w:r>
+      <w:r>
+        <w:rPr>
+          <w:rFonts w:ascii="Courier New" w:hAnsi="Courier New" w:cs="Courier New"/>
+          <w:sz w:val="24"/>
+          <w:szCs w:val="24"/>
+        </w:rPr>
+        <w:br/>
+        <w:t>print()</w:t>
+      </w:r>
+      <w:r>
+        <w:rPr>
+          <w:rFonts w:ascii="Courier New" w:hAnsi="Courier New" w:cs="Courier New"/>
+          <w:sz w:val="24"/>
+          <w:szCs w:val="24"/>
+        </w:rPr>
+        <w:br/>
+        <w:t>print(driver2)</w:t>
+      </w:r>
+      <w:r>
+        <w:rPr>
+          <w:rFonts w:ascii="Courier New" w:hAnsi="Courier New" w:cs="Courier New"/>
+          <w:sz w:val="24"/>
+          <w:szCs w:val="24"/>
+        </w:rPr>
+        <w:br/>
+        <w:t>print()</w:t>
+      </w:r>
+      <w:r>
+        <w:rPr>
+          <w:rFonts w:ascii="Courier New" w:hAnsi="Courier New" w:cs="Courier New"/>
+          <w:sz w:val="24"/>
+          <w:szCs w:val="24"/>
+        </w:rPr>
+        <w:br/>
+        <w:t>print(driver3)</w:t>
+      </w:r>
+      <w:r>
+        <w:rPr>
+          <w:rFonts w:ascii="Courier New" w:hAnsi="Courier New" w:cs="Courier New"/>
+          <w:sz w:val="24"/>
+          <w:szCs w:val="24"/>
+        </w:rPr>
+        <w:br w:type="page"/>
+      </w:r>
+    </w:p>
+    <w:p>
+      <w:pPr>
+        <w:pStyle w:val="ListParagraph"/>
+        <w:numPr>
+          <w:ilvl w:val="0"/>
+          <w:numId w:val="7"/>
+        </w:numPr>
+        <w:rPr>
+          <w:rFonts w:ascii="Times New Roman" w:hAnsi="Times New Roman" w:cs="Times New Roman"/>
+          <w:b/>
+          <w:sz w:val="24"/>
+          <w:szCs w:val="24"/>
+          <w:lang w:val="en-US"/>
+        </w:rPr>
+      </w:pPr>
+      <w:r>
+        <w:rPr>
+          <w:rFonts w:ascii="Times New Roman" w:hAnsi="Times New Roman" w:cs="Times New Roman"/>
+          <w:b/>
+          <w:sz w:val="24"/>
+          <w:szCs w:val="24"/>
+        </w:rPr>
+        <w:lastRenderedPageBreak/>
+        <w:t>Methods Vs Functions</w:t>
+      </w:r>
+      <w:r>
+        <w:rPr>
+          <w:rFonts w:ascii="Times New Roman" w:hAnsi="Times New Roman" w:cs="Times New Roman"/>
+          <w:b/>
+          <w:sz w:val="24"/>
+          <w:szCs w:val="24"/>
+        </w:rPr>
+        <w:br/>
+      </w:r>
+      <w:r>
+        <w:rPr>
+          <w:rFonts w:ascii="Times New Roman" w:hAnsi="Times New Roman" w:cs="Times New Roman"/>
+          <w:sz w:val="24"/>
+          <w:szCs w:val="24"/>
+        </w:rPr>
+        <w:br/>
+        <w:t>Methods has to be owned by some object or data type.</w:t>
+      </w:r>
+      <w:r>
+        <w:rPr>
+          <w:rFonts w:ascii="Times New Roman" w:hAnsi="Times New Roman" w:cs="Times New Roman"/>
+          <w:sz w:val="24"/>
+          <w:szCs w:val="24"/>
+        </w:rPr>
+        <w:br/>
+        <w:t>Functions can be called with arguments of required types of parameters.</w:t>
+      </w:r>
+      <w:r>
+        <w:rPr>
+          <w:rFonts w:ascii="Times New Roman" w:hAnsi="Times New Roman" w:cs="Times New Roman"/>
+          <w:sz w:val="24"/>
+          <w:szCs w:val="24"/>
+        </w:rPr>
+        <w:br/>
+      </w:r>
+      <w:r>
+        <w:rPr>
+          <w:rFonts w:ascii="Times New Roman" w:hAnsi="Times New Roman" w:cs="Times New Roman"/>
+          <w:sz w:val="24"/>
+          <w:szCs w:val="24"/>
+        </w:rPr>
+        <w:br/>
+        <w:t>Both methods and functions allow us to take actions on our data types.</w:t>
+      </w:r>
+      <w:r>
+        <w:rPr>
+          <w:rFonts w:ascii="Times New Roman" w:hAnsi="Times New Roman" w:cs="Times New Roman"/>
+          <w:sz w:val="24"/>
+          <w:szCs w:val="24"/>
+        </w:rPr>
+        <w:br/>
+      </w:r>
+      <w:r>
+        <w:rPr>
+          <w:rFonts w:ascii="Times New Roman" w:hAnsi="Times New Roman" w:cs="Times New Roman"/>
+          <w:sz w:val="24"/>
+          <w:szCs w:val="24"/>
+        </w:rPr>
+        <w:br/>
+      </w:r>
+    </w:p>
+    <w:p>
+      <w:pPr>
+        <w:pStyle w:val="ListParagraph"/>
+        <w:numPr>
+          <w:ilvl w:val="0"/>
+          <w:numId w:val="7"/>
+        </w:numPr>
+        <w:rPr>
+          <w:rFonts w:ascii="Times New Roman" w:hAnsi="Times New Roman" w:cs="Times New Roman"/>
+          <w:b/>
+          <w:sz w:val="24"/>
+          <w:szCs w:val="24"/>
+        </w:rPr>
+      </w:pPr>
+      <w:proofErr w:type="spellStart"/>
+      <w:r>
+        <w:rPr>
+          <w:rFonts w:ascii="Times New Roman" w:hAnsi="Times New Roman" w:cs="Times New Roman"/>
+          <w:b/>
+          <w:sz w:val="24"/>
+          <w:szCs w:val="24"/>
+        </w:rPr>
+        <w:t>Docstrings</w:t>
+      </w:r>
+      <w:proofErr w:type="spellEnd"/>
+      <w:r>
+        <w:rPr>
+          <w:rFonts w:ascii="Times New Roman" w:hAnsi="Times New Roman" w:cs="Times New Roman"/>
+          <w:b/>
+          <w:sz w:val="24"/>
+          <w:szCs w:val="24"/>
+        </w:rPr>
+        <w:br/>
+      </w:r>
+      <w:r>
+        <w:rPr>
+          <w:rFonts w:ascii="Times New Roman" w:hAnsi="Times New Roman" w:cs="Times New Roman"/>
+          <w:sz w:val="24"/>
+          <w:szCs w:val="24"/>
+        </w:rPr>
+        <w:br/>
+        <w:t xml:space="preserve">At the beginning of the function, we can add </w:t>
+      </w:r>
+      <w:proofErr w:type="spellStart"/>
+      <w:r>
+        <w:rPr>
+          <w:rFonts w:ascii="Times New Roman" w:hAnsi="Times New Roman" w:cs="Times New Roman"/>
+          <w:sz w:val="24"/>
+          <w:szCs w:val="24"/>
+        </w:rPr>
+        <w:t>docstring</w:t>
+      </w:r>
+      <w:proofErr w:type="spellEnd"/>
+      <w:r>
+        <w:rPr>
+          <w:rFonts w:ascii="Times New Roman" w:hAnsi="Times New Roman" w:cs="Times New Roman"/>
+          <w:sz w:val="24"/>
+          <w:szCs w:val="24"/>
+        </w:rPr>
+        <w:t xml:space="preserve"> to add info to the function.</w:t>
+      </w:r>
+      <w:r>
+        <w:rPr>
+          <w:rFonts w:ascii="Times New Roman" w:hAnsi="Times New Roman" w:cs="Times New Roman"/>
+          <w:sz w:val="24"/>
+          <w:szCs w:val="24"/>
+        </w:rPr>
+        <w:br/>
+      </w:r>
+      <w:proofErr w:type="spellStart"/>
+      <w:r>
+        <w:rPr>
+          <w:rFonts w:ascii="Times New Roman" w:hAnsi="Times New Roman" w:cs="Times New Roman"/>
+          <w:sz w:val="24"/>
+          <w:szCs w:val="24"/>
+        </w:rPr>
+        <w:t>Docstring</w:t>
+      </w:r>
+      <w:proofErr w:type="spellEnd"/>
+      <w:r>
+        <w:rPr>
+          <w:rFonts w:ascii="Times New Roman" w:hAnsi="Times New Roman" w:cs="Times New Roman"/>
+          <w:sz w:val="24"/>
+          <w:szCs w:val="24"/>
+        </w:rPr>
+        <w:t xml:space="preserve"> is added within triple double-quotes.</w:t>
+      </w:r>
+      <w:r>
+        <w:rPr>
+          <w:rFonts w:ascii="Times New Roman" w:hAnsi="Times New Roman" w:cs="Times New Roman"/>
+          <w:sz w:val="24"/>
+          <w:szCs w:val="24"/>
+        </w:rPr>
+        <w:br/>
+      </w:r>
+      <w:r>
+        <w:rPr>
+          <w:rFonts w:ascii="Times New Roman" w:hAnsi="Times New Roman" w:cs="Times New Roman"/>
+          <w:sz w:val="24"/>
+          <w:szCs w:val="24"/>
+        </w:rPr>
+        <w:br/>
+      </w:r>
+      <w:proofErr w:type="spellStart"/>
+      <w:r>
+        <w:rPr>
+          <w:rFonts w:ascii="Courier New" w:hAnsi="Courier New" w:cs="Courier New"/>
+          <w:sz w:val="24"/>
+          <w:szCs w:val="24"/>
+        </w:rPr>
+        <w:t>def</w:t>
+      </w:r>
+      <w:proofErr w:type="spellEnd"/>
+      <w:r>
+        <w:rPr>
+          <w:rFonts w:ascii="Courier New" w:hAnsi="Courier New" w:cs="Courier New"/>
+          <w:sz w:val="24"/>
+          <w:szCs w:val="24"/>
+        </w:rPr>
+        <w:t xml:space="preserve"> test(a):</w:t>
+      </w:r>
+      <w:r>
+        <w:rPr>
+          <w:rFonts w:ascii="Courier New" w:hAnsi="Courier New" w:cs="Courier New"/>
+          <w:sz w:val="24"/>
+          <w:szCs w:val="24"/>
+        </w:rPr>
+        <w:br/>
+        <w:t xml:space="preserve">    </w:t>
+      </w:r>
+      <w:r>
+        <w:rPr>
+          <w:rFonts w:ascii="Courier New" w:hAnsi="Courier New" w:cs="Courier New"/>
+          <w:i/>
+          <w:iCs/>
+          <w:sz w:val="24"/>
+          <w:szCs w:val="24"/>
+        </w:rPr>
+        <w:t>"""</w:t>
+      </w:r>
+      <w:r>
+        <w:rPr>
+          <w:rFonts w:ascii="Courier New" w:hAnsi="Courier New" w:cs="Courier New"/>
+          <w:i/>
+          <w:iCs/>
+          <w:sz w:val="24"/>
+          <w:szCs w:val="24"/>
+        </w:rPr>
+        <w:br/>
+        <w:t xml:space="preserve">    Info : This function tests and prints </w:t>
+      </w:r>
+      <w:proofErr w:type="spellStart"/>
+      <w:r>
+        <w:rPr>
+          <w:rFonts w:ascii="Courier New" w:hAnsi="Courier New" w:cs="Courier New"/>
+          <w:i/>
+          <w:iCs/>
+          <w:sz w:val="24"/>
+          <w:szCs w:val="24"/>
+        </w:rPr>
+        <w:t>param</w:t>
+      </w:r>
+      <w:proofErr w:type="spellEnd"/>
+      <w:r>
+        <w:rPr>
+          <w:rFonts w:ascii="Courier New" w:hAnsi="Courier New" w:cs="Courier New"/>
+          <w:i/>
+          <w:iCs/>
+          <w:sz w:val="24"/>
+          <w:szCs w:val="24"/>
+        </w:rPr>
+        <w:t xml:space="preserve"> a</w:t>
+      </w:r>
+      <w:r>
+        <w:rPr>
+          <w:rFonts w:ascii="Courier New" w:hAnsi="Courier New" w:cs="Courier New"/>
+          <w:i/>
+          <w:iCs/>
+          <w:sz w:val="24"/>
+          <w:szCs w:val="24"/>
+        </w:rPr>
+        <w:br/>
+        <w:t xml:space="preserve">    :</w:t>
+      </w:r>
+      <w:proofErr w:type="spellStart"/>
+      <w:r>
+        <w:rPr>
+          <w:rFonts w:ascii="Courier New" w:hAnsi="Courier New" w:cs="Courier New"/>
+          <w:i/>
+          <w:iCs/>
+          <w:sz w:val="24"/>
+          <w:szCs w:val="24"/>
+        </w:rPr>
+        <w:t>param</w:t>
+      </w:r>
+      <w:proofErr w:type="spellEnd"/>
+      <w:r>
+        <w:rPr>
+          <w:rFonts w:ascii="Courier New" w:hAnsi="Courier New" w:cs="Courier New"/>
+          <w:i/>
+          <w:iCs/>
+          <w:sz w:val="24"/>
+          <w:szCs w:val="24"/>
+        </w:rPr>
+        <w:t xml:space="preserve"> a:</w:t>
+      </w:r>
+      <w:r>
+        <w:rPr>
+          <w:rFonts w:ascii="Courier New" w:hAnsi="Courier New" w:cs="Courier New"/>
+          <w:i/>
+          <w:iCs/>
+          <w:sz w:val="24"/>
+          <w:szCs w:val="24"/>
+        </w:rPr>
+        <w:br/>
+        <w:t xml:space="preserve">    :return:</w:t>
+      </w:r>
+      <w:r>
+        <w:rPr>
+          <w:rFonts w:ascii="Courier New" w:hAnsi="Courier New" w:cs="Courier New"/>
+          <w:i/>
+          <w:iCs/>
+          <w:sz w:val="24"/>
+          <w:szCs w:val="24"/>
+        </w:rPr>
+        <w:br/>
+        <w:t xml:space="preserve">    """</w:t>
+      </w:r>
+      <w:r>
+        <w:rPr>
+          <w:rFonts w:ascii="Courier New" w:hAnsi="Courier New" w:cs="Courier New"/>
+          <w:i/>
+          <w:iCs/>
+          <w:sz w:val="24"/>
+          <w:szCs w:val="24"/>
+        </w:rPr>
+        <w:br/>
+      </w:r>
+      <w:r>
+        <w:rPr>
+          <w:rFonts w:ascii="Courier New" w:hAnsi="Courier New" w:cs="Courier New"/>
+          <w:i/>
+          <w:iCs/>
+          <w:sz w:val="24"/>
+          <w:szCs w:val="24"/>
+        </w:rPr>
+        <w:br/>
+        <w:t xml:space="preserve">    </w:t>
+      </w:r>
+      <w:r>
+        <w:rPr>
+          <w:rFonts w:ascii="Courier New" w:hAnsi="Courier New" w:cs="Courier New"/>
+          <w:sz w:val="24"/>
+          <w:szCs w:val="24"/>
+        </w:rPr>
+        <w:t>print(a)</w:t>
+      </w:r>
+      <w:r>
+        <w:rPr>
+          <w:rFonts w:ascii="Courier New" w:hAnsi="Courier New" w:cs="Courier New"/>
+          <w:sz w:val="24"/>
+          <w:szCs w:val="24"/>
+        </w:rPr>
+        <w:br/>
+      </w:r>
+      <w:r>
+        <w:rPr>
+          <w:rFonts w:ascii="Courier New" w:hAnsi="Courier New" w:cs="Courier New"/>
+          <w:sz w:val="24"/>
+          <w:szCs w:val="24"/>
+        </w:rPr>
+        <w:br/>
+      </w:r>
+      <w:r>
+        <w:rPr>
+          <w:rFonts w:ascii="Courier New" w:hAnsi="Courier New" w:cs="Courier New"/>
+          <w:sz w:val="24"/>
+          <w:szCs w:val="24"/>
+        </w:rPr>
+        <w:br/>
+        <w:t>test('!!!')</w:t>
+      </w:r>
+      <w:r>
+        <w:rPr>
+          <w:rFonts w:ascii="Courier New" w:hAnsi="Courier New" w:cs="Courier New"/>
+          <w:sz w:val="24"/>
+          <w:szCs w:val="24"/>
+        </w:rPr>
+        <w:br/>
+      </w:r>
+      <w:r>
+        <w:rPr>
+          <w:rFonts w:ascii="Courier New" w:hAnsi="Courier New" w:cs="Courier New"/>
+          <w:sz w:val="24"/>
+          <w:szCs w:val="24"/>
+        </w:rPr>
+        <w:br/>
+        <w:t>help(test)</w:t>
+      </w:r>
+      <w:r>
+        <w:rPr>
+          <w:rFonts w:ascii="Courier New" w:hAnsi="Courier New" w:cs="Courier New"/>
+          <w:sz w:val="24"/>
+          <w:szCs w:val="24"/>
+        </w:rPr>
+        <w:br/>
+        <w:t>print()</w:t>
+      </w:r>
+      <w:r>
+        <w:rPr>
+          <w:rFonts w:ascii="Courier New" w:hAnsi="Courier New" w:cs="Courier New"/>
+          <w:sz w:val="24"/>
+          <w:szCs w:val="24"/>
+        </w:rPr>
+        <w:br/>
+        <w:t>print(</w:t>
+      </w:r>
+      <w:proofErr w:type="spellStart"/>
+      <w:r>
+        <w:rPr>
+          <w:rFonts w:ascii="Courier New" w:hAnsi="Courier New" w:cs="Courier New"/>
+          <w:sz w:val="24"/>
+          <w:szCs w:val="24"/>
+        </w:rPr>
+        <w:t>test.__doc</w:t>
+      </w:r>
+      <w:proofErr w:type="spellEnd"/>
+      <w:r>
+        <w:rPr>
+          <w:rFonts w:ascii="Courier New" w:hAnsi="Courier New" w:cs="Courier New"/>
+          <w:sz w:val="24"/>
+          <w:szCs w:val="24"/>
+        </w:rPr>
+        <w:t>__)</w:t>
+      </w:r>
+      <w:r>
+        <w:rPr>
+          <w:rFonts w:ascii="Courier New" w:hAnsi="Courier New" w:cs="Courier New"/>
+          <w:sz w:val="24"/>
+          <w:szCs w:val="24"/>
+        </w:rPr>
+        <w:br/>
+      </w:r>
+      <w:r>
+        <w:rPr>
+          <w:rFonts w:ascii="Courier New" w:hAnsi="Courier New" w:cs="Courier New"/>
+          <w:sz w:val="24"/>
+          <w:szCs w:val="24"/>
+        </w:rPr>
+        <w:br/>
+      </w:r>
+    </w:p>
+    <w:p>
+      <w:pPr>
+        <w:pStyle w:val="ListParagraph"/>
+        <w:numPr>
+          <w:ilvl w:val="0"/>
+          <w:numId w:val="7"/>
+        </w:numPr>
+        <w:rPr>
+          <w:rFonts w:ascii="Times New Roman" w:hAnsi="Times New Roman" w:cs="Times New Roman"/>
+          <w:b/>
+          <w:sz w:val="24"/>
+          <w:szCs w:val="24"/>
+        </w:rPr>
+      </w:pPr>
+      <w:r>
+        <w:rPr>
+          <w:rFonts w:ascii="Times New Roman" w:hAnsi="Times New Roman" w:cs="Times New Roman"/>
+          <w:b/>
+          <w:sz w:val="24"/>
+          <w:szCs w:val="24"/>
+        </w:rPr>
+        <w:t>Clean Code</w:t>
+      </w:r>
+      <w:r>
+        <w:rPr>
+          <w:rFonts w:ascii="Times New Roman" w:hAnsi="Times New Roman" w:cs="Times New Roman"/>
+          <w:b/>
+          <w:sz w:val="24"/>
+          <w:szCs w:val="24"/>
+        </w:rPr>
+        <w:br/>
+      </w:r>
+      <w:r>
+        <w:rPr>
+          <w:rFonts w:ascii="Times New Roman" w:hAnsi="Times New Roman" w:cs="Times New Roman"/>
+          <w:sz w:val="24"/>
+          <w:szCs w:val="24"/>
+        </w:rPr>
+        <w:br/>
+      </w:r>
+      <w:r>
+        <w:rPr>
+          <w:rFonts w:ascii="Courier New" w:hAnsi="Courier New" w:cs="Courier New"/>
+          <w:sz w:val="24"/>
+          <w:szCs w:val="24"/>
+        </w:rPr>
+        <w:t># Write a function to check if number is odd or not.</w:t>
+      </w:r>
+      <w:r>
+        <w:rPr>
+          <w:rFonts w:ascii="Courier New" w:hAnsi="Courier New" w:cs="Courier New"/>
+          <w:sz w:val="24"/>
+          <w:szCs w:val="24"/>
+        </w:rPr>
+        <w:br/>
+      </w:r>
+      <w:r>
+        <w:rPr>
+          <w:rFonts w:ascii="Courier New" w:hAnsi="Courier New" w:cs="Courier New"/>
+          <w:sz w:val="24"/>
+          <w:szCs w:val="24"/>
+        </w:rPr>
+        <w:br/>
+      </w:r>
+      <w:r>
+        <w:rPr>
+          <w:rFonts w:ascii="Courier New" w:hAnsi="Courier New" w:cs="Courier New"/>
+          <w:sz w:val="24"/>
+          <w:szCs w:val="24"/>
+        </w:rPr>
+        <w:br/>
+      </w:r>
+      <w:proofErr w:type="spellStart"/>
+      <w:r>
+        <w:rPr>
+          <w:rFonts w:ascii="Courier New" w:hAnsi="Courier New" w:cs="Courier New"/>
+          <w:sz w:val="24"/>
+          <w:szCs w:val="24"/>
+        </w:rPr>
+        <w:t>def</w:t>
+      </w:r>
+      <w:proofErr w:type="spellEnd"/>
+      <w:r>
+        <w:rPr>
+          <w:rFonts w:ascii="Courier New" w:hAnsi="Courier New" w:cs="Courier New"/>
+          <w:sz w:val="24"/>
+          <w:szCs w:val="24"/>
+        </w:rPr>
+        <w:t xml:space="preserve"> </w:t>
+      </w:r>
+      <w:proofErr w:type="spellStart"/>
+      <w:r>
+        <w:rPr>
+          <w:rFonts w:ascii="Courier New" w:hAnsi="Courier New" w:cs="Courier New"/>
+          <w:sz w:val="24"/>
+          <w:szCs w:val="24"/>
+        </w:rPr>
+        <w:t>is_odd</w:t>
+      </w:r>
+      <w:proofErr w:type="spellEnd"/>
+      <w:r>
+        <w:rPr>
+          <w:rFonts w:ascii="Courier New" w:hAnsi="Courier New" w:cs="Courier New"/>
+          <w:sz w:val="24"/>
+          <w:szCs w:val="24"/>
+        </w:rPr>
+        <w:t>(</w:t>
+      </w:r>
+      <w:proofErr w:type="spellStart"/>
+      <w:r>
+        <w:rPr>
+          <w:rFonts w:ascii="Courier New" w:hAnsi="Courier New" w:cs="Courier New"/>
+          <w:sz w:val="24"/>
+          <w:szCs w:val="24"/>
+        </w:rPr>
+        <w:t>num</w:t>
+      </w:r>
+      <w:proofErr w:type="spellEnd"/>
+      <w:r>
+        <w:rPr>
+          <w:rFonts w:ascii="Courier New" w:hAnsi="Courier New" w:cs="Courier New"/>
+          <w:sz w:val="24"/>
+          <w:szCs w:val="24"/>
+        </w:rPr>
+        <w:t>):</w:t>
+      </w:r>
+      <w:r>
+        <w:rPr>
+          <w:rFonts w:ascii="Courier New" w:hAnsi="Courier New" w:cs="Courier New"/>
+          <w:sz w:val="24"/>
+          <w:szCs w:val="24"/>
+        </w:rPr>
+        <w:br/>
+        <w:t xml:space="preserve">    return </w:t>
+      </w:r>
+      <w:proofErr w:type="spellStart"/>
+      <w:r>
+        <w:rPr>
+          <w:rFonts w:ascii="Courier New" w:hAnsi="Courier New" w:cs="Courier New"/>
+          <w:sz w:val="24"/>
+          <w:szCs w:val="24"/>
+        </w:rPr>
+        <w:t>num</w:t>
+      </w:r>
+      <w:proofErr w:type="spellEnd"/>
+      <w:r>
+        <w:rPr>
+          <w:rFonts w:ascii="Courier New" w:hAnsi="Courier New" w:cs="Courier New"/>
+          <w:sz w:val="24"/>
+          <w:szCs w:val="24"/>
+        </w:rPr>
+        <w:t xml:space="preserve"> % 2 == 1</w:t>
+      </w:r>
+      <w:r>
+        <w:rPr>
+          <w:rFonts w:ascii="Courier New" w:hAnsi="Courier New" w:cs="Courier New"/>
+          <w:sz w:val="24"/>
+          <w:szCs w:val="24"/>
+        </w:rPr>
+        <w:br/>
+      </w:r>
+      <w:r>
+        <w:rPr>
+          <w:rFonts w:ascii="Courier New" w:hAnsi="Courier New" w:cs="Courier New"/>
+          <w:sz w:val="24"/>
+          <w:szCs w:val="24"/>
+        </w:rPr>
+        <w:br/>
+      </w:r>
+      <w:r>
+        <w:rPr>
+          <w:rFonts w:ascii="Courier New" w:hAnsi="Courier New" w:cs="Courier New"/>
+          <w:sz w:val="24"/>
+          <w:szCs w:val="24"/>
+        </w:rPr>
+        <w:br/>
+        <w:t>print(</w:t>
+      </w:r>
+      <w:proofErr w:type="spellStart"/>
+      <w:r>
+        <w:rPr>
+          <w:rFonts w:ascii="Courier New" w:hAnsi="Courier New" w:cs="Courier New"/>
+          <w:sz w:val="24"/>
+          <w:szCs w:val="24"/>
+        </w:rPr>
+        <w:t>is_odd</w:t>
+      </w:r>
+      <w:proofErr w:type="spellEnd"/>
+      <w:r>
+        <w:rPr>
+          <w:rFonts w:ascii="Courier New" w:hAnsi="Courier New" w:cs="Courier New"/>
+          <w:sz w:val="24"/>
+          <w:szCs w:val="24"/>
+        </w:rPr>
+        <w:t>(5))</w:t>
+      </w:r>
+      <w:r>
+        <w:rPr>
+          <w:rFonts w:ascii="Courier New" w:hAnsi="Courier New" w:cs="Courier New"/>
+          <w:sz w:val="24"/>
+          <w:szCs w:val="24"/>
+        </w:rPr>
+        <w:br/>
+        <w:t>print(</w:t>
+      </w:r>
+      <w:proofErr w:type="spellStart"/>
+      <w:r>
+        <w:rPr>
+          <w:rFonts w:ascii="Courier New" w:hAnsi="Courier New" w:cs="Courier New"/>
+          <w:sz w:val="24"/>
+          <w:szCs w:val="24"/>
+        </w:rPr>
+        <w:t>is_odd</w:t>
+      </w:r>
+      <w:proofErr w:type="spellEnd"/>
+      <w:r>
+        <w:rPr>
+          <w:rFonts w:ascii="Courier New" w:hAnsi="Courier New" w:cs="Courier New"/>
+          <w:sz w:val="24"/>
+          <w:szCs w:val="24"/>
+        </w:rPr>
+        <w:t>(10))</w:t>
+      </w:r>
+      <w:r>
+        <w:rPr>
+          <w:rFonts w:ascii="Courier New" w:hAnsi="Courier New" w:cs="Courier New"/>
+          <w:sz w:val="24"/>
+          <w:szCs w:val="24"/>
+        </w:rPr>
+        <w:br/>
+      </w:r>
+      <w:r>
+        <w:rPr>
+          <w:rFonts w:ascii="Courier New" w:hAnsi="Courier New" w:cs="Courier New"/>
+          <w:sz w:val="24"/>
+          <w:szCs w:val="24"/>
+        </w:rPr>
+        <w:br/>
+      </w:r>
+    </w:p>
+    <w:p>
+      <w:pPr>
+        <w:rPr>
+          <w:rFonts w:ascii="Times New Roman" w:hAnsi="Times New Roman" w:cs="Times New Roman"/>
+          <w:b/>
+          <w:sz w:val="24"/>
+          <w:szCs w:val="24"/>
+        </w:rPr>
+      </w:pPr>
+      <w:r>
+        <w:rPr>
+          <w:rFonts w:ascii="Times New Roman" w:hAnsi="Times New Roman" w:cs="Times New Roman"/>
+          <w:b/>
+          <w:sz w:val="24"/>
+          <w:szCs w:val="24"/>
+        </w:rPr>
+        <w:br w:type="page"/>
+      </w:r>
+    </w:p>
+    <w:p>
+      <w:pPr>
+        <w:pStyle w:val="ListParagraph"/>
+        <w:numPr>
+          <w:ilvl w:val="0"/>
+          <w:numId w:val="7"/>
+        </w:numPr>
+        <w:rPr>
+          <w:rFonts w:ascii="Courier New" w:hAnsi="Courier New" w:cs="Courier New"/>
+          <w:sz w:val="24"/>
+          <w:szCs w:val="24"/>
+        </w:rPr>
+      </w:pPr>
+      <w:proofErr w:type="spellStart"/>
+      <w:r>
+        <w:rPr>
+          <w:rFonts w:ascii="Times New Roman" w:hAnsi="Times New Roman" w:cs="Times New Roman"/>
+          <w:b/>
+          <w:sz w:val="24"/>
+          <w:szCs w:val="24"/>
+        </w:rPr>
+        <w:lastRenderedPageBreak/>
+        <w:t>Args</w:t>
+      </w:r>
+      <w:proofErr w:type="spellEnd"/>
+      <w:r>
+        <w:rPr>
+          <w:rFonts w:ascii="Times New Roman" w:hAnsi="Times New Roman" w:cs="Times New Roman"/>
+          <w:b/>
+          <w:sz w:val="24"/>
+          <w:szCs w:val="24"/>
+        </w:rPr>
+        <w:t xml:space="preserve"> and </w:t>
+      </w:r>
+      <w:proofErr w:type="spellStart"/>
+      <w:r>
+        <w:rPr>
+          <w:rFonts w:ascii="Times New Roman" w:hAnsi="Times New Roman" w:cs="Times New Roman"/>
+          <w:b/>
+          <w:sz w:val="24"/>
+          <w:szCs w:val="24"/>
+        </w:rPr>
+        <w:t>Kwargs</w:t>
+      </w:r>
+      <w:proofErr w:type="spellEnd"/>
+      <w:r>
+        <w:rPr>
+          <w:rFonts w:ascii="Times New Roman" w:hAnsi="Times New Roman" w:cs="Times New Roman"/>
+          <w:b/>
+          <w:sz w:val="24"/>
+          <w:szCs w:val="24"/>
+        </w:rPr>
+        <w:br/>
+      </w:r>
+      <w:r>
+        <w:rPr>
+          <w:rFonts w:ascii="Times New Roman" w:hAnsi="Times New Roman" w:cs="Times New Roman"/>
+          <w:sz w:val="24"/>
+          <w:szCs w:val="24"/>
+        </w:rPr>
+        <w:br/>
+        <w:t>With *</w:t>
+      </w:r>
+      <w:proofErr w:type="spellStart"/>
+      <w:r>
+        <w:rPr>
+          <w:rFonts w:ascii="Times New Roman" w:hAnsi="Times New Roman" w:cs="Times New Roman"/>
+          <w:sz w:val="24"/>
+          <w:szCs w:val="24"/>
+        </w:rPr>
+        <w:t>args</w:t>
+      </w:r>
+      <w:proofErr w:type="spellEnd"/>
+      <w:r>
+        <w:rPr>
+          <w:rFonts w:ascii="Times New Roman" w:hAnsi="Times New Roman" w:cs="Times New Roman"/>
+          <w:sz w:val="24"/>
+          <w:szCs w:val="24"/>
+        </w:rPr>
+        <w:t xml:space="preserve"> and **</w:t>
+      </w:r>
+      <w:proofErr w:type="spellStart"/>
+      <w:r>
+        <w:rPr>
+          <w:rFonts w:ascii="Times New Roman" w:hAnsi="Times New Roman" w:cs="Times New Roman"/>
+          <w:sz w:val="24"/>
+          <w:szCs w:val="24"/>
+        </w:rPr>
+        <w:t>kwargs</w:t>
+      </w:r>
+      <w:proofErr w:type="spellEnd"/>
+      <w:r>
+        <w:rPr>
+          <w:rFonts w:ascii="Times New Roman" w:hAnsi="Times New Roman" w:cs="Times New Roman"/>
+          <w:sz w:val="24"/>
+          <w:szCs w:val="24"/>
+        </w:rPr>
+        <w:t>, we can take multiple arguments as parameters in a function.</w:t>
+      </w:r>
+      <w:r>
+        <w:rPr>
+          <w:rFonts w:ascii="Times New Roman" w:hAnsi="Times New Roman" w:cs="Times New Roman"/>
+          <w:sz w:val="24"/>
+          <w:szCs w:val="24"/>
+        </w:rPr>
+        <w:br/>
+        <w:t>Python stores *</w:t>
+      </w:r>
+      <w:proofErr w:type="spellStart"/>
+      <w:r>
+        <w:rPr>
+          <w:rFonts w:ascii="Times New Roman" w:hAnsi="Times New Roman" w:cs="Times New Roman"/>
+          <w:sz w:val="24"/>
+          <w:szCs w:val="24"/>
+        </w:rPr>
+        <w:t>args</w:t>
+      </w:r>
+      <w:proofErr w:type="spellEnd"/>
+      <w:r>
+        <w:rPr>
+          <w:rFonts w:ascii="Times New Roman" w:hAnsi="Times New Roman" w:cs="Times New Roman"/>
+          <w:sz w:val="24"/>
+          <w:szCs w:val="24"/>
+        </w:rPr>
+        <w:t xml:space="preserve"> as a tuple and **</w:t>
+      </w:r>
+      <w:proofErr w:type="spellStart"/>
+      <w:r>
+        <w:rPr>
+          <w:rFonts w:ascii="Times New Roman" w:hAnsi="Times New Roman" w:cs="Times New Roman"/>
+          <w:sz w:val="24"/>
+          <w:szCs w:val="24"/>
+        </w:rPr>
+        <w:t>kwargs</w:t>
+      </w:r>
+      <w:proofErr w:type="spellEnd"/>
+      <w:r>
+        <w:rPr>
+          <w:rFonts w:ascii="Times New Roman" w:hAnsi="Times New Roman" w:cs="Times New Roman"/>
+          <w:sz w:val="24"/>
+          <w:szCs w:val="24"/>
+        </w:rPr>
+        <w:t xml:space="preserve"> as a dictionary in memory.</w:t>
+      </w:r>
+      <w:r>
+        <w:rPr>
+          <w:rFonts w:ascii="Times New Roman" w:hAnsi="Times New Roman" w:cs="Times New Roman"/>
+          <w:sz w:val="24"/>
+          <w:szCs w:val="24"/>
+        </w:rPr>
+        <w:br/>
+      </w:r>
+      <w:r>
+        <w:rPr>
+          <w:rFonts w:ascii="Times New Roman" w:hAnsi="Times New Roman" w:cs="Times New Roman"/>
+          <w:sz w:val="24"/>
+          <w:szCs w:val="24"/>
+        </w:rPr>
+        <w:br/>
+        <w:t xml:space="preserve">Rule for ordering of parameters: </w:t>
+      </w:r>
+      <w:proofErr w:type="spellStart"/>
+      <w:r>
+        <w:rPr>
+          <w:rFonts w:ascii="Times New Roman" w:hAnsi="Times New Roman" w:cs="Times New Roman"/>
+          <w:sz w:val="24"/>
+          <w:szCs w:val="24"/>
+        </w:rPr>
+        <w:t>params</w:t>
+      </w:r>
+      <w:proofErr w:type="spellEnd"/>
+      <w:r>
+        <w:rPr>
+          <w:rFonts w:ascii="Times New Roman" w:hAnsi="Times New Roman" w:cs="Times New Roman"/>
+          <w:sz w:val="24"/>
+          <w:szCs w:val="24"/>
+        </w:rPr>
+        <w:t>, *</w:t>
+      </w:r>
+      <w:proofErr w:type="spellStart"/>
+      <w:r>
+        <w:rPr>
+          <w:rFonts w:ascii="Times New Roman" w:hAnsi="Times New Roman" w:cs="Times New Roman"/>
+          <w:sz w:val="24"/>
+          <w:szCs w:val="24"/>
+        </w:rPr>
+        <w:t>args</w:t>
+      </w:r>
+      <w:proofErr w:type="spellEnd"/>
+      <w:r>
+        <w:rPr>
+          <w:rFonts w:ascii="Times New Roman" w:hAnsi="Times New Roman" w:cs="Times New Roman"/>
+          <w:sz w:val="24"/>
+          <w:szCs w:val="24"/>
+        </w:rPr>
+        <w:t>, default parameters, **</w:t>
+      </w:r>
+      <w:proofErr w:type="spellStart"/>
+      <w:r>
+        <w:rPr>
+          <w:rFonts w:ascii="Times New Roman" w:hAnsi="Times New Roman" w:cs="Times New Roman"/>
+          <w:sz w:val="24"/>
+          <w:szCs w:val="24"/>
+        </w:rPr>
+        <w:t>kwargs</w:t>
+      </w:r>
+      <w:proofErr w:type="spellEnd"/>
+      <w:r>
+        <w:rPr>
+          <w:rFonts w:ascii="Times New Roman" w:hAnsi="Times New Roman" w:cs="Times New Roman"/>
+          <w:sz w:val="24"/>
+          <w:szCs w:val="24"/>
+        </w:rPr>
+        <w:t>.</w:t>
+      </w:r>
+      <w:r>
+        <w:rPr>
+          <w:rFonts w:ascii="Times New Roman" w:hAnsi="Times New Roman" w:cs="Times New Roman"/>
+          <w:sz w:val="24"/>
+          <w:szCs w:val="24"/>
+        </w:rPr>
+        <w:br/>
+      </w:r>
+      <w:r>
+        <w:rPr>
+          <w:rFonts w:ascii="Times New Roman" w:hAnsi="Times New Roman" w:cs="Times New Roman"/>
+          <w:sz w:val="24"/>
+          <w:szCs w:val="24"/>
+        </w:rPr>
+        <w:br/>
+      </w:r>
+      <w:proofErr w:type="spellStart"/>
+      <w:r>
+        <w:rPr>
+          <w:rFonts w:ascii="Courier New" w:hAnsi="Courier New" w:cs="Courier New"/>
+          <w:sz w:val="24"/>
+          <w:szCs w:val="24"/>
+        </w:rPr>
+        <w:t>def</w:t>
+      </w:r>
+      <w:proofErr w:type="spellEnd"/>
+      <w:r>
+        <w:rPr>
+          <w:rFonts w:ascii="Courier New" w:hAnsi="Courier New" w:cs="Courier New"/>
+          <w:sz w:val="24"/>
+          <w:szCs w:val="24"/>
+        </w:rPr>
+        <w:t xml:space="preserve"> </w:t>
+      </w:r>
+      <w:proofErr w:type="spellStart"/>
+      <w:r>
+        <w:rPr>
+          <w:rFonts w:ascii="Courier New" w:hAnsi="Courier New" w:cs="Courier New"/>
+          <w:sz w:val="24"/>
+          <w:szCs w:val="24"/>
+        </w:rPr>
+        <w:t>super_func</w:t>
+      </w:r>
+      <w:proofErr w:type="spellEnd"/>
+      <w:r>
+        <w:rPr>
+          <w:rFonts w:ascii="Courier New" w:hAnsi="Courier New" w:cs="Courier New"/>
+          <w:sz w:val="24"/>
+          <w:szCs w:val="24"/>
+        </w:rPr>
+        <w:t>(name, *</w:t>
+      </w:r>
+      <w:proofErr w:type="spellStart"/>
+      <w:r>
+        <w:rPr>
+          <w:rFonts w:ascii="Courier New" w:hAnsi="Courier New" w:cs="Courier New"/>
+          <w:sz w:val="24"/>
+          <w:szCs w:val="24"/>
+        </w:rPr>
+        <w:t>args</w:t>
+      </w:r>
+      <w:proofErr w:type="spellEnd"/>
+      <w:r>
+        <w:rPr>
+          <w:rFonts w:ascii="Courier New" w:hAnsi="Courier New" w:cs="Courier New"/>
+          <w:sz w:val="24"/>
+          <w:szCs w:val="24"/>
+        </w:rPr>
+        <w:t xml:space="preserve">, </w:t>
+      </w:r>
+      <w:proofErr w:type="spellStart"/>
+      <w:r>
+        <w:rPr>
+          <w:rFonts w:ascii="Courier New" w:hAnsi="Courier New" w:cs="Courier New"/>
+          <w:sz w:val="24"/>
+          <w:szCs w:val="24"/>
+        </w:rPr>
+        <w:t>i</w:t>
+      </w:r>
+      <w:proofErr w:type="spellEnd"/>
+      <w:r>
+        <w:rPr>
+          <w:rFonts w:ascii="Courier New" w:hAnsi="Courier New" w:cs="Courier New"/>
+          <w:sz w:val="24"/>
+          <w:szCs w:val="24"/>
+        </w:rPr>
+        <w:t>='hi', **</w:t>
+      </w:r>
+      <w:proofErr w:type="spellStart"/>
+      <w:r>
+        <w:rPr>
+          <w:rFonts w:ascii="Courier New" w:hAnsi="Courier New" w:cs="Courier New"/>
+          <w:sz w:val="24"/>
+          <w:szCs w:val="24"/>
+        </w:rPr>
+        <w:t>kwargs</w:t>
+      </w:r>
+      <w:proofErr w:type="spellEnd"/>
+      <w:r>
+        <w:rPr>
+          <w:rFonts w:ascii="Courier New" w:hAnsi="Courier New" w:cs="Courier New"/>
+          <w:sz w:val="24"/>
+          <w:szCs w:val="24"/>
+        </w:rPr>
+        <w:t>):</w:t>
+      </w:r>
+      <w:r>
+        <w:rPr>
+          <w:rFonts w:ascii="Courier New" w:hAnsi="Courier New" w:cs="Courier New"/>
+          <w:sz w:val="24"/>
+          <w:szCs w:val="24"/>
+        </w:rPr>
+        <w:br/>
+        <w:t xml:space="preserve">    total = 0</w:t>
+      </w:r>
+      <w:r>
+        <w:rPr>
+          <w:rFonts w:ascii="Courier New" w:hAnsi="Courier New" w:cs="Courier New"/>
+          <w:sz w:val="24"/>
+          <w:szCs w:val="24"/>
+        </w:rPr>
+        <w:br/>
+        <w:t xml:space="preserve">    for item in </w:t>
+      </w:r>
+      <w:proofErr w:type="spellStart"/>
+      <w:r>
+        <w:rPr>
+          <w:rFonts w:ascii="Courier New" w:hAnsi="Courier New" w:cs="Courier New"/>
+          <w:sz w:val="24"/>
+          <w:szCs w:val="24"/>
+        </w:rPr>
+        <w:t>kwargs.values</w:t>
+      </w:r>
+      <w:proofErr w:type="spellEnd"/>
+      <w:r>
+        <w:rPr>
+          <w:rFonts w:ascii="Courier New" w:hAnsi="Courier New" w:cs="Courier New"/>
+          <w:sz w:val="24"/>
+          <w:szCs w:val="24"/>
+        </w:rPr>
+        <w:t>():</w:t>
+      </w:r>
+      <w:r>
+        <w:rPr>
+          <w:rFonts w:ascii="Courier New" w:hAnsi="Courier New" w:cs="Courier New"/>
+          <w:sz w:val="24"/>
+          <w:szCs w:val="24"/>
+        </w:rPr>
+        <w:br/>
+        <w:t xml:space="preserve">        total += item</w:t>
+      </w:r>
+      <w:r>
+        <w:rPr>
+          <w:rFonts w:ascii="Courier New" w:hAnsi="Courier New" w:cs="Courier New"/>
+          <w:sz w:val="24"/>
+          <w:szCs w:val="24"/>
+        </w:rPr>
+        <w:br/>
+        <w:t xml:space="preserve">    print(</w:t>
+      </w:r>
+      <w:proofErr w:type="spellStart"/>
+      <w:r>
+        <w:rPr>
+          <w:rFonts w:ascii="Courier New" w:hAnsi="Courier New" w:cs="Courier New"/>
+          <w:sz w:val="24"/>
+          <w:szCs w:val="24"/>
+        </w:rPr>
+        <w:t>i</w:t>
+      </w:r>
+      <w:proofErr w:type="spellEnd"/>
+      <w:r>
+        <w:rPr>
+          <w:rFonts w:ascii="Courier New" w:hAnsi="Courier New" w:cs="Courier New"/>
+          <w:sz w:val="24"/>
+          <w:szCs w:val="24"/>
+        </w:rPr>
+        <w:t>, name)</w:t>
+      </w:r>
+      <w:r>
+        <w:rPr>
+          <w:rFonts w:ascii="Courier New" w:hAnsi="Courier New" w:cs="Courier New"/>
+          <w:sz w:val="24"/>
+          <w:szCs w:val="24"/>
+        </w:rPr>
+        <w:br/>
+        <w:t xml:space="preserve">    return sum(</w:t>
+      </w:r>
+      <w:proofErr w:type="spellStart"/>
+      <w:r>
+        <w:rPr>
+          <w:rFonts w:ascii="Courier New" w:hAnsi="Courier New" w:cs="Courier New"/>
+          <w:sz w:val="24"/>
+          <w:szCs w:val="24"/>
+        </w:rPr>
+        <w:t>args</w:t>
+      </w:r>
+      <w:proofErr w:type="spellEnd"/>
+      <w:r>
+        <w:rPr>
+          <w:rFonts w:ascii="Courier New" w:hAnsi="Courier New" w:cs="Courier New"/>
+          <w:sz w:val="24"/>
+          <w:szCs w:val="24"/>
+        </w:rPr>
+        <w:t>) + total</w:t>
+      </w:r>
+      <w:r>
+        <w:rPr>
+          <w:rFonts w:ascii="Courier New" w:hAnsi="Courier New" w:cs="Courier New"/>
+          <w:sz w:val="24"/>
+          <w:szCs w:val="24"/>
+        </w:rPr>
+        <w:br/>
+      </w:r>
+      <w:r>
+        <w:rPr>
+          <w:rFonts w:ascii="Courier New" w:hAnsi="Courier New" w:cs="Courier New"/>
+          <w:sz w:val="24"/>
+          <w:szCs w:val="24"/>
+        </w:rPr>
+        <w:br/>
+      </w:r>
+      <w:r>
+        <w:rPr>
+          <w:rFonts w:ascii="Courier New" w:hAnsi="Courier New" w:cs="Courier New"/>
+          <w:sz w:val="24"/>
+          <w:szCs w:val="24"/>
+        </w:rPr>
+        <w:br/>
+        <w:t>print(</w:t>
+      </w:r>
+      <w:proofErr w:type="spellStart"/>
+      <w:r>
+        <w:rPr>
+          <w:rFonts w:ascii="Courier New" w:hAnsi="Courier New" w:cs="Courier New"/>
+          <w:sz w:val="24"/>
+          <w:szCs w:val="24"/>
+        </w:rPr>
+        <w:t>super_func</w:t>
+      </w:r>
+      <w:proofErr w:type="spellEnd"/>
+      <w:r>
+        <w:rPr>
+          <w:rFonts w:ascii="Courier New" w:hAnsi="Courier New" w:cs="Courier New"/>
+          <w:sz w:val="24"/>
+          <w:szCs w:val="24"/>
+        </w:rPr>
+        <w:t>('</w:t>
+      </w:r>
+      <w:proofErr w:type="spellStart"/>
+      <w:r>
+        <w:rPr>
+          <w:rFonts w:ascii="Courier New" w:hAnsi="Courier New" w:cs="Courier New"/>
+          <w:sz w:val="24"/>
+          <w:szCs w:val="24"/>
+        </w:rPr>
+        <w:t>nitesh</w:t>
+      </w:r>
+      <w:proofErr w:type="spellEnd"/>
+      <w:r>
+        <w:rPr>
+          <w:rFonts w:ascii="Courier New" w:hAnsi="Courier New" w:cs="Courier New"/>
+          <w:sz w:val="24"/>
+          <w:szCs w:val="24"/>
+        </w:rPr>
+        <w:t xml:space="preserve">', 1, 2, 3, 4, 5, </w:t>
+      </w:r>
+      <w:proofErr w:type="spellStart"/>
+      <w:r>
+        <w:rPr>
+          <w:rFonts w:ascii="Courier New" w:hAnsi="Courier New" w:cs="Courier New"/>
+          <w:sz w:val="24"/>
+          <w:szCs w:val="24"/>
+        </w:rPr>
+        <w:t>i</w:t>
+      </w:r>
+      <w:proofErr w:type="spellEnd"/>
+      <w:r>
+        <w:rPr>
+          <w:rFonts w:ascii="Courier New" w:hAnsi="Courier New" w:cs="Courier New"/>
+          <w:sz w:val="24"/>
+          <w:szCs w:val="24"/>
+        </w:rPr>
+        <w:t xml:space="preserve"> = 'hello', num1=5, num2=10))</w:t>
+      </w:r>
+      <w:r>
+        <w:rPr>
+          <w:rFonts w:ascii="Courier New" w:hAnsi="Courier New" w:cs="Courier New"/>
+          <w:sz w:val="24"/>
+          <w:szCs w:val="24"/>
+        </w:rPr>
+        <w:br/>
+      </w:r>
+      <w:r>
+        <w:rPr>
+          <w:rFonts w:ascii="Courier New" w:hAnsi="Courier New" w:cs="Courier New"/>
+          <w:sz w:val="24"/>
+          <w:szCs w:val="24"/>
+        </w:rPr>
+        <w:br/>
+      </w:r>
+    </w:p>
+    <w:p>
+      <w:pPr>
+        <w:pStyle w:val="ListParagraph"/>
+        <w:numPr>
+          <w:ilvl w:val="0"/>
+          <w:numId w:val="7"/>
+        </w:numPr>
+        <w:rPr>
+          <w:rFonts w:ascii="Courier New" w:hAnsi="Courier New" w:cs="Courier New"/>
+          <w:sz w:val="24"/>
+          <w:szCs w:val="24"/>
+        </w:rPr>
+      </w:pPr>
+      <w:r>
+        <w:rPr>
+          <w:rFonts w:ascii="Times New Roman" w:hAnsi="Times New Roman" w:cs="Times New Roman"/>
+          <w:b/>
+          <w:sz w:val="24"/>
+          <w:szCs w:val="24"/>
+        </w:rPr>
+        <w:t>Exercise Functions</w:t>
+      </w:r>
+      <w:r>
+        <w:rPr>
+          <w:rFonts w:ascii="Times New Roman" w:hAnsi="Times New Roman" w:cs="Times New Roman"/>
+          <w:b/>
+          <w:sz w:val="24"/>
+          <w:szCs w:val="24"/>
+        </w:rPr>
+        <w:br/>
+      </w:r>
+      <w:r>
+        <w:rPr>
+          <w:rFonts w:ascii="Times New Roman" w:hAnsi="Times New Roman" w:cs="Times New Roman"/>
+          <w:b/>
+          <w:sz w:val="24"/>
+          <w:szCs w:val="24"/>
+        </w:rPr>
+        <w:br/>
+      </w:r>
+      <w:r>
+        <w:rPr>
+          <w:rFonts w:ascii="Courier New" w:hAnsi="Courier New" w:cs="Courier New"/>
+          <w:sz w:val="24"/>
+          <w:szCs w:val="24"/>
+        </w:rPr>
+        <w:t># Highest Even: Write a function to find the highest even number from the list.</w:t>
+      </w:r>
+      <w:r>
+        <w:rPr>
+          <w:rFonts w:ascii="Courier New" w:hAnsi="Courier New" w:cs="Courier New"/>
+          <w:sz w:val="24"/>
+          <w:szCs w:val="24"/>
+        </w:rPr>
+        <w:br/>
+      </w:r>
+      <w:r>
+        <w:rPr>
+          <w:rFonts w:ascii="Courier New" w:hAnsi="Courier New" w:cs="Courier New"/>
+          <w:sz w:val="24"/>
+          <w:szCs w:val="24"/>
+        </w:rPr>
+        <w:br/>
+      </w:r>
+      <w:r>
+        <w:rPr>
+          <w:rFonts w:ascii="Courier New" w:hAnsi="Courier New" w:cs="Courier New"/>
+          <w:sz w:val="24"/>
+          <w:szCs w:val="24"/>
+        </w:rPr>
+        <w:br/>
+      </w:r>
+      <w:proofErr w:type="spellStart"/>
+      <w:r>
+        <w:rPr>
+          <w:rFonts w:ascii="Courier New" w:hAnsi="Courier New" w:cs="Courier New"/>
+          <w:sz w:val="24"/>
+          <w:szCs w:val="24"/>
+        </w:rPr>
+        <w:t>def</w:t>
+      </w:r>
+      <w:proofErr w:type="spellEnd"/>
+      <w:r>
+        <w:rPr>
+          <w:rFonts w:ascii="Courier New" w:hAnsi="Courier New" w:cs="Courier New"/>
+          <w:sz w:val="24"/>
+          <w:szCs w:val="24"/>
+        </w:rPr>
+        <w:t xml:space="preserve"> </w:t>
+      </w:r>
+      <w:proofErr w:type="spellStart"/>
+      <w:r>
+        <w:rPr>
+          <w:rFonts w:ascii="Courier New" w:hAnsi="Courier New" w:cs="Courier New"/>
+          <w:sz w:val="24"/>
+          <w:szCs w:val="24"/>
+        </w:rPr>
+        <w:t>highest_even</w:t>
+      </w:r>
+      <w:proofErr w:type="spellEnd"/>
+      <w:r>
+        <w:rPr>
+          <w:rFonts w:ascii="Courier New" w:hAnsi="Courier New" w:cs="Courier New"/>
+          <w:sz w:val="24"/>
+          <w:szCs w:val="24"/>
+        </w:rPr>
+        <w:t>(*li):</w:t>
+      </w:r>
+      <w:r>
+        <w:rPr>
+          <w:rFonts w:ascii="Courier New" w:hAnsi="Courier New" w:cs="Courier New"/>
+          <w:sz w:val="24"/>
+          <w:szCs w:val="24"/>
+        </w:rPr>
+        <w:br/>
+        <w:t xml:space="preserve">    evens = []</w:t>
+      </w:r>
+      <w:r>
+        <w:rPr>
+          <w:rFonts w:ascii="Courier New" w:hAnsi="Courier New" w:cs="Courier New"/>
+          <w:sz w:val="24"/>
+          <w:szCs w:val="24"/>
+        </w:rPr>
+        <w:br/>
+        <w:t xml:space="preserve">    for item in li:</w:t>
+      </w:r>
+      <w:r>
+        <w:rPr>
+          <w:rFonts w:ascii="Courier New" w:hAnsi="Courier New" w:cs="Courier New"/>
+          <w:sz w:val="24"/>
+          <w:szCs w:val="24"/>
+        </w:rPr>
+        <w:br/>
+        <w:t xml:space="preserve">        if not item % 2 and item not in evens:</w:t>
+      </w:r>
+      <w:r>
+        <w:rPr>
+          <w:rFonts w:ascii="Courier New" w:hAnsi="Courier New" w:cs="Courier New"/>
+          <w:sz w:val="24"/>
+          <w:szCs w:val="24"/>
+        </w:rPr>
+        <w:br/>
+        <w:t xml:space="preserve">            </w:t>
+      </w:r>
+      <w:proofErr w:type="spellStart"/>
+      <w:r>
+        <w:rPr>
+          <w:rFonts w:ascii="Courier New" w:hAnsi="Courier New" w:cs="Courier New"/>
+          <w:sz w:val="24"/>
+          <w:szCs w:val="24"/>
+        </w:rPr>
+        <w:t>evens.append</w:t>
+      </w:r>
+      <w:proofErr w:type="spellEnd"/>
+      <w:r>
+        <w:rPr>
+          <w:rFonts w:ascii="Courier New" w:hAnsi="Courier New" w:cs="Courier New"/>
+          <w:sz w:val="24"/>
+          <w:szCs w:val="24"/>
+        </w:rPr>
+        <w:t>(item)</w:t>
+      </w:r>
+      <w:r>
+        <w:rPr>
+          <w:rFonts w:ascii="Courier New" w:hAnsi="Courier New" w:cs="Courier New"/>
+          <w:sz w:val="24"/>
+          <w:szCs w:val="24"/>
+        </w:rPr>
+        <w:br/>
+        <w:t xml:space="preserve">    return max(evens)</w:t>
+      </w:r>
+      <w:r>
+        <w:rPr>
+          <w:rFonts w:ascii="Courier New" w:hAnsi="Courier New" w:cs="Courier New"/>
+          <w:sz w:val="24"/>
+          <w:szCs w:val="24"/>
+        </w:rPr>
+        <w:br/>
+      </w:r>
+      <w:r>
+        <w:rPr>
+          <w:rFonts w:ascii="Courier New" w:hAnsi="Courier New" w:cs="Courier New"/>
+          <w:sz w:val="24"/>
+          <w:szCs w:val="24"/>
+        </w:rPr>
+        <w:br/>
+      </w:r>
+      <w:r>
+        <w:rPr>
+          <w:rFonts w:ascii="Courier New" w:hAnsi="Courier New" w:cs="Courier New"/>
+          <w:sz w:val="24"/>
+          <w:szCs w:val="24"/>
+        </w:rPr>
+        <w:br/>
+        <w:t>print(</w:t>
+      </w:r>
+      <w:proofErr w:type="spellStart"/>
+      <w:r>
+        <w:rPr>
+          <w:rFonts w:ascii="Courier New" w:hAnsi="Courier New" w:cs="Courier New"/>
+          <w:sz w:val="24"/>
+          <w:szCs w:val="24"/>
+        </w:rPr>
+        <w:t>highest_even</w:t>
+      </w:r>
+      <w:proofErr w:type="spellEnd"/>
+      <w:r>
+        <w:rPr>
+          <w:rFonts w:ascii="Courier New" w:hAnsi="Courier New" w:cs="Courier New"/>
+          <w:sz w:val="24"/>
+          <w:szCs w:val="24"/>
+        </w:rPr>
+        <w:t>(10, 2, 3, 4, 8, 11))</w:t>
+      </w:r>
+      <w:r>
+        <w:rPr>
+          <w:rFonts w:ascii="Courier New" w:hAnsi="Courier New" w:cs="Courier New"/>
+          <w:sz w:val="24"/>
+          <w:szCs w:val="24"/>
+        </w:rPr>
+        <w:br/>
+      </w:r>
+      <w:r>
+        <w:rPr>
+          <w:rFonts w:ascii="Times New Roman" w:hAnsi="Times New Roman" w:cs="Times New Roman"/>
+          <w:sz w:val="24"/>
+          <w:szCs w:val="24"/>
+        </w:rPr>
+        <w:br/>
+      </w:r>
+    </w:p>
+    <w:p>
+      <w:pPr>
+        <w:pStyle w:val="ListParagraph"/>
+        <w:numPr>
+          <w:ilvl w:val="0"/>
+          <w:numId w:val="7"/>
+        </w:numPr>
+        <w:rPr>
+          <w:rFonts w:ascii="Times New Roman" w:hAnsi="Times New Roman" w:cs="Times New Roman"/>
+          <w:sz w:val="24"/>
+          <w:szCs w:val="24"/>
+        </w:rPr>
+      </w:pPr>
+      <w:r>
+        <w:rPr>
+          <w:rFonts w:ascii="Times New Roman" w:hAnsi="Times New Roman" w:cs="Times New Roman"/>
+          <w:b/>
+          <w:sz w:val="24"/>
+          <w:szCs w:val="24"/>
+        </w:rPr>
+        <w:t>Scope</w:t>
+      </w:r>
+      <w:r>
+        <w:rPr>
+          <w:rFonts w:ascii="Times New Roman" w:hAnsi="Times New Roman" w:cs="Times New Roman"/>
+          <w:b/>
+          <w:sz w:val="24"/>
+          <w:szCs w:val="24"/>
+        </w:rPr>
+        <w:br/>
+      </w:r>
+      <w:r>
+        <w:rPr>
+          <w:rFonts w:ascii="Times New Roman" w:hAnsi="Times New Roman" w:cs="Times New Roman"/>
+          <w:sz w:val="24"/>
+          <w:szCs w:val="24"/>
+        </w:rPr>
+        <w:br/>
+        <w:t>Scope means – What variables do I have access to?</w:t>
+      </w:r>
+      <w:r>
+        <w:rPr>
+          <w:rFonts w:ascii="Times New Roman" w:hAnsi="Times New Roman" w:cs="Times New Roman"/>
+          <w:sz w:val="24"/>
+          <w:szCs w:val="24"/>
+        </w:rPr>
+        <w:br/>
+        <w:t>Variables in Python have functional scope.</w:t>
+      </w:r>
+      <w:r>
+        <w:rPr>
+          <w:rFonts w:ascii="Times New Roman" w:hAnsi="Times New Roman" w:cs="Times New Roman"/>
+          <w:sz w:val="24"/>
+          <w:szCs w:val="24"/>
+        </w:rPr>
+        <w:br/>
+        <w:t>If a variable is tried to access outside its scope, then python interpreter will throw a name error.</w:t>
+      </w:r>
+      <w:r>
+        <w:rPr>
+          <w:rFonts w:ascii="Times New Roman" w:hAnsi="Times New Roman" w:cs="Times New Roman"/>
+          <w:sz w:val="24"/>
+          <w:szCs w:val="24"/>
+        </w:rPr>
+        <w:br/>
+      </w:r>
+      <w:r>
+        <w:rPr>
+          <w:rFonts w:ascii="Times New Roman" w:hAnsi="Times New Roman" w:cs="Times New Roman"/>
+          <w:sz w:val="24"/>
+          <w:szCs w:val="24"/>
+        </w:rPr>
+        <w:br/>
+      </w:r>
+    </w:p>
+    <w:p>
+      <w:pPr>
+        <w:rPr>
+          <w:rFonts w:ascii="Times New Roman" w:hAnsi="Times New Roman" w:cs="Times New Roman"/>
+          <w:sz w:val="24"/>
+          <w:szCs w:val="24"/>
+        </w:rPr>
+      </w:pPr>
+      <w:r>
+        <w:rPr>
+          <w:rFonts w:ascii="Times New Roman" w:hAnsi="Times New Roman" w:cs="Times New Roman"/>
+          <w:sz w:val="24"/>
+          <w:szCs w:val="24"/>
+        </w:rPr>
+        <w:br w:type="page"/>
+      </w:r>
+    </w:p>
+    <w:p>
+      <w:pPr>
+        <w:pStyle w:val="ListParagraph"/>
+        <w:numPr>
+          <w:ilvl w:val="0"/>
+          <w:numId w:val="7"/>
+        </w:numPr>
+        <w:rPr>
+          <w:rFonts w:ascii="Courier New" w:hAnsi="Courier New" w:cs="Courier New"/>
+          <w:sz w:val="24"/>
+          <w:szCs w:val="24"/>
+        </w:rPr>
+      </w:pPr>
+      <w:r>
+        <w:rPr>
+          <w:rFonts w:ascii="Times New Roman" w:hAnsi="Times New Roman" w:cs="Times New Roman"/>
+          <w:b/>
+          <w:sz w:val="24"/>
+          <w:szCs w:val="24"/>
+        </w:rPr>
+        <w:lastRenderedPageBreak/>
+        <w:t>Scope Rules</w:t>
+      </w:r>
+      <w:r>
+        <w:rPr>
+          <w:rFonts w:ascii="Times New Roman" w:hAnsi="Times New Roman" w:cs="Times New Roman"/>
+          <w:b/>
+          <w:sz w:val="24"/>
+          <w:szCs w:val="24"/>
+        </w:rPr>
+        <w:br/>
+      </w:r>
+      <w:r>
+        <w:rPr>
+          <w:rFonts w:ascii="Times New Roman" w:hAnsi="Times New Roman" w:cs="Times New Roman"/>
+          <w:sz w:val="24"/>
+          <w:szCs w:val="24"/>
+        </w:rPr>
+        <w:br/>
+        <w:t xml:space="preserve">#1 </w:t>
+      </w:r>
+      <w:r>
+        <w:rPr>
+          <w:rFonts w:ascii="Times New Roman" w:hAnsi="Times New Roman" w:cs="Times New Roman"/>
+          <w:sz w:val="24"/>
+          <w:szCs w:val="24"/>
+        </w:rPr>
+        <w:t>-</w:t>
+      </w:r>
+      <w:r>
+        <w:rPr>
+          <w:rFonts w:ascii="Times New Roman" w:hAnsi="Times New Roman" w:cs="Times New Roman"/>
+          <w:sz w:val="24"/>
+          <w:szCs w:val="24"/>
+        </w:rPr>
+        <w:t xml:space="preserve"> Start</w:t>
+      </w:r>
+      <w:r>
+        <w:rPr>
+          <w:rFonts w:ascii="Times New Roman" w:hAnsi="Times New Roman" w:cs="Times New Roman"/>
+          <w:sz w:val="24"/>
+          <w:szCs w:val="24"/>
+        </w:rPr>
+        <w:t xml:space="preserve"> with local</w:t>
+      </w:r>
+      <w:r>
+        <w:rPr>
+          <w:rFonts w:ascii="Times New Roman" w:hAnsi="Times New Roman" w:cs="Times New Roman"/>
+          <w:sz w:val="24"/>
+          <w:szCs w:val="24"/>
+        </w:rPr>
+        <w:br/>
+        <w:t>#2 - Parent local</w:t>
+      </w:r>
+      <w:r>
+        <w:rPr>
+          <w:rFonts w:ascii="Times New Roman" w:hAnsi="Times New Roman" w:cs="Times New Roman"/>
+          <w:sz w:val="24"/>
+          <w:szCs w:val="24"/>
+        </w:rPr>
+        <w:br/>
+        <w:t xml:space="preserve">#3 </w:t>
+      </w:r>
+      <w:r>
+        <w:rPr>
+          <w:rFonts w:ascii="Times New Roman" w:hAnsi="Times New Roman" w:cs="Times New Roman"/>
+          <w:sz w:val="24"/>
+          <w:szCs w:val="24"/>
+        </w:rPr>
+        <w:t>-</w:t>
+      </w:r>
+      <w:r>
+        <w:rPr>
+          <w:rFonts w:ascii="Times New Roman" w:hAnsi="Times New Roman" w:cs="Times New Roman"/>
+          <w:sz w:val="24"/>
+          <w:szCs w:val="24"/>
+        </w:rPr>
+        <w:t xml:space="preserve"> Global</w:t>
+      </w:r>
+      <w:r>
+        <w:rPr>
+          <w:rFonts w:ascii="Times New Roman" w:hAnsi="Times New Roman" w:cs="Times New Roman"/>
+          <w:sz w:val="24"/>
+          <w:szCs w:val="24"/>
+        </w:rPr>
+        <w:br/>
+        <w:t>#4 - Built in python functions</w:t>
+      </w:r>
+      <w:r>
+        <w:rPr>
+          <w:rFonts w:ascii="Times New Roman" w:hAnsi="Times New Roman" w:cs="Times New Roman"/>
+          <w:sz w:val="24"/>
+          <w:szCs w:val="24"/>
+        </w:rPr>
+        <w:br/>
+      </w:r>
+      <w:r>
+        <w:rPr>
+          <w:rFonts w:ascii="Times New Roman" w:hAnsi="Times New Roman" w:cs="Times New Roman"/>
+          <w:sz w:val="24"/>
+          <w:szCs w:val="24"/>
+        </w:rPr>
+        <w:br/>
+      </w:r>
+      <w:r>
+        <w:rPr>
+          <w:rFonts w:ascii="Courier New" w:hAnsi="Courier New" w:cs="Courier New"/>
+          <w:sz w:val="24"/>
+          <w:szCs w:val="24"/>
+        </w:rPr>
+        <w:t>a = 1</w:t>
+      </w:r>
+      <w:r>
+        <w:rPr>
+          <w:rFonts w:ascii="Courier New" w:hAnsi="Courier New" w:cs="Courier New"/>
+          <w:sz w:val="24"/>
+          <w:szCs w:val="24"/>
+        </w:rPr>
+        <w:br/>
+      </w:r>
+      <w:r>
+        <w:rPr>
+          <w:rFonts w:ascii="Courier New" w:hAnsi="Courier New" w:cs="Courier New"/>
+          <w:sz w:val="24"/>
+          <w:szCs w:val="24"/>
+        </w:rPr>
+        <w:br/>
+      </w:r>
+      <w:r>
+        <w:rPr>
+          <w:rFonts w:ascii="Courier New" w:hAnsi="Courier New" w:cs="Courier New"/>
+          <w:sz w:val="24"/>
+          <w:szCs w:val="24"/>
+        </w:rPr>
+        <w:br/>
+      </w:r>
+      <w:proofErr w:type="spellStart"/>
+      <w:r>
+        <w:rPr>
+          <w:rFonts w:ascii="Courier New" w:hAnsi="Courier New" w:cs="Courier New"/>
+          <w:sz w:val="24"/>
+          <w:szCs w:val="24"/>
+        </w:rPr>
+        <w:t>def</w:t>
+      </w:r>
+      <w:proofErr w:type="spellEnd"/>
+      <w:r>
+        <w:rPr>
+          <w:rFonts w:ascii="Courier New" w:hAnsi="Courier New" w:cs="Courier New"/>
+          <w:sz w:val="24"/>
+          <w:szCs w:val="24"/>
+        </w:rPr>
+        <w:t xml:space="preserve"> parent():</w:t>
+      </w:r>
+      <w:r>
+        <w:rPr>
+          <w:rFonts w:ascii="Courier New" w:hAnsi="Courier New" w:cs="Courier New"/>
+          <w:sz w:val="24"/>
+          <w:szCs w:val="24"/>
+        </w:rPr>
+        <w:br/>
+        <w:t xml:space="preserve">    a = 10</w:t>
+      </w:r>
+      <w:r>
+        <w:rPr>
+          <w:rFonts w:ascii="Courier New" w:hAnsi="Courier New" w:cs="Courier New"/>
+          <w:sz w:val="24"/>
+          <w:szCs w:val="24"/>
+        </w:rPr>
+        <w:br/>
+      </w:r>
+      <w:r>
+        <w:rPr>
+          <w:rFonts w:ascii="Courier New" w:hAnsi="Courier New" w:cs="Courier New"/>
+          <w:sz w:val="24"/>
+          <w:szCs w:val="24"/>
+        </w:rPr>
+        <w:br/>
+        <w:t xml:space="preserve">    </w:t>
+      </w:r>
+      <w:proofErr w:type="spellStart"/>
+      <w:r>
+        <w:rPr>
+          <w:rFonts w:ascii="Courier New" w:hAnsi="Courier New" w:cs="Courier New"/>
+          <w:sz w:val="24"/>
+          <w:szCs w:val="24"/>
+        </w:rPr>
+        <w:t>def</w:t>
+      </w:r>
+      <w:proofErr w:type="spellEnd"/>
+      <w:r>
+        <w:rPr>
+          <w:rFonts w:ascii="Courier New" w:hAnsi="Courier New" w:cs="Courier New"/>
+          <w:sz w:val="24"/>
+          <w:szCs w:val="24"/>
+        </w:rPr>
+        <w:t xml:space="preserve"> confusion():</w:t>
+      </w:r>
+      <w:r>
+        <w:rPr>
+          <w:rFonts w:ascii="Courier New" w:hAnsi="Courier New" w:cs="Courier New"/>
+          <w:sz w:val="24"/>
+          <w:szCs w:val="24"/>
+        </w:rPr>
+        <w:br/>
+        <w:t xml:space="preserve">        a = 5</w:t>
+      </w:r>
+      <w:r>
+        <w:rPr>
+          <w:rFonts w:ascii="Courier New" w:hAnsi="Courier New" w:cs="Courier New"/>
+          <w:sz w:val="24"/>
+          <w:szCs w:val="24"/>
+        </w:rPr>
+        <w:br/>
+        <w:t xml:space="preserve">        return a</w:t>
+      </w:r>
+      <w:r>
+        <w:rPr>
+          <w:rFonts w:ascii="Courier New" w:hAnsi="Courier New" w:cs="Courier New"/>
+          <w:sz w:val="24"/>
+          <w:szCs w:val="24"/>
+        </w:rPr>
+        <w:br/>
+        <w:t xml:space="preserve">    return confusion()</w:t>
+      </w:r>
+      <w:r>
+        <w:rPr>
+          <w:rFonts w:ascii="Courier New" w:hAnsi="Courier New" w:cs="Courier New"/>
+          <w:sz w:val="24"/>
+          <w:szCs w:val="24"/>
+        </w:rPr>
+        <w:br/>
+      </w:r>
+      <w:r>
+        <w:rPr>
+          <w:rFonts w:ascii="Courier New" w:hAnsi="Courier New" w:cs="Courier New"/>
+          <w:sz w:val="24"/>
+          <w:szCs w:val="24"/>
+        </w:rPr>
+        <w:br/>
+      </w:r>
+      <w:r>
+        <w:rPr>
+          <w:rFonts w:ascii="Courier New" w:hAnsi="Courier New" w:cs="Courier New"/>
+          <w:sz w:val="24"/>
+          <w:szCs w:val="24"/>
+        </w:rPr>
+        <w:br/>
+        <w:t>print(a)</w:t>
+      </w:r>
+      <w:r>
+        <w:rPr>
+          <w:rFonts w:ascii="Courier New" w:hAnsi="Courier New" w:cs="Courier New"/>
+          <w:sz w:val="24"/>
+          <w:szCs w:val="24"/>
+        </w:rPr>
+        <w:br/>
+        <w:t>print(parent())</w:t>
+      </w:r>
+      <w:r>
+        <w:rPr>
+          <w:rFonts w:ascii="Courier New" w:hAnsi="Courier New" w:cs="Courier New"/>
+          <w:sz w:val="24"/>
+          <w:szCs w:val="24"/>
+        </w:rPr>
+        <w:br/>
+        <w:t>print(sum)</w:t>
+      </w:r>
+      <w:r>
+        <w:rPr>
+          <w:rFonts w:ascii="Courier New" w:hAnsi="Courier New" w:cs="Courier New"/>
+          <w:sz w:val="24"/>
+          <w:szCs w:val="24"/>
+        </w:rPr>
+        <w:br/>
+      </w:r>
+      <w:r>
+        <w:rPr>
+          <w:rFonts w:ascii="Courier New" w:hAnsi="Courier New" w:cs="Courier New"/>
+          <w:sz w:val="24"/>
+          <w:szCs w:val="24"/>
+        </w:rPr>
+        <w:br/>
+      </w:r>
+    </w:p>
+    <w:p>
+      <w:pPr>
+        <w:pStyle w:val="ListParagraph"/>
+        <w:numPr>
+          <w:ilvl w:val="0"/>
+          <w:numId w:val="7"/>
+        </w:numPr>
+        <w:rPr>
+          <w:rFonts w:ascii="Courier New" w:hAnsi="Courier New" w:cs="Courier New"/>
+          <w:sz w:val="24"/>
+          <w:szCs w:val="24"/>
+        </w:rPr>
+      </w:pPr>
+      <w:r>
+        <w:rPr>
+          <w:rFonts w:ascii="Times New Roman" w:hAnsi="Times New Roman" w:cs="Times New Roman"/>
+          <w:b/>
+          <w:sz w:val="24"/>
+          <w:szCs w:val="24"/>
+        </w:rPr>
+        <w:t>Global Keyword</w:t>
+      </w:r>
+      <w:r>
+        <w:rPr>
+          <w:rFonts w:ascii="Times New Roman" w:hAnsi="Times New Roman" w:cs="Times New Roman"/>
+          <w:b/>
+          <w:sz w:val="24"/>
+          <w:szCs w:val="24"/>
+        </w:rPr>
+        <w:br/>
+      </w:r>
+      <w:r>
+        <w:rPr>
+          <w:rFonts w:ascii="Times New Roman" w:hAnsi="Times New Roman" w:cs="Times New Roman"/>
+          <w:sz w:val="24"/>
+          <w:szCs w:val="24"/>
+        </w:rPr>
+        <w:br/>
+        <w:t>Global keyword is used to access global variables inside a function.</w:t>
+      </w:r>
+      <w:r>
+        <w:rPr>
+          <w:rFonts w:ascii="Times New Roman" w:hAnsi="Times New Roman" w:cs="Times New Roman"/>
+          <w:sz w:val="24"/>
+          <w:szCs w:val="24"/>
+        </w:rPr>
+        <w:br/>
+      </w:r>
+      <w:r>
+        <w:rPr>
+          <w:rFonts w:ascii="Times New Roman" w:hAnsi="Times New Roman" w:cs="Times New Roman"/>
+          <w:sz w:val="24"/>
+          <w:szCs w:val="24"/>
+        </w:rPr>
+        <w:br/>
+      </w:r>
+      <w:r>
+        <w:rPr>
+          <w:rFonts w:ascii="Courier New" w:hAnsi="Courier New" w:cs="Courier New"/>
+          <w:sz w:val="24"/>
+          <w:szCs w:val="24"/>
+        </w:rPr>
+        <w:t>total = 0</w:t>
+      </w:r>
+      <w:r>
+        <w:rPr>
+          <w:rFonts w:ascii="Courier New" w:hAnsi="Courier New" w:cs="Courier New"/>
+          <w:sz w:val="24"/>
+          <w:szCs w:val="24"/>
+        </w:rPr>
+        <w:br/>
+      </w:r>
+      <w:r>
+        <w:rPr>
+          <w:rFonts w:ascii="Courier New" w:hAnsi="Courier New" w:cs="Courier New"/>
+          <w:sz w:val="24"/>
+          <w:szCs w:val="24"/>
+        </w:rPr>
+        <w:br/>
+      </w:r>
+      <w:r>
+        <w:rPr>
+          <w:rFonts w:ascii="Courier New" w:hAnsi="Courier New" w:cs="Courier New"/>
+          <w:sz w:val="24"/>
+          <w:szCs w:val="24"/>
+        </w:rPr>
+        <w:br/>
+      </w:r>
+      <w:proofErr w:type="spellStart"/>
+      <w:r>
+        <w:rPr>
+          <w:rFonts w:ascii="Courier New" w:hAnsi="Courier New" w:cs="Courier New"/>
+          <w:sz w:val="24"/>
+          <w:szCs w:val="24"/>
+        </w:rPr>
+        <w:t>def</w:t>
+      </w:r>
+      <w:proofErr w:type="spellEnd"/>
+      <w:r>
+        <w:rPr>
+          <w:rFonts w:ascii="Courier New" w:hAnsi="Courier New" w:cs="Courier New"/>
+          <w:sz w:val="24"/>
+          <w:szCs w:val="24"/>
+        </w:rPr>
+        <w:t xml:space="preserve"> count():</w:t>
+      </w:r>
+      <w:r>
+        <w:rPr>
+          <w:rFonts w:ascii="Courier New" w:hAnsi="Courier New" w:cs="Courier New"/>
+          <w:sz w:val="24"/>
+          <w:szCs w:val="24"/>
+        </w:rPr>
+        <w:br/>
+        <w:t xml:space="preserve">    global total</w:t>
+      </w:r>
+      <w:r>
+        <w:rPr>
+          <w:rFonts w:ascii="Courier New" w:hAnsi="Courier New" w:cs="Courier New"/>
+          <w:sz w:val="24"/>
+          <w:szCs w:val="24"/>
+        </w:rPr>
+        <w:br/>
+        <w:t xml:space="preserve">    </w:t>
+      </w:r>
+      <w:proofErr w:type="spellStart"/>
+      <w:r>
+        <w:rPr>
+          <w:rFonts w:ascii="Courier New" w:hAnsi="Courier New" w:cs="Courier New"/>
+          <w:sz w:val="24"/>
+          <w:szCs w:val="24"/>
+        </w:rPr>
+        <w:t>total</w:t>
+      </w:r>
+      <w:proofErr w:type="spellEnd"/>
+      <w:r>
+        <w:rPr>
+          <w:rFonts w:ascii="Courier New" w:hAnsi="Courier New" w:cs="Courier New"/>
+          <w:sz w:val="24"/>
+          <w:szCs w:val="24"/>
+        </w:rPr>
+        <w:t xml:space="preserve"> += 1</w:t>
+      </w:r>
+      <w:r>
+        <w:rPr>
+          <w:rFonts w:ascii="Courier New" w:hAnsi="Courier New" w:cs="Courier New"/>
+          <w:sz w:val="24"/>
+          <w:szCs w:val="24"/>
+        </w:rPr>
+        <w:br/>
+        <w:t xml:space="preserve">    return total</w:t>
+      </w:r>
+      <w:r>
+        <w:rPr>
+          <w:rFonts w:ascii="Courier New" w:hAnsi="Courier New" w:cs="Courier New"/>
+          <w:sz w:val="24"/>
+          <w:szCs w:val="24"/>
+        </w:rPr>
+        <w:br/>
+      </w:r>
+      <w:r>
+        <w:rPr>
+          <w:rFonts w:ascii="Courier New" w:hAnsi="Courier New" w:cs="Courier New"/>
+          <w:sz w:val="24"/>
+          <w:szCs w:val="24"/>
+        </w:rPr>
+        <w:br/>
+      </w:r>
+      <w:r>
+        <w:rPr>
+          <w:rFonts w:ascii="Courier New" w:hAnsi="Courier New" w:cs="Courier New"/>
+          <w:sz w:val="24"/>
+          <w:szCs w:val="24"/>
+        </w:rPr>
+        <w:br/>
+        <w:t>count()</w:t>
+      </w:r>
+      <w:r>
+        <w:rPr>
+          <w:rFonts w:ascii="Courier New" w:hAnsi="Courier New" w:cs="Courier New"/>
+          <w:sz w:val="24"/>
+          <w:szCs w:val="24"/>
+        </w:rPr>
+        <w:br/>
+        <w:t>count()</w:t>
+      </w:r>
+      <w:r>
+        <w:rPr>
+          <w:rFonts w:ascii="Courier New" w:hAnsi="Courier New" w:cs="Courier New"/>
+          <w:sz w:val="24"/>
+          <w:szCs w:val="24"/>
+        </w:rPr>
+        <w:br/>
+        <w:t>print(count())</w:t>
+      </w:r>
+      <w:r>
+        <w:rPr>
+          <w:rFonts w:ascii="Courier New" w:hAnsi="Courier New" w:cs="Courier New"/>
+          <w:sz w:val="24"/>
+          <w:szCs w:val="24"/>
+        </w:rPr>
+        <w:br/>
+      </w:r>
+      <w:r>
+        <w:rPr>
+          <w:rFonts w:ascii="Courier New" w:hAnsi="Courier New" w:cs="Courier New"/>
+          <w:sz w:val="24"/>
+          <w:szCs w:val="24"/>
+        </w:rPr>
+        <w:br/>
+      </w:r>
+    </w:p>
+    <w:p>
+      <w:pPr>
+        <w:rPr>
+          <w:rFonts w:ascii="Courier New" w:hAnsi="Courier New" w:cs="Courier New"/>
+          <w:sz w:val="24"/>
+          <w:szCs w:val="24"/>
+        </w:rPr>
+      </w:pPr>
+      <w:r>
+        <w:rPr>
+          <w:rFonts w:ascii="Courier New" w:hAnsi="Courier New" w:cs="Courier New"/>
+          <w:sz w:val="24"/>
+          <w:szCs w:val="24"/>
+        </w:rPr>
+        <w:br w:type="page"/>
+      </w:r>
+    </w:p>
+    <w:p>
+      <w:pPr>
+        <w:pStyle w:val="ListParagraph"/>
+        <w:numPr>
+          <w:ilvl w:val="0"/>
+          <w:numId w:val="7"/>
+        </w:numPr>
+        <w:rPr>
+          <w:rFonts w:ascii="Times New Roman" w:hAnsi="Times New Roman" w:cs="Times New Roman"/>
+          <w:sz w:val="24"/>
+          <w:szCs w:val="24"/>
+        </w:rPr>
+      </w:pPr>
+      <w:r>
+        <w:rPr>
+          <w:rFonts w:ascii="Times New Roman" w:hAnsi="Times New Roman" w:cs="Times New Roman"/>
+          <w:b/>
+          <w:sz w:val="24"/>
+          <w:szCs w:val="24"/>
+        </w:rPr>
+        <w:lastRenderedPageBreak/>
+        <w:t>Nonlocal Keyword</w:t>
+      </w:r>
+      <w:r>
+        <w:rPr>
+          <w:rFonts w:ascii="Times New Roman" w:hAnsi="Times New Roman" w:cs="Times New Roman"/>
+          <w:b/>
+          <w:sz w:val="24"/>
+          <w:szCs w:val="24"/>
+        </w:rPr>
+        <w:br/>
+      </w:r>
+      <w:r>
+        <w:rPr>
+          <w:rFonts w:ascii="Times New Roman" w:hAnsi="Times New Roman" w:cs="Times New Roman"/>
+          <w:sz w:val="24"/>
+          <w:szCs w:val="24"/>
+        </w:rPr>
+        <w:br/>
+        <w:t>Nonlocal keyword</w:t>
+      </w:r>
+      <w:r>
+        <w:rPr>
+          <w:rFonts w:ascii="Times New Roman" w:hAnsi="Times New Roman" w:cs="Times New Roman"/>
+          <w:sz w:val="24"/>
+          <w:szCs w:val="24"/>
+        </w:rPr>
+        <w:t xml:space="preserve"> is used to refer to parent func</w:t>
+      </w:r>
+      <w:r>
+        <w:rPr>
+          <w:rFonts w:ascii="Times New Roman" w:hAnsi="Times New Roman" w:cs="Times New Roman"/>
+          <w:sz w:val="24"/>
+          <w:szCs w:val="24"/>
+        </w:rPr>
+        <w:t>t</w:t>
+      </w:r>
+      <w:r>
+        <w:rPr>
+          <w:rFonts w:ascii="Times New Roman" w:hAnsi="Times New Roman" w:cs="Times New Roman"/>
+          <w:sz w:val="24"/>
+          <w:szCs w:val="24"/>
+        </w:rPr>
+        <w:t xml:space="preserve">ion’s </w:t>
+      </w:r>
+      <w:r>
+        <w:rPr>
+          <w:rFonts w:ascii="Times New Roman" w:hAnsi="Times New Roman" w:cs="Times New Roman"/>
+          <w:sz w:val="24"/>
+          <w:szCs w:val="24"/>
+        </w:rPr>
+        <w:t>variables.</w:t>
+      </w:r>
+      <w:r>
+        <w:rPr>
+          <w:rFonts w:ascii="Times New Roman" w:hAnsi="Times New Roman" w:cs="Times New Roman"/>
+          <w:sz w:val="24"/>
+          <w:szCs w:val="24"/>
+        </w:rPr>
+        <w:br/>
+      </w:r>
+      <w:r>
+        <w:rPr>
+          <w:rFonts w:ascii="Times New Roman" w:hAnsi="Times New Roman" w:cs="Times New Roman"/>
+          <w:sz w:val="24"/>
+          <w:szCs w:val="24"/>
+        </w:rPr>
+        <w:br/>
+      </w:r>
+      <w:proofErr w:type="spellStart"/>
+      <w:r>
+        <w:rPr>
+          <w:rFonts w:ascii="Courier New" w:hAnsi="Courier New" w:cs="Courier New"/>
+          <w:sz w:val="24"/>
+          <w:szCs w:val="24"/>
+        </w:rPr>
+        <w:t>def</w:t>
+      </w:r>
+      <w:proofErr w:type="spellEnd"/>
+      <w:r>
+        <w:rPr>
+          <w:rFonts w:ascii="Courier New" w:hAnsi="Courier New" w:cs="Courier New"/>
+          <w:sz w:val="24"/>
+          <w:szCs w:val="24"/>
+        </w:rPr>
+        <w:t xml:space="preserve"> outer():</w:t>
+      </w:r>
+      <w:r>
+        <w:rPr>
+          <w:rFonts w:ascii="Courier New" w:hAnsi="Courier New" w:cs="Courier New"/>
+          <w:sz w:val="24"/>
+          <w:szCs w:val="24"/>
+        </w:rPr>
+        <w:br/>
+        <w:t xml:space="preserve">    x = 'local'</w:t>
+      </w:r>
+      <w:r>
+        <w:rPr>
+          <w:rFonts w:ascii="Courier New" w:hAnsi="Courier New" w:cs="Courier New"/>
+          <w:sz w:val="24"/>
+          <w:szCs w:val="24"/>
+        </w:rPr>
+        <w:br/>
+      </w:r>
+      <w:r>
+        <w:rPr>
+          <w:rFonts w:ascii="Courier New" w:hAnsi="Courier New" w:cs="Courier New"/>
+          <w:sz w:val="24"/>
+          <w:szCs w:val="24"/>
+        </w:rPr>
+        <w:br/>
+        <w:t xml:space="preserve">    </w:t>
+      </w:r>
+      <w:proofErr w:type="spellStart"/>
+      <w:r>
+        <w:rPr>
+          <w:rFonts w:ascii="Courier New" w:hAnsi="Courier New" w:cs="Courier New"/>
+          <w:sz w:val="24"/>
+          <w:szCs w:val="24"/>
+        </w:rPr>
+        <w:t>def</w:t>
+      </w:r>
+      <w:proofErr w:type="spellEnd"/>
+      <w:r>
+        <w:rPr>
+          <w:rFonts w:ascii="Courier New" w:hAnsi="Courier New" w:cs="Courier New"/>
+          <w:sz w:val="24"/>
+          <w:szCs w:val="24"/>
+        </w:rPr>
+        <w:t xml:space="preserve"> inner():</w:t>
+      </w:r>
+      <w:r>
+        <w:rPr>
+          <w:rFonts w:ascii="Courier New" w:hAnsi="Courier New" w:cs="Courier New"/>
+          <w:sz w:val="24"/>
+          <w:szCs w:val="24"/>
+        </w:rPr>
+        <w:br/>
+        <w:t xml:space="preserve">        nonlocal x</w:t>
+      </w:r>
+      <w:r>
+        <w:rPr>
+          <w:rFonts w:ascii="Courier New" w:hAnsi="Courier New" w:cs="Courier New"/>
+          <w:sz w:val="24"/>
+          <w:szCs w:val="24"/>
+        </w:rPr>
+        <w:br/>
+        <w:t xml:space="preserve">        </w:t>
+      </w:r>
+      <w:proofErr w:type="spellStart"/>
+      <w:r>
+        <w:rPr>
+          <w:rFonts w:ascii="Courier New" w:hAnsi="Courier New" w:cs="Courier New"/>
+          <w:sz w:val="24"/>
+          <w:szCs w:val="24"/>
+        </w:rPr>
+        <w:t>x</w:t>
+      </w:r>
+      <w:proofErr w:type="spellEnd"/>
+      <w:r>
+        <w:rPr>
+          <w:rFonts w:ascii="Courier New" w:hAnsi="Courier New" w:cs="Courier New"/>
+          <w:sz w:val="24"/>
+          <w:szCs w:val="24"/>
+        </w:rPr>
+        <w:t xml:space="preserve"> = 'nonlocal'</w:t>
+      </w:r>
+      <w:r>
+        <w:rPr>
+          <w:rFonts w:ascii="Courier New" w:hAnsi="Courier New" w:cs="Courier New"/>
+          <w:sz w:val="24"/>
+          <w:szCs w:val="24"/>
+        </w:rPr>
+        <w:br/>
+        <w:t xml:space="preserve">        print('inner:', x)</w:t>
+      </w:r>
+      <w:r>
+        <w:rPr>
+          <w:rFonts w:ascii="Courier New" w:hAnsi="Courier New" w:cs="Courier New"/>
+          <w:sz w:val="24"/>
+          <w:szCs w:val="24"/>
+        </w:rPr>
+        <w:br/>
+      </w:r>
+      <w:r>
+        <w:rPr>
+          <w:rFonts w:ascii="Courier New" w:hAnsi="Courier New" w:cs="Courier New"/>
+          <w:sz w:val="24"/>
+          <w:szCs w:val="24"/>
+        </w:rPr>
+        <w:br/>
+        <w:t xml:space="preserve">    inner()</w:t>
+      </w:r>
+      <w:r>
+        <w:rPr>
+          <w:rFonts w:ascii="Courier New" w:hAnsi="Courier New" w:cs="Courier New"/>
+          <w:sz w:val="24"/>
+          <w:szCs w:val="24"/>
+        </w:rPr>
+        <w:br/>
+        <w:t xml:space="preserve">    print('outer:', x)</w:t>
+      </w:r>
+      <w:r>
+        <w:rPr>
+          <w:rFonts w:ascii="Courier New" w:hAnsi="Courier New" w:cs="Courier New"/>
+          <w:sz w:val="24"/>
+          <w:szCs w:val="24"/>
+        </w:rPr>
+        <w:br/>
+      </w:r>
+      <w:r>
+        <w:rPr>
+          <w:rFonts w:ascii="Courier New" w:hAnsi="Courier New" w:cs="Courier New"/>
+          <w:sz w:val="24"/>
+          <w:szCs w:val="24"/>
+        </w:rPr>
+        <w:br/>
+      </w:r>
+      <w:r>
+        <w:rPr>
+          <w:rFonts w:ascii="Courier New" w:hAnsi="Courier New" w:cs="Courier New"/>
+          <w:sz w:val="24"/>
+          <w:szCs w:val="24"/>
+        </w:rPr>
+        <w:br/>
+        <w:t>outer()</w:t>
+      </w:r>
+      <w:r>
+        <w:rPr>
+          <w:rFonts w:ascii="Courier New" w:hAnsi="Courier New" w:cs="Courier New"/>
+          <w:sz w:val="24"/>
+          <w:szCs w:val="24"/>
+        </w:rPr>
+        <w:br/>
+      </w:r>
+      <w:r>
+        <w:rPr>
+          <w:rFonts w:ascii="Courier New" w:hAnsi="Courier New" w:cs="Courier New"/>
+          <w:sz w:val="24"/>
+          <w:szCs w:val="24"/>
+        </w:rPr>
+        <w:br/>
+      </w:r>
+    </w:p>
+    <w:p>
+      <w:pPr>
+        <w:pStyle w:val="ListParagraph"/>
+        <w:numPr>
+          <w:ilvl w:val="0"/>
+          <w:numId w:val="7"/>
+        </w:numPr>
+        <w:rPr>
+          <w:rFonts w:ascii="Times New Roman" w:hAnsi="Times New Roman" w:cs="Times New Roman"/>
+          <w:sz w:val="24"/>
+          <w:szCs w:val="24"/>
+        </w:rPr>
+      </w:pPr>
+      <w:r>
+        <w:rPr>
+          <w:rFonts w:ascii="Times New Roman" w:hAnsi="Times New Roman" w:cs="Times New Roman"/>
+          <w:b/>
+          <w:sz w:val="24"/>
+          <w:szCs w:val="24"/>
+        </w:rPr>
+        <w:t>Why Do We Need Scope</w:t>
+      </w:r>
+      <w:r>
+        <w:rPr>
+          <w:rFonts w:ascii="Times New Roman" w:hAnsi="Times New Roman" w:cs="Times New Roman"/>
+          <w:b/>
+          <w:sz w:val="24"/>
+          <w:szCs w:val="24"/>
+        </w:rPr>
+        <w:br/>
+      </w:r>
+      <w:r>
+        <w:rPr>
+          <w:rFonts w:ascii="Times New Roman" w:hAnsi="Times New Roman" w:cs="Times New Roman"/>
+          <w:sz w:val="24"/>
+          <w:szCs w:val="24"/>
+        </w:rPr>
+        <w:br/>
+        <w:t>Scopes are used because our system don’t have infinite memory.</w:t>
+      </w:r>
+      <w:r>
+        <w:rPr>
+          <w:rFonts w:ascii="Times New Roman" w:hAnsi="Times New Roman" w:cs="Times New Roman"/>
+          <w:sz w:val="24"/>
+          <w:szCs w:val="24"/>
+        </w:rPr>
+        <w:br/>
+        <w:t>After a function has finished executing, python interpreter runs garbage collector and removes all the variables and actions inside it.</w:t>
+      </w:r>
+      <w:r>
+        <w:rPr>
+          <w:rFonts w:ascii="Times New Roman" w:hAnsi="Times New Roman" w:cs="Times New Roman"/>
+          <w:sz w:val="24"/>
+          <w:szCs w:val="24"/>
+        </w:rPr>
+        <w:br/>
+      </w:r>
+      <w:r>
+        <w:rPr>
+          <w:rFonts w:ascii="Times New Roman" w:hAnsi="Times New Roman" w:cs="Times New Roman"/>
+          <w:sz w:val="24"/>
+          <w:szCs w:val="24"/>
+        </w:rPr>
+        <w:br/>
+      </w:r>
+    </w:p>
+    <w:p>
+      <w:pPr>
+        <w:pStyle w:val="ListParagraph"/>
+        <w:numPr>
+          <w:ilvl w:val="0"/>
+          <w:numId w:val="7"/>
+        </w:numPr>
+        <w:spacing w:line="360" w:lineRule="auto"/>
+        <w:rPr>
+          <w:rFonts w:ascii="Times New Roman" w:hAnsi="Times New Roman" w:cs="Times New Roman"/>
+          <w:b/>
+          <w:sz w:val="24"/>
+          <w:szCs w:val="24"/>
+        </w:rPr>
+      </w:pPr>
+      <w:r>
+        <w:rPr>
+          <w:rFonts w:ascii="Times New Roman" w:hAnsi="Times New Roman" w:cs="Times New Roman"/>
+          <w:b/>
+          <w:sz w:val="24"/>
+          <w:szCs w:val="24"/>
+        </w:rPr>
+        <w:t>Python Exam Testing Your Understanding</w:t>
+      </w:r>
+      <w:r>
+        <w:rPr>
+          <w:rFonts w:ascii="Times New Roman" w:hAnsi="Times New Roman" w:cs="Times New Roman"/>
+          <w:b/>
+          <w:sz w:val="24"/>
+          <w:szCs w:val="24"/>
+        </w:rPr>
+        <w:br/>
+      </w:r>
+      <w:r>
+        <w:rPr>
+          <w:rFonts w:ascii="Times New Roman" w:hAnsi="Times New Roman" w:cs="Times New Roman"/>
+          <w:b/>
+          <w:sz w:val="24"/>
+          <w:szCs w:val="24"/>
+        </w:rPr>
+        <w:br/>
+      </w:r>
+      <w:hyperlink r:id="rId41" w:history="1">
+        <w:r>
+          <w:rPr>
+            <w:rStyle w:val="Hyperlink"/>
+            <w:rFonts w:ascii="Times New Roman" w:hAnsi="Times New Roman" w:cs="Times New Roman"/>
+            <w:i/>
+          </w:rPr>
+          <w:t>W3Schools Python Quiz</w:t>
+        </w:r>
+      </w:hyperlink>
+      <w:r>
+        <w:br/>
+      </w:r>
+      <w:hyperlink r:id="rId42" w:history="1">
+        <w:r>
+          <w:rPr>
+            <w:rStyle w:val="Hyperlink"/>
+            <w:rFonts w:ascii="Times New Roman" w:hAnsi="Times New Roman" w:cs="Times New Roman"/>
+            <w:i/>
+          </w:rPr>
+          <w:t>Exercise v3.0 (w3schools.com)</w:t>
+        </w:r>
+      </w:hyperlink>
+      <w:r>
+        <w:rPr>
+          <w:rFonts w:ascii="Times New Roman" w:hAnsi="Times New Roman" w:cs="Times New Roman"/>
+          <w:i/>
+          <w:u w:val="single"/>
+        </w:rPr>
+        <w:br/>
+      </w:r>
+    </w:p>
+    <w:p>
+      <w:pPr>
+        <w:pStyle w:val="ListParagraph"/>
+        <w:numPr>
+          <w:ilvl w:val="0"/>
+          <w:numId w:val="7"/>
+        </w:numPr>
+        <w:rPr>
+          <w:rFonts w:ascii="Times New Roman" w:hAnsi="Times New Roman" w:cs="Times New Roman"/>
+          <w:b/>
+          <w:sz w:val="24"/>
+          <w:szCs w:val="24"/>
         </w:rPr>
       </w:pPr>
       <w:r>
@@ -20268,7 +26025,7 @@
           <w:sz w:val="24"/>
         </w:rPr>
       </w:pPr>
-      <w:hyperlink r:id="rId41" w:history="1">
+      <w:hyperlink r:id="rId43" w:history="1">
         <w:r>
           <w:rPr>
             <w:rStyle w:val="Hyperlink"/>
@@ -20345,7 +26102,7 @@
         </w:rPr>
         <w:br/>
       </w:r>
-      <w:hyperlink r:id="rId42" w:history="1">
+      <w:hyperlink r:id="rId44" w:history="1">
         <w:r>
           <w:rPr>
             <w:rStyle w:val="Hyperlink"/>
@@ -20364,7 +26121,7 @@
         </w:rPr>
         <w:br/>
       </w:r>
-      <w:hyperlink r:id="rId43" w:history="1">
+      <w:hyperlink r:id="rId45" w:history="1">
         <w:r>
           <w:rPr>
             <w:rStyle w:val="Hyperlink"/>
@@ -20431,7 +26188,7 @@
           <w:i/>
         </w:rPr>
       </w:pPr>
-      <w:hyperlink r:id="rId44" w:history="1">
+      <w:hyperlink r:id="rId46" w:history="1">
         <w:r>
           <w:rPr>
             <w:rStyle w:val="Hyperlink"/>
@@ -20510,7 +26267,7 @@
           <w:i/>
         </w:rPr>
       </w:pPr>
-      <w:hyperlink r:id="rId45" w:history="1">
+      <w:hyperlink r:id="rId47" w:history="1">
         <w:r>
           <w:rPr>
             <w:rStyle w:val="Hyperlink"/>
@@ -20734,7 +26491,7 @@
           <w:i/>
         </w:rPr>
       </w:pPr>
-      <w:hyperlink r:id="rId46" w:history="1">
+      <w:hyperlink r:id="rId48" w:history="1">
         <w:r>
           <w:rPr>
             <w:rStyle w:val="Hyperlink"/>
@@ -20811,7 +26568,7 @@
           <w:i/>
         </w:rPr>
       </w:pPr>
-      <w:hyperlink r:id="rId47" w:history="1">
+      <w:hyperlink r:id="rId49" w:history="1">
         <w:r>
           <w:rPr>
             <w:rStyle w:val="Hyperlink"/>
@@ -21839,7 +27596,7 @@
         </w:rPr>
         <w:br/>
       </w:r>
-      <w:hyperlink r:id="rId48" w:history="1">
+      <w:hyperlink r:id="rId50" w:history="1">
         <w:r>
           <w:rPr>
             <w:rStyle w:val="Hyperlink"/>
@@ -21917,7 +27674,7 @@
         </w:rPr>
         <w:br/>
       </w:r>
-      <w:hyperlink r:id="rId49" w:anchor="section=windows" w:history="1">
+      <w:hyperlink r:id="rId51" w:anchor="section=windows" w:history="1">
         <w:r>
           <w:rPr>
             <w:rStyle w:val="Hyperlink"/>
@@ -22181,7 +27938,7 @@
         </w:rPr>
         <w:br/>
       </w:r>
-      <w:hyperlink r:id="rId50" w:history="1">
+      <w:hyperlink r:id="rId52" w:history="1">
         <w:r>
           <w:rPr>
             <w:rStyle w:val="Hyperlink"/>
@@ -22289,6 +28046,97 @@
     </w:p>
     <w:p>
       <w:pPr>
+        <w:jc w:val="center"/>
+        <w:rPr>
+          <w:rFonts w:ascii="Times New Roman" w:hAnsi="Times New Roman" w:cs="Times New Roman"/>
+          <w:b/>
+          <w:sz w:val="24"/>
+          <w:szCs w:val="24"/>
+          <w:lang w:val="en-US"/>
+        </w:rPr>
+      </w:pPr>
+      <w:r>
+        <w:rPr>
+          <w:rFonts w:ascii="Times New Roman" w:hAnsi="Times New Roman" w:cs="Times New Roman"/>
+          <w:b/>
+          <w:sz w:val="28"/>
+          <w:szCs w:val="24"/>
+          <w:lang w:val="en-US"/>
+        </w:rPr>
+        <w:lastRenderedPageBreak/>
+        <w:t>Advanced Python Object Oriented Programming</w:t>
+      </w:r>
+      <w:r>
+        <w:rPr>
+          <w:rFonts w:ascii="Times New Roman" w:hAnsi="Times New Roman" w:cs="Times New Roman"/>
+          <w:b/>
+          <w:sz w:val="28"/>
+          <w:szCs w:val="24"/>
+          <w:lang w:val="en-US"/>
+        </w:rPr>
+        <w:br/>
+      </w:r>
+      <w:r>
+        <w:rPr>
+          <w:rFonts w:ascii="Times New Roman" w:hAnsi="Times New Roman" w:cs="Times New Roman"/>
+          <w:b/>
+          <w:sz w:val="28"/>
+          <w:szCs w:val="24"/>
+          <w:lang w:val="en-US"/>
+        </w:rPr>
+        <w:br/>
+      </w:r>
+    </w:p>
+    <w:p>
+      <w:pPr>
+        <w:pStyle w:val="ListParagraph"/>
+        <w:numPr>
+          <w:ilvl w:val="0"/>
+          <w:numId w:val="8"/>
+        </w:numPr>
+        <w:rPr>
+          <w:rFonts w:ascii="Times New Roman" w:hAnsi="Times New Roman" w:cs="Times New Roman"/>
+          <w:b/>
+          <w:sz w:val="24"/>
+          <w:szCs w:val="24"/>
+          <w:lang w:val="en-US"/>
+        </w:rPr>
+      </w:pPr>
+      <w:bookmarkStart w:id="0" w:name="_GoBack"/>
+      <w:bookmarkEnd w:id="0"/>
+      <w:r>
+        <w:rPr>
+          <w:rFonts w:ascii="Times New Roman" w:hAnsi="Times New Roman" w:cs="Times New Roman"/>
+          <w:b/>
+          <w:sz w:val="24"/>
+          <w:szCs w:val="24"/>
+          <w:lang w:val="en-US"/>
+        </w:rPr>
+        <w:br/>
+      </w:r>
+      <w:r>
+        <w:rPr>
+          <w:rFonts w:ascii="Times New Roman" w:hAnsi="Times New Roman" w:cs="Times New Roman"/>
+          <w:b/>
+          <w:sz w:val="24"/>
+          <w:szCs w:val="24"/>
+          <w:lang w:val="en-US"/>
+        </w:rPr>
+        <w:br/>
+      </w:r>
+      <w:r>
+        <w:rPr>
+          <w:rFonts w:ascii="Times New Roman" w:hAnsi="Times New Roman" w:cs="Times New Roman"/>
+          <w:b/>
+          <w:sz w:val="24"/>
+          <w:szCs w:val="24"/>
+          <w:lang w:val="en-US"/>
+        </w:rPr>
+        <w:br w:type="page"/>
+      </w:r>
+    </w:p>
+    <w:p>
+      <w:pPr>
         <w:spacing w:line="360" w:lineRule="auto"/>
         <w:jc w:val="center"/>
         <w:rPr>
@@ -22385,7 +28233,7 @@
         </w:rPr>
         <w:t> </w:t>
       </w:r>
-      <w:hyperlink r:id="rId51" w:tgtFrame="_blank" w:history="1">
+      <w:hyperlink r:id="rId53" w:tgtFrame="_blank" w:history="1">
         <w:r>
           <w:rPr>
             <w:rStyle w:val="Strong"/>
@@ -23197,7 +29045,7 @@
                     <pic:cNvPicPr/>
                   </pic:nvPicPr>
                   <pic:blipFill>
-                    <a:blip r:embed="rId52"/>
+                    <a:blip r:embed="rId54"/>
                     <a:stretch>
                       <a:fillRect/>
                     </a:stretch>
@@ -23593,7 +29441,7 @@
       </w:pPr>
     </w:p>
     <w:sectPr>
-      <w:headerReference w:type="default" r:id="rId53"/>
+      <w:headerReference w:type="default" r:id="rId55"/>
       <w:pgSz w:w="11906" w:h="16838"/>
       <w:pgMar w:top="1440" w:right="1440" w:bottom="1440" w:left="1440" w:header="283" w:footer="283" w:gutter="0"/>
       <w:cols w:space="708"/>
@@ -23895,8 +29743,8 @@
   <w:abstractNum w:abstractNumId="2" w15:restartNumberingAfterBreak="0">
     <w:nsid w:val="18437DE0"/>
     <w:multiLevelType w:val="hybridMultilevel"/>
-    <w:tmpl w:val="35F20FC0"/>
-    <w:lvl w:ilvl="0" w:tplc="A61294A6">
+    <w:tmpl w:val="C2EEBBE4"/>
+    <w:lvl w:ilvl="0" w:tplc="C248EAB2">
       <w:start w:val="1"/>
       <w:numFmt w:val="decimal"/>
       <w:lvlText w:val="%1."/>
@@ -24255,6 +30103,92 @@
     </w:lvl>
   </w:abstractNum>
   <w:abstractNum w:abstractNumId="6" w15:restartNumberingAfterBreak="0">
+    <w:nsid w:val="547D1263"/>
+    <w:multiLevelType w:val="hybridMultilevel"/>
+    <w:tmpl w:val="258852DE"/>
+    <w:lvl w:ilvl="0" w:tplc="4009000F">
+      <w:start w:val="1"/>
+      <w:numFmt w:val="decimal"/>
+      <w:lvlText w:val="%1."/>
+      <w:lvlJc w:val="left"/>
+      <w:pPr>
+        <w:ind w:left="720" w:hanging="360"/>
+      </w:pPr>
+    </w:lvl>
+    <w:lvl w:ilvl="1" w:tplc="40090019" w:tentative="1">
+      <w:start w:val="1"/>
+      <w:numFmt w:val="lowerLetter"/>
+      <w:lvlText w:val="%2."/>
+      <w:lvlJc w:val="left"/>
+      <w:pPr>
+        <w:ind w:left="1440" w:hanging="360"/>
+      </w:pPr>
+    </w:lvl>
+    <w:lvl w:ilvl="2" w:tplc="4009001B" w:tentative="1">
+      <w:start w:val="1"/>
+      <w:numFmt w:val="lowerRoman"/>
+      <w:lvlText w:val="%3."/>
+      <w:lvlJc w:val="right"/>
+      <w:pPr>
+        <w:ind w:left="2160" w:hanging="180"/>
+      </w:pPr>
+    </w:lvl>
+    <w:lvl w:ilvl="3" w:tplc="4009000F" w:tentative="1">
+      <w:start w:val="1"/>
+      <w:numFmt w:val="decimal"/>
+      <w:lvlText w:val="%4."/>
+      <w:lvlJc w:val="left"/>
+      <w:pPr>
+        <w:ind w:left="2880" w:hanging="360"/>
+      </w:pPr>
+    </w:lvl>
+    <w:lvl w:ilvl="4" w:tplc="40090019" w:tentative="1">
+      <w:start w:val="1"/>
+      <w:numFmt w:val="lowerLetter"/>
+      <w:lvlText w:val="%5."/>
+      <w:lvlJc w:val="left"/>
+      <w:pPr>
+        <w:ind w:left="3600" w:hanging="360"/>
+      </w:pPr>
+    </w:lvl>
+    <w:lvl w:ilvl="5" w:tplc="4009001B" w:tentative="1">
+      <w:start w:val="1"/>
+      <w:numFmt w:val="lowerRoman"/>
+      <w:lvlText w:val="%6."/>
+      <w:lvlJc w:val="right"/>
+      <w:pPr>
+        <w:ind w:left="4320" w:hanging="180"/>
+      </w:pPr>
+    </w:lvl>
+    <w:lvl w:ilvl="6" w:tplc="4009000F" w:tentative="1">
+      <w:start w:val="1"/>
+      <w:numFmt w:val="decimal"/>
+      <w:lvlText w:val="%7."/>
+      <w:lvlJc w:val="left"/>
+      <w:pPr>
+        <w:ind w:left="5040" w:hanging="360"/>
+      </w:pPr>
+    </w:lvl>
+    <w:lvl w:ilvl="7" w:tplc="40090019" w:tentative="1">
+      <w:start w:val="1"/>
+      <w:numFmt w:val="lowerLetter"/>
+      <w:lvlText w:val="%8."/>
+      <w:lvlJc w:val="left"/>
+      <w:pPr>
+        <w:ind w:left="5760" w:hanging="360"/>
+      </w:pPr>
+    </w:lvl>
+    <w:lvl w:ilvl="8" w:tplc="4009001B" w:tentative="1">
+      <w:start w:val="1"/>
+      <w:numFmt w:val="lowerRoman"/>
+      <w:lvlText w:val="%9."/>
+      <w:lvlJc w:val="right"/>
+      <w:pPr>
+        <w:ind w:left="6480" w:hanging="180"/>
+      </w:pPr>
+    </w:lvl>
+  </w:abstractNum>
+  <w:abstractNum w:abstractNumId="7" w15:restartNumberingAfterBreak="0">
     <w:nsid w:val="69EB305E"/>
     <w:multiLevelType w:val="hybridMultilevel"/>
     <w:tmpl w:val="893EB7B2"/>
@@ -24359,10 +30293,13 @@
     <w:abstractNumId w:val="1"/>
   </w:num>
   <w:num w:numId="6">
-    <w:abstractNumId w:val="6"/>
+    <w:abstractNumId w:val="7"/>
   </w:num>
   <w:num w:numId="7">
     <w:abstractNumId w:val="2"/>
+  </w:num>
+  <w:num w:numId="8">
+    <w:abstractNumId w:val="6"/>
   </w:num>
 </w:numbering>
 </file>
@@ -24764,6 +30701,7 @@
   <w:style w:type="character" w:default="1" w:styleId="DefaultParagraphFont">
     <w:name w:val="Default Paragraph Font"/>
     <w:uiPriority w:val="1"/>
+    <w:semiHidden/>
     <w:unhideWhenUsed/>
   </w:style>
   <w:style w:type="table" w:default="1" w:styleId="TableNormal">
